--- a/data/activities.docx
+++ b/data/activities.docx
@@ -38212,18 +38212,4263 @@
                 <w:between w:space="0" w:sz="0" w:val="nil"/>
               </w:pBdr>
               <w:shd w:fill="auto" w:val="clear"/>
+              <w:bidi w:val="1"/>
               <w:spacing w:after="0" w:before="0" w:line="240" w:lineRule="auto"/>
               <w:ind w:left="0" w:right="0" w:firstLine="0"/>
-              <w:jc w:val="center"/>
-              <w:rPr>
+              <w:jc w:val="left"/>
+              <w:rPr>
+                <w:b w:val="1"/>
+                <w:bCs w:val="1"/>
                 <w:sz w:val="26"/>
                 <w:szCs w:val="26"/>
               </w:rPr>
             </w:pPr>
             <w:r>
               <w:rPr>
+                <w:b w:val="1"/>
+                <w:bCs w:val="1"/>
+                <w:sz w:val="26"/>
+                <w:szCs w:val="26"/>
+                <w:rtl w:val="1"/>
+              </w:rPr>
+              <w:t xml:space="preserve">פעילות</w:t>
+            </w:r>
+            <w:r>
+              <w:rPr>
+                <w:b w:val="1"/>
+                <w:bCs w:val="1"/>
+                <w:sz w:val="26"/>
+                <w:szCs w:val="26"/>
+                <w:rtl w:val="1"/>
+              </w:rPr>
+              <w:t xml:space="preserve"> 1: </w:t>
+            </w:r>
+            <w:r>
+              <w:rPr>
+                <w:b w:val="1"/>
+                <w:bCs w:val="1"/>
+                <w:sz w:val="26"/>
+                <w:szCs w:val="26"/>
+                <w:rtl w:val="1"/>
+              </w:rPr>
+              <w:t xml:space="preserve">מה</w:t>
+            </w:r>
+            <w:r>
+              <w:rPr>
+                <w:b w:val="1"/>
+                <w:bCs w:val="1"/>
+                <w:sz w:val="26"/>
+                <w:szCs w:val="26"/>
+                <w:rtl w:val="1"/>
+              </w:rPr>
+              <w:t xml:space="preserve"> </w:t>
+            </w:r>
+            <w:r>
+              <w:rPr>
+                <w:b w:val="1"/>
+                <w:bCs w:val="1"/>
+                <w:sz w:val="26"/>
+                <w:szCs w:val="26"/>
+                <w:rtl w:val="1"/>
+              </w:rPr>
+              <w:t xml:space="preserve">מסתתר</w:t>
+            </w:r>
+            <w:r>
+              <w:rPr>
+                <w:b w:val="1"/>
+                <w:bCs w:val="1"/>
+                <w:sz w:val="26"/>
+                <w:szCs w:val="26"/>
+                <w:rtl w:val="1"/>
+              </w:rPr>
+              <w:t xml:space="preserve"> </w:t>
+            </w:r>
+            <w:r>
+              <w:rPr>
+                <w:b w:val="1"/>
+                <w:bCs w:val="1"/>
+                <w:sz w:val="26"/>
+                <w:szCs w:val="26"/>
+                <w:rtl w:val="1"/>
+              </w:rPr>
+              <w:t xml:space="preserve">מאחורי</w:t>
+            </w:r>
+            <w:r>
+              <w:rPr>
+                <w:b w:val="1"/>
+                <w:bCs w:val="1"/>
+                <w:sz w:val="26"/>
+                <w:szCs w:val="26"/>
+                <w:rtl w:val="1"/>
+              </w:rPr>
+              <w:t xml:space="preserve"> </w:t>
+            </w:r>
+            <w:r>
+              <w:rPr>
+                <w:b w:val="1"/>
+                <w:bCs w:val="1"/>
+                <w:sz w:val="26"/>
+                <w:szCs w:val="26"/>
+                <w:rtl w:val="1"/>
+              </w:rPr>
+              <w:t xml:space="preserve">הקוצים</w:t>
+            </w:r>
+            <w:r>
+              <w:rPr>
+                <w:b w:val="1"/>
+                <w:bCs w:val="1"/>
+                <w:sz w:val="26"/>
+                <w:szCs w:val="26"/>
+                <w:rtl w:val="1"/>
+              </w:rPr>
+              <w:t xml:space="preserve">?</w:t>
+            </w:r>
+          </w:p>
+          <w:p>
+            <w:pPr>
+              <w:keepNext w:val="0"/>
+              <w:keepLines w:val="0"/>
+              <w:pageBreakBefore w:val="0"/>
+              <w:widowControl w:val="0"/>
+              <w:pBdr>
+                <w:top w:space="0" w:sz="0" w:val="nil"/>
+                <w:left w:space="0" w:sz="0" w:val="nil"/>
+                <w:bottom w:space="0" w:sz="0" w:val="nil"/>
+                <w:right w:space="0" w:sz="0" w:val="nil"/>
+                <w:between w:space="0" w:sz="0" w:val="nil"/>
+              </w:pBdr>
+              <w:shd w:fill="auto" w:val="clear"/>
+              <w:bidi w:val="1"/>
+              <w:spacing w:after="0" w:before="0" w:line="240" w:lineRule="auto"/>
+              <w:ind w:left="0" w:right="0" w:firstLine="0"/>
+              <w:jc w:val="left"/>
+              <w:rPr>
+                <w:sz w:val="26"/>
+                <w:szCs w:val="26"/>
+              </w:rPr>
+            </w:pPr>
+            <w:r>
+              <w:rPr>
                 <w:rtl w:val="0"/>
               </w:rPr>
+            </w:r>
+          </w:p>
+          <w:p>
+            <w:pPr>
+              <w:widowControl w:val="0"/>
+              <w:shd w:fill="ffffff" w:val="clear"/>
+              <w:bidi w:val="1"/>
+              <w:spacing w:after="240" w:before="240" w:line="331.2" w:lineRule="auto"/>
+              <w:rPr>
+                <w:sz w:val="26"/>
+                <w:szCs w:val="26"/>
+              </w:rPr>
+            </w:pPr>
+            <w:r>
+              <w:rPr>
+                <w:color w:val="222222"/>
+                <w:sz w:val="24"/>
+                <w:szCs w:val="24"/>
+                <w:highlight w:val="white"/>
+                <w:rtl w:val="1"/>
+              </w:rPr>
+              <w:t xml:space="preserve">מה</w:t>
+            </w:r>
+            <w:r>
+              <w:rPr>
+                <w:color w:val="222222"/>
+                <w:sz w:val="24"/>
+                <w:szCs w:val="24"/>
+                <w:highlight w:val="white"/>
+                <w:rtl w:val="1"/>
+              </w:rPr>
+              <w:t xml:space="preserve"> </w:t>
+            </w:r>
+            <w:r>
+              <w:rPr>
+                <w:color w:val="222222"/>
+                <w:sz w:val="24"/>
+                <w:szCs w:val="24"/>
+                <w:highlight w:val="white"/>
+                <w:rtl w:val="1"/>
+              </w:rPr>
+              <w:t xml:space="preserve">דעתכם</w:t>
+            </w:r>
+            <w:r>
+              <w:rPr>
+                <w:color w:val="222222"/>
+                <w:sz w:val="24"/>
+                <w:szCs w:val="24"/>
+                <w:highlight w:val="white"/>
+                <w:rtl w:val="1"/>
+              </w:rPr>
+              <w:t xml:space="preserve"> </w:t>
+            </w:r>
+            <w:r>
+              <w:rPr>
+                <w:color w:val="222222"/>
+                <w:sz w:val="24"/>
+                <w:szCs w:val="24"/>
+                <w:highlight w:val="white"/>
+                <w:rtl w:val="1"/>
+              </w:rPr>
+              <w:t xml:space="preserve">על</w:t>
+            </w:r>
+            <w:r>
+              <w:rPr>
+                <w:color w:val="222222"/>
+                <w:sz w:val="24"/>
+                <w:szCs w:val="24"/>
+                <w:highlight w:val="white"/>
+                <w:rtl w:val="1"/>
+              </w:rPr>
+              <w:t xml:space="preserve"> </w:t>
+            </w:r>
+            <w:r>
+              <w:rPr>
+                <w:color w:val="222222"/>
+                <w:sz w:val="24"/>
+                <w:szCs w:val="24"/>
+                <w:highlight w:val="white"/>
+                <w:rtl w:val="1"/>
+              </w:rPr>
+              <w:t xml:space="preserve">השושנה</w:t>
+            </w:r>
+            <w:r>
+              <w:rPr>
+                <w:color w:val="222222"/>
+                <w:sz w:val="24"/>
+                <w:szCs w:val="24"/>
+                <w:highlight w:val="white"/>
+                <w:rtl w:val="1"/>
+              </w:rPr>
+              <w:t xml:space="preserve">? </w:t>
+            </w:r>
+            <w:r>
+              <w:rPr>
+                <w:color w:val="222222"/>
+                <w:sz w:val="24"/>
+                <w:szCs w:val="24"/>
+                <w:highlight w:val="white"/>
+                <w:rtl w:val="1"/>
+              </w:rPr>
+              <w:t xml:space="preserve">אילו</w:t>
+            </w:r>
+            <w:r>
+              <w:rPr>
+                <w:color w:val="222222"/>
+                <w:sz w:val="24"/>
+                <w:szCs w:val="24"/>
+                <w:highlight w:val="white"/>
+                <w:rtl w:val="1"/>
+              </w:rPr>
+              <w:t xml:space="preserve"> </w:t>
+            </w:r>
+            <w:r>
+              <w:rPr>
+                <w:color w:val="222222"/>
+                <w:sz w:val="24"/>
+                <w:szCs w:val="24"/>
+                <w:highlight w:val="white"/>
+                <w:rtl w:val="1"/>
+              </w:rPr>
+              <w:t xml:space="preserve">תכונות</w:t>
+            </w:r>
+            <w:r>
+              <w:rPr>
+                <w:color w:val="222222"/>
+                <w:sz w:val="24"/>
+                <w:szCs w:val="24"/>
+                <w:highlight w:val="white"/>
+                <w:rtl w:val="1"/>
+              </w:rPr>
+              <w:t xml:space="preserve"> </w:t>
+            </w:r>
+            <w:r>
+              <w:rPr>
+                <w:color w:val="222222"/>
+                <w:sz w:val="24"/>
+                <w:szCs w:val="24"/>
+                <w:highlight w:val="white"/>
+                <w:rtl w:val="1"/>
+              </w:rPr>
+              <w:t xml:space="preserve">אופי</w:t>
+            </w:r>
+            <w:r>
+              <w:rPr>
+                <w:color w:val="222222"/>
+                <w:sz w:val="24"/>
+                <w:szCs w:val="24"/>
+                <w:highlight w:val="white"/>
+                <w:rtl w:val="1"/>
+              </w:rPr>
+              <w:t xml:space="preserve"> </w:t>
+            </w:r>
+            <w:r>
+              <w:rPr>
+                <w:color w:val="222222"/>
+                <w:sz w:val="24"/>
+                <w:szCs w:val="24"/>
+                <w:highlight w:val="white"/>
+                <w:rtl w:val="1"/>
+              </w:rPr>
+              <w:t xml:space="preserve">ניתן</w:t>
+            </w:r>
+            <w:r>
+              <w:rPr>
+                <w:color w:val="222222"/>
+                <w:sz w:val="24"/>
+                <w:szCs w:val="24"/>
+                <w:highlight w:val="white"/>
+                <w:rtl w:val="1"/>
+              </w:rPr>
+              <w:t xml:space="preserve"> </w:t>
+            </w:r>
+            <w:r>
+              <w:rPr>
+                <w:color w:val="222222"/>
+                <w:sz w:val="24"/>
+                <w:szCs w:val="24"/>
+                <w:highlight w:val="white"/>
+                <w:rtl w:val="1"/>
+              </w:rPr>
+              <w:t xml:space="preserve">לייחס</w:t>
+            </w:r>
+            <w:r>
+              <w:rPr>
+                <w:color w:val="222222"/>
+                <w:sz w:val="24"/>
+                <w:szCs w:val="24"/>
+                <w:highlight w:val="white"/>
+                <w:rtl w:val="1"/>
+              </w:rPr>
+              <w:t xml:space="preserve"> </w:t>
+            </w:r>
+            <w:r>
+              <w:rPr>
+                <w:color w:val="222222"/>
+                <w:sz w:val="24"/>
+                <w:szCs w:val="24"/>
+                <w:highlight w:val="white"/>
+                <w:rtl w:val="1"/>
+              </w:rPr>
+              <w:t xml:space="preserve">לה</w:t>
+            </w:r>
+            <w:r>
+              <w:rPr>
+                <w:color w:val="222222"/>
+                <w:sz w:val="24"/>
+                <w:szCs w:val="24"/>
+                <w:highlight w:val="white"/>
+                <w:rtl w:val="1"/>
+              </w:rPr>
+              <w:t xml:space="preserve">? </w:t>
+            </w:r>
+            <w:r>
+              <w:rPr>
+                <w:rtl w:val="0"/>
+              </w:rPr>
+            </w:r>
+          </w:p>
+          <w:p>
+            <w:pPr>
+              <w:widowControl w:val="0"/>
+              <w:bidi w:val="1"/>
+              <w:spacing w:after="240" w:before="240" w:line="240" w:lineRule="auto"/>
+              <w:rPr>
+                <w:sz w:val="26"/>
+                <w:szCs w:val="26"/>
+              </w:rPr>
+            </w:pPr>
+            <w:r>
+              <w:rPr>
+                <w:sz w:val="26"/>
+                <w:szCs w:val="26"/>
+                <w:rtl w:val="1"/>
+              </w:rPr>
+              <w:t xml:space="preserve">השושנה</w:t>
+            </w:r>
+            <w:r>
+              <w:rPr>
+                <w:sz w:val="26"/>
+                <w:szCs w:val="26"/>
+                <w:rtl w:val="1"/>
+              </w:rPr>
+              <w:t xml:space="preserve"> </w:t>
+            </w:r>
+            <w:r>
+              <w:rPr>
+                <w:sz w:val="26"/>
+                <w:szCs w:val="26"/>
+                <w:rtl w:val="1"/>
+              </w:rPr>
+              <w:t xml:space="preserve">של</w:t>
+            </w:r>
+            <w:r>
+              <w:rPr>
+                <w:sz w:val="26"/>
+                <w:szCs w:val="26"/>
+                <w:rtl w:val="1"/>
+              </w:rPr>
+              <w:t xml:space="preserve"> </w:t>
+            </w:r>
+            <w:r>
+              <w:rPr>
+                <w:sz w:val="26"/>
+                <w:szCs w:val="26"/>
+                <w:rtl w:val="1"/>
+              </w:rPr>
+              <w:t xml:space="preserve">הנסיך</w:t>
+            </w:r>
+            <w:r>
+              <w:rPr>
+                <w:sz w:val="26"/>
+                <w:szCs w:val="26"/>
+                <w:rtl w:val="1"/>
+              </w:rPr>
+              <w:t xml:space="preserve"> </w:t>
+            </w:r>
+            <w:r>
+              <w:rPr>
+                <w:sz w:val="26"/>
+                <w:szCs w:val="26"/>
+                <w:rtl w:val="1"/>
+              </w:rPr>
+              <w:t xml:space="preserve">הקטן</w:t>
+            </w:r>
+            <w:r>
+              <w:rPr>
+                <w:sz w:val="26"/>
+                <w:szCs w:val="26"/>
+                <w:rtl w:val="1"/>
+              </w:rPr>
+              <w:t xml:space="preserve"> </w:t>
+            </w:r>
+            <w:r>
+              <w:rPr>
+                <w:sz w:val="26"/>
+                <w:szCs w:val="26"/>
+                <w:rtl w:val="1"/>
+              </w:rPr>
+              <w:t xml:space="preserve">נראית</w:t>
+            </w:r>
+            <w:r>
+              <w:rPr>
+                <w:sz w:val="26"/>
+                <w:szCs w:val="26"/>
+                <w:rtl w:val="1"/>
+              </w:rPr>
+              <w:t xml:space="preserve"> </w:t>
+            </w:r>
+            <w:r>
+              <w:rPr>
+                <w:sz w:val="26"/>
+                <w:szCs w:val="26"/>
+                <w:rtl w:val="1"/>
+              </w:rPr>
+              <w:t xml:space="preserve">לפעמים</w:t>
+            </w:r>
+            <w:r>
+              <w:rPr>
+                <w:sz w:val="26"/>
+                <w:szCs w:val="26"/>
+                <w:rtl w:val="1"/>
+              </w:rPr>
+              <w:t xml:space="preserve"> </w:t>
+            </w:r>
+            <w:r>
+              <w:rPr>
+                <w:sz w:val="26"/>
+                <w:szCs w:val="26"/>
+                <w:rtl w:val="1"/>
+              </w:rPr>
+              <w:t xml:space="preserve">יהירה</w:t>
+            </w:r>
+            <w:r>
+              <w:rPr>
+                <w:sz w:val="26"/>
+                <w:szCs w:val="26"/>
+                <w:rtl w:val="1"/>
+              </w:rPr>
+              <w:t xml:space="preserve">, </w:t>
+            </w:r>
+            <w:r>
+              <w:rPr>
+                <w:sz w:val="26"/>
+                <w:szCs w:val="26"/>
+                <w:rtl w:val="1"/>
+              </w:rPr>
+              <w:t xml:space="preserve">מפונקת</w:t>
+            </w:r>
+            <w:r>
+              <w:rPr>
+                <w:sz w:val="26"/>
+                <w:szCs w:val="26"/>
+                <w:rtl w:val="1"/>
+              </w:rPr>
+              <w:t xml:space="preserve"> </w:t>
+            </w:r>
+            <w:r>
+              <w:rPr>
+                <w:sz w:val="26"/>
+                <w:szCs w:val="26"/>
+                <w:rtl w:val="1"/>
+              </w:rPr>
+              <w:t xml:space="preserve">ותובענית</w:t>
+            </w:r>
+            <w:r>
+              <w:rPr>
+                <w:sz w:val="26"/>
+                <w:szCs w:val="26"/>
+                <w:rtl w:val="1"/>
+              </w:rPr>
+              <w:t xml:space="preserve">, </w:t>
+            </w:r>
+            <w:r>
+              <w:rPr>
+                <w:sz w:val="26"/>
+                <w:szCs w:val="26"/>
+                <w:rtl w:val="1"/>
+              </w:rPr>
+              <w:t xml:space="preserve">אבל</w:t>
+            </w:r>
+            <w:r>
+              <w:rPr>
+                <w:sz w:val="26"/>
+                <w:szCs w:val="26"/>
+                <w:rtl w:val="1"/>
+              </w:rPr>
+              <w:t xml:space="preserve"> </w:t>
+            </w:r>
+            <w:r>
+              <w:rPr>
+                <w:sz w:val="26"/>
+                <w:szCs w:val="26"/>
+                <w:rtl w:val="1"/>
+              </w:rPr>
+              <w:t xml:space="preserve">ככל</w:t>
+            </w:r>
+            <w:r>
+              <w:rPr>
+                <w:sz w:val="26"/>
+                <w:szCs w:val="26"/>
+                <w:rtl w:val="1"/>
+              </w:rPr>
+              <w:t xml:space="preserve"> </w:t>
+            </w:r>
+            <w:r>
+              <w:rPr>
+                <w:sz w:val="26"/>
+                <w:szCs w:val="26"/>
+                <w:rtl w:val="1"/>
+              </w:rPr>
+              <w:t xml:space="preserve">שמכירים</w:t>
+            </w:r>
+            <w:r>
+              <w:rPr>
+                <w:sz w:val="26"/>
+                <w:szCs w:val="26"/>
+                <w:rtl w:val="1"/>
+              </w:rPr>
+              <w:t xml:space="preserve"> </w:t>
+            </w:r>
+            <w:r>
+              <w:rPr>
+                <w:sz w:val="26"/>
+                <w:szCs w:val="26"/>
+                <w:rtl w:val="1"/>
+              </w:rPr>
+              <w:t xml:space="preserve">אותה</w:t>
+            </w:r>
+            <w:r>
+              <w:rPr>
+                <w:sz w:val="26"/>
+                <w:szCs w:val="26"/>
+                <w:rtl w:val="1"/>
+              </w:rPr>
+              <w:t xml:space="preserve"> </w:t>
+            </w:r>
+            <w:r>
+              <w:rPr>
+                <w:sz w:val="26"/>
+                <w:szCs w:val="26"/>
+                <w:rtl w:val="1"/>
+              </w:rPr>
+              <w:t xml:space="preserve">מגלים</w:t>
+            </w:r>
+            <w:r>
+              <w:rPr>
+                <w:sz w:val="26"/>
+                <w:szCs w:val="26"/>
+                <w:rtl w:val="1"/>
+              </w:rPr>
+              <w:t xml:space="preserve"> </w:t>
+            </w:r>
+            <w:r>
+              <w:rPr>
+                <w:sz w:val="26"/>
+                <w:szCs w:val="26"/>
+                <w:rtl w:val="1"/>
+              </w:rPr>
+              <w:t xml:space="preserve">גם</w:t>
+            </w:r>
+            <w:r>
+              <w:rPr>
+                <w:sz w:val="26"/>
+                <w:szCs w:val="26"/>
+                <w:rtl w:val="1"/>
+              </w:rPr>
+              <w:t xml:space="preserve"> </w:t>
+            </w:r>
+            <w:r>
+              <w:rPr>
+                <w:sz w:val="26"/>
+                <w:szCs w:val="26"/>
+                <w:rtl w:val="1"/>
+              </w:rPr>
+              <w:t xml:space="preserve">רגישות</w:t>
+            </w:r>
+            <w:r>
+              <w:rPr>
+                <w:sz w:val="26"/>
+                <w:szCs w:val="26"/>
+                <w:rtl w:val="1"/>
+              </w:rPr>
+              <w:t xml:space="preserve">, </w:t>
+            </w:r>
+            <w:r>
+              <w:rPr>
+                <w:sz w:val="26"/>
+                <w:szCs w:val="26"/>
+                <w:rtl w:val="1"/>
+              </w:rPr>
+              <w:t xml:space="preserve">פחד</w:t>
+            </w:r>
+            <w:r>
+              <w:rPr>
+                <w:sz w:val="26"/>
+                <w:szCs w:val="26"/>
+                <w:rtl w:val="1"/>
+              </w:rPr>
+              <w:t xml:space="preserve">, </w:t>
+            </w:r>
+            <w:r>
+              <w:rPr>
+                <w:sz w:val="26"/>
+                <w:szCs w:val="26"/>
+                <w:rtl w:val="1"/>
+              </w:rPr>
+              <w:t xml:space="preserve">אהבה</w:t>
+            </w:r>
+            <w:r>
+              <w:rPr>
+                <w:sz w:val="26"/>
+                <w:szCs w:val="26"/>
+                <w:rtl w:val="1"/>
+              </w:rPr>
+              <w:t xml:space="preserve"> </w:t>
+            </w:r>
+            <w:r>
+              <w:rPr>
+                <w:sz w:val="26"/>
+                <w:szCs w:val="26"/>
+                <w:rtl w:val="1"/>
+              </w:rPr>
+              <w:t xml:space="preserve">וצורך</w:t>
+            </w:r>
+            <w:r>
+              <w:rPr>
+                <w:sz w:val="26"/>
+                <w:szCs w:val="26"/>
+                <w:rtl w:val="1"/>
+              </w:rPr>
+              <w:t xml:space="preserve"> </w:t>
+            </w:r>
+            <w:r>
+              <w:rPr>
+                <w:sz w:val="26"/>
+                <w:szCs w:val="26"/>
+                <w:rtl w:val="1"/>
+              </w:rPr>
+              <w:t xml:space="preserve">שיאהבו</w:t>
+            </w:r>
+            <w:r>
+              <w:rPr>
+                <w:sz w:val="26"/>
+                <w:szCs w:val="26"/>
+                <w:rtl w:val="1"/>
+              </w:rPr>
+              <w:t xml:space="preserve"> </w:t>
+            </w:r>
+            <w:r>
+              <w:rPr>
+                <w:sz w:val="26"/>
+                <w:szCs w:val="26"/>
+                <w:rtl w:val="1"/>
+              </w:rPr>
+              <w:t xml:space="preserve">אותה</w:t>
+            </w:r>
+            <w:r>
+              <w:rPr>
+                <w:sz w:val="26"/>
+                <w:szCs w:val="26"/>
+                <w:rtl w:val="1"/>
+              </w:rPr>
+              <w:t xml:space="preserve">. </w:t>
+            </w:r>
+            <w:r>
+              <w:rPr>
+                <w:sz w:val="26"/>
+                <w:szCs w:val="26"/>
+                <w:rtl w:val="1"/>
+              </w:rPr>
+              <w:t xml:space="preserve">האם</w:t>
+            </w:r>
+            <w:r>
+              <w:rPr>
+                <w:sz w:val="26"/>
+                <w:szCs w:val="26"/>
+                <w:rtl w:val="1"/>
+              </w:rPr>
+              <w:t xml:space="preserve"> </w:t>
+            </w:r>
+            <w:r>
+              <w:rPr>
+                <w:sz w:val="26"/>
+                <w:szCs w:val="26"/>
+                <w:rtl w:val="1"/>
+              </w:rPr>
+              <w:t xml:space="preserve">גם</w:t>
+            </w:r>
+            <w:r>
+              <w:rPr>
+                <w:sz w:val="26"/>
+                <w:szCs w:val="26"/>
+                <w:rtl w:val="1"/>
+              </w:rPr>
+              <w:t xml:space="preserve"> </w:t>
+            </w:r>
+            <w:r>
+              <w:rPr>
+                <w:sz w:val="26"/>
+                <w:szCs w:val="26"/>
+                <w:rtl w:val="1"/>
+              </w:rPr>
+              <w:t xml:space="preserve">בני</w:t>
+            </w:r>
+            <w:r>
+              <w:rPr>
+                <w:sz w:val="26"/>
+                <w:szCs w:val="26"/>
+                <w:rtl w:val="1"/>
+              </w:rPr>
+              <w:t xml:space="preserve"> </w:t>
+            </w:r>
+            <w:r>
+              <w:rPr>
+                <w:sz w:val="26"/>
+                <w:szCs w:val="26"/>
+                <w:rtl w:val="1"/>
+              </w:rPr>
+              <w:t xml:space="preserve">אדם</w:t>
+            </w:r>
+            <w:r>
+              <w:rPr>
+                <w:sz w:val="26"/>
+                <w:szCs w:val="26"/>
+                <w:rtl w:val="1"/>
+              </w:rPr>
+              <w:t xml:space="preserve"> </w:t>
+            </w:r>
+            <w:r>
+              <w:rPr>
+                <w:sz w:val="26"/>
+                <w:szCs w:val="26"/>
+                <w:rtl w:val="1"/>
+              </w:rPr>
+              <w:t xml:space="preserve">הם</w:t>
+            </w:r>
+            <w:r>
+              <w:rPr>
+                <w:sz w:val="26"/>
+                <w:szCs w:val="26"/>
+                <w:rtl w:val="1"/>
+              </w:rPr>
+              <w:t xml:space="preserve"> </w:t>
+            </w:r>
+            <w:r>
+              <w:rPr>
+                <w:sz w:val="26"/>
+                <w:szCs w:val="26"/>
+                <w:rtl w:val="1"/>
+              </w:rPr>
+              <w:t xml:space="preserve">לפעמים</w:t>
+            </w:r>
+            <w:r>
+              <w:rPr>
+                <w:sz w:val="26"/>
+                <w:szCs w:val="26"/>
+                <w:rtl w:val="1"/>
+              </w:rPr>
+              <w:t xml:space="preserve"> </w:t>
+            </w:r>
+            <w:r>
+              <w:rPr>
+                <w:sz w:val="26"/>
+                <w:szCs w:val="26"/>
+                <w:rtl w:val="1"/>
+              </w:rPr>
+              <w:t xml:space="preserve">כאלה</w:t>
+            </w:r>
+            <w:r>
+              <w:rPr>
+                <w:sz w:val="26"/>
+                <w:szCs w:val="26"/>
+                <w:rtl w:val="1"/>
+              </w:rPr>
+              <w:t xml:space="preserve">?</w:t>
+            </w:r>
+          </w:p>
+          <w:p>
+            <w:pPr>
+              <w:widowControl w:val="0"/>
+              <w:bidi w:val="1"/>
+              <w:spacing w:after="240" w:before="240" w:line="240" w:lineRule="auto"/>
+              <w:rPr>
+                <w:sz w:val="26"/>
+                <w:szCs w:val="26"/>
+              </w:rPr>
+            </w:pPr>
+            <w:r>
+              <w:rPr>
+                <w:sz w:val="26"/>
+                <w:szCs w:val="26"/>
+                <w:rtl w:val="1"/>
+              </w:rPr>
+              <w:t xml:space="preserve">בחרו</w:t>
+            </w:r>
+            <w:r>
+              <w:rPr>
+                <w:sz w:val="26"/>
+                <w:szCs w:val="26"/>
+                <w:rtl w:val="1"/>
+              </w:rPr>
+              <w:t xml:space="preserve"> </w:t>
+            </w:r>
+            <w:r>
+              <w:rPr>
+                <w:sz w:val="26"/>
+                <w:szCs w:val="26"/>
+                <w:rtl w:val="1"/>
+              </w:rPr>
+              <w:t xml:space="preserve">אדם</w:t>
+            </w:r>
+            <w:r>
+              <w:rPr>
+                <w:sz w:val="26"/>
+                <w:szCs w:val="26"/>
+                <w:rtl w:val="1"/>
+              </w:rPr>
+              <w:t xml:space="preserve"> </w:t>
+            </w:r>
+            <w:r>
+              <w:rPr>
+                <w:sz w:val="26"/>
+                <w:szCs w:val="26"/>
+                <w:rtl w:val="1"/>
+              </w:rPr>
+              <w:t xml:space="preserve">שאתם</w:t>
+            </w:r>
+            <w:r>
+              <w:rPr>
+                <w:sz w:val="26"/>
+                <w:szCs w:val="26"/>
+                <w:rtl w:val="1"/>
+              </w:rPr>
+              <w:t xml:space="preserve"> </w:t>
+            </w:r>
+            <w:r>
+              <w:rPr>
+                <w:sz w:val="26"/>
+                <w:szCs w:val="26"/>
+                <w:rtl w:val="1"/>
+              </w:rPr>
+              <w:t xml:space="preserve">מכירים</w:t>
+            </w:r>
+            <w:r>
+              <w:rPr>
+                <w:sz w:val="26"/>
+                <w:szCs w:val="26"/>
+                <w:rtl w:val="1"/>
+              </w:rPr>
+              <w:t xml:space="preserve"> </w:t>
+            </w:r>
+            <w:r>
+              <w:rPr>
+                <w:sz w:val="26"/>
+                <w:szCs w:val="26"/>
+                <w:rtl w:val="1"/>
+              </w:rPr>
+              <w:t xml:space="preserve">היטב</w:t>
+            </w:r>
+            <w:r>
+              <w:rPr>
+                <w:sz w:val="26"/>
+                <w:szCs w:val="26"/>
+                <w:rtl w:val="1"/>
+              </w:rPr>
+              <w:t xml:space="preserve"> - </w:t>
+            </w:r>
+            <w:r>
+              <w:rPr>
+                <w:sz w:val="26"/>
+                <w:szCs w:val="26"/>
+                <w:rtl w:val="1"/>
+              </w:rPr>
+              <w:t xml:space="preserve">או</w:t>
+            </w:r>
+            <w:r>
+              <w:rPr>
+                <w:sz w:val="26"/>
+                <w:szCs w:val="26"/>
+                <w:rtl w:val="1"/>
+              </w:rPr>
+              <w:t xml:space="preserve"> </w:t>
+            </w:r>
+            <w:r>
+              <w:rPr>
+                <w:sz w:val="26"/>
+                <w:szCs w:val="26"/>
+                <w:rtl w:val="1"/>
+              </w:rPr>
+              <w:t xml:space="preserve">דמות</w:t>
+            </w:r>
+            <w:r>
+              <w:rPr>
+                <w:sz w:val="26"/>
+                <w:szCs w:val="26"/>
+                <w:rtl w:val="1"/>
+              </w:rPr>
+              <w:t xml:space="preserve"> </w:t>
+            </w:r>
+            <w:r>
+              <w:rPr>
+                <w:sz w:val="26"/>
+                <w:szCs w:val="26"/>
+                <w:rtl w:val="1"/>
+              </w:rPr>
+              <w:t xml:space="preserve">מספר</w:t>
+            </w:r>
+            <w:r>
+              <w:rPr>
+                <w:sz w:val="26"/>
+                <w:szCs w:val="26"/>
+                <w:rtl w:val="1"/>
+              </w:rPr>
+              <w:t xml:space="preserve">, </w:t>
+            </w:r>
+            <w:r>
+              <w:rPr>
+                <w:sz w:val="26"/>
+                <w:szCs w:val="26"/>
+                <w:rtl w:val="1"/>
+              </w:rPr>
+              <w:t xml:space="preserve">מסרט</w:t>
+            </w:r>
+            <w:r>
+              <w:rPr>
+                <w:sz w:val="26"/>
+                <w:szCs w:val="26"/>
+                <w:rtl w:val="1"/>
+              </w:rPr>
+              <w:t xml:space="preserve"> </w:t>
+            </w:r>
+            <w:r>
+              <w:rPr>
+                <w:sz w:val="26"/>
+                <w:szCs w:val="26"/>
+                <w:rtl w:val="1"/>
+              </w:rPr>
+              <w:t xml:space="preserve">או</w:t>
+            </w:r>
+            <w:r>
+              <w:rPr>
+                <w:sz w:val="26"/>
+                <w:szCs w:val="26"/>
+                <w:rtl w:val="1"/>
+              </w:rPr>
+              <w:t xml:space="preserve"> </w:t>
+            </w:r>
+            <w:r>
+              <w:rPr>
+                <w:sz w:val="26"/>
+                <w:szCs w:val="26"/>
+                <w:rtl w:val="1"/>
+              </w:rPr>
+              <w:t xml:space="preserve">מההיסטוריה</w:t>
+            </w:r>
+            <w:r>
+              <w:rPr>
+                <w:sz w:val="26"/>
+                <w:szCs w:val="26"/>
+                <w:rtl w:val="1"/>
+              </w:rPr>
+              <w:t xml:space="preserve">. </w:t>
+            </w:r>
+            <w:r>
+              <w:rPr>
+                <w:sz w:val="26"/>
+                <w:szCs w:val="26"/>
+                <w:rtl w:val="1"/>
+              </w:rPr>
+              <w:t xml:space="preserve">כתבו</w:t>
+            </w:r>
+            <w:r>
+              <w:rPr>
+                <w:sz w:val="26"/>
+                <w:szCs w:val="26"/>
+                <w:rtl w:val="1"/>
+              </w:rPr>
+              <w:t xml:space="preserve"> </w:t>
+            </w:r>
+            <w:r>
+              <w:rPr>
+                <w:sz w:val="26"/>
+                <w:szCs w:val="26"/>
+                <w:rtl w:val="1"/>
+              </w:rPr>
+              <w:t xml:space="preserve">שתי</w:t>
+            </w:r>
+            <w:r>
+              <w:rPr>
+                <w:sz w:val="26"/>
+                <w:szCs w:val="26"/>
+                <w:rtl w:val="1"/>
+              </w:rPr>
+              <w:t xml:space="preserve"> </w:t>
+            </w:r>
+            <w:r>
+              <w:rPr>
+                <w:sz w:val="26"/>
+                <w:szCs w:val="26"/>
+                <w:rtl w:val="1"/>
+              </w:rPr>
+              <w:t xml:space="preserve">רשימות</w:t>
+            </w:r>
+            <w:r>
+              <w:rPr>
+                <w:sz w:val="26"/>
+                <w:szCs w:val="26"/>
+                <w:rtl w:val="1"/>
+              </w:rPr>
+              <w:t xml:space="preserve">: </w:t>
+            </w:r>
+            <w:r>
+              <w:rPr>
+                <w:b w:val="1"/>
+                <w:bCs w:val="1"/>
+                <w:sz w:val="26"/>
+                <w:szCs w:val="26"/>
+                <w:rtl w:val="1"/>
+              </w:rPr>
+              <w:t xml:space="preserve">איך</w:t>
+            </w:r>
+            <w:r>
+              <w:rPr>
+                <w:b w:val="1"/>
+                <w:bCs w:val="1"/>
+                <w:sz w:val="26"/>
+                <w:szCs w:val="26"/>
+                <w:rtl w:val="1"/>
+              </w:rPr>
+              <w:t xml:space="preserve"> </w:t>
+            </w:r>
+            <w:r>
+              <w:rPr>
+                <w:b w:val="1"/>
+                <w:bCs w:val="1"/>
+                <w:sz w:val="26"/>
+                <w:szCs w:val="26"/>
+                <w:rtl w:val="1"/>
+              </w:rPr>
+              <w:t xml:space="preserve">הוא</w:t>
+            </w:r>
+            <w:r>
+              <w:rPr>
+                <w:b w:val="1"/>
+                <w:bCs w:val="1"/>
+                <w:sz w:val="26"/>
+                <w:szCs w:val="26"/>
+                <w:rtl w:val="1"/>
+              </w:rPr>
+              <w:t xml:space="preserve"> </w:t>
+            </w:r>
+            <w:r>
+              <w:rPr>
+                <w:b w:val="1"/>
+                <w:bCs w:val="1"/>
+                <w:sz w:val="26"/>
+                <w:szCs w:val="26"/>
+                <w:rtl w:val="1"/>
+              </w:rPr>
+              <w:t xml:space="preserve">נראה</w:t>
+            </w:r>
+            <w:r>
+              <w:rPr>
+                <w:b w:val="1"/>
+                <w:bCs w:val="1"/>
+                <w:sz w:val="26"/>
+                <w:szCs w:val="26"/>
+                <w:rtl w:val="1"/>
+              </w:rPr>
+              <w:t xml:space="preserve"> </w:t>
+            </w:r>
+            <w:r>
+              <w:rPr>
+                <w:b w:val="1"/>
+                <w:bCs w:val="1"/>
+                <w:sz w:val="26"/>
+                <w:szCs w:val="26"/>
+                <w:rtl w:val="1"/>
+              </w:rPr>
+              <w:t xml:space="preserve">במבט</w:t>
+            </w:r>
+            <w:r>
+              <w:rPr>
+                <w:b w:val="1"/>
+                <w:bCs w:val="1"/>
+                <w:sz w:val="26"/>
+                <w:szCs w:val="26"/>
+                <w:rtl w:val="1"/>
+              </w:rPr>
+              <w:t xml:space="preserve"> </w:t>
+            </w:r>
+            <w:r>
+              <w:rPr>
+                <w:b w:val="1"/>
+                <w:bCs w:val="1"/>
+                <w:sz w:val="26"/>
+                <w:szCs w:val="26"/>
+                <w:rtl w:val="1"/>
+              </w:rPr>
+              <w:t xml:space="preserve">ראשון</w:t>
+            </w:r>
+            <w:r>
+              <w:rPr>
+                <w:rtl w:val="0"/>
+              </w:rPr>
+            </w:r>
+            <w:r>
+              <w:rPr>
+                <w:sz w:val="26"/>
+                <w:szCs w:val="26"/>
+                <w:rtl w:val="1"/>
+              </w:rPr>
+              <w:t xml:space="preserve">, </w:t>
+            </w:r>
+            <w:r>
+              <w:rPr>
+                <w:sz w:val="26"/>
+                <w:szCs w:val="26"/>
+                <w:rtl w:val="1"/>
+              </w:rPr>
+              <w:t xml:space="preserve">ו</w:t>
+            </w:r>
+            <w:r>
+              <w:rPr>
+                <w:b w:val="1"/>
+                <w:bCs w:val="1"/>
+                <w:sz w:val="26"/>
+                <w:szCs w:val="26"/>
+                <w:rtl w:val="1"/>
+              </w:rPr>
+              <w:t xml:space="preserve">מה</w:t>
+            </w:r>
+            <w:r>
+              <w:rPr>
+                <w:b w:val="1"/>
+                <w:bCs w:val="1"/>
+                <w:sz w:val="26"/>
+                <w:szCs w:val="26"/>
+                <w:rtl w:val="1"/>
+              </w:rPr>
+              <w:t xml:space="preserve"> </w:t>
+            </w:r>
+            <w:r>
+              <w:rPr>
+                <w:b w:val="1"/>
+                <w:bCs w:val="1"/>
+                <w:sz w:val="26"/>
+                <w:szCs w:val="26"/>
+                <w:rtl w:val="1"/>
+              </w:rPr>
+              <w:t xml:space="preserve">מגלים</w:t>
+            </w:r>
+            <w:r>
+              <w:rPr>
+                <w:b w:val="1"/>
+                <w:bCs w:val="1"/>
+                <w:sz w:val="26"/>
+                <w:szCs w:val="26"/>
+                <w:rtl w:val="1"/>
+              </w:rPr>
+              <w:t xml:space="preserve"> </w:t>
+            </w:r>
+            <w:r>
+              <w:rPr>
+                <w:b w:val="1"/>
+                <w:bCs w:val="1"/>
+                <w:sz w:val="26"/>
+                <w:szCs w:val="26"/>
+                <w:rtl w:val="1"/>
+              </w:rPr>
+              <w:t xml:space="preserve">עליו</w:t>
+            </w:r>
+            <w:r>
+              <w:rPr>
+                <w:b w:val="1"/>
+                <w:bCs w:val="1"/>
+                <w:sz w:val="26"/>
+                <w:szCs w:val="26"/>
+                <w:rtl w:val="1"/>
+              </w:rPr>
+              <w:t xml:space="preserve"> </w:t>
+            </w:r>
+            <w:r>
+              <w:rPr>
+                <w:b w:val="1"/>
+                <w:bCs w:val="1"/>
+                <w:sz w:val="26"/>
+                <w:szCs w:val="26"/>
+                <w:rtl w:val="1"/>
+              </w:rPr>
+              <w:t xml:space="preserve">כשמכירים</w:t>
+            </w:r>
+            <w:r>
+              <w:rPr>
+                <w:b w:val="1"/>
+                <w:bCs w:val="1"/>
+                <w:sz w:val="26"/>
+                <w:szCs w:val="26"/>
+                <w:rtl w:val="1"/>
+              </w:rPr>
+              <w:t xml:space="preserve"> </w:t>
+            </w:r>
+            <w:r>
+              <w:rPr>
+                <w:b w:val="1"/>
+                <w:bCs w:val="1"/>
+                <w:sz w:val="26"/>
+                <w:szCs w:val="26"/>
+                <w:rtl w:val="1"/>
+              </w:rPr>
+              <w:t xml:space="preserve">אותו</w:t>
+            </w:r>
+            <w:r>
+              <w:rPr>
+                <w:b w:val="1"/>
+                <w:bCs w:val="1"/>
+                <w:sz w:val="26"/>
+                <w:szCs w:val="26"/>
+                <w:rtl w:val="1"/>
+              </w:rPr>
+              <w:t xml:space="preserve"> </w:t>
+            </w:r>
+            <w:r>
+              <w:rPr>
+                <w:b w:val="1"/>
+                <w:bCs w:val="1"/>
+                <w:sz w:val="26"/>
+                <w:szCs w:val="26"/>
+                <w:rtl w:val="1"/>
+              </w:rPr>
+              <w:t xml:space="preserve">באמת</w:t>
+            </w:r>
+            <w:r>
+              <w:rPr>
+                <w:rtl w:val="0"/>
+              </w:rPr>
+            </w:r>
+            <w:r>
+              <w:rPr>
+                <w:sz w:val="26"/>
+                <w:szCs w:val="26"/>
+                <w:rtl w:val="1"/>
+              </w:rPr>
+              <w:t xml:space="preserve">. </w:t>
+            </w:r>
+            <w:r>
+              <w:rPr>
+                <w:sz w:val="26"/>
+                <w:szCs w:val="26"/>
+                <w:rtl w:val="1"/>
+              </w:rPr>
+              <w:t xml:space="preserve">אילו</w:t>
+            </w:r>
+            <w:r>
+              <w:rPr>
+                <w:sz w:val="26"/>
+                <w:szCs w:val="26"/>
+                <w:rtl w:val="1"/>
+              </w:rPr>
+              <w:t xml:space="preserve"> </w:t>
+            </w:r>
+            <w:r>
+              <w:rPr>
+                <w:sz w:val="26"/>
+                <w:szCs w:val="26"/>
+                <w:rtl w:val="1"/>
+              </w:rPr>
+              <w:t xml:space="preserve">תכונות</w:t>
+            </w:r>
+            <w:r>
+              <w:rPr>
+                <w:sz w:val="26"/>
+                <w:szCs w:val="26"/>
+                <w:rtl w:val="1"/>
+              </w:rPr>
+              <w:t xml:space="preserve"> </w:t>
+            </w:r>
+            <w:r>
+              <w:rPr>
+                <w:sz w:val="26"/>
+                <w:szCs w:val="26"/>
+                <w:rtl w:val="1"/>
+              </w:rPr>
+              <w:t xml:space="preserve">הסתתרו</w:t>
+            </w:r>
+            <w:r>
+              <w:rPr>
+                <w:sz w:val="26"/>
+                <w:szCs w:val="26"/>
+                <w:rtl w:val="1"/>
+              </w:rPr>
+              <w:t xml:space="preserve"> </w:t>
+            </w:r>
+            <w:r>
+              <w:rPr>
+                <w:sz w:val="26"/>
+                <w:szCs w:val="26"/>
+                <w:rtl w:val="1"/>
+              </w:rPr>
+              <w:t xml:space="preserve">מאחורי</w:t>
+            </w:r>
+            <w:r>
+              <w:rPr>
+                <w:sz w:val="26"/>
+                <w:szCs w:val="26"/>
+                <w:rtl w:val="1"/>
+              </w:rPr>
+              <w:t xml:space="preserve"> </w:t>
+            </w:r>
+            <w:r>
+              <w:rPr>
+                <w:sz w:val="26"/>
+                <w:szCs w:val="26"/>
+                <w:rtl w:val="1"/>
+              </w:rPr>
+              <w:t xml:space="preserve">הרושם</w:t>
+            </w:r>
+            <w:r>
+              <w:rPr>
+                <w:sz w:val="26"/>
+                <w:szCs w:val="26"/>
+                <w:rtl w:val="1"/>
+              </w:rPr>
+              <w:t xml:space="preserve"> </w:t>
+            </w:r>
+            <w:r>
+              <w:rPr>
+                <w:sz w:val="26"/>
+                <w:szCs w:val="26"/>
+                <w:rtl w:val="1"/>
+              </w:rPr>
+              <w:t xml:space="preserve">הראשוני</w:t>
+            </w:r>
+            <w:r>
+              <w:rPr>
+                <w:sz w:val="26"/>
+                <w:szCs w:val="26"/>
+                <w:rtl w:val="1"/>
+              </w:rPr>
+              <w:t xml:space="preserve">? </w:t>
+            </w:r>
+            <w:r>
+              <w:rPr>
+                <w:sz w:val="26"/>
+                <w:szCs w:val="26"/>
+                <w:rtl w:val="1"/>
+              </w:rPr>
+              <w:t xml:space="preserve">אילו</w:t>
+            </w:r>
+            <w:r>
+              <w:rPr>
+                <w:sz w:val="26"/>
+                <w:szCs w:val="26"/>
+                <w:rtl w:val="1"/>
+              </w:rPr>
+              <w:t xml:space="preserve"> "</w:t>
+            </w:r>
+            <w:r>
+              <w:rPr>
+                <w:sz w:val="26"/>
+                <w:szCs w:val="26"/>
+                <w:rtl w:val="1"/>
+              </w:rPr>
+              <w:t xml:space="preserve">קוצים</w:t>
+            </w:r>
+            <w:r>
+              <w:rPr>
+                <w:sz w:val="26"/>
+                <w:szCs w:val="26"/>
+                <w:rtl w:val="1"/>
+              </w:rPr>
+              <w:t xml:space="preserve">" </w:t>
+            </w:r>
+            <w:r>
+              <w:rPr>
+                <w:sz w:val="26"/>
+                <w:szCs w:val="26"/>
+                <w:rtl w:val="1"/>
+              </w:rPr>
+              <w:t xml:space="preserve">הגנו</w:t>
+            </w:r>
+            <w:r>
+              <w:rPr>
+                <w:sz w:val="26"/>
+                <w:szCs w:val="26"/>
+                <w:rtl w:val="1"/>
+              </w:rPr>
+              <w:t xml:space="preserve"> </w:t>
+            </w:r>
+            <w:r>
+              <w:rPr>
+                <w:sz w:val="26"/>
+                <w:szCs w:val="26"/>
+                <w:rtl w:val="1"/>
+              </w:rPr>
+              <w:t xml:space="preserve">על</w:t>
+            </w:r>
+            <w:r>
+              <w:rPr>
+                <w:sz w:val="26"/>
+                <w:szCs w:val="26"/>
+                <w:rtl w:val="1"/>
+              </w:rPr>
+              <w:t xml:space="preserve"> </w:t>
+            </w:r>
+            <w:r>
+              <w:rPr>
+                <w:sz w:val="26"/>
+                <w:szCs w:val="26"/>
+                <w:rtl w:val="1"/>
+              </w:rPr>
+              <w:t xml:space="preserve">רגישות</w:t>
+            </w:r>
+            <w:r>
+              <w:rPr>
+                <w:sz w:val="26"/>
+                <w:szCs w:val="26"/>
+                <w:rtl w:val="1"/>
+              </w:rPr>
+              <w:t xml:space="preserve"> </w:t>
+            </w:r>
+            <w:r>
+              <w:rPr>
+                <w:sz w:val="26"/>
+                <w:szCs w:val="26"/>
+                <w:rtl w:val="1"/>
+              </w:rPr>
+              <w:t xml:space="preserve">עמוקה</w:t>
+            </w:r>
+            <w:r>
+              <w:rPr>
+                <w:sz w:val="26"/>
+                <w:szCs w:val="26"/>
+                <w:rtl w:val="1"/>
+              </w:rPr>
+              <w:t xml:space="preserve"> </w:t>
+            </w:r>
+            <w:r>
+              <w:rPr>
+                <w:sz w:val="26"/>
+                <w:szCs w:val="26"/>
+                <w:rtl w:val="1"/>
+              </w:rPr>
+              <w:t xml:space="preserve">יותר</w:t>
+            </w:r>
+            <w:r>
+              <w:rPr>
+                <w:sz w:val="26"/>
+                <w:szCs w:val="26"/>
+                <w:rtl w:val="1"/>
+              </w:rPr>
+              <w:t xml:space="preserve">?</w:t>
+            </w:r>
+          </w:p>
+          <w:p>
+            <w:pPr>
+              <w:keepNext w:val="0"/>
+              <w:keepLines w:val="0"/>
+              <w:pageBreakBefore w:val="0"/>
+              <w:widowControl w:val="0"/>
+              <w:pBdr>
+                <w:top w:space="0" w:sz="0" w:val="nil"/>
+                <w:left w:space="0" w:sz="0" w:val="nil"/>
+                <w:bottom w:space="0" w:sz="0" w:val="nil"/>
+                <w:right w:space="0" w:sz="0" w:val="nil"/>
+                <w:between w:space="0" w:sz="0" w:val="nil"/>
+              </w:pBdr>
+              <w:shd w:fill="auto" w:val="clear"/>
+              <w:bidi w:val="1"/>
+              <w:spacing w:after="0" w:before="0" w:line="240" w:lineRule="auto"/>
+              <w:ind w:left="0" w:right="0" w:firstLine="0"/>
+              <w:jc w:val="left"/>
+              <w:rPr>
+                <w:sz w:val="26"/>
+                <w:szCs w:val="26"/>
+              </w:rPr>
+            </w:pPr>
+            <w:r>
+              <w:rPr>
+                <w:sz w:val="26"/>
+                <w:szCs w:val="26"/>
+                <w:rtl w:val="1"/>
+              </w:rPr>
+              <w:t xml:space="preserve">תמונה</w:t>
+            </w:r>
+            <w:r>
+              <w:rPr>
+                <w:sz w:val="26"/>
+                <w:szCs w:val="26"/>
+                <w:rtl w:val="1"/>
+              </w:rPr>
+              <w:t xml:space="preserve">: </w:t>
+            </w:r>
+            <w:r>
+              <w:rPr>
+                <w:sz w:val="26"/>
+                <w:szCs w:val="26"/>
+                <w:rtl w:val="0"/>
+              </w:rPr>
+              <w:t xml:space="preserve">shoshana</w:t>
+            </w:r>
+            <w:r>
+              <w:rPr>
+                <w:sz w:val="26"/>
+                <w:szCs w:val="26"/>
+                <w:rtl w:val="0"/>
+              </w:rPr>
+              <w:t xml:space="preserve">.</w:t>
+            </w:r>
+            <w:r>
+              <w:rPr>
+                <w:sz w:val="26"/>
+                <w:szCs w:val="26"/>
+                <w:rtl w:val="0"/>
+              </w:rPr>
+              <w:t xml:space="preserve">png</w:t>
+            </w:r>
+            <w:r>
+              <w:rPr>
+                <w:sz w:val="26"/>
+                <w:szCs w:val="26"/>
+                <w:rtl w:val="1"/>
+              </w:rPr>
+              <w:t xml:space="preserve"> (</w:t>
+            </w:r>
+            <w:r>
+              <w:rPr>
+                <w:sz w:val="26"/>
+                <w:szCs w:val="26"/>
+                <w:rtl w:val="1"/>
+              </w:rPr>
+              <w:t xml:space="preserve">קטן</w:t>
+            </w:r>
+            <w:r>
+              <w:rPr>
+                <w:sz w:val="26"/>
+                <w:szCs w:val="26"/>
+                <w:rtl w:val="1"/>
+              </w:rPr>
+              <w:t xml:space="preserve">)</w:t>
+            </w:r>
+          </w:p>
+          <w:p>
+            <w:pPr>
+              <w:keepNext w:val="0"/>
+              <w:keepLines w:val="0"/>
+              <w:pageBreakBefore w:val="0"/>
+              <w:widowControl w:val="0"/>
+              <w:pBdr>
+                <w:top w:space="0" w:sz="0" w:val="nil"/>
+                <w:left w:space="0" w:sz="0" w:val="nil"/>
+                <w:bottom w:space="0" w:sz="0" w:val="nil"/>
+                <w:right w:space="0" w:sz="0" w:val="nil"/>
+                <w:between w:space="0" w:sz="0" w:val="nil"/>
+              </w:pBdr>
+              <w:shd w:fill="auto" w:val="clear"/>
+              <w:bidi w:val="1"/>
+              <w:spacing w:after="0" w:before="0" w:line="240" w:lineRule="auto"/>
+              <w:ind w:left="0" w:right="0" w:firstLine="0"/>
+              <w:jc w:val="left"/>
+              <w:rPr>
+                <w:sz w:val="26"/>
+                <w:szCs w:val="26"/>
+              </w:rPr>
+            </w:pPr>
+            <w:r>
+              <w:rPr>
+                <w:rtl w:val="0"/>
+              </w:rPr>
+            </w:r>
+          </w:p>
+          <w:p>
+            <w:pPr>
+              <w:keepNext w:val="0"/>
+              <w:keepLines w:val="0"/>
+              <w:pageBreakBefore w:val="0"/>
+              <w:widowControl w:val="0"/>
+              <w:pBdr>
+                <w:top w:space="0" w:sz="0" w:val="nil"/>
+                <w:left w:space="0" w:sz="0" w:val="nil"/>
+                <w:bottom w:space="0" w:sz="0" w:val="nil"/>
+                <w:right w:space="0" w:sz="0" w:val="nil"/>
+                <w:between w:space="0" w:sz="0" w:val="nil"/>
+              </w:pBdr>
+              <w:shd w:fill="auto" w:val="clear"/>
+              <w:bidi w:val="1"/>
+              <w:spacing w:after="0" w:before="0" w:line="240" w:lineRule="auto"/>
+              <w:ind w:left="0" w:right="0" w:firstLine="0"/>
+              <w:jc w:val="left"/>
+              <w:rPr>
+                <w:sz w:val="26"/>
+                <w:szCs w:val="26"/>
+              </w:rPr>
+            </w:pPr>
+            <w:r>
+              <w:rPr>
+                <w:rtl w:val="0"/>
+              </w:rPr>
+            </w:r>
+          </w:p>
+          <w:p>
+            <w:pPr>
+              <w:keepNext w:val="0"/>
+              <w:keepLines w:val="0"/>
+              <w:pageBreakBefore w:val="0"/>
+              <w:widowControl w:val="0"/>
+              <w:pBdr>
+                <w:top w:space="0" w:sz="0" w:val="nil"/>
+                <w:left w:space="0" w:sz="0" w:val="nil"/>
+                <w:bottom w:space="0" w:sz="0" w:val="nil"/>
+                <w:right w:space="0" w:sz="0" w:val="nil"/>
+                <w:between w:space="0" w:sz="0" w:val="nil"/>
+              </w:pBdr>
+              <w:shd w:fill="auto" w:val="clear"/>
+              <w:bidi w:val="1"/>
+              <w:spacing w:after="0" w:before="0" w:line="240" w:lineRule="auto"/>
+              <w:ind w:left="0" w:right="0" w:firstLine="0"/>
+              <w:jc w:val="left"/>
+              <w:rPr>
+                <w:b w:val="1"/>
+                <w:bCs w:val="1"/>
+                <w:sz w:val="26"/>
+                <w:szCs w:val="26"/>
+              </w:rPr>
+            </w:pPr>
+            <w:r>
+              <w:rPr>
+                <w:b w:val="1"/>
+                <w:bCs w:val="1"/>
+                <w:sz w:val="26"/>
+                <w:szCs w:val="26"/>
+                <w:rtl w:val="1"/>
+              </w:rPr>
+              <w:t xml:space="preserve">פעילות</w:t>
+            </w:r>
+            <w:r>
+              <w:rPr>
+                <w:b w:val="1"/>
+                <w:bCs w:val="1"/>
+                <w:sz w:val="26"/>
+                <w:szCs w:val="26"/>
+                <w:rtl w:val="1"/>
+              </w:rPr>
+              <w:t xml:space="preserve"> 2: </w:t>
+            </w:r>
+            <w:r>
+              <w:rPr>
+                <w:b w:val="1"/>
+                <w:bCs w:val="1"/>
+                <w:sz w:val="26"/>
+                <w:szCs w:val="26"/>
+                <w:rtl w:val="1"/>
+              </w:rPr>
+              <w:t xml:space="preserve">השושנה</w:t>
+            </w:r>
+            <w:r>
+              <w:rPr>
+                <w:b w:val="1"/>
+                <w:bCs w:val="1"/>
+                <w:sz w:val="26"/>
+                <w:szCs w:val="26"/>
+                <w:rtl w:val="1"/>
+              </w:rPr>
+              <w:t xml:space="preserve"> </w:t>
+            </w:r>
+            <w:r>
+              <w:rPr>
+                <w:b w:val="1"/>
+                <w:bCs w:val="1"/>
+                <w:sz w:val="26"/>
+                <w:szCs w:val="26"/>
+                <w:rtl w:val="1"/>
+              </w:rPr>
+              <w:t xml:space="preserve">מספרת</w:t>
+            </w:r>
+            <w:r>
+              <w:rPr>
+                <w:b w:val="1"/>
+                <w:bCs w:val="1"/>
+                <w:sz w:val="26"/>
+                <w:szCs w:val="26"/>
+                <w:rtl w:val="1"/>
+              </w:rPr>
+              <w:t xml:space="preserve">…</w:t>
+            </w:r>
+          </w:p>
+          <w:p>
+            <w:pPr>
+              <w:widowControl w:val="0"/>
+              <w:bidi w:val="1"/>
+              <w:spacing w:after="240" w:before="240" w:line="240" w:lineRule="auto"/>
+              <w:rPr>
+                <w:sz w:val="26"/>
+                <w:szCs w:val="26"/>
+              </w:rPr>
+            </w:pPr>
+            <w:r>
+              <w:rPr>
+                <w:sz w:val="26"/>
+                <w:szCs w:val="26"/>
+                <w:rtl w:val="1"/>
+              </w:rPr>
+              <w:t xml:space="preserve">בפרק</w:t>
+            </w:r>
+            <w:r>
+              <w:rPr>
+                <w:sz w:val="26"/>
+                <w:szCs w:val="26"/>
+                <w:rtl w:val="1"/>
+              </w:rPr>
+              <w:t xml:space="preserve"> </w:t>
+            </w:r>
+            <w:r>
+              <w:rPr>
+                <w:sz w:val="26"/>
+                <w:szCs w:val="26"/>
+                <w:rtl w:val="1"/>
+              </w:rPr>
+              <w:t xml:space="preserve">השמיני</w:t>
+            </w:r>
+            <w:r>
+              <w:rPr>
+                <w:sz w:val="26"/>
+                <w:szCs w:val="26"/>
+                <w:rtl w:val="1"/>
+              </w:rPr>
+              <w:t xml:space="preserve"> </w:t>
+            </w:r>
+            <w:r>
+              <w:rPr>
+                <w:sz w:val="26"/>
+                <w:szCs w:val="26"/>
+                <w:rtl w:val="1"/>
+              </w:rPr>
+              <w:t xml:space="preserve">אנחנו</w:t>
+            </w:r>
+            <w:r>
+              <w:rPr>
+                <w:sz w:val="26"/>
+                <w:szCs w:val="26"/>
+                <w:rtl w:val="1"/>
+              </w:rPr>
+              <w:t xml:space="preserve"> </w:t>
+            </w:r>
+            <w:r>
+              <w:rPr>
+                <w:sz w:val="26"/>
+                <w:szCs w:val="26"/>
+                <w:rtl w:val="1"/>
+              </w:rPr>
+              <w:t xml:space="preserve">פוגשים</w:t>
+            </w:r>
+            <w:r>
+              <w:rPr>
+                <w:sz w:val="26"/>
+                <w:szCs w:val="26"/>
+                <w:rtl w:val="1"/>
+              </w:rPr>
+              <w:t xml:space="preserve"> </w:t>
+            </w:r>
+            <w:r>
+              <w:rPr>
+                <w:sz w:val="26"/>
+                <w:szCs w:val="26"/>
+                <w:rtl w:val="1"/>
+              </w:rPr>
+              <w:t xml:space="preserve">את</w:t>
+            </w:r>
+            <w:r>
+              <w:rPr>
+                <w:sz w:val="26"/>
+                <w:szCs w:val="26"/>
+                <w:rtl w:val="1"/>
+              </w:rPr>
+              <w:t xml:space="preserve"> </w:t>
+            </w:r>
+            <w:r>
+              <w:rPr>
+                <w:sz w:val="26"/>
+                <w:szCs w:val="26"/>
+                <w:rtl w:val="1"/>
+              </w:rPr>
+              <w:t xml:space="preserve">השושנה</w:t>
+            </w:r>
+            <w:r>
+              <w:rPr>
+                <w:sz w:val="26"/>
+                <w:szCs w:val="26"/>
+                <w:rtl w:val="1"/>
+              </w:rPr>
+              <w:t xml:space="preserve"> </w:t>
+            </w:r>
+            <w:r>
+              <w:rPr>
+                <w:sz w:val="26"/>
+                <w:szCs w:val="26"/>
+                <w:rtl w:val="1"/>
+              </w:rPr>
+              <w:t xml:space="preserve">דרך</w:t>
+            </w:r>
+            <w:r>
+              <w:rPr>
+                <w:sz w:val="26"/>
+                <w:szCs w:val="26"/>
+                <w:rtl w:val="1"/>
+              </w:rPr>
+              <w:t xml:space="preserve"> </w:t>
+            </w:r>
+            <w:r>
+              <w:rPr>
+                <w:sz w:val="26"/>
+                <w:szCs w:val="26"/>
+                <w:rtl w:val="1"/>
+              </w:rPr>
+              <w:t xml:space="preserve">עיניו</w:t>
+            </w:r>
+            <w:r>
+              <w:rPr>
+                <w:sz w:val="26"/>
+                <w:szCs w:val="26"/>
+                <w:rtl w:val="1"/>
+              </w:rPr>
+              <w:t xml:space="preserve"> </w:t>
+            </w:r>
+            <w:r>
+              <w:rPr>
+                <w:sz w:val="26"/>
+                <w:szCs w:val="26"/>
+                <w:rtl w:val="1"/>
+              </w:rPr>
+              <w:t xml:space="preserve">של</w:t>
+            </w:r>
+            <w:r>
+              <w:rPr>
+                <w:sz w:val="26"/>
+                <w:szCs w:val="26"/>
+                <w:rtl w:val="1"/>
+              </w:rPr>
+              <w:t xml:space="preserve"> </w:t>
+            </w:r>
+            <w:r>
+              <w:rPr>
+                <w:sz w:val="26"/>
+                <w:szCs w:val="26"/>
+                <w:rtl w:val="1"/>
+              </w:rPr>
+              <w:t xml:space="preserve">הנסיך</w:t>
+            </w:r>
+            <w:r>
+              <w:rPr>
+                <w:sz w:val="26"/>
+                <w:szCs w:val="26"/>
+                <w:rtl w:val="1"/>
+              </w:rPr>
+              <w:t xml:space="preserve"> </w:t>
+            </w:r>
+            <w:r>
+              <w:rPr>
+                <w:sz w:val="26"/>
+                <w:szCs w:val="26"/>
+                <w:rtl w:val="1"/>
+              </w:rPr>
+              <w:t xml:space="preserve">הקטן</w:t>
+            </w:r>
+            <w:r>
+              <w:rPr>
+                <w:sz w:val="26"/>
+                <w:szCs w:val="26"/>
+                <w:rtl w:val="1"/>
+              </w:rPr>
+              <w:t xml:space="preserve">. </w:t>
+            </w:r>
+            <w:r>
+              <w:rPr>
+                <w:sz w:val="26"/>
+                <w:szCs w:val="26"/>
+                <w:rtl w:val="1"/>
+              </w:rPr>
+              <w:t xml:space="preserve">אבל</w:t>
+            </w:r>
+            <w:r>
+              <w:rPr>
+                <w:sz w:val="26"/>
+                <w:szCs w:val="26"/>
+                <w:rtl w:val="1"/>
+              </w:rPr>
+              <w:t xml:space="preserve"> </w:t>
+            </w:r>
+            <w:r>
+              <w:rPr>
+                <w:sz w:val="26"/>
+                <w:szCs w:val="26"/>
+                <w:rtl w:val="1"/>
+              </w:rPr>
+              <w:t xml:space="preserve">איך</w:t>
+            </w:r>
+            <w:r>
+              <w:rPr>
+                <w:sz w:val="26"/>
+                <w:szCs w:val="26"/>
+                <w:rtl w:val="1"/>
+              </w:rPr>
+              <w:t xml:space="preserve"> </w:t>
+            </w:r>
+            <w:r>
+              <w:rPr>
+                <w:sz w:val="26"/>
+                <w:szCs w:val="26"/>
+                <w:rtl w:val="1"/>
+              </w:rPr>
+              <w:t xml:space="preserve">נראה</w:t>
+            </w:r>
+            <w:r>
+              <w:rPr>
+                <w:sz w:val="26"/>
+                <w:szCs w:val="26"/>
+                <w:rtl w:val="1"/>
+              </w:rPr>
+              <w:t xml:space="preserve"> </w:t>
+            </w:r>
+            <w:r>
+              <w:rPr>
+                <w:sz w:val="26"/>
+                <w:szCs w:val="26"/>
+                <w:rtl w:val="1"/>
+              </w:rPr>
+              <w:t xml:space="preserve">הסיפור</w:t>
+            </w:r>
+            <w:r>
+              <w:rPr>
+                <w:sz w:val="26"/>
+                <w:szCs w:val="26"/>
+                <w:rtl w:val="1"/>
+              </w:rPr>
+              <w:t xml:space="preserve"> </w:t>
+            </w:r>
+            <w:r>
+              <w:rPr>
+                <w:sz w:val="26"/>
+                <w:szCs w:val="26"/>
+                <w:rtl w:val="1"/>
+              </w:rPr>
+              <w:t xml:space="preserve">מנקודת</w:t>
+            </w:r>
+            <w:r>
+              <w:rPr>
+                <w:sz w:val="26"/>
+                <w:szCs w:val="26"/>
+                <w:rtl w:val="1"/>
+              </w:rPr>
+              <w:t xml:space="preserve"> </w:t>
+            </w:r>
+            <w:r>
+              <w:rPr>
+                <w:sz w:val="26"/>
+                <w:szCs w:val="26"/>
+                <w:rtl w:val="1"/>
+              </w:rPr>
+              <w:t xml:space="preserve">מבטה</w:t>
+            </w:r>
+            <w:r>
+              <w:rPr>
+                <w:sz w:val="26"/>
+                <w:szCs w:val="26"/>
+                <w:rtl w:val="1"/>
+              </w:rPr>
+              <w:t xml:space="preserve">?</w:t>
+            </w:r>
+          </w:p>
+          <w:p>
+            <w:pPr>
+              <w:widowControl w:val="0"/>
+              <w:bidi w:val="1"/>
+              <w:spacing w:after="240" w:before="240" w:line="240" w:lineRule="auto"/>
+              <w:rPr>
+                <w:sz w:val="26"/>
+                <w:szCs w:val="26"/>
+              </w:rPr>
+            </w:pPr>
+            <w:r>
+              <w:rPr>
+                <w:sz w:val="26"/>
+                <w:szCs w:val="26"/>
+                <w:rtl w:val="1"/>
+              </w:rPr>
+              <w:t xml:space="preserve">כתבו</w:t>
+            </w:r>
+            <w:r>
+              <w:rPr>
+                <w:sz w:val="26"/>
+                <w:szCs w:val="26"/>
+                <w:rtl w:val="1"/>
+              </w:rPr>
+              <w:t xml:space="preserve"> </w:t>
+            </w:r>
+            <w:r>
+              <w:rPr>
+                <w:sz w:val="26"/>
+                <w:szCs w:val="26"/>
+                <w:rtl w:val="1"/>
+              </w:rPr>
+              <w:t xml:space="preserve">מחדש</w:t>
+            </w:r>
+            <w:r>
+              <w:rPr>
+                <w:sz w:val="26"/>
+                <w:szCs w:val="26"/>
+                <w:rtl w:val="1"/>
+              </w:rPr>
+              <w:t xml:space="preserve"> </w:t>
+            </w:r>
+            <w:r>
+              <w:rPr>
+                <w:sz w:val="26"/>
+                <w:szCs w:val="26"/>
+                <w:rtl w:val="1"/>
+              </w:rPr>
+              <w:t xml:space="preserve">את</w:t>
+            </w:r>
+            <w:r>
+              <w:rPr>
+                <w:sz w:val="26"/>
+                <w:szCs w:val="26"/>
+                <w:rtl w:val="1"/>
+              </w:rPr>
+              <w:t xml:space="preserve"> </w:t>
+            </w:r>
+            <w:r>
+              <w:rPr>
+                <w:sz w:val="26"/>
+                <w:szCs w:val="26"/>
+                <w:rtl w:val="1"/>
+              </w:rPr>
+              <w:t xml:space="preserve">הפרק</w:t>
+            </w:r>
+            <w:r>
+              <w:rPr>
+                <w:sz w:val="26"/>
+                <w:szCs w:val="26"/>
+                <w:rtl w:val="1"/>
+              </w:rPr>
+              <w:t xml:space="preserve"> </w:t>
+            </w:r>
+            <w:r>
+              <w:rPr>
+                <w:sz w:val="26"/>
+                <w:szCs w:val="26"/>
+                <w:rtl w:val="1"/>
+              </w:rPr>
+              <w:t xml:space="preserve">השמיני</w:t>
+            </w:r>
+            <w:r>
+              <w:rPr>
+                <w:sz w:val="26"/>
+                <w:szCs w:val="26"/>
+                <w:rtl w:val="1"/>
+              </w:rPr>
+              <w:t xml:space="preserve"> </w:t>
+            </w:r>
+            <w:r>
+              <w:rPr>
+                <w:sz w:val="26"/>
+                <w:szCs w:val="26"/>
+                <w:rtl w:val="1"/>
+              </w:rPr>
+              <w:t xml:space="preserve">בקולה</w:t>
+            </w:r>
+            <w:r>
+              <w:rPr>
+                <w:sz w:val="26"/>
+                <w:szCs w:val="26"/>
+                <w:rtl w:val="1"/>
+              </w:rPr>
+              <w:t xml:space="preserve"> </w:t>
+            </w:r>
+            <w:r>
+              <w:rPr>
+                <w:sz w:val="26"/>
+                <w:szCs w:val="26"/>
+                <w:rtl w:val="1"/>
+              </w:rPr>
+              <w:t xml:space="preserve">של</w:t>
+            </w:r>
+            <w:r>
+              <w:rPr>
+                <w:sz w:val="26"/>
+                <w:szCs w:val="26"/>
+                <w:rtl w:val="1"/>
+              </w:rPr>
+              <w:t xml:space="preserve"> </w:t>
+            </w:r>
+            <w:r>
+              <w:rPr>
+                <w:sz w:val="26"/>
+                <w:szCs w:val="26"/>
+                <w:rtl w:val="1"/>
+              </w:rPr>
+              <w:t xml:space="preserve">השושנה</w:t>
+            </w:r>
+            <w:r>
+              <w:rPr>
+                <w:sz w:val="26"/>
+                <w:szCs w:val="26"/>
+                <w:rtl w:val="1"/>
+              </w:rPr>
+              <w:t xml:space="preserve">. </w:t>
+            </w:r>
+            <w:r>
+              <w:rPr>
+                <w:sz w:val="26"/>
+                <w:szCs w:val="26"/>
+                <w:rtl w:val="1"/>
+              </w:rPr>
+              <w:t xml:space="preserve">תארו</w:t>
+            </w:r>
+            <w:r>
+              <w:rPr>
+                <w:sz w:val="26"/>
+                <w:szCs w:val="26"/>
+                <w:rtl w:val="1"/>
+              </w:rPr>
+              <w:t xml:space="preserve"> </w:t>
+            </w:r>
+            <w:r>
+              <w:rPr>
+                <w:sz w:val="26"/>
+                <w:szCs w:val="26"/>
+                <w:rtl w:val="1"/>
+              </w:rPr>
+              <w:t xml:space="preserve">כיצד</w:t>
+            </w:r>
+            <w:r>
+              <w:rPr>
+                <w:sz w:val="26"/>
+                <w:szCs w:val="26"/>
+                <w:rtl w:val="1"/>
+              </w:rPr>
+              <w:t xml:space="preserve"> </w:t>
+            </w:r>
+            <w:r>
+              <w:rPr>
+                <w:sz w:val="26"/>
+                <w:szCs w:val="26"/>
+                <w:rtl w:val="1"/>
+              </w:rPr>
+              <w:t xml:space="preserve">הרגישה</w:t>
+            </w:r>
+            <w:r>
+              <w:rPr>
+                <w:sz w:val="26"/>
+                <w:szCs w:val="26"/>
+                <w:rtl w:val="1"/>
+              </w:rPr>
+              <w:t xml:space="preserve"> </w:t>
+            </w:r>
+            <w:r>
+              <w:rPr>
+                <w:sz w:val="26"/>
+                <w:szCs w:val="26"/>
+                <w:rtl w:val="1"/>
+              </w:rPr>
+              <w:t xml:space="preserve">כשהנסיך</w:t>
+            </w:r>
+            <w:r>
+              <w:rPr>
+                <w:sz w:val="26"/>
+                <w:szCs w:val="26"/>
+                <w:rtl w:val="1"/>
+              </w:rPr>
+              <w:t xml:space="preserve"> </w:t>
+            </w:r>
+            <w:r>
+              <w:rPr>
+                <w:sz w:val="26"/>
+                <w:szCs w:val="26"/>
+                <w:rtl w:val="1"/>
+              </w:rPr>
+              <w:t xml:space="preserve">הקטן</w:t>
+            </w:r>
+            <w:r>
+              <w:rPr>
+                <w:sz w:val="26"/>
+                <w:szCs w:val="26"/>
+                <w:rtl w:val="1"/>
+              </w:rPr>
+              <w:t xml:space="preserve"> </w:t>
+            </w:r>
+            <w:r>
+              <w:rPr>
+                <w:sz w:val="26"/>
+                <w:szCs w:val="26"/>
+                <w:rtl w:val="1"/>
+              </w:rPr>
+              <w:t xml:space="preserve">טיפל</w:t>
+            </w:r>
+            <w:r>
+              <w:rPr>
+                <w:sz w:val="26"/>
+                <w:szCs w:val="26"/>
+                <w:rtl w:val="1"/>
+              </w:rPr>
+              <w:t xml:space="preserve"> </w:t>
+            </w:r>
+            <w:r>
+              <w:rPr>
+                <w:sz w:val="26"/>
+                <w:szCs w:val="26"/>
+                <w:rtl w:val="1"/>
+              </w:rPr>
+              <w:t xml:space="preserve">בה</w:t>
+            </w:r>
+            <w:r>
+              <w:rPr>
+                <w:sz w:val="26"/>
+                <w:szCs w:val="26"/>
+                <w:rtl w:val="1"/>
+              </w:rPr>
+              <w:t xml:space="preserve">, </w:t>
+            </w:r>
+            <w:r>
+              <w:rPr>
+                <w:sz w:val="26"/>
+                <w:szCs w:val="26"/>
+                <w:rtl w:val="1"/>
+              </w:rPr>
+              <w:t xml:space="preserve">מדוע</w:t>
+            </w:r>
+            <w:r>
+              <w:rPr>
+                <w:sz w:val="26"/>
+                <w:szCs w:val="26"/>
+                <w:rtl w:val="1"/>
+              </w:rPr>
+              <w:t xml:space="preserve"> </w:t>
+            </w:r>
+            <w:r>
+              <w:rPr>
+                <w:sz w:val="26"/>
+                <w:szCs w:val="26"/>
+                <w:rtl w:val="1"/>
+              </w:rPr>
+              <w:t xml:space="preserve">התנהגה</w:t>
+            </w:r>
+            <w:r>
+              <w:rPr>
+                <w:sz w:val="26"/>
+                <w:szCs w:val="26"/>
+                <w:rtl w:val="1"/>
+              </w:rPr>
+              <w:t xml:space="preserve"> </w:t>
+            </w:r>
+            <w:r>
+              <w:rPr>
+                <w:sz w:val="26"/>
+                <w:szCs w:val="26"/>
+                <w:rtl w:val="1"/>
+              </w:rPr>
+              <w:t xml:space="preserve">בגאווה</w:t>
+            </w:r>
+            <w:r>
+              <w:rPr>
+                <w:sz w:val="26"/>
+                <w:szCs w:val="26"/>
+                <w:rtl w:val="1"/>
+              </w:rPr>
+              <w:t xml:space="preserve">, </w:t>
+            </w:r>
+            <w:r>
+              <w:rPr>
+                <w:sz w:val="26"/>
+                <w:szCs w:val="26"/>
+                <w:rtl w:val="1"/>
+              </w:rPr>
+              <w:t xml:space="preserve">בדרמטיות</w:t>
+            </w:r>
+            <w:r>
+              <w:rPr>
+                <w:sz w:val="26"/>
+                <w:szCs w:val="26"/>
+                <w:rtl w:val="1"/>
+              </w:rPr>
+              <w:t xml:space="preserve"> </w:t>
+            </w:r>
+            <w:r>
+              <w:rPr>
+                <w:sz w:val="26"/>
+                <w:szCs w:val="26"/>
+                <w:rtl w:val="1"/>
+              </w:rPr>
+              <w:t xml:space="preserve">ולעיתים</w:t>
+            </w:r>
+            <w:r>
+              <w:rPr>
+                <w:sz w:val="26"/>
+                <w:szCs w:val="26"/>
+                <w:rtl w:val="1"/>
+              </w:rPr>
+              <w:t xml:space="preserve"> </w:t>
+            </w:r>
+            <w:r>
+              <w:rPr>
+                <w:sz w:val="26"/>
+                <w:szCs w:val="26"/>
+                <w:rtl w:val="1"/>
+              </w:rPr>
+              <w:t xml:space="preserve">גם</w:t>
+            </w:r>
+            <w:r>
+              <w:rPr>
+                <w:sz w:val="26"/>
+                <w:szCs w:val="26"/>
+                <w:rtl w:val="1"/>
+              </w:rPr>
+              <w:t xml:space="preserve"> </w:t>
+            </w:r>
+            <w:r>
+              <w:rPr>
+                <w:sz w:val="26"/>
+                <w:szCs w:val="26"/>
+                <w:rtl w:val="1"/>
+              </w:rPr>
+              <w:t xml:space="preserve">בפגיעו</w:t>
+            </w:r>
+            <w:r>
+              <w:rPr>
+                <w:sz w:val="26"/>
+                <w:szCs w:val="26"/>
+                <w:rtl w:val="1"/>
+              </w:rPr>
+              <w:t xml:space="preserve">ּ</w:t>
+            </w:r>
+            <w:r>
+              <w:rPr>
+                <w:sz w:val="26"/>
+                <w:szCs w:val="26"/>
+                <w:rtl w:val="1"/>
+              </w:rPr>
+              <w:t xml:space="preserve">ת</w:t>
+            </w:r>
+            <w:r>
+              <w:rPr>
+                <w:sz w:val="26"/>
+                <w:szCs w:val="26"/>
+                <w:rtl w:val="1"/>
+              </w:rPr>
+              <w:t xml:space="preserve">, </w:t>
+            </w:r>
+            <w:r>
+              <w:rPr>
+                <w:sz w:val="26"/>
+                <w:szCs w:val="26"/>
+                <w:rtl w:val="1"/>
+              </w:rPr>
+              <w:t xml:space="preserve">מה</w:t>
+            </w:r>
+            <w:r>
+              <w:rPr>
+                <w:sz w:val="26"/>
+                <w:szCs w:val="26"/>
+                <w:rtl w:val="1"/>
+              </w:rPr>
+              <w:t xml:space="preserve"> </w:t>
+            </w:r>
+            <w:r>
+              <w:rPr>
+                <w:sz w:val="26"/>
+                <w:szCs w:val="26"/>
+                <w:rtl w:val="1"/>
+              </w:rPr>
+              <w:t xml:space="preserve">הסתתר</w:t>
+            </w:r>
+            <w:r>
+              <w:rPr>
+                <w:sz w:val="26"/>
+                <w:szCs w:val="26"/>
+                <w:rtl w:val="1"/>
+              </w:rPr>
+              <w:t xml:space="preserve"> </w:t>
+            </w:r>
+            <w:r>
+              <w:rPr>
+                <w:sz w:val="26"/>
+                <w:szCs w:val="26"/>
+                <w:rtl w:val="1"/>
+              </w:rPr>
+              <w:t xml:space="preserve">מאחורי</w:t>
+            </w:r>
+            <w:r>
+              <w:rPr>
+                <w:sz w:val="26"/>
+                <w:szCs w:val="26"/>
+                <w:rtl w:val="1"/>
+              </w:rPr>
+              <w:t xml:space="preserve"> </w:t>
+            </w:r>
+            <w:r>
+              <w:rPr>
+                <w:sz w:val="26"/>
+                <w:szCs w:val="26"/>
+                <w:rtl w:val="1"/>
+              </w:rPr>
+              <w:t xml:space="preserve">דבריה</w:t>
+            </w:r>
+            <w:r>
+              <w:rPr>
+                <w:sz w:val="26"/>
+                <w:szCs w:val="26"/>
+                <w:rtl w:val="1"/>
+              </w:rPr>
+              <w:t xml:space="preserve"> </w:t>
+            </w:r>
+            <w:r>
+              <w:rPr>
+                <w:sz w:val="26"/>
+                <w:szCs w:val="26"/>
+                <w:rtl w:val="1"/>
+              </w:rPr>
+              <w:t xml:space="preserve">ומה</w:t>
+            </w:r>
+            <w:r>
+              <w:rPr>
+                <w:sz w:val="26"/>
+                <w:szCs w:val="26"/>
+                <w:rtl w:val="1"/>
+              </w:rPr>
+              <w:t xml:space="preserve"> </w:t>
+            </w:r>
+            <w:r>
+              <w:rPr>
+                <w:sz w:val="26"/>
+                <w:szCs w:val="26"/>
+                <w:rtl w:val="1"/>
+              </w:rPr>
+              <w:t xml:space="preserve">עבר</w:t>
+            </w:r>
+            <w:r>
+              <w:rPr>
+                <w:sz w:val="26"/>
+                <w:szCs w:val="26"/>
+                <w:rtl w:val="1"/>
+              </w:rPr>
+              <w:t xml:space="preserve"> </w:t>
+            </w:r>
+            <w:r>
+              <w:rPr>
+                <w:sz w:val="26"/>
+                <w:szCs w:val="26"/>
+                <w:rtl w:val="1"/>
+              </w:rPr>
+              <w:t xml:space="preserve">בראשה</w:t>
+            </w:r>
+            <w:r>
+              <w:rPr>
+                <w:sz w:val="26"/>
+                <w:szCs w:val="26"/>
+                <w:rtl w:val="1"/>
+              </w:rPr>
+              <w:t xml:space="preserve"> </w:t>
+            </w:r>
+            <w:r>
+              <w:rPr>
+                <w:sz w:val="26"/>
+                <w:szCs w:val="26"/>
+                <w:rtl w:val="1"/>
+              </w:rPr>
+              <w:t xml:space="preserve">ברגע</w:t>
+            </w:r>
+            <w:r>
+              <w:rPr>
+                <w:sz w:val="26"/>
+                <w:szCs w:val="26"/>
+                <w:rtl w:val="1"/>
+              </w:rPr>
+              <w:t xml:space="preserve"> </w:t>
+            </w:r>
+            <w:r>
+              <w:rPr>
+                <w:sz w:val="26"/>
+                <w:szCs w:val="26"/>
+                <w:rtl w:val="1"/>
+              </w:rPr>
+              <w:t xml:space="preserve">שבו</w:t>
+            </w:r>
+            <w:r>
+              <w:rPr>
+                <w:sz w:val="26"/>
+                <w:szCs w:val="26"/>
+                <w:rtl w:val="1"/>
+              </w:rPr>
+              <w:t xml:space="preserve"> </w:t>
+            </w:r>
+            <w:r>
+              <w:rPr>
+                <w:sz w:val="26"/>
+                <w:szCs w:val="26"/>
+                <w:rtl w:val="1"/>
+              </w:rPr>
+              <w:t xml:space="preserve">החליט</w:t>
+            </w:r>
+            <w:r>
+              <w:rPr>
+                <w:sz w:val="26"/>
+                <w:szCs w:val="26"/>
+                <w:rtl w:val="1"/>
+              </w:rPr>
+              <w:t xml:space="preserve"> </w:t>
+            </w:r>
+            <w:r>
+              <w:rPr>
+                <w:sz w:val="26"/>
+                <w:szCs w:val="26"/>
+                <w:rtl w:val="1"/>
+              </w:rPr>
+              <w:t xml:space="preserve">הנסיך</w:t>
+            </w:r>
+            <w:r>
+              <w:rPr>
+                <w:sz w:val="26"/>
+                <w:szCs w:val="26"/>
+                <w:rtl w:val="1"/>
+              </w:rPr>
+              <w:t xml:space="preserve"> </w:t>
+            </w:r>
+            <w:r>
+              <w:rPr>
+                <w:sz w:val="26"/>
+                <w:szCs w:val="26"/>
+                <w:rtl w:val="1"/>
+              </w:rPr>
+              <w:t xml:space="preserve">לעזוב</w:t>
+            </w:r>
+            <w:r>
+              <w:rPr>
+                <w:sz w:val="26"/>
+                <w:szCs w:val="26"/>
+                <w:rtl w:val="1"/>
+              </w:rPr>
+              <w:t xml:space="preserve"> </w:t>
+            </w:r>
+            <w:r>
+              <w:rPr>
+                <w:sz w:val="26"/>
+                <w:szCs w:val="26"/>
+                <w:rtl w:val="1"/>
+              </w:rPr>
+              <w:t xml:space="preserve">את</w:t>
+            </w:r>
+            <w:r>
+              <w:rPr>
+                <w:sz w:val="26"/>
+                <w:szCs w:val="26"/>
+                <w:rtl w:val="1"/>
+              </w:rPr>
+              <w:t xml:space="preserve"> </w:t>
+            </w:r>
+            <w:r>
+              <w:rPr>
+                <w:sz w:val="26"/>
+                <w:szCs w:val="26"/>
+                <w:rtl w:val="1"/>
+              </w:rPr>
+              <w:t xml:space="preserve">הכוכב</w:t>
+            </w:r>
+            <w:r>
+              <w:rPr>
+                <w:sz w:val="26"/>
+                <w:szCs w:val="26"/>
+                <w:rtl w:val="1"/>
+              </w:rPr>
+              <w:t xml:space="preserve">.</w:t>
+            </w:r>
+          </w:p>
+          <w:p>
+            <w:pPr>
+              <w:keepNext w:val="0"/>
+              <w:keepLines w:val="0"/>
+              <w:pageBreakBefore w:val="0"/>
+              <w:widowControl w:val="0"/>
+              <w:pBdr>
+                <w:top w:space="0" w:sz="0" w:val="nil"/>
+                <w:left w:space="0" w:sz="0" w:val="nil"/>
+                <w:bottom w:space="0" w:sz="0" w:val="nil"/>
+                <w:right w:space="0" w:sz="0" w:val="nil"/>
+                <w:between w:space="0" w:sz="0" w:val="nil"/>
+              </w:pBdr>
+              <w:shd w:fill="auto" w:val="clear"/>
+              <w:bidi w:val="1"/>
+              <w:spacing w:after="0" w:before="0" w:line="240" w:lineRule="auto"/>
+              <w:ind w:left="0" w:right="0" w:firstLine="0"/>
+              <w:jc w:val="left"/>
+              <w:rPr>
+                <w:sz w:val="26"/>
+                <w:szCs w:val="26"/>
+              </w:rPr>
+            </w:pPr>
+            <w:r>
+              <w:rPr>
+                <w:rtl w:val="0"/>
+              </w:rPr>
+            </w:r>
+          </w:p>
+          <w:p>
+            <w:pPr>
+              <w:keepNext w:val="0"/>
+              <w:keepLines w:val="0"/>
+              <w:pageBreakBefore w:val="0"/>
+              <w:widowControl w:val="0"/>
+              <w:pBdr>
+                <w:top w:space="0" w:sz="0" w:val="nil"/>
+                <w:left w:space="0" w:sz="0" w:val="nil"/>
+                <w:bottom w:space="0" w:sz="0" w:val="nil"/>
+                <w:right w:space="0" w:sz="0" w:val="nil"/>
+                <w:between w:space="0" w:sz="0" w:val="nil"/>
+              </w:pBdr>
+              <w:shd w:fill="auto" w:val="clear"/>
+              <w:bidi w:val="1"/>
+              <w:spacing w:after="0" w:before="0" w:line="240" w:lineRule="auto"/>
+              <w:ind w:left="0" w:right="0" w:firstLine="0"/>
+              <w:jc w:val="left"/>
+              <w:rPr>
+                <w:sz w:val="26"/>
+                <w:szCs w:val="26"/>
+              </w:rPr>
+            </w:pPr>
+            <w:r>
+              <w:rPr>
+                <w:sz w:val="26"/>
+                <w:szCs w:val="26"/>
+                <w:rtl w:val="1"/>
+              </w:rPr>
+              <w:t xml:space="preserve">תמונה</w:t>
+            </w:r>
+            <w:r>
+              <w:rPr>
+                <w:sz w:val="26"/>
+                <w:szCs w:val="26"/>
+                <w:rtl w:val="1"/>
+              </w:rPr>
+              <w:t xml:space="preserve">: </w:t>
+            </w:r>
+            <w:r>
+              <w:rPr>
+                <w:sz w:val="26"/>
+                <w:szCs w:val="26"/>
+                <w:rtl w:val="0"/>
+              </w:rPr>
+              <w:t xml:space="preserve">shoshana</w:t>
+            </w:r>
+            <w:r>
+              <w:rPr>
+                <w:sz w:val="26"/>
+                <w:szCs w:val="26"/>
+                <w:rtl w:val="0"/>
+              </w:rPr>
+              <w:t xml:space="preserve">-</w:t>
+            </w:r>
+            <w:r>
+              <w:rPr>
+                <w:sz w:val="26"/>
+                <w:szCs w:val="26"/>
+                <w:rtl w:val="0"/>
+              </w:rPr>
+              <w:t xml:space="preserve">diary</w:t>
+            </w:r>
+            <w:r>
+              <w:rPr>
+                <w:sz w:val="26"/>
+                <w:szCs w:val="26"/>
+                <w:rtl w:val="0"/>
+              </w:rPr>
+              <w:t xml:space="preserve">.</w:t>
+            </w:r>
+            <w:r>
+              <w:rPr>
+                <w:sz w:val="26"/>
+                <w:szCs w:val="26"/>
+                <w:rtl w:val="0"/>
+              </w:rPr>
+              <w:t xml:space="preserve">png</w:t>
+            </w:r>
+            <w:r>
+              <w:rPr>
+                <w:sz w:val="26"/>
+                <w:szCs w:val="26"/>
+                <w:rtl w:val="1"/>
+              </w:rPr>
+              <w:t xml:space="preserve"> (</w:t>
+            </w:r>
+            <w:r>
+              <w:rPr>
+                <w:sz w:val="26"/>
+                <w:szCs w:val="26"/>
+                <w:rtl w:val="1"/>
+              </w:rPr>
+              <w:t xml:space="preserve">קטן</w:t>
+            </w:r>
+            <w:r>
+              <w:rPr>
+                <w:sz w:val="26"/>
+                <w:szCs w:val="26"/>
+                <w:rtl w:val="1"/>
+              </w:rPr>
+              <w:t xml:space="preserve">)</w:t>
+            </w:r>
+          </w:p>
+          <w:p>
+            <w:pPr>
+              <w:keepNext w:val="0"/>
+              <w:keepLines w:val="0"/>
+              <w:pageBreakBefore w:val="0"/>
+              <w:widowControl w:val="0"/>
+              <w:pBdr>
+                <w:top w:space="0" w:sz="0" w:val="nil"/>
+                <w:left w:space="0" w:sz="0" w:val="nil"/>
+                <w:bottom w:space="0" w:sz="0" w:val="nil"/>
+                <w:right w:space="0" w:sz="0" w:val="nil"/>
+                <w:between w:space="0" w:sz="0" w:val="nil"/>
+              </w:pBdr>
+              <w:shd w:fill="auto" w:val="clear"/>
+              <w:bidi w:val="1"/>
+              <w:spacing w:after="0" w:before="0" w:line="240" w:lineRule="auto"/>
+              <w:ind w:left="0" w:right="0" w:firstLine="0"/>
+              <w:jc w:val="left"/>
+              <w:rPr>
+                <w:sz w:val="26"/>
+                <w:szCs w:val="26"/>
+              </w:rPr>
+            </w:pPr>
+            <w:r>
+              <w:rPr>
+                <w:rtl w:val="0"/>
+              </w:rPr>
+            </w:r>
+          </w:p>
+          <w:p>
+            <w:pPr>
+              <w:keepNext w:val="0"/>
+              <w:keepLines w:val="0"/>
+              <w:pageBreakBefore w:val="0"/>
+              <w:widowControl w:val="0"/>
+              <w:pBdr>
+                <w:top w:space="0" w:sz="0" w:val="nil"/>
+                <w:left w:space="0" w:sz="0" w:val="nil"/>
+                <w:bottom w:space="0" w:sz="0" w:val="nil"/>
+                <w:right w:space="0" w:sz="0" w:val="nil"/>
+                <w:between w:space="0" w:sz="0" w:val="nil"/>
+              </w:pBdr>
+              <w:shd w:fill="auto" w:val="clear"/>
+              <w:bidi w:val="1"/>
+              <w:spacing w:after="0" w:before="0" w:line="240" w:lineRule="auto"/>
+              <w:ind w:left="0" w:right="0" w:firstLine="0"/>
+              <w:jc w:val="left"/>
+              <w:rPr>
+                <w:b w:val="1"/>
+                <w:bCs w:val="1"/>
+                <w:sz w:val="26"/>
+                <w:szCs w:val="26"/>
+              </w:rPr>
+            </w:pPr>
+            <w:r>
+              <w:rPr>
+                <w:b w:val="1"/>
+                <w:bCs w:val="1"/>
+                <w:sz w:val="26"/>
+                <w:szCs w:val="26"/>
+                <w:rtl w:val="1"/>
+              </w:rPr>
+              <w:t xml:space="preserve">פעילות</w:t>
+            </w:r>
+            <w:r>
+              <w:rPr>
+                <w:b w:val="1"/>
+                <w:bCs w:val="1"/>
+                <w:sz w:val="26"/>
+                <w:szCs w:val="26"/>
+                <w:rtl w:val="1"/>
+              </w:rPr>
+              <w:t xml:space="preserve"> 3: </w:t>
+            </w:r>
+            <w:r>
+              <w:rPr>
+                <w:b w:val="1"/>
+                <w:bCs w:val="1"/>
+                <w:sz w:val="26"/>
+                <w:szCs w:val="26"/>
+                <w:rtl w:val="1"/>
+              </w:rPr>
+              <w:t xml:space="preserve">ה</w:t>
+            </w:r>
+            <w:r>
+              <w:rPr>
+                <w:b w:val="1"/>
+                <w:bCs w:val="1"/>
+                <w:sz w:val="26"/>
+                <w:szCs w:val="26"/>
+                <w:rtl w:val="1"/>
+              </w:rPr>
+              <w:t xml:space="preserve">״</w:t>
+            </w:r>
+            <w:r>
+              <w:rPr>
+                <w:b w:val="1"/>
+                <w:bCs w:val="1"/>
+                <w:sz w:val="26"/>
+                <w:szCs w:val="26"/>
+                <w:rtl w:val="1"/>
+              </w:rPr>
+              <w:t xml:space="preserve">ריח</w:t>
+            </w:r>
+            <w:r>
+              <w:rPr>
+                <w:b w:val="1"/>
+                <w:bCs w:val="1"/>
+                <w:sz w:val="26"/>
+                <w:szCs w:val="26"/>
+                <w:rtl w:val="1"/>
+              </w:rPr>
+              <w:t xml:space="preserve">״ </w:t>
+            </w:r>
+            <w:r>
+              <w:rPr>
+                <w:b w:val="1"/>
+                <w:bCs w:val="1"/>
+                <w:sz w:val="26"/>
+                <w:szCs w:val="26"/>
+                <w:rtl w:val="1"/>
+              </w:rPr>
+              <w:t xml:space="preserve">שתמיד</w:t>
+            </w:r>
+            <w:r>
+              <w:rPr>
+                <w:b w:val="1"/>
+                <w:bCs w:val="1"/>
+                <w:sz w:val="26"/>
+                <w:szCs w:val="26"/>
+                <w:rtl w:val="1"/>
+              </w:rPr>
+              <w:t xml:space="preserve"> </w:t>
+            </w:r>
+            <w:r>
+              <w:rPr>
+                <w:b w:val="1"/>
+                <w:bCs w:val="1"/>
+                <w:sz w:val="26"/>
+                <w:szCs w:val="26"/>
+                <w:rtl w:val="1"/>
+              </w:rPr>
+              <w:t xml:space="preserve">היה</w:t>
+            </w:r>
+            <w:r>
+              <w:rPr>
+                <w:b w:val="1"/>
+                <w:bCs w:val="1"/>
+                <w:sz w:val="26"/>
+                <w:szCs w:val="26"/>
+                <w:rtl w:val="1"/>
+              </w:rPr>
+              <w:t xml:space="preserve"> </w:t>
+            </w:r>
+            <w:r>
+              <w:rPr>
+                <w:b w:val="1"/>
+                <w:bCs w:val="1"/>
+                <w:sz w:val="26"/>
+                <w:szCs w:val="26"/>
+                <w:rtl w:val="1"/>
+              </w:rPr>
+              <w:t xml:space="preserve">שם</w:t>
+            </w:r>
+          </w:p>
+          <w:p>
+            <w:pPr>
+              <w:widowControl w:val="0"/>
+              <w:bidi w:val="1"/>
+              <w:spacing w:after="240" w:before="240" w:line="240" w:lineRule="auto"/>
+              <w:rPr>
+                <w:b w:val="1"/>
+                <w:bCs w:val="1"/>
+                <w:i w:val="1"/>
+                <w:iCs w:val="1"/>
+                <w:sz w:val="26"/>
+                <w:szCs w:val="26"/>
+              </w:rPr>
+            </w:pPr>
+            <w:r>
+              <w:rPr>
+                <w:rtl w:val="1"/>
+              </w:rPr>
+            </w:r>
+            <w:r>
+              <w:rPr>
+                <w:b w:val="1"/>
+                <w:bCs w:val="1"/>
+                <w:i w:val="1"/>
+                <w:iCs w:val="1"/>
+                <w:sz w:val="26"/>
+                <w:szCs w:val="26"/>
+                <w:rtl w:val="1"/>
+              </w:rPr>
+              <w:t xml:space="preserve">״</w:t>
+            </w:r>
+            <w:r>
+              <w:rPr>
+                <w:b w:val="1"/>
+                <w:bCs w:val="1"/>
+                <w:i w:val="1"/>
+                <w:iCs w:val="1"/>
+                <w:sz w:val="26"/>
+                <w:szCs w:val="26"/>
+                <w:rtl w:val="1"/>
+              </w:rPr>
+              <w:t xml:space="preserve">השושנה</w:t>
+            </w:r>
+            <w:r>
+              <w:rPr>
+                <w:b w:val="1"/>
+                <w:bCs w:val="1"/>
+                <w:i w:val="1"/>
+                <w:iCs w:val="1"/>
+                <w:sz w:val="26"/>
+                <w:szCs w:val="26"/>
+                <w:rtl w:val="1"/>
+              </w:rPr>
+              <w:t xml:space="preserve"> </w:t>
+            </w:r>
+            <w:r>
+              <w:rPr>
+                <w:b w:val="1"/>
+                <w:bCs w:val="1"/>
+                <w:i w:val="1"/>
+                <w:iCs w:val="1"/>
+                <w:sz w:val="26"/>
+                <w:szCs w:val="26"/>
+                <w:rtl w:val="1"/>
+              </w:rPr>
+              <w:t xml:space="preserve">שלי</w:t>
+            </w:r>
+            <w:r>
+              <w:rPr>
+                <w:b w:val="1"/>
+                <w:bCs w:val="1"/>
+                <w:i w:val="1"/>
+                <w:iCs w:val="1"/>
+                <w:sz w:val="26"/>
+                <w:szCs w:val="26"/>
+                <w:rtl w:val="1"/>
+              </w:rPr>
+              <w:t xml:space="preserve"> </w:t>
+            </w:r>
+            <w:r>
+              <w:rPr>
+                <w:b w:val="1"/>
+                <w:bCs w:val="1"/>
+                <w:i w:val="1"/>
+                <w:iCs w:val="1"/>
+                <w:sz w:val="26"/>
+                <w:szCs w:val="26"/>
+                <w:rtl w:val="1"/>
+              </w:rPr>
+              <w:t xml:space="preserve">בשמה</w:t>
+            </w:r>
+            <w:r>
+              <w:rPr>
+                <w:b w:val="1"/>
+                <w:bCs w:val="1"/>
+                <w:i w:val="1"/>
+                <w:iCs w:val="1"/>
+                <w:sz w:val="26"/>
+                <w:szCs w:val="26"/>
+                <w:rtl w:val="1"/>
+              </w:rPr>
+              <w:t xml:space="preserve"> </w:t>
+            </w:r>
+            <w:r>
+              <w:rPr>
+                <w:b w:val="1"/>
+                <w:bCs w:val="1"/>
+                <w:i w:val="1"/>
+                <w:iCs w:val="1"/>
+                <w:sz w:val="26"/>
+                <w:szCs w:val="26"/>
+                <w:rtl w:val="1"/>
+              </w:rPr>
+              <w:t xml:space="preserve">את</w:t>
+            </w:r>
+            <w:r>
+              <w:rPr>
+                <w:b w:val="1"/>
+                <w:bCs w:val="1"/>
+                <w:i w:val="1"/>
+                <w:iCs w:val="1"/>
+                <w:sz w:val="26"/>
+                <w:szCs w:val="26"/>
+                <w:rtl w:val="1"/>
+              </w:rPr>
+              <w:t xml:space="preserve"> </w:t>
+            </w:r>
+            <w:r>
+              <w:rPr>
+                <w:b w:val="1"/>
+                <w:bCs w:val="1"/>
+                <w:i w:val="1"/>
+                <w:iCs w:val="1"/>
+                <w:sz w:val="26"/>
+                <w:szCs w:val="26"/>
+                <w:rtl w:val="1"/>
+              </w:rPr>
+              <w:t xml:space="preserve">הכוכב</w:t>
+            </w:r>
+            <w:r>
+              <w:rPr>
+                <w:b w:val="1"/>
+                <w:bCs w:val="1"/>
+                <w:i w:val="1"/>
+                <w:iCs w:val="1"/>
+                <w:sz w:val="26"/>
+                <w:szCs w:val="26"/>
+                <w:rtl w:val="1"/>
+              </w:rPr>
+              <w:t xml:space="preserve"> </w:t>
+            </w:r>
+            <w:r>
+              <w:rPr>
+                <w:b w:val="1"/>
+                <w:bCs w:val="1"/>
+                <w:i w:val="1"/>
+                <w:iCs w:val="1"/>
+                <w:sz w:val="26"/>
+                <w:szCs w:val="26"/>
+                <w:rtl w:val="1"/>
+              </w:rPr>
+              <w:t xml:space="preserve">שלי</w:t>
+            </w:r>
+            <w:r>
+              <w:rPr>
+                <w:b w:val="1"/>
+                <w:bCs w:val="1"/>
+                <w:i w:val="1"/>
+                <w:iCs w:val="1"/>
+                <w:sz w:val="26"/>
+                <w:szCs w:val="26"/>
+                <w:rtl w:val="1"/>
+              </w:rPr>
+              <w:t xml:space="preserve">, </w:t>
+            </w:r>
+            <w:r>
+              <w:rPr>
+                <w:b w:val="1"/>
+                <w:bCs w:val="1"/>
+                <w:i w:val="1"/>
+                <w:iCs w:val="1"/>
+                <w:sz w:val="26"/>
+                <w:szCs w:val="26"/>
+                <w:rtl w:val="1"/>
+              </w:rPr>
+              <w:t xml:space="preserve">אבל</w:t>
+            </w:r>
+            <w:r>
+              <w:rPr>
+                <w:b w:val="1"/>
+                <w:bCs w:val="1"/>
+                <w:i w:val="1"/>
+                <w:iCs w:val="1"/>
+                <w:sz w:val="26"/>
+                <w:szCs w:val="26"/>
+                <w:rtl w:val="1"/>
+              </w:rPr>
+              <w:t xml:space="preserve"> </w:t>
+            </w:r>
+            <w:r>
+              <w:rPr>
+                <w:b w:val="1"/>
+                <w:bCs w:val="1"/>
+                <w:i w:val="1"/>
+                <w:iCs w:val="1"/>
+                <w:sz w:val="26"/>
+                <w:szCs w:val="26"/>
+                <w:rtl w:val="1"/>
+              </w:rPr>
+              <w:t xml:space="preserve">לא</w:t>
+            </w:r>
+            <w:r>
+              <w:rPr>
+                <w:b w:val="1"/>
+                <w:bCs w:val="1"/>
+                <w:i w:val="1"/>
+                <w:iCs w:val="1"/>
+                <w:sz w:val="26"/>
+                <w:szCs w:val="26"/>
+                <w:rtl w:val="1"/>
+              </w:rPr>
+              <w:t xml:space="preserve"> </w:t>
+            </w:r>
+            <w:r>
+              <w:rPr>
+                <w:b w:val="1"/>
+                <w:bCs w:val="1"/>
+                <w:i w:val="1"/>
+                <w:iCs w:val="1"/>
+                <w:sz w:val="26"/>
+                <w:szCs w:val="26"/>
+                <w:rtl w:val="1"/>
+              </w:rPr>
+              <w:t xml:space="preserve">ידעתי</w:t>
+            </w:r>
+            <w:r>
+              <w:rPr>
+                <w:b w:val="1"/>
+                <w:bCs w:val="1"/>
+                <w:i w:val="1"/>
+                <w:iCs w:val="1"/>
+                <w:sz w:val="26"/>
+                <w:szCs w:val="26"/>
+                <w:rtl w:val="1"/>
+              </w:rPr>
+              <w:t xml:space="preserve"> </w:t>
+            </w:r>
+            <w:r>
+              <w:rPr>
+                <w:b w:val="1"/>
+                <w:bCs w:val="1"/>
+                <w:i w:val="1"/>
+                <w:iCs w:val="1"/>
+                <w:sz w:val="26"/>
+                <w:szCs w:val="26"/>
+                <w:rtl w:val="1"/>
+              </w:rPr>
+              <w:t xml:space="preserve">ליהנות</w:t>
+            </w:r>
+            <w:r>
+              <w:rPr>
+                <w:b w:val="1"/>
+                <w:bCs w:val="1"/>
+                <w:i w:val="1"/>
+                <w:iCs w:val="1"/>
+                <w:sz w:val="26"/>
+                <w:szCs w:val="26"/>
+                <w:rtl w:val="1"/>
+              </w:rPr>
+              <w:t xml:space="preserve"> </w:t>
+            </w:r>
+            <w:r>
+              <w:rPr>
+                <w:b w:val="1"/>
+                <w:bCs w:val="1"/>
+                <w:i w:val="1"/>
+                <w:iCs w:val="1"/>
+                <w:sz w:val="26"/>
+                <w:szCs w:val="26"/>
+                <w:rtl w:val="1"/>
+              </w:rPr>
+              <w:t xml:space="preserve">מניחוחה</w:t>
+            </w:r>
+            <w:r>
+              <w:rPr>
+                <w:b w:val="1"/>
+                <w:bCs w:val="1"/>
+                <w:i w:val="1"/>
+                <w:iCs w:val="1"/>
+                <w:sz w:val="26"/>
+                <w:szCs w:val="26"/>
+                <w:rtl w:val="1"/>
+              </w:rPr>
+              <w:t xml:space="preserve">.״</w:t>
+            </w:r>
+          </w:p>
+          <w:p>
+            <w:pPr>
+              <w:widowControl w:val="0"/>
+              <w:bidi w:val="1"/>
+              <w:spacing w:after="240" w:before="240" w:line="240" w:lineRule="auto"/>
+              <w:rPr>
+                <w:sz w:val="26"/>
+                <w:szCs w:val="26"/>
+              </w:rPr>
+            </w:pPr>
+            <w:r>
+              <w:rPr>
+                <w:sz w:val="26"/>
+                <w:szCs w:val="26"/>
+                <w:rtl w:val="1"/>
+              </w:rPr>
+              <w:t xml:space="preserve">הנסיך</w:t>
+            </w:r>
+            <w:r>
+              <w:rPr>
+                <w:sz w:val="26"/>
+                <w:szCs w:val="26"/>
+                <w:rtl w:val="1"/>
+              </w:rPr>
+              <w:t xml:space="preserve"> </w:t>
+            </w:r>
+            <w:r>
+              <w:rPr>
+                <w:sz w:val="26"/>
+                <w:szCs w:val="26"/>
+                <w:rtl w:val="1"/>
+              </w:rPr>
+              <w:t xml:space="preserve">הקטן</w:t>
+            </w:r>
+            <w:r>
+              <w:rPr>
+                <w:sz w:val="26"/>
+                <w:szCs w:val="26"/>
+                <w:rtl w:val="1"/>
+              </w:rPr>
+              <w:t xml:space="preserve"> </w:t>
+            </w:r>
+            <w:r>
+              <w:rPr>
+                <w:sz w:val="26"/>
+                <w:szCs w:val="26"/>
+                <w:rtl w:val="1"/>
+              </w:rPr>
+              <w:t xml:space="preserve">הבין</w:t>
+            </w:r>
+            <w:r>
+              <w:rPr>
+                <w:sz w:val="26"/>
+                <w:szCs w:val="26"/>
+                <w:rtl w:val="1"/>
+              </w:rPr>
+              <w:t xml:space="preserve"> </w:t>
+            </w:r>
+            <w:r>
+              <w:rPr>
+                <w:sz w:val="26"/>
+                <w:szCs w:val="26"/>
+                <w:rtl w:val="1"/>
+              </w:rPr>
+              <w:t xml:space="preserve">מאוחר</w:t>
+            </w:r>
+            <w:r>
+              <w:rPr>
+                <w:sz w:val="26"/>
+                <w:szCs w:val="26"/>
+                <w:rtl w:val="1"/>
+              </w:rPr>
+              <w:t xml:space="preserve"> </w:t>
+            </w:r>
+            <w:r>
+              <w:rPr>
+                <w:sz w:val="26"/>
+                <w:szCs w:val="26"/>
+                <w:rtl w:val="1"/>
+              </w:rPr>
+              <w:t xml:space="preserve">מדי</w:t>
+            </w:r>
+            <w:r>
+              <w:rPr>
+                <w:sz w:val="26"/>
+                <w:szCs w:val="26"/>
+                <w:rtl w:val="1"/>
+              </w:rPr>
+              <w:t xml:space="preserve"> </w:t>
+            </w:r>
+            <w:r>
+              <w:rPr>
+                <w:sz w:val="26"/>
+                <w:szCs w:val="26"/>
+                <w:rtl w:val="1"/>
+              </w:rPr>
+              <w:t xml:space="preserve">שהשושנה</w:t>
+            </w:r>
+            <w:r>
+              <w:rPr>
+                <w:sz w:val="26"/>
+                <w:szCs w:val="26"/>
+                <w:rtl w:val="1"/>
+              </w:rPr>
+              <w:t xml:space="preserve"> </w:t>
+            </w:r>
+            <w:r>
+              <w:rPr>
+                <w:sz w:val="26"/>
+                <w:szCs w:val="26"/>
+                <w:rtl w:val="1"/>
+              </w:rPr>
+              <w:t xml:space="preserve">שלו</w:t>
+            </w:r>
+            <w:r>
+              <w:rPr>
+                <w:sz w:val="26"/>
+                <w:szCs w:val="26"/>
+                <w:rtl w:val="1"/>
+              </w:rPr>
+              <w:t xml:space="preserve"> </w:t>
+            </w:r>
+            <w:r>
+              <w:rPr>
+                <w:sz w:val="26"/>
+                <w:szCs w:val="26"/>
+                <w:rtl w:val="1"/>
+              </w:rPr>
+              <w:t xml:space="preserve">מילאה</w:t>
+            </w:r>
+            <w:r>
+              <w:rPr>
+                <w:sz w:val="26"/>
+                <w:szCs w:val="26"/>
+                <w:rtl w:val="1"/>
+              </w:rPr>
+              <w:t xml:space="preserve"> </w:t>
+            </w:r>
+            <w:r>
+              <w:rPr>
+                <w:sz w:val="26"/>
+                <w:szCs w:val="26"/>
+                <w:rtl w:val="1"/>
+              </w:rPr>
+              <w:t xml:space="preserve">את</w:t>
+            </w:r>
+            <w:r>
+              <w:rPr>
+                <w:sz w:val="26"/>
+                <w:szCs w:val="26"/>
+                <w:rtl w:val="1"/>
+              </w:rPr>
+              <w:t xml:space="preserve"> </w:t>
+            </w:r>
+            <w:r>
+              <w:rPr>
+                <w:sz w:val="26"/>
+                <w:szCs w:val="26"/>
+                <w:rtl w:val="1"/>
+              </w:rPr>
+              <w:t xml:space="preserve">הכוכב</w:t>
+            </w:r>
+            <w:r>
+              <w:rPr>
+                <w:sz w:val="26"/>
+                <w:szCs w:val="26"/>
+                <w:rtl w:val="1"/>
+              </w:rPr>
+              <w:t xml:space="preserve"> </w:t>
+            </w:r>
+            <w:r>
+              <w:rPr>
+                <w:sz w:val="26"/>
+                <w:szCs w:val="26"/>
+                <w:rtl w:val="1"/>
+              </w:rPr>
+              <w:t xml:space="preserve">ביופי</w:t>
+            </w:r>
+            <w:r>
+              <w:rPr>
+                <w:sz w:val="26"/>
+                <w:szCs w:val="26"/>
+                <w:rtl w:val="1"/>
+              </w:rPr>
+              <w:t xml:space="preserve"> </w:t>
+            </w:r>
+            <w:r>
+              <w:rPr>
+                <w:sz w:val="26"/>
+                <w:szCs w:val="26"/>
+                <w:rtl w:val="1"/>
+              </w:rPr>
+              <w:t xml:space="preserve">ובניחוח</w:t>
+            </w:r>
+            <w:r>
+              <w:rPr>
+                <w:sz w:val="26"/>
+                <w:szCs w:val="26"/>
+                <w:rtl w:val="1"/>
+              </w:rPr>
+              <w:t xml:space="preserve">, </w:t>
+            </w:r>
+            <w:r>
+              <w:rPr>
+                <w:sz w:val="26"/>
+                <w:szCs w:val="26"/>
+                <w:rtl w:val="1"/>
+              </w:rPr>
+              <w:t xml:space="preserve">אך</w:t>
+            </w:r>
+            <w:r>
+              <w:rPr>
+                <w:sz w:val="26"/>
+                <w:szCs w:val="26"/>
+                <w:rtl w:val="1"/>
+              </w:rPr>
+              <w:t xml:space="preserve"> </w:t>
+            </w:r>
+            <w:r>
+              <w:rPr>
+                <w:sz w:val="26"/>
+                <w:szCs w:val="26"/>
+                <w:rtl w:val="1"/>
+              </w:rPr>
+              <w:t xml:space="preserve">כל</w:t>
+            </w:r>
+            <w:r>
+              <w:rPr>
+                <w:sz w:val="26"/>
+                <w:szCs w:val="26"/>
+                <w:rtl w:val="1"/>
+              </w:rPr>
+              <w:t xml:space="preserve"> </w:t>
+            </w:r>
+            <w:r>
+              <w:rPr>
+                <w:sz w:val="26"/>
+                <w:szCs w:val="26"/>
+                <w:rtl w:val="1"/>
+              </w:rPr>
+              <w:t xml:space="preserve">עוד</w:t>
+            </w:r>
+            <w:r>
+              <w:rPr>
+                <w:sz w:val="26"/>
+                <w:szCs w:val="26"/>
+                <w:rtl w:val="1"/>
+              </w:rPr>
+              <w:t xml:space="preserve"> </w:t>
+            </w:r>
+            <w:r>
+              <w:rPr>
+                <w:sz w:val="26"/>
+                <w:szCs w:val="26"/>
+                <w:rtl w:val="1"/>
+              </w:rPr>
+              <w:t xml:space="preserve">הייתה</w:t>
+            </w:r>
+            <w:r>
+              <w:rPr>
+                <w:sz w:val="26"/>
+                <w:szCs w:val="26"/>
+                <w:rtl w:val="1"/>
+              </w:rPr>
+              <w:t xml:space="preserve"> </w:t>
+            </w:r>
+            <w:r>
+              <w:rPr>
+                <w:sz w:val="26"/>
+                <w:szCs w:val="26"/>
+                <w:rtl w:val="1"/>
+              </w:rPr>
+              <w:t xml:space="preserve">לצדו</w:t>
+            </w:r>
+            <w:r>
+              <w:rPr>
+                <w:sz w:val="26"/>
+                <w:szCs w:val="26"/>
+                <w:rtl w:val="1"/>
+              </w:rPr>
+              <w:t xml:space="preserve">, </w:t>
+            </w:r>
+            <w:r>
+              <w:rPr>
+                <w:sz w:val="26"/>
+                <w:szCs w:val="26"/>
+                <w:rtl w:val="1"/>
+              </w:rPr>
+              <w:t xml:space="preserve">לא</w:t>
+            </w:r>
+            <w:r>
+              <w:rPr>
+                <w:sz w:val="26"/>
+                <w:szCs w:val="26"/>
+                <w:rtl w:val="1"/>
+              </w:rPr>
+              <w:t xml:space="preserve"> </w:t>
+            </w:r>
+            <w:r>
+              <w:rPr>
+                <w:sz w:val="26"/>
+                <w:szCs w:val="26"/>
+                <w:rtl w:val="1"/>
+              </w:rPr>
+              <w:t xml:space="preserve">תמיד</w:t>
+            </w:r>
+            <w:r>
+              <w:rPr>
+                <w:sz w:val="26"/>
+                <w:szCs w:val="26"/>
+                <w:rtl w:val="1"/>
+              </w:rPr>
+              <w:t xml:space="preserve"> </w:t>
+            </w:r>
+            <w:r>
+              <w:rPr>
+                <w:sz w:val="26"/>
+                <w:szCs w:val="26"/>
+                <w:rtl w:val="1"/>
+              </w:rPr>
+              <w:t xml:space="preserve">ידע</w:t>
+            </w:r>
+            <w:r>
+              <w:rPr>
+                <w:sz w:val="26"/>
+                <w:szCs w:val="26"/>
+                <w:rtl w:val="1"/>
+              </w:rPr>
+              <w:t xml:space="preserve"> </w:t>
+            </w:r>
+            <w:r>
+              <w:rPr>
+                <w:sz w:val="26"/>
+                <w:szCs w:val="26"/>
+                <w:rtl w:val="1"/>
+              </w:rPr>
+              <w:t xml:space="preserve">להבחין</w:t>
+            </w:r>
+            <w:r>
+              <w:rPr>
+                <w:sz w:val="26"/>
+                <w:szCs w:val="26"/>
+                <w:rtl w:val="1"/>
+              </w:rPr>
+              <w:t xml:space="preserve"> </w:t>
+            </w:r>
+            <w:r>
+              <w:rPr>
+                <w:sz w:val="26"/>
+                <w:szCs w:val="26"/>
+                <w:rtl w:val="1"/>
+              </w:rPr>
+              <w:t xml:space="preserve">במה</w:t>
+            </w:r>
+            <w:r>
+              <w:rPr>
+                <w:sz w:val="26"/>
+                <w:szCs w:val="26"/>
+                <w:rtl w:val="1"/>
+              </w:rPr>
+              <w:t xml:space="preserve"> </w:t>
+            </w:r>
+            <w:r>
+              <w:rPr>
+                <w:sz w:val="26"/>
+                <w:szCs w:val="26"/>
+                <w:rtl w:val="1"/>
+              </w:rPr>
+              <w:t xml:space="preserve">שהעניקה</w:t>
+            </w:r>
+            <w:r>
+              <w:rPr>
+                <w:sz w:val="26"/>
+                <w:szCs w:val="26"/>
+                <w:rtl w:val="1"/>
+              </w:rPr>
+              <w:t xml:space="preserve"> </w:t>
+            </w:r>
+            <w:r>
+              <w:rPr>
+                <w:sz w:val="26"/>
+                <w:szCs w:val="26"/>
+                <w:rtl w:val="1"/>
+              </w:rPr>
+              <w:t xml:space="preserve">לו</w:t>
+            </w:r>
+            <w:r>
+              <w:rPr>
+                <w:sz w:val="26"/>
+                <w:szCs w:val="26"/>
+                <w:rtl w:val="1"/>
+              </w:rPr>
+              <w:t xml:space="preserve"> </w:t>
+            </w:r>
+            <w:r>
+              <w:rPr>
+                <w:sz w:val="26"/>
+                <w:szCs w:val="26"/>
+                <w:rtl w:val="1"/>
+              </w:rPr>
+              <w:t xml:space="preserve">וליהנות</w:t>
+            </w:r>
+            <w:r>
+              <w:rPr>
+                <w:sz w:val="26"/>
+                <w:szCs w:val="26"/>
+                <w:rtl w:val="1"/>
+              </w:rPr>
+              <w:t xml:space="preserve"> </w:t>
+            </w:r>
+            <w:r>
+              <w:rPr>
+                <w:sz w:val="26"/>
+                <w:szCs w:val="26"/>
+                <w:rtl w:val="1"/>
+              </w:rPr>
+              <w:t xml:space="preserve">ממנו</w:t>
+            </w:r>
+            <w:r>
+              <w:rPr>
+                <w:sz w:val="26"/>
+                <w:szCs w:val="26"/>
+                <w:rtl w:val="1"/>
+              </w:rPr>
+              <w:t xml:space="preserve">.</w:t>
+            </w:r>
+          </w:p>
+          <w:p>
+            <w:pPr>
+              <w:widowControl w:val="0"/>
+              <w:bidi w:val="1"/>
+              <w:spacing w:after="240" w:before="240" w:line="240" w:lineRule="auto"/>
+              <w:rPr>
+                <w:b w:val="1"/>
+                <w:bCs w:val="1"/>
+                <w:i w:val="1"/>
+                <w:iCs w:val="1"/>
+                <w:sz w:val="26"/>
+                <w:szCs w:val="26"/>
+              </w:rPr>
+            </w:pPr>
+            <w:r>
+              <w:rPr>
+                <w:rtl w:val="0"/>
+              </w:rPr>
+            </w:r>
+          </w:p>
+          <w:p>
+            <w:pPr>
+              <w:widowControl w:val="0"/>
+              <w:bidi w:val="1"/>
+              <w:spacing w:after="240" w:before="240" w:line="240" w:lineRule="auto"/>
+              <w:rPr>
+                <w:sz w:val="26"/>
+                <w:szCs w:val="26"/>
+              </w:rPr>
+            </w:pPr>
+            <w:r>
+              <w:rPr>
+                <w:sz w:val="26"/>
+                <w:szCs w:val="26"/>
+                <w:rtl w:val="1"/>
+              </w:rPr>
+              <w:t xml:space="preserve">האם</w:t>
+            </w:r>
+            <w:r>
+              <w:rPr>
+                <w:sz w:val="26"/>
+                <w:szCs w:val="26"/>
+                <w:rtl w:val="1"/>
+              </w:rPr>
+              <w:t xml:space="preserve"> </w:t>
+            </w:r>
+            <w:r>
+              <w:rPr>
+                <w:sz w:val="26"/>
+                <w:szCs w:val="26"/>
+                <w:rtl w:val="1"/>
+              </w:rPr>
+              <w:t xml:space="preserve">גם</w:t>
+            </w:r>
+            <w:r>
+              <w:rPr>
+                <w:sz w:val="26"/>
+                <w:szCs w:val="26"/>
+                <w:rtl w:val="1"/>
+              </w:rPr>
+              <w:t xml:space="preserve"> </w:t>
+            </w:r>
+            <w:r>
+              <w:rPr>
+                <w:sz w:val="26"/>
+                <w:szCs w:val="26"/>
+                <w:rtl w:val="1"/>
+              </w:rPr>
+              <w:t xml:space="preserve">לכם</w:t>
+            </w:r>
+            <w:r>
+              <w:rPr>
+                <w:sz w:val="26"/>
+                <w:szCs w:val="26"/>
+                <w:rtl w:val="1"/>
+              </w:rPr>
+              <w:t xml:space="preserve"> </w:t>
+            </w:r>
+            <w:r>
+              <w:rPr>
+                <w:sz w:val="26"/>
+                <w:szCs w:val="26"/>
+                <w:rtl w:val="1"/>
+              </w:rPr>
+              <w:t xml:space="preserve">קורה</w:t>
+            </w:r>
+            <w:r>
+              <w:rPr>
+                <w:sz w:val="26"/>
+                <w:szCs w:val="26"/>
+                <w:rtl w:val="1"/>
+              </w:rPr>
+              <w:t xml:space="preserve"> </w:t>
+            </w:r>
+            <w:r>
+              <w:rPr>
+                <w:sz w:val="26"/>
+                <w:szCs w:val="26"/>
+                <w:rtl w:val="1"/>
+              </w:rPr>
+              <w:t xml:space="preserve">שאינכם</w:t>
+            </w:r>
+            <w:r>
+              <w:rPr>
+                <w:sz w:val="26"/>
+                <w:szCs w:val="26"/>
+                <w:rtl w:val="1"/>
+              </w:rPr>
+              <w:t xml:space="preserve"> </w:t>
+            </w:r>
+            <w:r>
+              <w:rPr>
+                <w:sz w:val="26"/>
+                <w:szCs w:val="26"/>
+                <w:rtl w:val="1"/>
+              </w:rPr>
+              <w:t xml:space="preserve">שמים</w:t>
+            </w:r>
+            <w:r>
+              <w:rPr>
+                <w:sz w:val="26"/>
+                <w:szCs w:val="26"/>
+                <w:rtl w:val="1"/>
+              </w:rPr>
+              <w:t xml:space="preserve"> </w:t>
+            </w:r>
+            <w:r>
+              <w:rPr>
+                <w:sz w:val="26"/>
+                <w:szCs w:val="26"/>
+                <w:rtl w:val="1"/>
+              </w:rPr>
+              <w:t xml:space="preserve">לב</w:t>
+            </w:r>
+            <w:r>
+              <w:rPr>
+                <w:sz w:val="26"/>
+                <w:szCs w:val="26"/>
+                <w:rtl w:val="1"/>
+              </w:rPr>
+              <w:t xml:space="preserve"> </w:t>
+            </w:r>
+            <w:r>
+              <w:rPr>
+                <w:sz w:val="26"/>
+                <w:szCs w:val="26"/>
+                <w:rtl w:val="1"/>
+              </w:rPr>
+              <w:t xml:space="preserve">לדבר</w:t>
+            </w:r>
+            <w:r>
+              <w:rPr>
+                <w:sz w:val="26"/>
+                <w:szCs w:val="26"/>
+                <w:rtl w:val="1"/>
+              </w:rPr>
+              <w:t xml:space="preserve"> </w:t>
+            </w:r>
+            <w:r>
+              <w:rPr>
+                <w:sz w:val="26"/>
+                <w:szCs w:val="26"/>
+                <w:rtl w:val="1"/>
+              </w:rPr>
+              <w:t xml:space="preserve">יקר</w:t>
+            </w:r>
+            <w:r>
+              <w:rPr>
+                <w:sz w:val="26"/>
+                <w:szCs w:val="26"/>
+                <w:rtl w:val="1"/>
+              </w:rPr>
+              <w:t xml:space="preserve"> </w:t>
+            </w:r>
+            <w:r>
+              <w:rPr>
+                <w:sz w:val="26"/>
+                <w:szCs w:val="26"/>
+                <w:rtl w:val="1"/>
+              </w:rPr>
+              <w:t xml:space="preserve">ערך</w:t>
+            </w:r>
+            <w:r>
+              <w:rPr>
+                <w:sz w:val="26"/>
+                <w:szCs w:val="26"/>
+                <w:rtl w:val="1"/>
+              </w:rPr>
+              <w:t xml:space="preserve"> </w:t>
+            </w:r>
+            <w:r>
+              <w:rPr>
+                <w:sz w:val="26"/>
+                <w:szCs w:val="26"/>
+                <w:rtl w:val="1"/>
+              </w:rPr>
+              <w:t xml:space="preserve">שנמצא</w:t>
+            </w:r>
+            <w:r>
+              <w:rPr>
+                <w:sz w:val="26"/>
+                <w:szCs w:val="26"/>
+                <w:rtl w:val="1"/>
+              </w:rPr>
+              <w:t xml:space="preserve"> </w:t>
+            </w:r>
+            <w:r>
+              <w:rPr>
+                <w:sz w:val="26"/>
+                <w:szCs w:val="26"/>
+                <w:rtl w:val="1"/>
+              </w:rPr>
+              <w:t xml:space="preserve">בחייכם</w:t>
+            </w:r>
+            <w:r>
+              <w:rPr>
+                <w:sz w:val="26"/>
+                <w:szCs w:val="26"/>
+                <w:rtl w:val="1"/>
+              </w:rPr>
+              <w:t xml:space="preserve"> </w:t>
+            </w:r>
+            <w:r>
+              <w:rPr>
+                <w:sz w:val="26"/>
+                <w:szCs w:val="26"/>
+                <w:rtl w:val="1"/>
+              </w:rPr>
+              <w:t xml:space="preserve">תמיד</w:t>
+            </w:r>
+            <w:r>
+              <w:rPr>
+                <w:sz w:val="26"/>
+                <w:szCs w:val="26"/>
+                <w:rtl w:val="1"/>
+              </w:rPr>
+              <w:t xml:space="preserve">?</w:t>
+            </w:r>
+          </w:p>
+          <w:p>
+            <w:pPr>
+              <w:widowControl w:val="0"/>
+              <w:numPr>
+                <w:ilvl w:val="0"/>
+                <w:numId w:val="1"/>
+              </w:numPr>
+              <w:bidi w:val="1"/>
+              <w:spacing w:after="0" w:afterAutospacing="0" w:before="240" w:line="240" w:lineRule="auto"/>
+              <w:ind w:left="720" w:hanging="360"/>
+              <w:rPr>
+                <w:sz w:val="26"/>
+                <w:szCs w:val="26"/>
+                <w:u w:val="none"/>
+              </w:rPr>
+            </w:pPr>
+            <w:r>
+              <w:rPr>
+                <w:sz w:val="26"/>
+                <w:szCs w:val="26"/>
+                <w:rtl w:val="1"/>
+              </w:rPr>
+              <w:t xml:space="preserve">מהו</w:t>
+            </w:r>
+            <w:r>
+              <w:rPr>
+                <w:sz w:val="26"/>
+                <w:szCs w:val="26"/>
+                <w:rtl w:val="1"/>
+              </w:rPr>
+              <w:t xml:space="preserve"> </w:t>
+            </w:r>
+            <w:r>
+              <w:rPr>
+                <w:sz w:val="26"/>
+                <w:szCs w:val="26"/>
+                <w:rtl w:val="1"/>
+              </w:rPr>
+              <w:t xml:space="preserve">הדבר</w:t>
+            </w:r>
+            <w:r>
+              <w:rPr>
+                <w:sz w:val="26"/>
+                <w:szCs w:val="26"/>
+                <w:rtl w:val="1"/>
+              </w:rPr>
+              <w:t xml:space="preserve"> </w:t>
+            </w:r>
+            <w:r>
+              <w:rPr>
+                <w:sz w:val="26"/>
+                <w:szCs w:val="26"/>
+                <w:rtl w:val="1"/>
+              </w:rPr>
+              <w:t xml:space="preserve">הזה</w:t>
+            </w:r>
+            <w:r>
+              <w:rPr>
+                <w:sz w:val="26"/>
+                <w:szCs w:val="26"/>
+                <w:rtl w:val="1"/>
+              </w:rPr>
+              <w:t xml:space="preserve">, </w:t>
+            </w:r>
+            <w:r>
+              <w:rPr>
+                <w:sz w:val="26"/>
+                <w:szCs w:val="26"/>
+                <w:rtl w:val="1"/>
+              </w:rPr>
+              <w:t xml:space="preserve">ומה</w:t>
+            </w:r>
+            <w:r>
+              <w:rPr>
+                <w:sz w:val="26"/>
+                <w:szCs w:val="26"/>
+                <w:rtl w:val="1"/>
+              </w:rPr>
+              <w:t xml:space="preserve"> </w:t>
+            </w:r>
+            <w:r>
+              <w:rPr>
+                <w:sz w:val="26"/>
+                <w:szCs w:val="26"/>
+                <w:rtl w:val="1"/>
+              </w:rPr>
+              <w:t xml:space="preserve">הוא</w:t>
+            </w:r>
+            <w:r>
+              <w:rPr>
+                <w:sz w:val="26"/>
+                <w:szCs w:val="26"/>
+                <w:rtl w:val="1"/>
+              </w:rPr>
+              <w:t xml:space="preserve"> </w:t>
+            </w:r>
+            <w:r>
+              <w:rPr>
+                <w:sz w:val="26"/>
+                <w:szCs w:val="26"/>
+                <w:rtl w:val="1"/>
+              </w:rPr>
+              <w:t xml:space="preserve">מוסיף</w:t>
+            </w:r>
+            <w:r>
+              <w:rPr>
+                <w:sz w:val="26"/>
+                <w:szCs w:val="26"/>
+                <w:rtl w:val="1"/>
+              </w:rPr>
+              <w:t xml:space="preserve"> </w:t>
+            </w:r>
+            <w:r>
+              <w:rPr>
+                <w:sz w:val="26"/>
+                <w:szCs w:val="26"/>
+                <w:rtl w:val="1"/>
+              </w:rPr>
+              <w:t xml:space="preserve">לחייכם</w:t>
+            </w:r>
+            <w:r>
+              <w:rPr>
+                <w:sz w:val="26"/>
+                <w:szCs w:val="26"/>
+                <w:rtl w:val="1"/>
+              </w:rPr>
+              <w:t xml:space="preserve">?</w:t>
+            </w:r>
+          </w:p>
+          <w:p>
+            <w:pPr>
+              <w:widowControl w:val="0"/>
+              <w:numPr>
+                <w:ilvl w:val="0"/>
+                <w:numId w:val="1"/>
+              </w:numPr>
+              <w:bidi w:val="1"/>
+              <w:spacing w:after="0" w:afterAutospacing="0" w:before="0" w:beforeAutospacing="0" w:line="240" w:lineRule="auto"/>
+              <w:ind w:left="720" w:hanging="360"/>
+              <w:rPr>
+                <w:sz w:val="26"/>
+                <w:szCs w:val="26"/>
+                <w:u w:val="none"/>
+              </w:rPr>
+            </w:pPr>
+            <w:r>
+              <w:rPr>
+                <w:sz w:val="26"/>
+                <w:szCs w:val="26"/>
+                <w:rtl w:val="1"/>
+              </w:rPr>
+              <w:t xml:space="preserve">מדוע</w:t>
+            </w:r>
+            <w:r>
+              <w:rPr>
+                <w:sz w:val="26"/>
+                <w:szCs w:val="26"/>
+                <w:rtl w:val="1"/>
+              </w:rPr>
+              <w:t xml:space="preserve"> </w:t>
+            </w:r>
+            <w:r>
+              <w:rPr>
+                <w:sz w:val="26"/>
+                <w:szCs w:val="26"/>
+                <w:rtl w:val="1"/>
+              </w:rPr>
+              <w:t xml:space="preserve">לא</w:t>
+            </w:r>
+            <w:r>
+              <w:rPr>
+                <w:sz w:val="26"/>
+                <w:szCs w:val="26"/>
+                <w:rtl w:val="1"/>
+              </w:rPr>
+              <w:t xml:space="preserve"> </w:t>
+            </w:r>
+            <w:r>
+              <w:rPr>
+                <w:sz w:val="26"/>
+                <w:szCs w:val="26"/>
+                <w:rtl w:val="1"/>
+              </w:rPr>
+              <w:t xml:space="preserve">תמיד</w:t>
+            </w:r>
+            <w:r>
+              <w:rPr>
+                <w:sz w:val="26"/>
+                <w:szCs w:val="26"/>
+                <w:rtl w:val="1"/>
+              </w:rPr>
+              <w:t xml:space="preserve"> </w:t>
+            </w:r>
+            <w:r>
+              <w:rPr>
+                <w:sz w:val="26"/>
+                <w:szCs w:val="26"/>
+                <w:rtl w:val="1"/>
+              </w:rPr>
+              <w:t xml:space="preserve">קל</w:t>
+            </w:r>
+            <w:r>
+              <w:rPr>
+                <w:sz w:val="26"/>
+                <w:szCs w:val="26"/>
+                <w:rtl w:val="1"/>
+              </w:rPr>
+              <w:t xml:space="preserve"> </w:t>
+            </w:r>
+            <w:r>
+              <w:rPr>
+                <w:sz w:val="26"/>
+                <w:szCs w:val="26"/>
+                <w:rtl w:val="1"/>
+              </w:rPr>
+              <w:t xml:space="preserve">להבחין</w:t>
+            </w:r>
+            <w:r>
+              <w:rPr>
+                <w:sz w:val="26"/>
+                <w:szCs w:val="26"/>
+                <w:rtl w:val="1"/>
+              </w:rPr>
+              <w:t xml:space="preserve"> </w:t>
+            </w:r>
+            <w:r>
+              <w:rPr>
+                <w:sz w:val="26"/>
+                <w:szCs w:val="26"/>
+                <w:rtl w:val="1"/>
+              </w:rPr>
+              <w:t xml:space="preserve">בערכו</w:t>
+            </w:r>
+            <w:r>
+              <w:rPr>
+                <w:sz w:val="26"/>
+                <w:szCs w:val="26"/>
+                <w:rtl w:val="1"/>
+              </w:rPr>
+              <w:t xml:space="preserve">?</w:t>
+            </w:r>
+          </w:p>
+          <w:p>
+            <w:pPr>
+              <w:widowControl w:val="0"/>
+              <w:numPr>
+                <w:ilvl w:val="0"/>
+                <w:numId w:val="1"/>
+              </w:numPr>
+              <w:bidi w:val="1"/>
+              <w:spacing w:after="240" w:before="0" w:beforeAutospacing="0" w:line="240" w:lineRule="auto"/>
+              <w:ind w:left="720" w:hanging="360"/>
+              <w:rPr>
+                <w:sz w:val="26"/>
+                <w:szCs w:val="26"/>
+                <w:u w:val="none"/>
+              </w:rPr>
+            </w:pPr>
+            <w:r>
+              <w:rPr>
+                <w:sz w:val="26"/>
+                <w:szCs w:val="26"/>
+                <w:rtl w:val="1"/>
+              </w:rPr>
+              <w:t xml:space="preserve">ומה</w:t>
+            </w:r>
+            <w:r>
+              <w:rPr>
+                <w:sz w:val="26"/>
+                <w:szCs w:val="26"/>
+                <w:rtl w:val="1"/>
+              </w:rPr>
+              <w:t xml:space="preserve"> </w:t>
+            </w:r>
+            <w:r>
+              <w:rPr>
+                <w:sz w:val="26"/>
+                <w:szCs w:val="26"/>
+                <w:rtl w:val="1"/>
+              </w:rPr>
+              <w:t xml:space="preserve">תוכלו</w:t>
+            </w:r>
+            <w:r>
+              <w:rPr>
+                <w:sz w:val="26"/>
+                <w:szCs w:val="26"/>
+                <w:rtl w:val="1"/>
+              </w:rPr>
+              <w:t xml:space="preserve"> </w:t>
+            </w:r>
+            <w:r>
+              <w:rPr>
+                <w:sz w:val="26"/>
+                <w:szCs w:val="26"/>
+                <w:rtl w:val="1"/>
+              </w:rPr>
+              <w:t xml:space="preserve">לעשות</w:t>
+            </w:r>
+            <w:r>
+              <w:rPr>
+                <w:sz w:val="26"/>
+                <w:szCs w:val="26"/>
+                <w:rtl w:val="1"/>
+              </w:rPr>
+              <w:t xml:space="preserve"> </w:t>
+            </w:r>
+            <w:r>
+              <w:rPr>
+                <w:sz w:val="26"/>
+                <w:szCs w:val="26"/>
+                <w:rtl w:val="1"/>
+              </w:rPr>
+              <w:t xml:space="preserve">כדי</w:t>
+            </w:r>
+            <w:r>
+              <w:rPr>
+                <w:sz w:val="26"/>
+                <w:szCs w:val="26"/>
+                <w:rtl w:val="1"/>
+              </w:rPr>
+              <w:t xml:space="preserve"> </w:t>
+            </w:r>
+            <w:r>
+              <w:rPr>
+                <w:sz w:val="26"/>
+                <w:szCs w:val="26"/>
+                <w:rtl w:val="1"/>
+              </w:rPr>
+              <w:t xml:space="preserve">להעריך</w:t>
+            </w:r>
+            <w:r>
+              <w:rPr>
+                <w:sz w:val="26"/>
+                <w:szCs w:val="26"/>
+                <w:rtl w:val="1"/>
+              </w:rPr>
+              <w:t xml:space="preserve"> </w:t>
+            </w:r>
+            <w:r>
+              <w:rPr>
+                <w:sz w:val="26"/>
+                <w:szCs w:val="26"/>
+                <w:rtl w:val="1"/>
+              </w:rPr>
+              <w:t xml:space="preserve">אותו</w:t>
+            </w:r>
+            <w:r>
+              <w:rPr>
+                <w:sz w:val="26"/>
+                <w:szCs w:val="26"/>
+                <w:rtl w:val="1"/>
+              </w:rPr>
+              <w:t xml:space="preserve"> </w:t>
+            </w:r>
+            <w:r>
+              <w:rPr>
+                <w:sz w:val="26"/>
+                <w:szCs w:val="26"/>
+                <w:rtl w:val="1"/>
+              </w:rPr>
+              <w:t xml:space="preserve">כבר</w:t>
+            </w:r>
+            <w:r>
+              <w:rPr>
+                <w:sz w:val="26"/>
+                <w:szCs w:val="26"/>
+                <w:rtl w:val="1"/>
+              </w:rPr>
+              <w:t xml:space="preserve"> </w:t>
+            </w:r>
+            <w:r>
+              <w:rPr>
+                <w:sz w:val="26"/>
+                <w:szCs w:val="26"/>
+                <w:rtl w:val="1"/>
+              </w:rPr>
+              <w:t xml:space="preserve">עכשיו</w:t>
+            </w:r>
+            <w:r>
+              <w:rPr>
+                <w:sz w:val="26"/>
+                <w:szCs w:val="26"/>
+                <w:rtl w:val="1"/>
+              </w:rPr>
+              <w:t xml:space="preserve">?</w:t>
             </w:r>
           </w:p>
         </w:tc>
@@ -38252,6 +42497,7 @@
                 <w:between w:space="0" w:sz="0" w:val="nil"/>
               </w:pBdr>
               <w:shd w:fill="auto" w:val="clear"/>
+              <w:bidi w:val="1"/>
               <w:spacing w:after="0" w:before="0" w:line="240" w:lineRule="auto"/>
               <w:ind w:left="0" w:right="0" w:firstLine="0"/>
               <w:jc w:val="center"/>
@@ -38262,8 +42508,787 @@
             </w:pPr>
             <w:r>
               <w:rPr>
-                <w:rtl w:val="0"/>
-              </w:rPr>
+                <w:sz w:val="26"/>
+                <w:szCs w:val="26"/>
+                <w:rtl w:val="1"/>
+              </w:rPr>
+              <w:t xml:space="preserve">בפרק</w:t>
+            </w:r>
+            <w:r>
+              <w:rPr>
+                <w:sz w:val="26"/>
+                <w:szCs w:val="26"/>
+                <w:rtl w:val="1"/>
+              </w:rPr>
+              <w:t xml:space="preserve"> </w:t>
+            </w:r>
+            <w:r>
+              <w:rPr>
+                <w:sz w:val="26"/>
+                <w:szCs w:val="26"/>
+                <w:rtl w:val="1"/>
+              </w:rPr>
+              <w:t xml:space="preserve">זה</w:t>
+            </w:r>
+            <w:r>
+              <w:rPr>
+                <w:sz w:val="26"/>
+                <w:szCs w:val="26"/>
+                <w:rtl w:val="1"/>
+              </w:rPr>
+              <w:t xml:space="preserve"> </w:t>
+            </w:r>
+            <w:r>
+              <w:rPr>
+                <w:sz w:val="26"/>
+                <w:szCs w:val="26"/>
+                <w:rtl w:val="1"/>
+              </w:rPr>
+              <w:t xml:space="preserve">מתוארת</w:t>
+            </w:r>
+            <w:r>
+              <w:rPr>
+                <w:sz w:val="26"/>
+                <w:szCs w:val="26"/>
+                <w:rtl w:val="1"/>
+              </w:rPr>
+              <w:t xml:space="preserve"> </w:t>
+            </w:r>
+            <w:r>
+              <w:rPr>
+                <w:sz w:val="26"/>
+                <w:szCs w:val="26"/>
+                <w:rtl w:val="1"/>
+              </w:rPr>
+              <w:t xml:space="preserve">מערכת</w:t>
+            </w:r>
+            <w:r>
+              <w:rPr>
+                <w:sz w:val="26"/>
+                <w:szCs w:val="26"/>
+                <w:rtl w:val="1"/>
+              </w:rPr>
+              <w:t xml:space="preserve"> </w:t>
+            </w:r>
+            <w:r>
+              <w:rPr>
+                <w:sz w:val="26"/>
+                <w:szCs w:val="26"/>
+                <w:rtl w:val="1"/>
+              </w:rPr>
+              <w:t xml:space="preserve">היחסים</w:t>
+            </w:r>
+            <w:r>
+              <w:rPr>
+                <w:sz w:val="26"/>
+                <w:szCs w:val="26"/>
+                <w:rtl w:val="1"/>
+              </w:rPr>
+              <w:t xml:space="preserve"> </w:t>
+            </w:r>
+            <w:r>
+              <w:rPr>
+                <w:sz w:val="26"/>
+                <w:szCs w:val="26"/>
+                <w:rtl w:val="1"/>
+              </w:rPr>
+              <w:t xml:space="preserve">המורכבת</w:t>
+            </w:r>
+            <w:r>
+              <w:rPr>
+                <w:sz w:val="26"/>
+                <w:szCs w:val="26"/>
+                <w:rtl w:val="1"/>
+              </w:rPr>
+              <w:t xml:space="preserve"> </w:t>
+            </w:r>
+            <w:r>
+              <w:rPr>
+                <w:sz w:val="26"/>
+                <w:szCs w:val="26"/>
+                <w:rtl w:val="1"/>
+              </w:rPr>
+              <w:t xml:space="preserve">בין</w:t>
+            </w:r>
+            <w:r>
+              <w:rPr>
+                <w:sz w:val="26"/>
+                <w:szCs w:val="26"/>
+                <w:rtl w:val="1"/>
+              </w:rPr>
+              <w:t xml:space="preserve"> </w:t>
+            </w:r>
+            <w:r>
+              <w:rPr>
+                <w:sz w:val="26"/>
+                <w:szCs w:val="26"/>
+                <w:rtl w:val="1"/>
+              </w:rPr>
+              <w:t xml:space="preserve">הנסיך</w:t>
+            </w:r>
+            <w:r>
+              <w:rPr>
+                <w:sz w:val="26"/>
+                <w:szCs w:val="26"/>
+                <w:rtl w:val="1"/>
+              </w:rPr>
+              <w:t xml:space="preserve"> </w:t>
+            </w:r>
+            <w:r>
+              <w:rPr>
+                <w:sz w:val="26"/>
+                <w:szCs w:val="26"/>
+                <w:rtl w:val="1"/>
+              </w:rPr>
+              <w:t xml:space="preserve">הקטן</w:t>
+            </w:r>
+            <w:r>
+              <w:rPr>
+                <w:sz w:val="26"/>
+                <w:szCs w:val="26"/>
+                <w:rtl w:val="1"/>
+              </w:rPr>
+              <w:t xml:space="preserve"> </w:t>
+            </w:r>
+            <w:r>
+              <w:rPr>
+                <w:sz w:val="26"/>
+                <w:szCs w:val="26"/>
+                <w:rtl w:val="1"/>
+              </w:rPr>
+              <w:t xml:space="preserve">לבין</w:t>
+            </w:r>
+            <w:r>
+              <w:rPr>
+                <w:sz w:val="26"/>
+                <w:szCs w:val="26"/>
+                <w:rtl w:val="1"/>
+              </w:rPr>
+              <w:t xml:space="preserve"> </w:t>
+            </w:r>
+            <w:r>
+              <w:rPr>
+                <w:sz w:val="26"/>
+                <w:szCs w:val="26"/>
+                <w:rtl w:val="1"/>
+              </w:rPr>
+              <w:t xml:space="preserve">השושנה</w:t>
+            </w:r>
+            <w:r>
+              <w:rPr>
+                <w:sz w:val="26"/>
+                <w:szCs w:val="26"/>
+                <w:rtl w:val="1"/>
+              </w:rPr>
+              <w:t xml:space="preserve"> </w:t>
+            </w:r>
+            <w:r>
+              <w:rPr>
+                <w:sz w:val="26"/>
+                <w:szCs w:val="26"/>
+                <w:rtl w:val="1"/>
+              </w:rPr>
+              <w:t xml:space="preserve">שצמחה</w:t>
+            </w:r>
+            <w:r>
+              <w:rPr>
+                <w:sz w:val="26"/>
+                <w:szCs w:val="26"/>
+                <w:rtl w:val="1"/>
+              </w:rPr>
+              <w:t xml:space="preserve"> </w:t>
+            </w:r>
+            <w:r>
+              <w:rPr>
+                <w:sz w:val="26"/>
+                <w:szCs w:val="26"/>
+                <w:rtl w:val="1"/>
+              </w:rPr>
+              <w:t xml:space="preserve">על</w:t>
+            </w:r>
+            <w:r>
+              <w:rPr>
+                <w:sz w:val="26"/>
+                <w:szCs w:val="26"/>
+                <w:rtl w:val="1"/>
+              </w:rPr>
+              <w:t xml:space="preserve"> </w:t>
+            </w:r>
+            <w:r>
+              <w:rPr>
+                <w:sz w:val="26"/>
+                <w:szCs w:val="26"/>
+                <w:rtl w:val="1"/>
+              </w:rPr>
+              <w:t xml:space="preserve">כוכבו</w:t>
+            </w:r>
+            <w:r>
+              <w:rPr>
+                <w:sz w:val="26"/>
+                <w:szCs w:val="26"/>
+                <w:rtl w:val="1"/>
+              </w:rPr>
+              <w:t xml:space="preserve">. </w:t>
+            </w:r>
+            <w:r>
+              <w:rPr>
+                <w:sz w:val="26"/>
+                <w:szCs w:val="26"/>
+                <w:rtl w:val="1"/>
+              </w:rPr>
+              <w:t xml:space="preserve">השושנה</w:t>
+            </w:r>
+            <w:r>
+              <w:rPr>
+                <w:sz w:val="26"/>
+                <w:szCs w:val="26"/>
+                <w:rtl w:val="1"/>
+              </w:rPr>
+              <w:t xml:space="preserve"> </w:t>
+            </w:r>
+            <w:r>
+              <w:rPr>
+                <w:sz w:val="26"/>
+                <w:szCs w:val="26"/>
+                <w:rtl w:val="1"/>
+              </w:rPr>
+              <w:t xml:space="preserve">הגנדרנית</w:t>
+            </w:r>
+            <w:r>
+              <w:rPr>
+                <w:sz w:val="26"/>
+                <w:szCs w:val="26"/>
+                <w:rtl w:val="1"/>
+              </w:rPr>
+              <w:t xml:space="preserve">, </w:t>
+            </w:r>
+            <w:r>
+              <w:rPr>
+                <w:sz w:val="26"/>
+                <w:szCs w:val="26"/>
+                <w:rtl w:val="1"/>
+              </w:rPr>
+              <w:t xml:space="preserve">המודעת</w:t>
+            </w:r>
+            <w:r>
+              <w:rPr>
+                <w:sz w:val="26"/>
+                <w:szCs w:val="26"/>
+                <w:rtl w:val="1"/>
+              </w:rPr>
+              <w:t xml:space="preserve"> </w:t>
+            </w:r>
+            <w:r>
+              <w:rPr>
+                <w:sz w:val="26"/>
+                <w:szCs w:val="26"/>
+                <w:rtl w:val="1"/>
+              </w:rPr>
+              <w:t xml:space="preserve">היטב</w:t>
+            </w:r>
+            <w:r>
+              <w:rPr>
+                <w:sz w:val="26"/>
+                <w:szCs w:val="26"/>
+                <w:rtl w:val="1"/>
+              </w:rPr>
+              <w:t xml:space="preserve"> </w:t>
+            </w:r>
+            <w:r>
+              <w:rPr>
+                <w:sz w:val="26"/>
+                <w:szCs w:val="26"/>
+                <w:rtl w:val="1"/>
+              </w:rPr>
+              <w:t xml:space="preserve">ליופייה</w:t>
+            </w:r>
+            <w:r>
+              <w:rPr>
+                <w:sz w:val="26"/>
+                <w:szCs w:val="26"/>
+                <w:rtl w:val="1"/>
+              </w:rPr>
+              <w:t xml:space="preserve">, </w:t>
+            </w:r>
+            <w:r>
+              <w:rPr>
+                <w:sz w:val="26"/>
+                <w:szCs w:val="26"/>
+                <w:rtl w:val="1"/>
+              </w:rPr>
+              <w:t xml:space="preserve">נוהגת</w:t>
+            </w:r>
+            <w:r>
+              <w:rPr>
+                <w:sz w:val="26"/>
+                <w:szCs w:val="26"/>
+                <w:rtl w:val="1"/>
+              </w:rPr>
+              <w:t xml:space="preserve"> </w:t>
+            </w:r>
+            <w:r>
+              <w:rPr>
+                <w:sz w:val="26"/>
+                <w:szCs w:val="26"/>
+                <w:rtl w:val="1"/>
+              </w:rPr>
+              <w:t xml:space="preserve">לעיתים</w:t>
+            </w:r>
+            <w:r>
+              <w:rPr>
+                <w:sz w:val="26"/>
+                <w:szCs w:val="26"/>
+                <w:rtl w:val="1"/>
+              </w:rPr>
+              <w:t xml:space="preserve"> </w:t>
+            </w:r>
+            <w:r>
+              <w:rPr>
+                <w:sz w:val="26"/>
+                <w:szCs w:val="26"/>
+                <w:rtl w:val="1"/>
+              </w:rPr>
+              <w:t xml:space="preserve">בגאווה</w:t>
+            </w:r>
+            <w:r>
+              <w:rPr>
+                <w:sz w:val="26"/>
+                <w:szCs w:val="26"/>
+                <w:rtl w:val="1"/>
+              </w:rPr>
+              <w:t xml:space="preserve"> </w:t>
+            </w:r>
+            <w:r>
+              <w:rPr>
+                <w:sz w:val="26"/>
+                <w:szCs w:val="26"/>
+                <w:rtl w:val="1"/>
+              </w:rPr>
+              <w:t xml:space="preserve">ומרבה</w:t>
+            </w:r>
+            <w:r>
+              <w:rPr>
+                <w:sz w:val="26"/>
+                <w:szCs w:val="26"/>
+                <w:rtl w:val="1"/>
+              </w:rPr>
+              <w:t xml:space="preserve"> </w:t>
+            </w:r>
+            <w:r>
+              <w:rPr>
+                <w:sz w:val="26"/>
+                <w:szCs w:val="26"/>
+                <w:rtl w:val="1"/>
+              </w:rPr>
+              <w:t xml:space="preserve">לדרוש</w:t>
+            </w:r>
+            <w:r>
+              <w:rPr>
+                <w:sz w:val="26"/>
+                <w:szCs w:val="26"/>
+                <w:rtl w:val="1"/>
+              </w:rPr>
+              <w:t xml:space="preserve"> </w:t>
+            </w:r>
+            <w:r>
+              <w:rPr>
+                <w:sz w:val="26"/>
+                <w:szCs w:val="26"/>
+                <w:rtl w:val="1"/>
+              </w:rPr>
+              <w:t xml:space="preserve">את</w:t>
+            </w:r>
+            <w:r>
+              <w:rPr>
+                <w:sz w:val="26"/>
+                <w:szCs w:val="26"/>
+                <w:rtl w:val="1"/>
+              </w:rPr>
+              <w:t xml:space="preserve"> </w:t>
+            </w:r>
+            <w:r>
+              <w:rPr>
+                <w:sz w:val="26"/>
+                <w:szCs w:val="26"/>
+                <w:rtl w:val="1"/>
+              </w:rPr>
+              <w:t xml:space="preserve">תשומת</w:t>
+            </w:r>
+            <w:r>
+              <w:rPr>
+                <w:sz w:val="26"/>
+                <w:szCs w:val="26"/>
+                <w:rtl w:val="1"/>
+              </w:rPr>
+              <w:t xml:space="preserve"> </w:t>
+            </w:r>
+            <w:r>
+              <w:rPr>
+                <w:sz w:val="26"/>
+                <w:szCs w:val="26"/>
+                <w:rtl w:val="1"/>
+              </w:rPr>
+              <w:t xml:space="preserve">לבו</w:t>
+            </w:r>
+            <w:r>
+              <w:rPr>
+                <w:sz w:val="26"/>
+                <w:szCs w:val="26"/>
+                <w:rtl w:val="1"/>
+              </w:rPr>
+              <w:t xml:space="preserve">. </w:t>
+            </w:r>
+            <w:r>
+              <w:rPr>
+                <w:sz w:val="26"/>
+                <w:szCs w:val="26"/>
+                <w:rtl w:val="1"/>
+              </w:rPr>
+              <w:t xml:space="preserve">הנסיך</w:t>
+            </w:r>
+            <w:r>
+              <w:rPr>
+                <w:sz w:val="26"/>
+                <w:szCs w:val="26"/>
+                <w:rtl w:val="1"/>
+              </w:rPr>
+              <w:t xml:space="preserve"> </w:t>
+            </w:r>
+            <w:r>
+              <w:rPr>
+                <w:sz w:val="26"/>
+                <w:szCs w:val="26"/>
+                <w:rtl w:val="1"/>
+              </w:rPr>
+              <w:t xml:space="preserve">נשבה</w:t>
+            </w:r>
+            <w:r>
+              <w:rPr>
+                <w:sz w:val="26"/>
+                <w:szCs w:val="26"/>
+                <w:rtl w:val="1"/>
+              </w:rPr>
+              <w:t xml:space="preserve"> </w:t>
+            </w:r>
+            <w:r>
+              <w:rPr>
+                <w:sz w:val="26"/>
+                <w:szCs w:val="26"/>
+                <w:rtl w:val="1"/>
+              </w:rPr>
+              <w:t xml:space="preserve">בקסמה</w:t>
+            </w:r>
+            <w:r>
+              <w:rPr>
+                <w:sz w:val="26"/>
+                <w:szCs w:val="26"/>
+                <w:rtl w:val="1"/>
+              </w:rPr>
+              <w:t xml:space="preserve"> </w:t>
+            </w:r>
+            <w:r>
+              <w:rPr>
+                <w:sz w:val="26"/>
+                <w:szCs w:val="26"/>
+                <w:rtl w:val="1"/>
+              </w:rPr>
+              <w:t xml:space="preserve">ומתאהב</w:t>
+            </w:r>
+            <w:r>
+              <w:rPr>
+                <w:sz w:val="26"/>
+                <w:szCs w:val="26"/>
+                <w:rtl w:val="1"/>
+              </w:rPr>
+              <w:t xml:space="preserve"> </w:t>
+            </w:r>
+            <w:r>
+              <w:rPr>
+                <w:sz w:val="26"/>
+                <w:szCs w:val="26"/>
+                <w:rtl w:val="1"/>
+              </w:rPr>
+              <w:t xml:space="preserve">בה</w:t>
+            </w:r>
+            <w:r>
+              <w:rPr>
+                <w:sz w:val="26"/>
+                <w:szCs w:val="26"/>
+                <w:rtl w:val="1"/>
+              </w:rPr>
+              <w:t xml:space="preserve">, </w:t>
+            </w:r>
+            <w:r>
+              <w:rPr>
+                <w:sz w:val="26"/>
+                <w:szCs w:val="26"/>
+                <w:rtl w:val="1"/>
+              </w:rPr>
+              <w:t xml:space="preserve">אך</w:t>
+            </w:r>
+            <w:r>
+              <w:rPr>
+                <w:sz w:val="26"/>
+                <w:szCs w:val="26"/>
+                <w:rtl w:val="1"/>
+              </w:rPr>
+              <w:t xml:space="preserve"> </w:t>
+            </w:r>
+            <w:r>
+              <w:rPr>
+                <w:sz w:val="26"/>
+                <w:szCs w:val="26"/>
+                <w:rtl w:val="1"/>
+              </w:rPr>
+              <w:t xml:space="preserve">מתקשה</w:t>
+            </w:r>
+            <w:r>
+              <w:rPr>
+                <w:sz w:val="26"/>
+                <w:szCs w:val="26"/>
+                <w:rtl w:val="1"/>
+              </w:rPr>
+              <w:t xml:space="preserve"> </w:t>
+            </w:r>
+            <w:r>
+              <w:rPr>
+                <w:sz w:val="26"/>
+                <w:szCs w:val="26"/>
+                <w:rtl w:val="1"/>
+              </w:rPr>
+              <w:t xml:space="preserve">להבין</w:t>
+            </w:r>
+            <w:r>
+              <w:rPr>
+                <w:sz w:val="26"/>
+                <w:szCs w:val="26"/>
+                <w:rtl w:val="1"/>
+              </w:rPr>
+              <w:t xml:space="preserve"> </w:t>
+            </w:r>
+            <w:r>
+              <w:rPr>
+                <w:sz w:val="26"/>
+                <w:szCs w:val="26"/>
+                <w:rtl w:val="1"/>
+              </w:rPr>
+              <w:t xml:space="preserve">אותה</w:t>
+            </w:r>
+            <w:r>
+              <w:rPr>
+                <w:sz w:val="26"/>
+                <w:szCs w:val="26"/>
+                <w:rtl w:val="1"/>
+              </w:rPr>
+              <w:t xml:space="preserve">. </w:t>
+            </w:r>
+            <w:r>
+              <w:rPr>
+                <w:sz w:val="26"/>
+                <w:szCs w:val="26"/>
+                <w:rtl w:val="1"/>
+              </w:rPr>
+              <w:t xml:space="preserve">למרות</w:t>
+            </w:r>
+            <w:r>
+              <w:rPr>
+                <w:sz w:val="26"/>
+                <w:szCs w:val="26"/>
+                <w:rtl w:val="1"/>
+              </w:rPr>
+              <w:t xml:space="preserve"> </w:t>
+            </w:r>
+            <w:r>
+              <w:rPr>
+                <w:sz w:val="26"/>
+                <w:szCs w:val="26"/>
+                <w:rtl w:val="1"/>
+              </w:rPr>
+              <w:t xml:space="preserve">הבלבול</w:t>
+            </w:r>
+            <w:r>
+              <w:rPr>
+                <w:sz w:val="26"/>
+                <w:szCs w:val="26"/>
+                <w:rtl w:val="1"/>
+              </w:rPr>
+              <w:t xml:space="preserve">, </w:t>
+            </w:r>
+            <w:r>
+              <w:rPr>
+                <w:sz w:val="26"/>
+                <w:szCs w:val="26"/>
+                <w:rtl w:val="1"/>
+              </w:rPr>
+              <w:t xml:space="preserve">הוא</w:t>
+            </w:r>
+            <w:r>
+              <w:rPr>
+                <w:sz w:val="26"/>
+                <w:szCs w:val="26"/>
+                <w:rtl w:val="1"/>
+              </w:rPr>
+              <w:t xml:space="preserve"> </w:t>
+            </w:r>
+            <w:r>
+              <w:rPr>
+                <w:sz w:val="26"/>
+                <w:szCs w:val="26"/>
+                <w:rtl w:val="1"/>
+              </w:rPr>
+              <w:t xml:space="preserve">מרגיש</w:t>
+            </w:r>
+            <w:r>
+              <w:rPr>
+                <w:sz w:val="26"/>
+                <w:szCs w:val="26"/>
+                <w:rtl w:val="1"/>
+              </w:rPr>
+              <w:t xml:space="preserve"> </w:t>
+            </w:r>
+            <w:r>
+              <w:rPr>
+                <w:sz w:val="26"/>
+                <w:szCs w:val="26"/>
+                <w:rtl w:val="1"/>
+              </w:rPr>
+              <w:t xml:space="preserve">עד</w:t>
+            </w:r>
+            <w:r>
+              <w:rPr>
+                <w:sz w:val="26"/>
+                <w:szCs w:val="26"/>
+                <w:rtl w:val="1"/>
+              </w:rPr>
+              <w:t xml:space="preserve"> </w:t>
+            </w:r>
+            <w:r>
+              <w:rPr>
+                <w:sz w:val="26"/>
+                <w:szCs w:val="26"/>
+                <w:rtl w:val="1"/>
+              </w:rPr>
+              <w:t xml:space="preserve">כמה</w:t>
+            </w:r>
+            <w:r>
+              <w:rPr>
+                <w:sz w:val="26"/>
+                <w:szCs w:val="26"/>
+                <w:rtl w:val="1"/>
+              </w:rPr>
+              <w:t xml:space="preserve"> </w:t>
+            </w:r>
+            <w:r>
+              <w:rPr>
+                <w:sz w:val="26"/>
+                <w:szCs w:val="26"/>
+                <w:rtl w:val="1"/>
+              </w:rPr>
+              <w:t xml:space="preserve">היא</w:t>
+            </w:r>
+            <w:r>
+              <w:rPr>
+                <w:sz w:val="26"/>
+                <w:szCs w:val="26"/>
+                <w:rtl w:val="1"/>
+              </w:rPr>
+              <w:t xml:space="preserve"> </w:t>
+            </w:r>
+            <w:r>
+              <w:rPr>
+                <w:sz w:val="26"/>
+                <w:szCs w:val="26"/>
+                <w:rtl w:val="1"/>
+              </w:rPr>
+              <w:t xml:space="preserve">חשובה</w:t>
+            </w:r>
+            <w:r>
+              <w:rPr>
+                <w:sz w:val="26"/>
+                <w:szCs w:val="26"/>
+                <w:rtl w:val="1"/>
+              </w:rPr>
+              <w:t xml:space="preserve"> </w:t>
+            </w:r>
+            <w:r>
+              <w:rPr>
+                <w:sz w:val="26"/>
+                <w:szCs w:val="26"/>
+                <w:rtl w:val="1"/>
+              </w:rPr>
+              <w:t xml:space="preserve">לו</w:t>
+            </w:r>
+            <w:r>
+              <w:rPr>
+                <w:sz w:val="26"/>
+                <w:szCs w:val="26"/>
+                <w:rtl w:val="1"/>
+              </w:rPr>
+              <w:t xml:space="preserve"> </w:t>
+            </w:r>
+            <w:r>
+              <w:rPr>
+                <w:sz w:val="26"/>
+                <w:szCs w:val="26"/>
+                <w:rtl w:val="1"/>
+              </w:rPr>
+              <w:t xml:space="preserve">ואוהב</w:t>
+            </w:r>
+            <w:r>
+              <w:rPr>
+                <w:sz w:val="26"/>
+                <w:szCs w:val="26"/>
+                <w:rtl w:val="1"/>
+              </w:rPr>
+              <w:t xml:space="preserve"> </w:t>
+            </w:r>
+            <w:r>
+              <w:rPr>
+                <w:sz w:val="26"/>
+                <w:szCs w:val="26"/>
+                <w:rtl w:val="1"/>
+              </w:rPr>
+              <w:t xml:space="preserve">אותה</w:t>
+            </w:r>
+            <w:r>
+              <w:rPr>
+                <w:sz w:val="26"/>
+                <w:szCs w:val="26"/>
+                <w:rtl w:val="1"/>
+              </w:rPr>
+              <w:t xml:space="preserve"> </w:t>
+            </w:r>
+            <w:r>
+              <w:rPr>
+                <w:sz w:val="26"/>
+                <w:szCs w:val="26"/>
+                <w:rtl w:val="1"/>
+              </w:rPr>
+              <w:t xml:space="preserve">בכל</w:t>
+            </w:r>
+            <w:r>
+              <w:rPr>
+                <w:sz w:val="26"/>
+                <w:szCs w:val="26"/>
+                <w:rtl w:val="1"/>
+              </w:rPr>
+              <w:t xml:space="preserve"> </w:t>
+            </w:r>
+            <w:r>
+              <w:rPr>
+                <w:sz w:val="26"/>
+                <w:szCs w:val="26"/>
+                <w:rtl w:val="1"/>
+              </w:rPr>
+              <w:t xml:space="preserve">ליבו</w:t>
+            </w:r>
+            <w:r>
+              <w:rPr>
+                <w:sz w:val="26"/>
+                <w:szCs w:val="26"/>
+                <w:rtl w:val="1"/>
+              </w:rPr>
+              <w:t xml:space="preserve">.</w:t>
             </w:r>
           </w:p>
         </w:tc>
@@ -38381,6 +43406,7 @@
                 <w:between w:space="0" w:sz="0" w:val="nil"/>
               </w:pBdr>
               <w:shd w:fill="auto" w:val="clear"/>
+              <w:bidi w:val="1"/>
               <w:spacing w:after="0" w:before="0" w:line="240" w:lineRule="auto"/>
               <w:ind w:left="0" w:right="0" w:firstLine="0"/>
               <w:jc w:val="center"/>
@@ -38391,8 +43417,739 @@
             </w:pPr>
             <w:r>
               <w:rPr>
-                <w:rtl w:val="0"/>
-              </w:rPr>
+                <w:sz w:val="26"/>
+                <w:szCs w:val="26"/>
+                <w:rtl w:val="1"/>
+              </w:rPr>
+              <w:t xml:space="preserve">בפרק</w:t>
+            </w:r>
+            <w:r>
+              <w:rPr>
+                <w:sz w:val="26"/>
+                <w:szCs w:val="26"/>
+                <w:rtl w:val="1"/>
+              </w:rPr>
+              <w:t xml:space="preserve"> </w:t>
+            </w:r>
+            <w:r>
+              <w:rPr>
+                <w:sz w:val="26"/>
+                <w:szCs w:val="26"/>
+                <w:rtl w:val="1"/>
+              </w:rPr>
+              <w:t xml:space="preserve">העשירי</w:t>
+            </w:r>
+            <w:r>
+              <w:rPr>
+                <w:sz w:val="26"/>
+                <w:szCs w:val="26"/>
+                <w:rtl w:val="1"/>
+              </w:rPr>
+              <w:t xml:space="preserve"> </w:t>
+            </w:r>
+            <w:r>
+              <w:rPr>
+                <w:sz w:val="26"/>
+                <w:szCs w:val="26"/>
+                <w:rtl w:val="1"/>
+              </w:rPr>
+              <w:t xml:space="preserve">מגיע</w:t>
+            </w:r>
+            <w:r>
+              <w:rPr>
+                <w:sz w:val="26"/>
+                <w:szCs w:val="26"/>
+                <w:rtl w:val="1"/>
+              </w:rPr>
+              <w:t xml:space="preserve"> </w:t>
+            </w:r>
+            <w:r>
+              <w:rPr>
+                <w:sz w:val="26"/>
+                <w:szCs w:val="26"/>
+                <w:rtl w:val="1"/>
+              </w:rPr>
+              <w:t xml:space="preserve">הנסיך</w:t>
+            </w:r>
+            <w:r>
+              <w:rPr>
+                <w:sz w:val="26"/>
+                <w:szCs w:val="26"/>
+                <w:rtl w:val="1"/>
+              </w:rPr>
+              <w:t xml:space="preserve"> </w:t>
+            </w:r>
+            <w:r>
+              <w:rPr>
+                <w:sz w:val="26"/>
+                <w:szCs w:val="26"/>
+                <w:rtl w:val="1"/>
+              </w:rPr>
+              <w:t xml:space="preserve">הקטן</w:t>
+            </w:r>
+            <w:r>
+              <w:rPr>
+                <w:sz w:val="26"/>
+                <w:szCs w:val="26"/>
+                <w:rtl w:val="1"/>
+              </w:rPr>
+              <w:t xml:space="preserve"> </w:t>
+            </w:r>
+            <w:r>
+              <w:rPr>
+                <w:sz w:val="26"/>
+                <w:szCs w:val="26"/>
+                <w:rtl w:val="1"/>
+              </w:rPr>
+              <w:t xml:space="preserve">לכוכבו</w:t>
+            </w:r>
+            <w:r>
+              <w:rPr>
+                <w:sz w:val="26"/>
+                <w:szCs w:val="26"/>
+                <w:rtl w:val="1"/>
+              </w:rPr>
+              <w:t xml:space="preserve"> </w:t>
+            </w:r>
+            <w:r>
+              <w:rPr>
+                <w:sz w:val="26"/>
+                <w:szCs w:val="26"/>
+                <w:rtl w:val="1"/>
+              </w:rPr>
+              <w:t xml:space="preserve">של</w:t>
+            </w:r>
+            <w:r>
+              <w:rPr>
+                <w:sz w:val="26"/>
+                <w:szCs w:val="26"/>
+                <w:rtl w:val="1"/>
+              </w:rPr>
+              <w:t xml:space="preserve"> </w:t>
+            </w:r>
+            <w:r>
+              <w:rPr>
+                <w:sz w:val="26"/>
+                <w:szCs w:val="26"/>
+                <w:rtl w:val="1"/>
+              </w:rPr>
+              <w:t xml:space="preserve">מלך</w:t>
+            </w:r>
+            <w:r>
+              <w:rPr>
+                <w:sz w:val="26"/>
+                <w:szCs w:val="26"/>
+                <w:rtl w:val="1"/>
+              </w:rPr>
+              <w:t xml:space="preserve"> </w:t>
+            </w:r>
+            <w:r>
+              <w:rPr>
+                <w:sz w:val="26"/>
+                <w:szCs w:val="26"/>
+                <w:rtl w:val="1"/>
+              </w:rPr>
+              <w:t xml:space="preserve">בודד</w:t>
+            </w:r>
+            <w:r>
+              <w:rPr>
+                <w:sz w:val="26"/>
+                <w:szCs w:val="26"/>
+                <w:rtl w:val="1"/>
+              </w:rPr>
+              <w:t xml:space="preserve">, </w:t>
+            </w:r>
+            <w:r>
+              <w:rPr>
+                <w:sz w:val="26"/>
+                <w:szCs w:val="26"/>
+                <w:rtl w:val="1"/>
+              </w:rPr>
+              <w:t xml:space="preserve">הרואה</w:t>
+            </w:r>
+            <w:r>
+              <w:rPr>
+                <w:sz w:val="26"/>
+                <w:szCs w:val="26"/>
+                <w:rtl w:val="1"/>
+              </w:rPr>
+              <w:t xml:space="preserve"> </w:t>
+            </w:r>
+            <w:r>
+              <w:rPr>
+                <w:sz w:val="26"/>
+                <w:szCs w:val="26"/>
+                <w:rtl w:val="1"/>
+              </w:rPr>
+              <w:t xml:space="preserve">בעצמו</w:t>
+            </w:r>
+            <w:r>
+              <w:rPr>
+                <w:sz w:val="26"/>
+                <w:szCs w:val="26"/>
+                <w:rtl w:val="1"/>
+              </w:rPr>
+              <w:t xml:space="preserve"> </w:t>
+            </w:r>
+            <w:r>
+              <w:rPr>
+                <w:sz w:val="26"/>
+                <w:szCs w:val="26"/>
+                <w:rtl w:val="1"/>
+              </w:rPr>
+              <w:t xml:space="preserve">שליט</w:t>
+            </w:r>
+            <w:r>
+              <w:rPr>
+                <w:sz w:val="26"/>
+                <w:szCs w:val="26"/>
+                <w:rtl w:val="1"/>
+              </w:rPr>
+              <w:t xml:space="preserve"> </w:t>
+            </w:r>
+            <w:r>
+              <w:rPr>
+                <w:sz w:val="26"/>
+                <w:szCs w:val="26"/>
+                <w:rtl w:val="1"/>
+              </w:rPr>
+              <w:t xml:space="preserve">על</w:t>
+            </w:r>
+            <w:r>
+              <w:rPr>
+                <w:sz w:val="26"/>
+                <w:szCs w:val="26"/>
+                <w:rtl w:val="1"/>
+              </w:rPr>
+              <w:t xml:space="preserve"> </w:t>
+            </w:r>
+            <w:r>
+              <w:rPr>
+                <w:sz w:val="26"/>
+                <w:szCs w:val="26"/>
+                <w:rtl w:val="1"/>
+              </w:rPr>
+              <w:t xml:space="preserve">הכול</w:t>
+            </w:r>
+            <w:r>
+              <w:rPr>
+                <w:sz w:val="26"/>
+                <w:szCs w:val="26"/>
+                <w:rtl w:val="1"/>
+              </w:rPr>
+              <w:t xml:space="preserve">. </w:t>
+            </w:r>
+            <w:r>
+              <w:rPr>
+                <w:sz w:val="26"/>
+                <w:szCs w:val="26"/>
+                <w:rtl w:val="1"/>
+              </w:rPr>
+              <w:t xml:space="preserve">המלך</w:t>
+            </w:r>
+            <w:r>
+              <w:rPr>
+                <w:sz w:val="26"/>
+                <w:szCs w:val="26"/>
+                <w:rtl w:val="1"/>
+              </w:rPr>
+              <w:t xml:space="preserve"> </w:t>
+            </w:r>
+            <w:r>
+              <w:rPr>
+                <w:sz w:val="26"/>
+                <w:szCs w:val="26"/>
+                <w:rtl w:val="1"/>
+              </w:rPr>
+              <w:t xml:space="preserve">מתעקש</w:t>
+            </w:r>
+            <w:r>
+              <w:rPr>
+                <w:sz w:val="26"/>
+                <w:szCs w:val="26"/>
+                <w:rtl w:val="1"/>
+              </w:rPr>
+              <w:t xml:space="preserve"> </w:t>
+            </w:r>
+            <w:r>
+              <w:rPr>
+                <w:sz w:val="26"/>
+                <w:szCs w:val="26"/>
+                <w:rtl w:val="1"/>
+              </w:rPr>
+              <w:t xml:space="preserve">שכל</w:t>
+            </w:r>
+            <w:r>
+              <w:rPr>
+                <w:sz w:val="26"/>
+                <w:szCs w:val="26"/>
+                <w:rtl w:val="1"/>
+              </w:rPr>
+              <w:t xml:space="preserve"> </w:t>
+            </w:r>
+            <w:r>
+              <w:rPr>
+                <w:sz w:val="26"/>
+                <w:szCs w:val="26"/>
+                <w:rtl w:val="1"/>
+              </w:rPr>
+              <w:t xml:space="preserve">פקודה</w:t>
+            </w:r>
+            <w:r>
+              <w:rPr>
+                <w:sz w:val="26"/>
+                <w:szCs w:val="26"/>
+                <w:rtl w:val="1"/>
+              </w:rPr>
+              <w:t xml:space="preserve"> </w:t>
+            </w:r>
+            <w:r>
+              <w:rPr>
+                <w:sz w:val="26"/>
+                <w:szCs w:val="26"/>
+                <w:rtl w:val="1"/>
+              </w:rPr>
+              <w:t xml:space="preserve">שלו</w:t>
+            </w:r>
+            <w:r>
+              <w:rPr>
+                <w:sz w:val="26"/>
+                <w:szCs w:val="26"/>
+                <w:rtl w:val="1"/>
+              </w:rPr>
+              <w:t xml:space="preserve"> </w:t>
+            </w:r>
+            <w:r>
+              <w:rPr>
+                <w:sz w:val="26"/>
+                <w:szCs w:val="26"/>
+                <w:rtl w:val="1"/>
+              </w:rPr>
+              <w:t xml:space="preserve">חייבת</w:t>
+            </w:r>
+            <w:r>
+              <w:rPr>
+                <w:sz w:val="26"/>
+                <w:szCs w:val="26"/>
+                <w:rtl w:val="1"/>
+              </w:rPr>
+              <w:t xml:space="preserve"> </w:t>
+            </w:r>
+            <w:r>
+              <w:rPr>
+                <w:sz w:val="26"/>
+                <w:szCs w:val="26"/>
+                <w:rtl w:val="1"/>
+              </w:rPr>
+              <w:t xml:space="preserve">להתקיים</w:t>
+            </w:r>
+            <w:r>
+              <w:rPr>
+                <w:sz w:val="26"/>
+                <w:szCs w:val="26"/>
+                <w:rtl w:val="1"/>
+              </w:rPr>
+              <w:t xml:space="preserve">, </w:t>
+            </w:r>
+            <w:r>
+              <w:rPr>
+                <w:sz w:val="26"/>
+                <w:szCs w:val="26"/>
+                <w:rtl w:val="1"/>
+              </w:rPr>
+              <w:t xml:space="preserve">אך</w:t>
+            </w:r>
+            <w:r>
+              <w:rPr>
+                <w:sz w:val="26"/>
+                <w:szCs w:val="26"/>
+                <w:rtl w:val="1"/>
+              </w:rPr>
+              <w:t xml:space="preserve"> </w:t>
+            </w:r>
+            <w:r>
+              <w:rPr>
+                <w:sz w:val="26"/>
+                <w:szCs w:val="26"/>
+                <w:rtl w:val="1"/>
+              </w:rPr>
+              <w:t xml:space="preserve">מקפיד</w:t>
+            </w:r>
+            <w:r>
+              <w:rPr>
+                <w:sz w:val="26"/>
+                <w:szCs w:val="26"/>
+                <w:rtl w:val="1"/>
+              </w:rPr>
+              <w:t xml:space="preserve"> </w:t>
+            </w:r>
+            <w:r>
+              <w:rPr>
+                <w:sz w:val="26"/>
+                <w:szCs w:val="26"/>
+                <w:rtl w:val="1"/>
+              </w:rPr>
+              <w:t xml:space="preserve">לצוות</w:t>
+            </w:r>
+            <w:r>
+              <w:rPr>
+                <w:sz w:val="26"/>
+                <w:szCs w:val="26"/>
+                <w:rtl w:val="1"/>
+              </w:rPr>
+              <w:t xml:space="preserve"> </w:t>
+            </w:r>
+            <w:r>
+              <w:rPr>
+                <w:sz w:val="26"/>
+                <w:szCs w:val="26"/>
+                <w:rtl w:val="1"/>
+              </w:rPr>
+              <w:t xml:space="preserve">רק</w:t>
+            </w:r>
+            <w:r>
+              <w:rPr>
+                <w:sz w:val="26"/>
+                <w:szCs w:val="26"/>
+                <w:rtl w:val="1"/>
+              </w:rPr>
+              <w:t xml:space="preserve"> </w:t>
+            </w:r>
+            <w:r>
+              <w:rPr>
+                <w:sz w:val="26"/>
+                <w:szCs w:val="26"/>
+                <w:rtl w:val="1"/>
+              </w:rPr>
+              <w:t xml:space="preserve">על</w:t>
+            </w:r>
+            <w:r>
+              <w:rPr>
+                <w:sz w:val="26"/>
+                <w:szCs w:val="26"/>
+                <w:rtl w:val="1"/>
+              </w:rPr>
+              <w:t xml:space="preserve"> </w:t>
+            </w:r>
+            <w:r>
+              <w:rPr>
+                <w:sz w:val="26"/>
+                <w:szCs w:val="26"/>
+                <w:rtl w:val="1"/>
+              </w:rPr>
+              <w:t xml:space="preserve">דברים</w:t>
+            </w:r>
+            <w:r>
+              <w:rPr>
+                <w:sz w:val="26"/>
+                <w:szCs w:val="26"/>
+                <w:rtl w:val="1"/>
+              </w:rPr>
+              <w:t xml:space="preserve"> </w:t>
+            </w:r>
+            <w:r>
+              <w:rPr>
+                <w:sz w:val="26"/>
+                <w:szCs w:val="26"/>
+                <w:rtl w:val="1"/>
+              </w:rPr>
+              <w:t xml:space="preserve">שאפשר</w:t>
+            </w:r>
+            <w:r>
+              <w:rPr>
+                <w:sz w:val="26"/>
+                <w:szCs w:val="26"/>
+                <w:rtl w:val="1"/>
+              </w:rPr>
+              <w:t xml:space="preserve"> </w:t>
+            </w:r>
+            <w:r>
+              <w:rPr>
+                <w:sz w:val="26"/>
+                <w:szCs w:val="26"/>
+                <w:rtl w:val="1"/>
+              </w:rPr>
+              <w:t xml:space="preserve">לבצע</w:t>
+            </w:r>
+            <w:r>
+              <w:rPr>
+                <w:sz w:val="26"/>
+                <w:szCs w:val="26"/>
+                <w:rtl w:val="1"/>
+              </w:rPr>
+              <w:t xml:space="preserve">. </w:t>
+            </w:r>
+            <w:r>
+              <w:rPr>
+                <w:sz w:val="26"/>
+                <w:szCs w:val="26"/>
+                <w:rtl w:val="1"/>
+              </w:rPr>
+              <w:t xml:space="preserve">דרך</w:t>
+            </w:r>
+            <w:r>
+              <w:rPr>
+                <w:sz w:val="26"/>
+                <w:szCs w:val="26"/>
+                <w:rtl w:val="1"/>
+              </w:rPr>
+              <w:t xml:space="preserve"> </w:t>
+            </w:r>
+            <w:r>
+              <w:rPr>
+                <w:sz w:val="26"/>
+                <w:szCs w:val="26"/>
+                <w:rtl w:val="1"/>
+              </w:rPr>
+              <w:t xml:space="preserve">המפגש</w:t>
+            </w:r>
+            <w:r>
+              <w:rPr>
+                <w:sz w:val="26"/>
+                <w:szCs w:val="26"/>
+                <w:rtl w:val="1"/>
+              </w:rPr>
+              <w:t xml:space="preserve"> </w:t>
+            </w:r>
+            <w:r>
+              <w:rPr>
+                <w:sz w:val="26"/>
+                <w:szCs w:val="26"/>
+                <w:rtl w:val="1"/>
+              </w:rPr>
+              <w:t xml:space="preserve">המשעשע</w:t>
+            </w:r>
+            <w:r>
+              <w:rPr>
+                <w:sz w:val="26"/>
+                <w:szCs w:val="26"/>
+                <w:rtl w:val="1"/>
+              </w:rPr>
+              <w:t xml:space="preserve"> </w:t>
+            </w:r>
+            <w:r>
+              <w:rPr>
+                <w:sz w:val="26"/>
+                <w:szCs w:val="26"/>
+                <w:rtl w:val="1"/>
+              </w:rPr>
+              <w:t xml:space="preserve">לומד</w:t>
+            </w:r>
+            <w:r>
+              <w:rPr>
+                <w:sz w:val="26"/>
+                <w:szCs w:val="26"/>
+                <w:rtl w:val="1"/>
+              </w:rPr>
+              <w:t xml:space="preserve"> </w:t>
+            </w:r>
+            <w:r>
+              <w:rPr>
+                <w:sz w:val="26"/>
+                <w:szCs w:val="26"/>
+                <w:rtl w:val="1"/>
+              </w:rPr>
+              <w:t xml:space="preserve">הנסיך</w:t>
+            </w:r>
+            <w:r>
+              <w:rPr>
+                <w:sz w:val="26"/>
+                <w:szCs w:val="26"/>
+                <w:rtl w:val="1"/>
+              </w:rPr>
+              <w:t xml:space="preserve"> </w:t>
+            </w:r>
+            <w:r>
+              <w:rPr>
+                <w:sz w:val="26"/>
+                <w:szCs w:val="26"/>
+                <w:rtl w:val="1"/>
+              </w:rPr>
+              <w:t xml:space="preserve">הקטן</w:t>
+            </w:r>
+            <w:r>
+              <w:rPr>
+                <w:sz w:val="26"/>
+                <w:szCs w:val="26"/>
+                <w:rtl w:val="1"/>
+              </w:rPr>
+              <w:t xml:space="preserve"> </w:t>
+            </w:r>
+            <w:r>
+              <w:rPr>
+                <w:sz w:val="26"/>
+                <w:szCs w:val="26"/>
+                <w:rtl w:val="1"/>
+              </w:rPr>
+              <w:t xml:space="preserve">על</w:t>
+            </w:r>
+            <w:r>
+              <w:rPr>
+                <w:sz w:val="26"/>
+                <w:szCs w:val="26"/>
+                <w:rtl w:val="1"/>
+              </w:rPr>
+              <w:t xml:space="preserve"> </w:t>
+            </w:r>
+            <w:r>
+              <w:rPr>
+                <w:sz w:val="26"/>
+                <w:szCs w:val="26"/>
+                <w:rtl w:val="1"/>
+              </w:rPr>
+              <w:t xml:space="preserve">כוח</w:t>
+            </w:r>
+            <w:r>
+              <w:rPr>
+                <w:sz w:val="26"/>
+                <w:szCs w:val="26"/>
+                <w:rtl w:val="1"/>
+              </w:rPr>
+              <w:t xml:space="preserve">, </w:t>
+            </w:r>
+            <w:r>
+              <w:rPr>
+                <w:sz w:val="26"/>
+                <w:szCs w:val="26"/>
+                <w:rtl w:val="1"/>
+              </w:rPr>
+              <w:t xml:space="preserve">סמכות</w:t>
+            </w:r>
+            <w:r>
+              <w:rPr>
+                <w:sz w:val="26"/>
+                <w:szCs w:val="26"/>
+                <w:rtl w:val="1"/>
+              </w:rPr>
+              <w:t xml:space="preserve"> </w:t>
+            </w:r>
+            <w:r>
+              <w:rPr>
+                <w:sz w:val="26"/>
+                <w:szCs w:val="26"/>
+                <w:rtl w:val="1"/>
+              </w:rPr>
+              <w:t xml:space="preserve">ועל</w:t>
+            </w:r>
+            <w:r>
+              <w:rPr>
+                <w:sz w:val="26"/>
+                <w:szCs w:val="26"/>
+                <w:rtl w:val="1"/>
+              </w:rPr>
+              <w:t xml:space="preserve"> </w:t>
+            </w:r>
+            <w:r>
+              <w:rPr>
+                <w:sz w:val="26"/>
+                <w:szCs w:val="26"/>
+                <w:rtl w:val="1"/>
+              </w:rPr>
+              <w:t xml:space="preserve">האחריות</w:t>
+            </w:r>
+            <w:r>
+              <w:rPr>
+                <w:sz w:val="26"/>
+                <w:szCs w:val="26"/>
+                <w:rtl w:val="1"/>
+              </w:rPr>
+              <w:t xml:space="preserve"> </w:t>
+            </w:r>
+            <w:r>
+              <w:rPr>
+                <w:sz w:val="26"/>
+                <w:szCs w:val="26"/>
+                <w:rtl w:val="1"/>
+              </w:rPr>
+              <w:t xml:space="preserve">המוטלת</w:t>
+            </w:r>
+            <w:r>
+              <w:rPr>
+                <w:sz w:val="26"/>
+                <w:szCs w:val="26"/>
+                <w:rtl w:val="1"/>
+              </w:rPr>
+              <w:t xml:space="preserve"> </w:t>
+            </w:r>
+            <w:r>
+              <w:rPr>
+                <w:sz w:val="26"/>
+                <w:szCs w:val="26"/>
+                <w:rtl w:val="1"/>
+              </w:rPr>
+              <w:t xml:space="preserve">על</w:t>
+            </w:r>
+            <w:r>
+              <w:rPr>
+                <w:sz w:val="26"/>
+                <w:szCs w:val="26"/>
+                <w:rtl w:val="1"/>
+              </w:rPr>
+              <w:t xml:space="preserve"> </w:t>
+            </w:r>
+            <w:r>
+              <w:rPr>
+                <w:sz w:val="26"/>
+                <w:szCs w:val="26"/>
+                <w:rtl w:val="1"/>
+              </w:rPr>
+              <w:t xml:space="preserve">מי</w:t>
+            </w:r>
+            <w:r>
+              <w:rPr>
+                <w:sz w:val="26"/>
+                <w:szCs w:val="26"/>
+                <w:rtl w:val="1"/>
+              </w:rPr>
+              <w:t xml:space="preserve"> </w:t>
+            </w:r>
+            <w:r>
+              <w:rPr>
+                <w:sz w:val="26"/>
+                <w:szCs w:val="26"/>
+                <w:rtl w:val="1"/>
+              </w:rPr>
+              <w:t xml:space="preserve">שמבקש</w:t>
+            </w:r>
+            <w:r>
+              <w:rPr>
+                <w:sz w:val="26"/>
+                <w:szCs w:val="26"/>
+                <w:rtl w:val="1"/>
+              </w:rPr>
+              <w:t xml:space="preserve"> </w:t>
+            </w:r>
+            <w:r>
+              <w:rPr>
+                <w:sz w:val="26"/>
+                <w:szCs w:val="26"/>
+                <w:rtl w:val="1"/>
+              </w:rPr>
+              <w:t xml:space="preserve">לשלוט</w:t>
+            </w:r>
+            <w:r>
+              <w:rPr>
+                <w:sz w:val="26"/>
+                <w:szCs w:val="26"/>
+                <w:rtl w:val="1"/>
+              </w:rPr>
+              <w:t xml:space="preserve"> </w:t>
+            </w:r>
+            <w:r>
+              <w:rPr>
+                <w:sz w:val="26"/>
+                <w:szCs w:val="26"/>
+                <w:rtl w:val="1"/>
+              </w:rPr>
+              <w:t xml:space="preserve">באחרים</w:t>
+            </w:r>
+            <w:r>
+              <w:rPr>
+                <w:sz w:val="26"/>
+                <w:szCs w:val="26"/>
+                <w:rtl w:val="1"/>
+              </w:rPr>
+              <w:t xml:space="preserve">.</w:t>
             </w:r>
           </w:p>
         </w:tc>
@@ -38435,7 +44192,7 @@
                 <w:szCs w:val="26"/>
                 <w:rtl w:val="0"/>
               </w:rPr>
-              <w:t xml:space="preserve">9</w:t>
+              <w:t xml:space="preserve">10</w:t>
             </w:r>
           </w:p>
         </w:tc>
@@ -38564,7 +44321,7 @@
                 <w:szCs w:val="26"/>
                 <w:rtl w:val="0"/>
               </w:rPr>
-              <w:t xml:space="preserve">10</w:t>
+              <w:t xml:space="preserve">11</w:t>
             </w:r>
           </w:p>
         </w:tc>
@@ -38693,7 +44450,7 @@
                 <w:szCs w:val="26"/>
                 <w:rtl w:val="0"/>
               </w:rPr>
-              <w:t xml:space="preserve">11</w:t>
+              <w:t xml:space="preserve">12</w:t>
             </w:r>
           </w:p>
         </w:tc>
@@ -38822,7 +44579,7 @@
                 <w:szCs w:val="26"/>
                 <w:rtl w:val="0"/>
               </w:rPr>
-              <w:t xml:space="preserve">12</w:t>
+              <w:t xml:space="preserve">13</w:t>
             </w:r>
           </w:p>
         </w:tc>
@@ -38951,7 +44708,7 @@
                 <w:szCs w:val="26"/>
                 <w:rtl w:val="0"/>
               </w:rPr>
-              <w:t xml:space="preserve">13</w:t>
+              <w:t xml:space="preserve">14</w:t>
             </w:r>
           </w:p>
         </w:tc>
@@ -39080,7 +44837,7 @@
                 <w:szCs w:val="26"/>
                 <w:rtl w:val="0"/>
               </w:rPr>
-              <w:t xml:space="preserve">14</w:t>
+              <w:t xml:space="preserve">15</w:t>
             </w:r>
           </w:p>
         </w:tc>
@@ -39209,7 +44966,7 @@
                 <w:szCs w:val="26"/>
                 <w:rtl w:val="0"/>
               </w:rPr>
-              <w:t xml:space="preserve">15</w:t>
+              <w:t xml:space="preserve">16</w:t>
             </w:r>
           </w:p>
         </w:tc>
@@ -39338,7 +45095,7 @@
                 <w:szCs w:val="26"/>
                 <w:rtl w:val="0"/>
               </w:rPr>
-              <w:t xml:space="preserve">16</w:t>
+              <w:t xml:space="preserve">17</w:t>
             </w:r>
           </w:p>
         </w:tc>
@@ -39467,7 +45224,7 @@
                 <w:szCs w:val="26"/>
                 <w:rtl w:val="0"/>
               </w:rPr>
-              <w:t xml:space="preserve">17</w:t>
+              <w:t xml:space="preserve">18</w:t>
             </w:r>
           </w:p>
         </w:tc>
@@ -39596,7 +45353,7 @@
                 <w:szCs w:val="26"/>
                 <w:rtl w:val="0"/>
               </w:rPr>
-              <w:t xml:space="preserve">18</w:t>
+              <w:t xml:space="preserve">19</w:t>
             </w:r>
           </w:p>
         </w:tc>
@@ -39725,7 +45482,7 @@
                 <w:szCs w:val="26"/>
                 <w:rtl w:val="0"/>
               </w:rPr>
-              <w:t xml:space="preserve">19</w:t>
+              <w:t xml:space="preserve">20</w:t>
             </w:r>
           </w:p>
         </w:tc>
@@ -39854,7 +45611,7 @@
                 <w:szCs w:val="26"/>
                 <w:rtl w:val="0"/>
               </w:rPr>
-              <w:t xml:space="preserve">20</w:t>
+              <w:t xml:space="preserve">21</w:t>
             </w:r>
           </w:p>
         </w:tc>
@@ -39983,7 +45740,7 @@
                 <w:szCs w:val="26"/>
                 <w:rtl w:val="0"/>
               </w:rPr>
-              <w:t xml:space="preserve">21</w:t>
+              <w:t xml:space="preserve">22</w:t>
             </w:r>
           </w:p>
         </w:tc>
@@ -40112,7 +45869,7 @@
                 <w:szCs w:val="26"/>
                 <w:rtl w:val="0"/>
               </w:rPr>
-              <w:t xml:space="preserve">22</w:t>
+              <w:t xml:space="preserve">23</w:t>
             </w:r>
           </w:p>
         </w:tc>
@@ -40241,7 +45998,7 @@
                 <w:szCs w:val="26"/>
                 <w:rtl w:val="0"/>
               </w:rPr>
-              <w:t xml:space="preserve">23</w:t>
+              <w:t xml:space="preserve">24</w:t>
             </w:r>
           </w:p>
         </w:tc>
@@ -40370,7 +46127,7 @@
                 <w:szCs w:val="26"/>
                 <w:rtl w:val="0"/>
               </w:rPr>
-              <w:t xml:space="preserve">24</w:t>
+              <w:t xml:space="preserve">25</w:t>
             </w:r>
           </w:p>
         </w:tc>
@@ -40499,7 +46256,7 @@
                 <w:szCs w:val="26"/>
                 <w:rtl w:val="0"/>
               </w:rPr>
-              <w:t xml:space="preserve">25</w:t>
+              <w:t xml:space="preserve">26</w:t>
             </w:r>
           </w:p>
         </w:tc>
@@ -40628,135 +46385,6 @@
                 <w:szCs w:val="26"/>
                 <w:rtl w:val="0"/>
               </w:rPr>
-              <w:t xml:space="preserve">26</w:t>
-            </w:r>
-          </w:p>
-        </w:tc>
-      </w:tr>
-      <w:tr>
-        <w:trPr>
-          <w:cantSplit w:val="0"/>
-          <w:tblHeader w:val="0"/>
-        </w:trPr>
-        <w:tc>
-          <w:tcPr>
-            <w:shd w:fill="auto" w:val="clear"/>
-            <w:tcMar>
-              <w:top w:w="100.0" w:type="dxa"/>
-              <w:left w:w="100.0" w:type="dxa"/>
-              <w:bottom w:w="100.0" w:type="dxa"/>
-              <w:right w:w="100.0" w:type="dxa"/>
-            </w:tcMar>
-            <w:vAlign w:val="top"/>
-          </w:tcPr>
-          <w:p>
-            <w:pPr>
-              <w:keepNext w:val="0"/>
-              <w:keepLines w:val="0"/>
-              <w:pageBreakBefore w:val="0"/>
-              <w:widowControl w:val="0"/>
-              <w:pBdr>
-                <w:top w:space="0" w:sz="0" w:val="nil"/>
-                <w:left w:space="0" w:sz="0" w:val="nil"/>
-                <w:bottom w:space="0" w:sz="0" w:val="nil"/>
-                <w:right w:space="0" w:sz="0" w:val="nil"/>
-                <w:between w:space="0" w:sz="0" w:val="nil"/>
-              </w:pBdr>
-              <w:shd w:fill="auto" w:val="clear"/>
-              <w:spacing w:after="0" w:before="0" w:line="240" w:lineRule="auto"/>
-              <w:ind w:left="0" w:right="0" w:firstLine="0"/>
-              <w:jc w:val="center"/>
-              <w:rPr>
-                <w:sz w:val="26"/>
-                <w:szCs w:val="26"/>
-              </w:rPr>
-            </w:pPr>
-            <w:r>
-              <w:rPr>
-                <w:rtl w:val="0"/>
-              </w:rPr>
-            </w:r>
-          </w:p>
-        </w:tc>
-        <w:tc>
-          <w:tcPr>
-            <w:shd w:fill="auto" w:val="clear"/>
-            <w:tcMar>
-              <w:top w:w="100.0" w:type="dxa"/>
-              <w:left w:w="100.0" w:type="dxa"/>
-              <w:bottom w:w="100.0" w:type="dxa"/>
-              <w:right w:w="100.0" w:type="dxa"/>
-            </w:tcMar>
-            <w:vAlign w:val="top"/>
-          </w:tcPr>
-          <w:p>
-            <w:pPr>
-              <w:keepNext w:val="0"/>
-              <w:keepLines w:val="0"/>
-              <w:pageBreakBefore w:val="0"/>
-              <w:widowControl w:val="0"/>
-              <w:pBdr>
-                <w:top w:space="0" w:sz="0" w:val="nil"/>
-                <w:left w:space="0" w:sz="0" w:val="nil"/>
-                <w:bottom w:space="0" w:sz="0" w:val="nil"/>
-                <w:right w:space="0" w:sz="0" w:val="nil"/>
-                <w:between w:space="0" w:sz="0" w:val="nil"/>
-              </w:pBdr>
-              <w:shd w:fill="auto" w:val="clear"/>
-              <w:spacing w:after="0" w:before="0" w:line="240" w:lineRule="auto"/>
-              <w:ind w:left="0" w:right="0" w:firstLine="0"/>
-              <w:jc w:val="center"/>
-              <w:rPr>
-                <w:sz w:val="26"/>
-                <w:szCs w:val="26"/>
-              </w:rPr>
-            </w:pPr>
-            <w:r>
-              <w:rPr>
-                <w:rtl w:val="0"/>
-              </w:rPr>
-            </w:r>
-          </w:p>
-        </w:tc>
-        <w:tc>
-          <w:tcPr>
-            <w:shd w:fill="auto" w:val="clear"/>
-            <w:tcMar>
-              <w:top w:w="100.0" w:type="dxa"/>
-              <w:left w:w="100.0" w:type="dxa"/>
-              <w:bottom w:w="100.0" w:type="dxa"/>
-              <w:right w:w="100.0" w:type="dxa"/>
-            </w:tcMar>
-            <w:vAlign w:val="top"/>
-          </w:tcPr>
-          <w:p>
-            <w:pPr>
-              <w:keepNext w:val="0"/>
-              <w:keepLines w:val="0"/>
-              <w:pageBreakBefore w:val="0"/>
-              <w:widowControl w:val="0"/>
-              <w:pBdr>
-                <w:top w:space="0" w:sz="0" w:val="nil"/>
-                <w:left w:space="0" w:sz="0" w:val="nil"/>
-                <w:bottom w:space="0" w:sz="0" w:val="nil"/>
-                <w:right w:space="0" w:sz="0" w:val="nil"/>
-                <w:between w:space="0" w:sz="0" w:val="nil"/>
-              </w:pBdr>
-              <w:shd w:fill="auto" w:val="clear"/>
-              <w:spacing w:after="0" w:before="0" w:line="240" w:lineRule="auto"/>
-              <w:ind w:left="0" w:right="0" w:firstLine="0"/>
-              <w:jc w:val="center"/>
-              <w:rPr>
-                <w:sz w:val="26"/>
-                <w:szCs w:val="26"/>
-              </w:rPr>
-            </w:pPr>
-            <w:r>
-              <w:rPr>
-                <w:sz w:val="26"/>
-                <w:szCs w:val="26"/>
-                <w:rtl w:val="0"/>
-              </w:rPr>
               <w:t xml:space="preserve">27</w:t>
             </w:r>
           </w:p>
@@ -40787,7 +46415,121 @@
 </file>
 
 <file path=word/numbering.xml><?xml version="1.0" encoding="utf-8"?>
-<w:numbering xmlns:mc="http://schemas.openxmlformats.org/markup-compatibility/2006" xmlns:o="urn:schemas-microsoft-com:office:office" xmlns:r="http://schemas.openxmlformats.org/officeDocument/2006/relationships" xmlns:m="http://schemas.openxmlformats.org/officeDocument/2006/math" xmlns:v="urn:schemas-microsoft-com:vml" xmlns:wp="http://schemas.openxmlformats.org/drawingml/2006/wordprocessingDrawing" xmlns:w10="urn:schemas-microsoft-com:office:word" xmlns:w="http://schemas.openxmlformats.org/wordprocessingml/2006/main" xmlns:wne="http://schemas.microsoft.com/office/word/2006/wordml" xmlns:sl="http://schemas.openxmlformats.org/schemaLibrary/2006/main" xmlns:a="http://schemas.openxmlformats.org/drawingml/2006/main" xmlns:pic="http://schemas.openxmlformats.org/drawingml/2006/picture" xmlns:c="http://schemas.openxmlformats.org/drawingml/2006/chart" xmlns:lc="http://schemas.openxmlformats.org/drawingml/2006/lockedCanvas" xmlns:dgm="http://schemas.openxmlformats.org/drawingml/2006/diagram" xmlns:wps="http://schemas.microsoft.com/office/word/2010/wordprocessingShape" xmlns:wpg="http://schemas.microsoft.com/office/word/2010/wordprocessingGroup" xmlns:w14="http://schemas.microsoft.com/office/word/2010/wordml" xmlns:w15="http://schemas.microsoft.com/office/word/2012/wordml" xmlns:w16="http://schemas.microsoft.com/office/word/2018/wordml" xmlns:w16cex="http://schemas.microsoft.com/office/word/2018/wordml/cex" xmlns:w16cid="http://schemas.microsoft.com/office/word/2016/wordml/cid" xmlns="http://schemas.microsoft.com/office/tasks/2019/documenttasks" xmlns:cr="http://schemas.microsoft.com/office/comments/2020/reactions"/>
+<w:numbering xmlns:mc="http://schemas.openxmlformats.org/markup-compatibility/2006" xmlns:o="urn:schemas-microsoft-com:office:office" xmlns:r="http://schemas.openxmlformats.org/officeDocument/2006/relationships" xmlns:m="http://schemas.openxmlformats.org/officeDocument/2006/math" xmlns:v="urn:schemas-microsoft-com:vml" xmlns:wp="http://schemas.openxmlformats.org/drawingml/2006/wordprocessingDrawing" xmlns:w10="urn:schemas-microsoft-com:office:word" xmlns:w="http://schemas.openxmlformats.org/wordprocessingml/2006/main" xmlns:wne="http://schemas.microsoft.com/office/word/2006/wordml" xmlns:sl="http://schemas.openxmlformats.org/schemaLibrary/2006/main" xmlns:a="http://schemas.openxmlformats.org/drawingml/2006/main" xmlns:pic="http://schemas.openxmlformats.org/drawingml/2006/picture" xmlns:c="http://schemas.openxmlformats.org/drawingml/2006/chart" xmlns:lc="http://schemas.openxmlformats.org/drawingml/2006/lockedCanvas" xmlns:dgm="http://schemas.openxmlformats.org/drawingml/2006/diagram" xmlns:wps="http://schemas.microsoft.com/office/word/2010/wordprocessingShape" xmlns:wpg="http://schemas.microsoft.com/office/word/2010/wordprocessingGroup" xmlns:w14="http://schemas.microsoft.com/office/word/2010/wordml" xmlns:w15="http://schemas.microsoft.com/office/word/2012/wordml" xmlns:w16="http://schemas.microsoft.com/office/word/2018/wordml" xmlns:w16cex="http://schemas.microsoft.com/office/word/2018/wordml/cex" xmlns:w16cid="http://schemas.microsoft.com/office/word/2016/wordml/cid" xmlns="http://schemas.microsoft.com/office/tasks/2019/documenttasks" xmlns:cr="http://schemas.microsoft.com/office/comments/2020/reactions">
+  <w:abstractNum w:abstractNumId="1">
+    <w:lvl w:ilvl="0">
+      <w:start w:val="1"/>
+      <w:numFmt w:val="bullet"/>
+      <w:lvlText w:val="●"/>
+      <w:lvlJc w:val="left"/>
+      <w:pPr>
+        <w:ind w:left="720" w:hanging="360"/>
+      </w:pPr>
+      <w:rPr>
+        <w:u w:val="none"/>
+      </w:rPr>
+    </w:lvl>
+    <w:lvl w:ilvl="1">
+      <w:start w:val="1"/>
+      <w:numFmt w:val="bullet"/>
+      <w:lvlText w:val="○"/>
+      <w:lvlJc w:val="left"/>
+      <w:pPr>
+        <w:ind w:left="1440" w:hanging="360"/>
+      </w:pPr>
+      <w:rPr>
+        <w:u w:val="none"/>
+      </w:rPr>
+    </w:lvl>
+    <w:lvl w:ilvl="2">
+      <w:start w:val="1"/>
+      <w:numFmt w:val="bullet"/>
+      <w:lvlText w:val="■"/>
+      <w:lvlJc w:val="left"/>
+      <w:pPr>
+        <w:ind w:left="2160" w:hanging="360"/>
+      </w:pPr>
+      <w:rPr>
+        <w:u w:val="none"/>
+      </w:rPr>
+    </w:lvl>
+    <w:lvl w:ilvl="3">
+      <w:start w:val="1"/>
+      <w:numFmt w:val="bullet"/>
+      <w:lvlText w:val="●"/>
+      <w:lvlJc w:val="left"/>
+      <w:pPr>
+        <w:ind w:left="2880" w:hanging="360"/>
+      </w:pPr>
+      <w:rPr>
+        <w:u w:val="none"/>
+      </w:rPr>
+    </w:lvl>
+    <w:lvl w:ilvl="4">
+      <w:start w:val="1"/>
+      <w:numFmt w:val="bullet"/>
+      <w:lvlText w:val="○"/>
+      <w:lvlJc w:val="left"/>
+      <w:pPr>
+        <w:ind w:left="3600" w:hanging="360"/>
+      </w:pPr>
+      <w:rPr>
+        <w:u w:val="none"/>
+      </w:rPr>
+    </w:lvl>
+    <w:lvl w:ilvl="5">
+      <w:start w:val="1"/>
+      <w:numFmt w:val="bullet"/>
+      <w:lvlText w:val="■"/>
+      <w:lvlJc w:val="left"/>
+      <w:pPr>
+        <w:ind w:left="4320" w:hanging="360"/>
+      </w:pPr>
+      <w:rPr>
+        <w:u w:val="none"/>
+      </w:rPr>
+    </w:lvl>
+    <w:lvl w:ilvl="6">
+      <w:start w:val="1"/>
+      <w:numFmt w:val="bullet"/>
+      <w:lvlText w:val="●"/>
+      <w:lvlJc w:val="left"/>
+      <w:pPr>
+        <w:ind w:left="5040" w:hanging="360"/>
+      </w:pPr>
+      <w:rPr>
+        <w:u w:val="none"/>
+      </w:rPr>
+    </w:lvl>
+    <w:lvl w:ilvl="7">
+      <w:start w:val="1"/>
+      <w:numFmt w:val="bullet"/>
+      <w:lvlText w:val="○"/>
+      <w:lvlJc w:val="left"/>
+      <w:pPr>
+        <w:ind w:left="5760" w:hanging="360"/>
+      </w:pPr>
+      <w:rPr>
+        <w:u w:val="none"/>
+      </w:rPr>
+    </w:lvl>
+    <w:lvl w:ilvl="8">
+      <w:start w:val="1"/>
+      <w:numFmt w:val="bullet"/>
+      <w:lvlText w:val="■"/>
+      <w:lvlJc w:val="left"/>
+      <w:pPr>
+        <w:ind w:left="6480" w:hanging="360"/>
+      </w:pPr>
+      <w:rPr>
+        <w:u w:val="none"/>
+      </w:rPr>
+    </w:lvl>
+  </w:abstractNum>
+  <w:num w:numId="1">
+    <w:abstractNumId w:val="1"/>
+  </w:num>
+</w:numbering>
 </file>
 
 <file path=word/styles.xml><?xml version="1.0" encoding="utf-8"?>

--- a/data/activities.docx
+++ b/data/activities.docx
@@ -19455,38 +19455,6 @@
                 <w:szCs w:val="26"/>
                 <w:rtl w:val="1"/>
               </w:rPr>
-              <w:t xml:space="preserve">בפרק</w:t>
-            </w:r>
-            <w:r>
-              <w:rPr>
-                <w:sz w:val="26"/>
-                <w:szCs w:val="26"/>
-                <w:rtl w:val="1"/>
-              </w:rPr>
-              <w:t xml:space="preserve"> </w:t>
-            </w:r>
-            <w:r>
-              <w:rPr>
-                <w:sz w:val="26"/>
-                <w:szCs w:val="26"/>
-                <w:rtl w:val="1"/>
-              </w:rPr>
-              <w:t xml:space="preserve">הרביעי</w:t>
-            </w:r>
-            <w:r>
-              <w:rPr>
-                <w:sz w:val="26"/>
-                <w:szCs w:val="26"/>
-                <w:rtl w:val="1"/>
-              </w:rPr>
-              <w:t xml:space="preserve"> </w:t>
-            </w:r>
-            <w:r>
-              <w:rPr>
-                <w:sz w:val="26"/>
-                <w:szCs w:val="26"/>
-                <w:rtl w:val="1"/>
-              </w:rPr>
               <w:t xml:space="preserve">הנסיך</w:t>
             </w:r>
             <w:r>
@@ -21470,8 +21438,67 @@
             </w:pPr>
             <w:r>
               <w:rPr>
+                <w:sz w:val="26"/>
+                <w:szCs w:val="26"/>
+                <w:rtl w:val="1"/>
+              </w:rPr>
+              <w:t xml:space="preserve">תמונה</w:t>
+            </w:r>
+            <w:r>
+              <w:rPr>
+                <w:sz w:val="26"/>
+                <w:szCs w:val="26"/>
+                <w:rtl w:val="1"/>
+              </w:rPr>
+              <w:t xml:space="preserve">: </w:t>
+            </w:r>
+            <w:r>
+              <w:rPr>
+                <w:sz w:val="26"/>
+                <w:szCs w:val="26"/>
                 <w:rtl w:val="0"/>
               </w:rPr>
+              <w:t xml:space="preserve">numbersCourt</w:t>
+            </w:r>
+            <w:r>
+              <w:rPr>
+                <w:sz w:val="26"/>
+                <w:szCs w:val="26"/>
+                <w:rtl w:val="0"/>
+              </w:rPr>
+              <w:t xml:space="preserve">.</w:t>
+            </w:r>
+            <w:r>
+              <w:rPr>
+                <w:sz w:val="26"/>
+                <w:szCs w:val="26"/>
+                <w:rtl w:val="0"/>
+              </w:rPr>
+              <w:t xml:space="preserve">png</w:t>
+            </w:r>
+            <w:r>
+              <w:rPr>
+                <w:sz w:val="26"/>
+                <w:szCs w:val="26"/>
+                <w:rtl w:val="1"/>
+              </w:rPr>
+              <w:t xml:space="preserve"> (</w:t>
+            </w:r>
+            <w:r>
+              <w:rPr>
+                <w:sz w:val="26"/>
+                <w:szCs w:val="26"/>
+                <w:rtl w:val="1"/>
+              </w:rPr>
+              <w:t xml:space="preserve">קטן</w:t>
+            </w:r>
+            <w:r>
+              <w:rPr>
+                <w:sz w:val="26"/>
+                <w:szCs w:val="26"/>
+                <w:rtl w:val="1"/>
+              </w:rPr>
+              <w:t xml:space="preserve">)</w:t>
             </w:r>
           </w:p>
           <w:p>
@@ -42089,7 +42116,7 @@
               <w:widowControl w:val="0"/>
               <w:numPr>
                 <w:ilvl w:val="0"/>
-                <w:numId w:val="1"/>
+                <w:numId w:val="3"/>
               </w:numPr>
               <w:bidi w:val="1"/>
               <w:spacing w:after="0" w:afterAutospacing="0" w:before="240" w:line="240" w:lineRule="auto"/>
@@ -42218,7 +42245,7 @@
               <w:widowControl w:val="0"/>
               <w:numPr>
                 <w:ilvl w:val="0"/>
-                <w:numId w:val="1"/>
+                <w:numId w:val="3"/>
               </w:numPr>
               <w:bidi w:val="1"/>
               <w:spacing w:after="0" w:afterAutospacing="0" w:before="0" w:beforeAutospacing="0" w:line="240" w:lineRule="auto"/>
@@ -42331,7 +42358,7 @@
               <w:widowControl w:val="0"/>
               <w:numPr>
                 <w:ilvl w:val="0"/>
-                <w:numId w:val="1"/>
+                <w:numId w:val="3"/>
               </w:numPr>
               <w:bidi w:val="1"/>
               <w:spacing w:after="240" w:before="0" w:beforeAutospacing="0" w:line="240" w:lineRule="auto"/>
@@ -43332,6 +43359,6773 @@
                 <w:rtl w:val="0"/>
               </w:rPr>
               <w:t xml:space="preserve">8</w:t>
+            </w:r>
+          </w:p>
+        </w:tc>
+      </w:tr>
+      <w:tr>
+        <w:trPr>
+          <w:cantSplit w:val="0"/>
+          <w:tblHeader w:val="0"/>
+        </w:trPr>
+        <w:tc>
+          <w:tcPr>
+            <w:shd w:fill="auto" w:val="clear"/>
+            <w:tcMar>
+              <w:top w:w="100.0" w:type="dxa"/>
+              <w:left w:w="100.0" w:type="dxa"/>
+              <w:bottom w:w="100.0" w:type="dxa"/>
+              <w:right w:w="100.0" w:type="dxa"/>
+            </w:tcMar>
+            <w:vAlign w:val="top"/>
+          </w:tcPr>
+          <w:p>
+            <w:pPr>
+              <w:keepNext w:val="0"/>
+              <w:keepLines w:val="0"/>
+              <w:pageBreakBefore w:val="0"/>
+              <w:widowControl w:val="0"/>
+              <w:pBdr>
+                <w:top w:space="0" w:sz="0" w:val="nil"/>
+                <w:left w:space="0" w:sz="0" w:val="nil"/>
+                <w:bottom w:space="0" w:sz="0" w:val="nil"/>
+                <w:right w:space="0" w:sz="0" w:val="nil"/>
+                <w:between w:space="0" w:sz="0" w:val="nil"/>
+              </w:pBdr>
+              <w:shd w:fill="auto" w:val="clear"/>
+              <w:bidi w:val="1"/>
+              <w:spacing w:after="0" w:before="0" w:line="240" w:lineRule="auto"/>
+              <w:ind w:left="0" w:right="0" w:firstLine="0"/>
+              <w:jc w:val="left"/>
+              <w:rPr>
+                <w:b w:val="1"/>
+                <w:bCs w:val="1"/>
+                <w:sz w:val="26"/>
+                <w:szCs w:val="26"/>
+              </w:rPr>
+            </w:pPr>
+            <w:r>
+              <w:rPr>
+                <w:b w:val="1"/>
+                <w:bCs w:val="1"/>
+                <w:sz w:val="26"/>
+                <w:szCs w:val="26"/>
+                <w:rtl w:val="1"/>
+              </w:rPr>
+              <w:t xml:space="preserve">פעילות</w:t>
+            </w:r>
+            <w:r>
+              <w:rPr>
+                <w:b w:val="1"/>
+                <w:bCs w:val="1"/>
+                <w:sz w:val="26"/>
+                <w:szCs w:val="26"/>
+                <w:rtl w:val="1"/>
+              </w:rPr>
+              <w:t xml:space="preserve"> 1: </w:t>
+            </w:r>
+            <w:r>
+              <w:rPr>
+                <w:b w:val="1"/>
+                <w:bCs w:val="1"/>
+                <w:sz w:val="26"/>
+                <w:szCs w:val="26"/>
+                <w:rtl w:val="1"/>
+              </w:rPr>
+              <w:t xml:space="preserve">הוד</w:t>
+            </w:r>
+            <w:r>
+              <w:rPr>
+                <w:b w:val="1"/>
+                <w:bCs w:val="1"/>
+                <w:sz w:val="26"/>
+                <w:szCs w:val="26"/>
+                <w:rtl w:val="1"/>
+              </w:rPr>
+              <w:t xml:space="preserve"> </w:t>
+            </w:r>
+            <w:r>
+              <w:rPr>
+                <w:b w:val="1"/>
+                <w:bCs w:val="1"/>
+                <w:sz w:val="26"/>
+                <w:szCs w:val="26"/>
+                <w:rtl w:val="1"/>
+              </w:rPr>
+              <w:t xml:space="preserve">מעלתו</w:t>
+            </w:r>
+            <w:r>
+              <w:rPr>
+                <w:b w:val="1"/>
+                <w:bCs w:val="1"/>
+                <w:sz w:val="26"/>
+                <w:szCs w:val="26"/>
+                <w:rtl w:val="1"/>
+              </w:rPr>
+              <w:t xml:space="preserve"> </w:t>
+            </w:r>
+            <w:r>
+              <w:rPr>
+                <w:b w:val="1"/>
+                <w:bCs w:val="1"/>
+                <w:sz w:val="26"/>
+                <w:szCs w:val="26"/>
+                <w:rtl w:val="1"/>
+              </w:rPr>
+              <w:t xml:space="preserve">במבחן</w:t>
+            </w:r>
+            <w:r>
+              <w:rPr>
+                <w:b w:val="1"/>
+                <w:bCs w:val="1"/>
+                <w:sz w:val="26"/>
+                <w:szCs w:val="26"/>
+                <w:rtl w:val="1"/>
+              </w:rPr>
+              <w:t xml:space="preserve"> </w:t>
+            </w:r>
+            <w:r>
+              <w:rPr>
+                <w:b w:val="1"/>
+                <w:bCs w:val="1"/>
+                <w:sz w:val="26"/>
+                <w:szCs w:val="26"/>
+                <w:rtl w:val="1"/>
+              </w:rPr>
+              <w:t xml:space="preserve">המנהיגות</w:t>
+            </w:r>
+          </w:p>
+          <w:p>
+            <w:pPr>
+              <w:widowControl w:val="0"/>
+              <w:bidi w:val="1"/>
+              <w:spacing w:after="240" w:before="240" w:line="240" w:lineRule="auto"/>
+              <w:rPr>
+                <w:sz w:val="26"/>
+                <w:szCs w:val="26"/>
+              </w:rPr>
+            </w:pPr>
+            <w:r>
+              <w:rPr>
+                <w:sz w:val="26"/>
+                <w:szCs w:val="26"/>
+                <w:rtl w:val="1"/>
+              </w:rPr>
+              <w:t xml:space="preserve">המלך</w:t>
+            </w:r>
+            <w:r>
+              <w:rPr>
+                <w:sz w:val="26"/>
+                <w:szCs w:val="26"/>
+                <w:rtl w:val="1"/>
+              </w:rPr>
+              <w:t xml:space="preserve"> </w:t>
+            </w:r>
+            <w:r>
+              <w:rPr>
+                <w:sz w:val="26"/>
+                <w:szCs w:val="26"/>
+                <w:rtl w:val="1"/>
+              </w:rPr>
+              <w:t xml:space="preserve">שפוגש</w:t>
+            </w:r>
+            <w:r>
+              <w:rPr>
+                <w:sz w:val="26"/>
+                <w:szCs w:val="26"/>
+                <w:rtl w:val="1"/>
+              </w:rPr>
+              <w:t xml:space="preserve"> </w:t>
+            </w:r>
+            <w:r>
+              <w:rPr>
+                <w:sz w:val="26"/>
+                <w:szCs w:val="26"/>
+                <w:rtl w:val="1"/>
+              </w:rPr>
+              <w:t xml:space="preserve">הנסיך</w:t>
+            </w:r>
+            <w:r>
+              <w:rPr>
+                <w:sz w:val="26"/>
+                <w:szCs w:val="26"/>
+                <w:rtl w:val="1"/>
+              </w:rPr>
+              <w:t xml:space="preserve"> </w:t>
+            </w:r>
+            <w:r>
+              <w:rPr>
+                <w:sz w:val="26"/>
+                <w:szCs w:val="26"/>
+                <w:rtl w:val="1"/>
+              </w:rPr>
+              <w:t xml:space="preserve">הקטן</w:t>
+            </w:r>
+            <w:r>
+              <w:rPr>
+                <w:sz w:val="26"/>
+                <w:szCs w:val="26"/>
+                <w:rtl w:val="1"/>
+              </w:rPr>
+              <w:t xml:space="preserve"> </w:t>
+            </w:r>
+            <w:r>
+              <w:rPr>
+                <w:sz w:val="26"/>
+                <w:szCs w:val="26"/>
+                <w:rtl w:val="1"/>
+              </w:rPr>
+              <w:t xml:space="preserve">הוא</w:t>
+            </w:r>
+            <w:r>
+              <w:rPr>
+                <w:sz w:val="26"/>
+                <w:szCs w:val="26"/>
+                <w:rtl w:val="1"/>
+              </w:rPr>
+              <w:t xml:space="preserve"> </w:t>
+            </w:r>
+            <w:r>
+              <w:rPr>
+                <w:sz w:val="26"/>
+                <w:szCs w:val="26"/>
+                <w:rtl w:val="1"/>
+              </w:rPr>
+              <w:t xml:space="preserve">דמות</w:t>
+            </w:r>
+            <w:r>
+              <w:rPr>
+                <w:sz w:val="26"/>
+                <w:szCs w:val="26"/>
+                <w:rtl w:val="1"/>
+              </w:rPr>
+              <w:t xml:space="preserve"> </w:t>
+            </w:r>
+            <w:r>
+              <w:rPr>
+                <w:sz w:val="26"/>
+                <w:szCs w:val="26"/>
+                <w:rtl w:val="1"/>
+              </w:rPr>
+              <w:t xml:space="preserve">מלאת</w:t>
+            </w:r>
+            <w:r>
+              <w:rPr>
+                <w:sz w:val="26"/>
+                <w:szCs w:val="26"/>
+                <w:rtl w:val="1"/>
+              </w:rPr>
+              <w:t xml:space="preserve"> </w:t>
+            </w:r>
+            <w:r>
+              <w:rPr>
+                <w:sz w:val="26"/>
+                <w:szCs w:val="26"/>
+                <w:rtl w:val="1"/>
+              </w:rPr>
+              <w:t xml:space="preserve">סתירות</w:t>
+            </w:r>
+            <w:r>
+              <w:rPr>
+                <w:sz w:val="26"/>
+                <w:szCs w:val="26"/>
+                <w:rtl w:val="1"/>
+              </w:rPr>
+              <w:t xml:space="preserve">: </w:t>
+            </w:r>
+            <w:r>
+              <w:rPr>
+                <w:sz w:val="26"/>
+                <w:szCs w:val="26"/>
+                <w:rtl w:val="1"/>
+              </w:rPr>
+              <w:t xml:space="preserve">הוא</w:t>
+            </w:r>
+            <w:r>
+              <w:rPr>
+                <w:sz w:val="26"/>
+                <w:szCs w:val="26"/>
+                <w:rtl w:val="1"/>
+              </w:rPr>
+              <w:t xml:space="preserve"> </w:t>
+            </w:r>
+            <w:r>
+              <w:rPr>
+                <w:sz w:val="26"/>
+                <w:szCs w:val="26"/>
+                <w:rtl w:val="1"/>
+              </w:rPr>
+              <w:t xml:space="preserve">מבקש</w:t>
+            </w:r>
+            <w:r>
+              <w:rPr>
+                <w:sz w:val="26"/>
+                <w:szCs w:val="26"/>
+                <w:rtl w:val="1"/>
+              </w:rPr>
+              <w:t xml:space="preserve"> </w:t>
+            </w:r>
+            <w:r>
+              <w:rPr>
+                <w:sz w:val="26"/>
+                <w:szCs w:val="26"/>
+                <w:rtl w:val="1"/>
+              </w:rPr>
+              <w:t xml:space="preserve">לשלוט</w:t>
+            </w:r>
+            <w:r>
+              <w:rPr>
+                <w:sz w:val="26"/>
+                <w:szCs w:val="26"/>
+                <w:rtl w:val="1"/>
+              </w:rPr>
+              <w:t xml:space="preserve"> </w:t>
+            </w:r>
+            <w:r>
+              <w:rPr>
+                <w:sz w:val="26"/>
+                <w:szCs w:val="26"/>
+                <w:rtl w:val="1"/>
+              </w:rPr>
+              <w:t xml:space="preserve">בכול</w:t>
+            </w:r>
+            <w:r>
+              <w:rPr>
+                <w:sz w:val="26"/>
+                <w:szCs w:val="26"/>
+                <w:rtl w:val="1"/>
+              </w:rPr>
+              <w:t xml:space="preserve">, </w:t>
+            </w:r>
+            <w:r>
+              <w:rPr>
+                <w:sz w:val="26"/>
+                <w:szCs w:val="26"/>
+                <w:rtl w:val="1"/>
+              </w:rPr>
+              <w:t xml:space="preserve">אך</w:t>
+            </w:r>
+            <w:r>
+              <w:rPr>
+                <w:sz w:val="26"/>
+                <w:szCs w:val="26"/>
+                <w:rtl w:val="1"/>
+              </w:rPr>
+              <w:t xml:space="preserve"> </w:t>
+            </w:r>
+            <w:r>
+              <w:rPr>
+                <w:sz w:val="26"/>
+                <w:szCs w:val="26"/>
+                <w:rtl w:val="1"/>
+              </w:rPr>
+              <w:t xml:space="preserve">מקפיד</w:t>
+            </w:r>
+            <w:r>
+              <w:rPr>
+                <w:sz w:val="26"/>
+                <w:szCs w:val="26"/>
+                <w:rtl w:val="1"/>
+              </w:rPr>
+              <w:t xml:space="preserve"> </w:t>
+            </w:r>
+            <w:r>
+              <w:rPr>
+                <w:sz w:val="26"/>
+                <w:szCs w:val="26"/>
+                <w:rtl w:val="1"/>
+              </w:rPr>
+              <w:t xml:space="preserve">לתת</w:t>
+            </w:r>
+            <w:r>
+              <w:rPr>
+                <w:sz w:val="26"/>
+                <w:szCs w:val="26"/>
+                <w:rtl w:val="1"/>
+              </w:rPr>
+              <w:t xml:space="preserve"> </w:t>
+            </w:r>
+            <w:r>
+              <w:rPr>
+                <w:sz w:val="26"/>
+                <w:szCs w:val="26"/>
+                <w:rtl w:val="1"/>
+              </w:rPr>
+              <w:t xml:space="preserve">רק</w:t>
+            </w:r>
+            <w:r>
+              <w:rPr>
+                <w:sz w:val="26"/>
+                <w:szCs w:val="26"/>
+                <w:rtl w:val="1"/>
+              </w:rPr>
+              <w:t xml:space="preserve"> </w:t>
+            </w:r>
+            <w:r>
+              <w:rPr>
+                <w:sz w:val="26"/>
+                <w:szCs w:val="26"/>
+                <w:rtl w:val="1"/>
+              </w:rPr>
+              <w:t xml:space="preserve">פקודות</w:t>
+            </w:r>
+            <w:r>
+              <w:rPr>
+                <w:sz w:val="26"/>
+                <w:szCs w:val="26"/>
+                <w:rtl w:val="1"/>
+              </w:rPr>
+              <w:t xml:space="preserve"> </w:t>
+            </w:r>
+            <w:r>
+              <w:rPr>
+                <w:sz w:val="26"/>
+                <w:szCs w:val="26"/>
+                <w:rtl w:val="1"/>
+              </w:rPr>
+              <w:t xml:space="preserve">שאפשר</w:t>
+            </w:r>
+            <w:r>
+              <w:rPr>
+                <w:sz w:val="26"/>
+                <w:szCs w:val="26"/>
+                <w:rtl w:val="1"/>
+              </w:rPr>
+              <w:t xml:space="preserve"> </w:t>
+            </w:r>
+            <w:r>
+              <w:rPr>
+                <w:sz w:val="26"/>
+                <w:szCs w:val="26"/>
+                <w:rtl w:val="1"/>
+              </w:rPr>
+              <w:t xml:space="preserve">לקיים</w:t>
+            </w:r>
+            <w:r>
+              <w:rPr>
+                <w:sz w:val="26"/>
+                <w:szCs w:val="26"/>
+                <w:rtl w:val="1"/>
+              </w:rPr>
+              <w:t xml:space="preserve">. </w:t>
+            </w:r>
+            <w:r>
+              <w:rPr>
+                <w:sz w:val="26"/>
+                <w:szCs w:val="26"/>
+                <w:rtl w:val="1"/>
+              </w:rPr>
+              <w:t xml:space="preserve">האם</w:t>
+            </w:r>
+            <w:r>
+              <w:rPr>
+                <w:sz w:val="26"/>
+                <w:szCs w:val="26"/>
+                <w:rtl w:val="1"/>
+              </w:rPr>
+              <w:t xml:space="preserve"> </w:t>
+            </w:r>
+            <w:r>
+              <w:rPr>
+                <w:sz w:val="26"/>
+                <w:szCs w:val="26"/>
+                <w:rtl w:val="1"/>
+              </w:rPr>
+              <w:t xml:space="preserve">הוא</w:t>
+            </w:r>
+            <w:r>
+              <w:rPr>
+                <w:sz w:val="26"/>
+                <w:szCs w:val="26"/>
+                <w:rtl w:val="1"/>
+              </w:rPr>
+              <w:t xml:space="preserve"> </w:t>
+            </w:r>
+            <w:r>
+              <w:rPr>
+                <w:sz w:val="26"/>
+                <w:szCs w:val="26"/>
+                <w:rtl w:val="1"/>
+              </w:rPr>
+              <w:t xml:space="preserve">מנהיג</w:t>
+            </w:r>
+            <w:r>
+              <w:rPr>
+                <w:sz w:val="26"/>
+                <w:szCs w:val="26"/>
+                <w:rtl w:val="1"/>
+              </w:rPr>
+              <w:t xml:space="preserve"> </w:t>
+            </w:r>
+            <w:r>
+              <w:rPr>
+                <w:sz w:val="26"/>
+                <w:szCs w:val="26"/>
+                <w:rtl w:val="1"/>
+              </w:rPr>
+              <w:t xml:space="preserve">חכם</w:t>
+            </w:r>
+            <w:r>
+              <w:rPr>
+                <w:sz w:val="26"/>
+                <w:szCs w:val="26"/>
+                <w:rtl w:val="1"/>
+              </w:rPr>
+              <w:t xml:space="preserve"> </w:t>
+            </w:r>
+            <w:r>
+              <w:rPr>
+                <w:sz w:val="26"/>
+                <w:szCs w:val="26"/>
+                <w:rtl w:val="1"/>
+              </w:rPr>
+              <w:t xml:space="preserve">ואחראי</w:t>
+            </w:r>
+            <w:r>
+              <w:rPr>
+                <w:sz w:val="26"/>
+                <w:szCs w:val="26"/>
+                <w:rtl w:val="1"/>
+              </w:rPr>
+              <w:t xml:space="preserve">, </w:t>
+            </w:r>
+            <w:r>
+              <w:rPr>
+                <w:sz w:val="26"/>
+                <w:szCs w:val="26"/>
+                <w:rtl w:val="1"/>
+              </w:rPr>
+              <w:t xml:space="preserve">או</w:t>
+            </w:r>
+            <w:r>
+              <w:rPr>
+                <w:sz w:val="26"/>
+                <w:szCs w:val="26"/>
+                <w:rtl w:val="1"/>
+              </w:rPr>
+              <w:t xml:space="preserve"> </w:t>
+            </w:r>
+            <w:r>
+              <w:rPr>
+                <w:sz w:val="26"/>
+                <w:szCs w:val="26"/>
+                <w:rtl w:val="1"/>
+              </w:rPr>
+              <w:t xml:space="preserve">שליט</w:t>
+            </w:r>
+            <w:r>
+              <w:rPr>
+                <w:sz w:val="26"/>
+                <w:szCs w:val="26"/>
+                <w:rtl w:val="1"/>
+              </w:rPr>
+              <w:t xml:space="preserve"> </w:t>
+            </w:r>
+            <w:r>
+              <w:rPr>
+                <w:sz w:val="26"/>
+                <w:szCs w:val="26"/>
+                <w:rtl w:val="1"/>
+              </w:rPr>
+              <w:t xml:space="preserve">כוחני</w:t>
+            </w:r>
+            <w:r>
+              <w:rPr>
+                <w:sz w:val="26"/>
+                <w:szCs w:val="26"/>
+                <w:rtl w:val="1"/>
+              </w:rPr>
+              <w:t xml:space="preserve"> </w:t>
+            </w:r>
+            <w:r>
+              <w:rPr>
+                <w:sz w:val="26"/>
+                <w:szCs w:val="26"/>
+                <w:rtl w:val="1"/>
+              </w:rPr>
+              <w:t xml:space="preserve">שמסתתר</w:t>
+            </w:r>
+            <w:r>
+              <w:rPr>
+                <w:sz w:val="26"/>
+                <w:szCs w:val="26"/>
+                <w:rtl w:val="1"/>
+              </w:rPr>
+              <w:t xml:space="preserve"> </w:t>
+            </w:r>
+            <w:r>
+              <w:rPr>
+                <w:sz w:val="26"/>
+                <w:szCs w:val="26"/>
+                <w:rtl w:val="1"/>
+              </w:rPr>
+              <w:t xml:space="preserve">מאחורי</w:t>
+            </w:r>
+            <w:r>
+              <w:rPr>
+                <w:sz w:val="26"/>
+                <w:szCs w:val="26"/>
+                <w:rtl w:val="1"/>
+              </w:rPr>
+              <w:t xml:space="preserve"> </w:t>
+            </w:r>
+            <w:r>
+              <w:rPr>
+                <w:sz w:val="26"/>
+                <w:szCs w:val="26"/>
+                <w:rtl w:val="1"/>
+              </w:rPr>
+              <w:t xml:space="preserve">היגיון</w:t>
+            </w:r>
+            <w:r>
+              <w:rPr>
+                <w:sz w:val="26"/>
+                <w:szCs w:val="26"/>
+                <w:rtl w:val="1"/>
+              </w:rPr>
+              <w:t xml:space="preserve">?</w:t>
+            </w:r>
+          </w:p>
+          <w:p>
+            <w:pPr>
+              <w:widowControl w:val="0"/>
+              <w:bidi w:val="1"/>
+              <w:spacing w:after="240" w:before="240" w:line="240" w:lineRule="auto"/>
+              <w:rPr>
+                <w:sz w:val="26"/>
+                <w:szCs w:val="26"/>
+              </w:rPr>
+            </w:pPr>
+            <w:r>
+              <w:rPr>
+                <w:sz w:val="26"/>
+                <w:szCs w:val="26"/>
+                <w:rtl w:val="1"/>
+              </w:rPr>
+              <w:t xml:space="preserve">בחרו</w:t>
+            </w:r>
+            <w:r>
+              <w:rPr>
+                <w:sz w:val="26"/>
+                <w:szCs w:val="26"/>
+                <w:rtl w:val="1"/>
+              </w:rPr>
+              <w:t xml:space="preserve"> </w:t>
+            </w:r>
+            <w:r>
+              <w:rPr>
+                <w:sz w:val="26"/>
+                <w:szCs w:val="26"/>
+                <w:rtl w:val="1"/>
+              </w:rPr>
+              <w:t xml:space="preserve">עמדה</w:t>
+            </w:r>
+            <w:r>
+              <w:rPr>
+                <w:sz w:val="26"/>
+                <w:szCs w:val="26"/>
+                <w:rtl w:val="1"/>
+              </w:rPr>
+              <w:t xml:space="preserve">: </w:t>
+            </w:r>
+            <w:r>
+              <w:rPr>
+                <w:sz w:val="26"/>
+                <w:szCs w:val="26"/>
+                <w:rtl w:val="1"/>
+              </w:rPr>
+              <w:t xml:space="preserve">האם</w:t>
+            </w:r>
+            <w:r>
+              <w:rPr>
+                <w:sz w:val="26"/>
+                <w:szCs w:val="26"/>
+                <w:rtl w:val="1"/>
+              </w:rPr>
+              <w:t xml:space="preserve"> </w:t>
+            </w:r>
+            <w:r>
+              <w:rPr>
+                <w:sz w:val="26"/>
+                <w:szCs w:val="26"/>
+                <w:rtl w:val="1"/>
+              </w:rPr>
+              <w:t xml:space="preserve">דמותו</w:t>
+            </w:r>
+            <w:r>
+              <w:rPr>
+                <w:sz w:val="26"/>
+                <w:szCs w:val="26"/>
+                <w:rtl w:val="1"/>
+              </w:rPr>
+              <w:t xml:space="preserve"> </w:t>
+            </w:r>
+            <w:r>
+              <w:rPr>
+                <w:sz w:val="26"/>
+                <w:szCs w:val="26"/>
+                <w:rtl w:val="1"/>
+              </w:rPr>
+              <w:t xml:space="preserve">של</w:t>
+            </w:r>
+            <w:r>
+              <w:rPr>
+                <w:sz w:val="26"/>
+                <w:szCs w:val="26"/>
+                <w:rtl w:val="1"/>
+              </w:rPr>
+              <w:t xml:space="preserve"> </w:t>
+            </w:r>
+            <w:r>
+              <w:rPr>
+                <w:sz w:val="26"/>
+                <w:szCs w:val="26"/>
+                <w:rtl w:val="1"/>
+              </w:rPr>
+              <w:t xml:space="preserve">המלך</w:t>
+            </w:r>
+            <w:r>
+              <w:rPr>
+                <w:sz w:val="26"/>
+                <w:szCs w:val="26"/>
+                <w:rtl w:val="1"/>
+              </w:rPr>
+              <w:t xml:space="preserve"> </w:t>
+            </w:r>
+            <w:r>
+              <w:rPr>
+                <w:sz w:val="26"/>
+                <w:szCs w:val="26"/>
+                <w:rtl w:val="1"/>
+              </w:rPr>
+              <w:t xml:space="preserve">חיובית</w:t>
+            </w:r>
+            <w:r>
+              <w:rPr>
+                <w:sz w:val="26"/>
+                <w:szCs w:val="26"/>
+                <w:rtl w:val="1"/>
+              </w:rPr>
+              <w:t xml:space="preserve"> </w:t>
+            </w:r>
+            <w:r>
+              <w:rPr>
+                <w:sz w:val="26"/>
+                <w:szCs w:val="26"/>
+                <w:rtl w:val="1"/>
+              </w:rPr>
+              <w:t xml:space="preserve">או</w:t>
+            </w:r>
+            <w:r>
+              <w:rPr>
+                <w:sz w:val="26"/>
+                <w:szCs w:val="26"/>
+                <w:rtl w:val="1"/>
+              </w:rPr>
+              <w:t xml:space="preserve"> </w:t>
+            </w:r>
+            <w:r>
+              <w:rPr>
+                <w:sz w:val="26"/>
+                <w:szCs w:val="26"/>
+                <w:rtl w:val="1"/>
+              </w:rPr>
+              <w:t xml:space="preserve">שלילית</w:t>
+            </w:r>
+            <w:r>
+              <w:rPr>
+                <w:sz w:val="26"/>
+                <w:szCs w:val="26"/>
+                <w:rtl w:val="1"/>
+              </w:rPr>
+              <w:t xml:space="preserve">? </w:t>
+            </w:r>
+            <w:r>
+              <w:rPr>
+                <w:sz w:val="26"/>
+                <w:szCs w:val="26"/>
+                <w:rtl w:val="1"/>
+              </w:rPr>
+              <w:t xml:space="preserve">נמקו</w:t>
+            </w:r>
+            <w:r>
+              <w:rPr>
+                <w:sz w:val="26"/>
+                <w:szCs w:val="26"/>
+                <w:rtl w:val="1"/>
+              </w:rPr>
+              <w:t xml:space="preserve"> </w:t>
+            </w:r>
+            <w:r>
+              <w:rPr>
+                <w:sz w:val="26"/>
+                <w:szCs w:val="26"/>
+                <w:rtl w:val="1"/>
+              </w:rPr>
+              <w:t xml:space="preserve">בעזרת</w:t>
+            </w:r>
+            <w:r>
+              <w:rPr>
+                <w:sz w:val="26"/>
+                <w:szCs w:val="26"/>
+                <w:rtl w:val="1"/>
+              </w:rPr>
+              <w:t xml:space="preserve"> </w:t>
+            </w:r>
+            <w:r>
+              <w:rPr>
+                <w:sz w:val="26"/>
+                <w:szCs w:val="26"/>
+                <w:rtl w:val="1"/>
+              </w:rPr>
+              <w:t xml:space="preserve">מעשיו</w:t>
+            </w:r>
+            <w:r>
+              <w:rPr>
+                <w:sz w:val="26"/>
+                <w:szCs w:val="26"/>
+                <w:rtl w:val="1"/>
+              </w:rPr>
+              <w:t xml:space="preserve"> </w:t>
+            </w:r>
+            <w:r>
+              <w:rPr>
+                <w:sz w:val="26"/>
+                <w:szCs w:val="26"/>
+                <w:rtl w:val="1"/>
+              </w:rPr>
+              <w:t xml:space="preserve">ודבריו</w:t>
+            </w:r>
+            <w:r>
+              <w:rPr>
+                <w:sz w:val="26"/>
+                <w:szCs w:val="26"/>
+                <w:rtl w:val="1"/>
+              </w:rPr>
+              <w:t xml:space="preserve"> </w:t>
+            </w:r>
+            <w:r>
+              <w:rPr>
+                <w:sz w:val="26"/>
+                <w:szCs w:val="26"/>
+                <w:rtl w:val="1"/>
+              </w:rPr>
+              <w:t xml:space="preserve">בפרק</w:t>
+            </w:r>
+            <w:r>
+              <w:rPr>
+                <w:sz w:val="26"/>
+                <w:szCs w:val="26"/>
+                <w:rtl w:val="1"/>
+              </w:rPr>
+              <w:t xml:space="preserve">, </w:t>
+            </w:r>
+            <w:r>
+              <w:rPr>
+                <w:sz w:val="26"/>
+                <w:szCs w:val="26"/>
+                <w:rtl w:val="1"/>
+              </w:rPr>
+              <w:t xml:space="preserve">והסבירו</w:t>
+            </w:r>
+            <w:r>
+              <w:rPr>
+                <w:sz w:val="26"/>
+                <w:szCs w:val="26"/>
+                <w:rtl w:val="1"/>
+              </w:rPr>
+              <w:t xml:space="preserve"> </w:t>
+            </w:r>
+            <w:r>
+              <w:rPr>
+                <w:sz w:val="26"/>
+                <w:szCs w:val="26"/>
+                <w:rtl w:val="1"/>
+              </w:rPr>
+              <w:t xml:space="preserve">איזה</w:t>
+            </w:r>
+            <w:r>
+              <w:rPr>
+                <w:sz w:val="26"/>
+                <w:szCs w:val="26"/>
+                <w:rtl w:val="1"/>
+              </w:rPr>
+              <w:t xml:space="preserve"> </w:t>
+            </w:r>
+            <w:r>
+              <w:rPr>
+                <w:sz w:val="26"/>
+                <w:szCs w:val="26"/>
+                <w:rtl w:val="1"/>
+              </w:rPr>
+              <w:t xml:space="preserve">מסר</w:t>
+            </w:r>
+            <w:r>
+              <w:rPr>
+                <w:sz w:val="26"/>
+                <w:szCs w:val="26"/>
+                <w:rtl w:val="1"/>
+              </w:rPr>
+              <w:t xml:space="preserve"> </w:t>
+            </w:r>
+            <w:r>
+              <w:rPr>
+                <w:sz w:val="26"/>
+                <w:szCs w:val="26"/>
+                <w:rtl w:val="1"/>
+              </w:rPr>
+              <w:t xml:space="preserve">על</w:t>
+            </w:r>
+            <w:r>
+              <w:rPr>
+                <w:sz w:val="26"/>
+                <w:szCs w:val="26"/>
+                <w:rtl w:val="1"/>
+              </w:rPr>
+              <w:t xml:space="preserve"> </w:t>
+            </w:r>
+            <w:r>
+              <w:rPr>
+                <w:sz w:val="26"/>
+                <w:szCs w:val="26"/>
+                <w:rtl w:val="1"/>
+              </w:rPr>
+              <w:t xml:space="preserve">מנהיגות</w:t>
+            </w:r>
+            <w:r>
+              <w:rPr>
+                <w:sz w:val="26"/>
+                <w:szCs w:val="26"/>
+                <w:rtl w:val="1"/>
+              </w:rPr>
+              <w:t xml:space="preserve"> </w:t>
+            </w:r>
+            <w:r>
+              <w:rPr>
+                <w:sz w:val="26"/>
+                <w:szCs w:val="26"/>
+                <w:rtl w:val="1"/>
+              </w:rPr>
+              <w:t xml:space="preserve">מבקש</w:t>
+            </w:r>
+            <w:r>
+              <w:rPr>
+                <w:sz w:val="26"/>
+                <w:szCs w:val="26"/>
+                <w:rtl w:val="1"/>
+              </w:rPr>
+              <w:t xml:space="preserve"> </w:t>
+            </w:r>
+            <w:r>
+              <w:rPr>
+                <w:sz w:val="26"/>
+                <w:szCs w:val="26"/>
+                <w:rtl w:val="1"/>
+              </w:rPr>
+              <w:t xml:space="preserve">הסופר</w:t>
+            </w:r>
+            <w:r>
+              <w:rPr>
+                <w:sz w:val="26"/>
+                <w:szCs w:val="26"/>
+                <w:rtl w:val="1"/>
+              </w:rPr>
+              <w:t xml:space="preserve"> </w:t>
+            </w:r>
+            <w:r>
+              <w:rPr>
+                <w:sz w:val="26"/>
+                <w:szCs w:val="26"/>
+                <w:rtl w:val="1"/>
+              </w:rPr>
+              <w:t xml:space="preserve">להעביר</w:t>
+            </w:r>
+            <w:r>
+              <w:rPr>
+                <w:sz w:val="26"/>
+                <w:szCs w:val="26"/>
+                <w:rtl w:val="1"/>
+              </w:rPr>
+              <w:t xml:space="preserve"> </w:t>
+            </w:r>
+            <w:r>
+              <w:rPr>
+                <w:sz w:val="26"/>
+                <w:szCs w:val="26"/>
+                <w:rtl w:val="1"/>
+              </w:rPr>
+              <w:t xml:space="preserve">דרכו</w:t>
+            </w:r>
+            <w:r>
+              <w:rPr>
+                <w:sz w:val="26"/>
+                <w:szCs w:val="26"/>
+                <w:rtl w:val="1"/>
+              </w:rPr>
+              <w:t xml:space="preserve">.</w:t>
+            </w:r>
+          </w:p>
+          <w:p>
+            <w:pPr>
+              <w:widowControl w:val="0"/>
+              <w:bidi w:val="1"/>
+              <w:spacing w:after="240" w:before="240" w:line="240" w:lineRule="auto"/>
+              <w:rPr>
+                <w:sz w:val="26"/>
+                <w:szCs w:val="26"/>
+              </w:rPr>
+            </w:pPr>
+            <w:r>
+              <w:rPr>
+                <w:sz w:val="26"/>
+                <w:szCs w:val="26"/>
+                <w:rtl w:val="1"/>
+              </w:rPr>
+              <w:t xml:space="preserve">תמונה</w:t>
+            </w:r>
+            <w:r>
+              <w:rPr>
+                <w:sz w:val="26"/>
+                <w:szCs w:val="26"/>
+                <w:rtl w:val="1"/>
+              </w:rPr>
+              <w:t xml:space="preserve">: </w:t>
+            </w:r>
+            <w:r>
+              <w:rPr>
+                <w:sz w:val="26"/>
+                <w:szCs w:val="26"/>
+                <w:rtl w:val="0"/>
+              </w:rPr>
+              <w:t xml:space="preserve">selfJudgment</w:t>
+            </w:r>
+            <w:r>
+              <w:rPr>
+                <w:sz w:val="26"/>
+                <w:szCs w:val="26"/>
+                <w:rtl w:val="0"/>
+              </w:rPr>
+              <w:t xml:space="preserve">.</w:t>
+            </w:r>
+            <w:r>
+              <w:rPr>
+                <w:sz w:val="26"/>
+                <w:szCs w:val="26"/>
+                <w:rtl w:val="0"/>
+              </w:rPr>
+              <w:t xml:space="preserve">png</w:t>
+            </w:r>
+            <w:r>
+              <w:rPr>
+                <w:sz w:val="26"/>
+                <w:szCs w:val="26"/>
+                <w:rtl w:val="1"/>
+              </w:rPr>
+              <w:t xml:space="preserve"> (</w:t>
+            </w:r>
+            <w:r>
+              <w:rPr>
+                <w:sz w:val="26"/>
+                <w:szCs w:val="26"/>
+                <w:rtl w:val="1"/>
+              </w:rPr>
+              <w:t xml:space="preserve">קטן</w:t>
+            </w:r>
+            <w:r>
+              <w:rPr>
+                <w:sz w:val="26"/>
+                <w:szCs w:val="26"/>
+                <w:rtl w:val="1"/>
+              </w:rPr>
+              <w:t xml:space="preserve">)</w:t>
+            </w:r>
+          </w:p>
+          <w:p>
+            <w:pPr>
+              <w:widowControl w:val="0"/>
+              <w:shd w:fill="ffffff" w:val="clear"/>
+              <w:bidi w:val="1"/>
+              <w:spacing w:after="240" w:before="240" w:line="331.2" w:lineRule="auto"/>
+              <w:rPr>
+                <w:sz w:val="26"/>
+                <w:szCs w:val="26"/>
+              </w:rPr>
+            </w:pPr>
+            <w:r>
+              <w:rPr>
+                <w:color w:val="222222"/>
+                <w:sz w:val="26"/>
+                <w:szCs w:val="26"/>
+                <w:highlight w:val="white"/>
+                <w:rtl w:val="1"/>
+              </w:rPr>
+              <w:t xml:space="preserve">כשהנסיך</w:t>
+            </w:r>
+            <w:r>
+              <w:rPr>
+                <w:color w:val="222222"/>
+                <w:sz w:val="26"/>
+                <w:szCs w:val="26"/>
+                <w:highlight w:val="white"/>
+                <w:rtl w:val="1"/>
+              </w:rPr>
+              <w:t xml:space="preserve"> </w:t>
+            </w:r>
+            <w:r>
+              <w:rPr>
+                <w:color w:val="222222"/>
+                <w:sz w:val="26"/>
+                <w:szCs w:val="26"/>
+                <w:highlight w:val="white"/>
+                <w:rtl w:val="1"/>
+              </w:rPr>
+              <w:t xml:space="preserve">ציין</w:t>
+            </w:r>
+            <w:r>
+              <w:rPr>
+                <w:color w:val="222222"/>
+                <w:sz w:val="26"/>
+                <w:szCs w:val="26"/>
+                <w:highlight w:val="white"/>
+                <w:rtl w:val="1"/>
+              </w:rPr>
+              <w:t xml:space="preserve"> </w:t>
+            </w:r>
+            <w:r>
+              <w:rPr>
+                <w:color w:val="222222"/>
+                <w:sz w:val="26"/>
+                <w:szCs w:val="26"/>
+                <w:highlight w:val="white"/>
+                <w:rtl w:val="1"/>
+              </w:rPr>
+              <w:t xml:space="preserve">שאין</w:t>
+            </w:r>
+            <w:r>
+              <w:rPr>
+                <w:color w:val="222222"/>
+                <w:sz w:val="26"/>
+                <w:szCs w:val="26"/>
+                <w:highlight w:val="white"/>
+                <w:rtl w:val="1"/>
+              </w:rPr>
+              <w:t xml:space="preserve"> </w:t>
+            </w:r>
+            <w:r>
+              <w:rPr>
+                <w:color w:val="222222"/>
+                <w:sz w:val="26"/>
+                <w:szCs w:val="26"/>
+                <w:highlight w:val="white"/>
+                <w:rtl w:val="1"/>
+              </w:rPr>
+              <w:t xml:space="preserve">לו</w:t>
+            </w:r>
+            <w:r>
+              <w:rPr>
+                <w:color w:val="222222"/>
+                <w:sz w:val="26"/>
+                <w:szCs w:val="26"/>
+                <w:highlight w:val="white"/>
+                <w:rtl w:val="1"/>
+              </w:rPr>
+              <w:t xml:space="preserve"> </w:t>
+            </w:r>
+            <w:r>
+              <w:rPr>
+                <w:color w:val="222222"/>
+                <w:sz w:val="26"/>
+                <w:szCs w:val="26"/>
+                <w:highlight w:val="white"/>
+                <w:rtl w:val="1"/>
+              </w:rPr>
+              <w:t xml:space="preserve">את</w:t>
+            </w:r>
+            <w:r>
+              <w:rPr>
+                <w:color w:val="222222"/>
+                <w:sz w:val="26"/>
+                <w:szCs w:val="26"/>
+                <w:highlight w:val="white"/>
+                <w:rtl w:val="1"/>
+              </w:rPr>
+              <w:t xml:space="preserve"> </w:t>
+            </w:r>
+            <w:r>
+              <w:rPr>
+                <w:color w:val="222222"/>
+                <w:sz w:val="26"/>
+                <w:szCs w:val="26"/>
+                <w:highlight w:val="white"/>
+                <w:rtl w:val="1"/>
+              </w:rPr>
+              <w:t xml:space="preserve">מי</w:t>
+            </w:r>
+            <w:r>
+              <w:rPr>
+                <w:color w:val="222222"/>
+                <w:sz w:val="26"/>
+                <w:szCs w:val="26"/>
+                <w:highlight w:val="white"/>
+                <w:rtl w:val="1"/>
+              </w:rPr>
+              <w:t xml:space="preserve"> </w:t>
+            </w:r>
+            <w:r>
+              <w:rPr>
+                <w:color w:val="222222"/>
+                <w:sz w:val="26"/>
+                <w:szCs w:val="26"/>
+                <w:highlight w:val="white"/>
+                <w:rtl w:val="1"/>
+              </w:rPr>
+              <w:t xml:space="preserve">לשפוט</w:t>
+            </w:r>
+            <w:r>
+              <w:rPr>
+                <w:color w:val="222222"/>
+                <w:sz w:val="26"/>
+                <w:szCs w:val="26"/>
+                <w:highlight w:val="white"/>
+                <w:rtl w:val="1"/>
+              </w:rPr>
+              <w:t xml:space="preserve"> </w:t>
+            </w:r>
+            <w:r>
+              <w:rPr>
+                <w:color w:val="222222"/>
+                <w:sz w:val="26"/>
+                <w:szCs w:val="26"/>
+                <w:highlight w:val="white"/>
+                <w:rtl w:val="1"/>
+              </w:rPr>
+              <w:t xml:space="preserve">בכוכב</w:t>
+            </w:r>
+            <w:r>
+              <w:rPr>
+                <w:color w:val="222222"/>
+                <w:sz w:val="26"/>
+                <w:szCs w:val="26"/>
+                <w:highlight w:val="white"/>
+                <w:rtl w:val="1"/>
+              </w:rPr>
+              <w:t xml:space="preserve">, </w:t>
+            </w:r>
+            <w:r>
+              <w:rPr>
+                <w:color w:val="222222"/>
+                <w:sz w:val="26"/>
+                <w:szCs w:val="26"/>
+                <w:highlight w:val="white"/>
+                <w:rtl w:val="1"/>
+              </w:rPr>
+              <w:t xml:space="preserve">השיב</w:t>
+            </w:r>
+            <w:r>
+              <w:rPr>
+                <w:color w:val="222222"/>
+                <w:sz w:val="26"/>
+                <w:szCs w:val="26"/>
+                <w:highlight w:val="white"/>
+                <w:rtl w:val="1"/>
+              </w:rPr>
+              <w:t xml:space="preserve"> </w:t>
+            </w:r>
+            <w:r>
+              <w:rPr>
+                <w:color w:val="222222"/>
+                <w:sz w:val="26"/>
+                <w:szCs w:val="26"/>
+                <w:highlight w:val="white"/>
+                <w:rtl w:val="1"/>
+              </w:rPr>
+              <w:t xml:space="preserve">המלך</w:t>
+            </w:r>
+            <w:r>
+              <w:rPr>
+                <w:color w:val="222222"/>
+                <w:sz w:val="26"/>
+                <w:szCs w:val="26"/>
+                <w:highlight w:val="white"/>
+                <w:rtl w:val="1"/>
+              </w:rPr>
+              <w:t xml:space="preserve">:</w:t>
+            </w:r>
+            <w:r>
+              <w:rPr>
+                <w:sz w:val="28"/>
+                <w:szCs w:val="28"/>
+                <w:rtl w:val="0"/>
+              </w:rPr>
+              <w:t xml:space="preserve"> </w:t>
+            </w:r>
+            <w:r>
+              <w:rPr>
+                <w:rtl w:val="1"/>
+              </w:rPr>
+            </w:r>
+            <w:r>
+              <w:rPr>
+                <w:sz w:val="26"/>
+                <w:szCs w:val="26"/>
+                <w:rtl w:val="1"/>
+              </w:rPr>
+              <w:t xml:space="preserve">״</w:t>
+            </w:r>
+            <w:r>
+              <w:rPr>
+                <w:sz w:val="26"/>
+                <w:szCs w:val="26"/>
+                <w:rtl w:val="1"/>
+              </w:rPr>
+              <w:t xml:space="preserve">אם</w:t>
+            </w:r>
+            <w:r>
+              <w:rPr>
+                <w:sz w:val="26"/>
+                <w:szCs w:val="26"/>
+                <w:rtl w:val="1"/>
+              </w:rPr>
+              <w:t xml:space="preserve"> </w:t>
+            </w:r>
+            <w:r>
+              <w:rPr>
+                <w:sz w:val="26"/>
+                <w:szCs w:val="26"/>
+                <w:rtl w:val="1"/>
+              </w:rPr>
+              <w:t xml:space="preserve">כך</w:t>
+            </w:r>
+            <w:r>
+              <w:rPr>
+                <w:sz w:val="26"/>
+                <w:szCs w:val="26"/>
+                <w:rtl w:val="1"/>
+              </w:rPr>
+              <w:t xml:space="preserve">, </w:t>
+            </w:r>
+            <w:r>
+              <w:rPr>
+                <w:sz w:val="26"/>
+                <w:szCs w:val="26"/>
+                <w:rtl w:val="1"/>
+              </w:rPr>
+              <w:t xml:space="preserve">אתה</w:t>
+            </w:r>
+            <w:r>
+              <w:rPr>
+                <w:sz w:val="26"/>
+                <w:szCs w:val="26"/>
+                <w:rtl w:val="1"/>
+              </w:rPr>
+              <w:t xml:space="preserve"> </w:t>
+            </w:r>
+            <w:r>
+              <w:rPr>
+                <w:sz w:val="26"/>
+                <w:szCs w:val="26"/>
+                <w:rtl w:val="1"/>
+              </w:rPr>
+              <w:t xml:space="preserve">תשפוט</w:t>
+            </w:r>
+            <w:r>
+              <w:rPr>
+                <w:sz w:val="26"/>
+                <w:szCs w:val="26"/>
+                <w:rtl w:val="1"/>
+              </w:rPr>
+              <w:t xml:space="preserve"> </w:t>
+            </w:r>
+            <w:r>
+              <w:rPr>
+                <w:sz w:val="26"/>
+                <w:szCs w:val="26"/>
+                <w:rtl w:val="1"/>
+              </w:rPr>
+              <w:t xml:space="preserve">את</w:t>
+            </w:r>
+            <w:r>
+              <w:rPr>
+                <w:sz w:val="26"/>
+                <w:szCs w:val="26"/>
+                <w:rtl w:val="1"/>
+              </w:rPr>
+              <w:t xml:space="preserve"> </w:t>
+            </w:r>
+            <w:r>
+              <w:rPr>
+                <w:sz w:val="26"/>
+                <w:szCs w:val="26"/>
+                <w:rtl w:val="1"/>
+              </w:rPr>
+              <w:t xml:space="preserve">עצמך</w:t>
+            </w:r>
+            <w:r>
+              <w:rPr>
+                <w:sz w:val="26"/>
+                <w:szCs w:val="26"/>
+                <w:rtl w:val="1"/>
+              </w:rPr>
+              <w:t xml:space="preserve">. </w:t>
+            </w:r>
+            <w:r>
+              <w:rPr>
+                <w:sz w:val="26"/>
+                <w:szCs w:val="26"/>
+                <w:rtl w:val="1"/>
+              </w:rPr>
+              <w:t xml:space="preserve">וזה</w:t>
+            </w:r>
+            <w:r>
+              <w:rPr>
+                <w:sz w:val="26"/>
+                <w:szCs w:val="26"/>
+                <w:rtl w:val="1"/>
+              </w:rPr>
+              <w:t xml:space="preserve"> </w:t>
+            </w:r>
+            <w:r>
+              <w:rPr>
+                <w:sz w:val="26"/>
+                <w:szCs w:val="26"/>
+                <w:rtl w:val="1"/>
+              </w:rPr>
+              <w:t xml:space="preserve">הדבר</w:t>
+            </w:r>
+            <w:r>
+              <w:rPr>
+                <w:sz w:val="26"/>
+                <w:szCs w:val="26"/>
+                <w:rtl w:val="1"/>
+              </w:rPr>
+              <w:t xml:space="preserve"> </w:t>
+            </w:r>
+            <w:r>
+              <w:rPr>
+                <w:sz w:val="26"/>
+                <w:szCs w:val="26"/>
+                <w:rtl w:val="1"/>
+              </w:rPr>
+              <w:t xml:space="preserve">הכי</w:t>
+            </w:r>
+            <w:r>
+              <w:rPr>
+                <w:sz w:val="26"/>
+                <w:szCs w:val="26"/>
+                <w:rtl w:val="1"/>
+              </w:rPr>
+              <w:t xml:space="preserve"> </w:t>
+            </w:r>
+            <w:r>
+              <w:rPr>
+                <w:sz w:val="26"/>
+                <w:szCs w:val="26"/>
+                <w:rtl w:val="1"/>
+              </w:rPr>
+              <w:t xml:space="preserve">קשה</w:t>
+            </w:r>
+            <w:r>
+              <w:rPr>
+                <w:sz w:val="26"/>
+                <w:szCs w:val="26"/>
+                <w:rtl w:val="1"/>
+              </w:rPr>
+              <w:t xml:space="preserve">. </w:t>
+            </w:r>
+            <w:r>
+              <w:rPr>
+                <w:sz w:val="26"/>
+                <w:szCs w:val="26"/>
+                <w:rtl w:val="1"/>
+              </w:rPr>
+              <w:t xml:space="preserve">הרבה</w:t>
+            </w:r>
+            <w:r>
+              <w:rPr>
+                <w:sz w:val="26"/>
+                <w:szCs w:val="26"/>
+                <w:rtl w:val="1"/>
+              </w:rPr>
+              <w:t xml:space="preserve"> </w:t>
+            </w:r>
+            <w:r>
+              <w:rPr>
+                <w:sz w:val="26"/>
+                <w:szCs w:val="26"/>
+                <w:rtl w:val="1"/>
+              </w:rPr>
+              <w:t xml:space="preserve">יותר</w:t>
+            </w:r>
+            <w:r>
+              <w:rPr>
+                <w:sz w:val="26"/>
+                <w:szCs w:val="26"/>
+                <w:rtl w:val="1"/>
+              </w:rPr>
+              <w:t xml:space="preserve"> </w:t>
+            </w:r>
+            <w:r>
+              <w:rPr>
+                <w:sz w:val="26"/>
+                <w:szCs w:val="26"/>
+                <w:rtl w:val="1"/>
+              </w:rPr>
+              <w:t xml:space="preserve">קשה</w:t>
+            </w:r>
+            <w:r>
+              <w:rPr>
+                <w:sz w:val="26"/>
+                <w:szCs w:val="26"/>
+                <w:rtl w:val="1"/>
+              </w:rPr>
+              <w:t xml:space="preserve"> </w:t>
+            </w:r>
+            <w:r>
+              <w:rPr>
+                <w:sz w:val="26"/>
+                <w:szCs w:val="26"/>
+                <w:rtl w:val="1"/>
+              </w:rPr>
+              <w:t xml:space="preserve">לשפוט</w:t>
+            </w:r>
+            <w:r>
+              <w:rPr>
+                <w:sz w:val="26"/>
+                <w:szCs w:val="26"/>
+                <w:rtl w:val="1"/>
+              </w:rPr>
+              <w:t xml:space="preserve"> </w:t>
+            </w:r>
+            <w:r>
+              <w:rPr>
+                <w:sz w:val="26"/>
+                <w:szCs w:val="26"/>
+                <w:rtl w:val="1"/>
+              </w:rPr>
+              <w:t xml:space="preserve">את</w:t>
+            </w:r>
+            <w:r>
+              <w:rPr>
+                <w:sz w:val="26"/>
+                <w:szCs w:val="26"/>
+                <w:rtl w:val="1"/>
+              </w:rPr>
+              <w:t xml:space="preserve"> </w:t>
+            </w:r>
+            <w:r>
+              <w:rPr>
+                <w:sz w:val="26"/>
+                <w:szCs w:val="26"/>
+                <w:rtl w:val="1"/>
+              </w:rPr>
+              <w:t xml:space="preserve">עצמך</w:t>
+            </w:r>
+            <w:r>
+              <w:rPr>
+                <w:sz w:val="26"/>
+                <w:szCs w:val="26"/>
+                <w:rtl w:val="1"/>
+              </w:rPr>
+              <w:t xml:space="preserve"> </w:t>
+            </w:r>
+            <w:r>
+              <w:rPr>
+                <w:sz w:val="26"/>
+                <w:szCs w:val="26"/>
+                <w:rtl w:val="1"/>
+              </w:rPr>
+              <w:t xml:space="preserve">מאשר</w:t>
+            </w:r>
+            <w:r>
+              <w:rPr>
+                <w:sz w:val="26"/>
+                <w:szCs w:val="26"/>
+                <w:rtl w:val="1"/>
+              </w:rPr>
+              <w:t xml:space="preserve"> </w:t>
+            </w:r>
+            <w:r>
+              <w:rPr>
+                <w:sz w:val="26"/>
+                <w:szCs w:val="26"/>
+                <w:rtl w:val="1"/>
+              </w:rPr>
+              <w:t xml:space="preserve">לשפוט</w:t>
+            </w:r>
+            <w:r>
+              <w:rPr>
+                <w:sz w:val="26"/>
+                <w:szCs w:val="26"/>
+                <w:rtl w:val="1"/>
+              </w:rPr>
+              <w:t xml:space="preserve"> </w:t>
+            </w:r>
+            <w:r>
+              <w:rPr>
+                <w:sz w:val="26"/>
+                <w:szCs w:val="26"/>
+                <w:rtl w:val="1"/>
+              </w:rPr>
+              <w:t xml:space="preserve">אחרים</w:t>
+            </w:r>
+            <w:r>
+              <w:rPr>
+                <w:sz w:val="26"/>
+                <w:szCs w:val="26"/>
+                <w:rtl w:val="1"/>
+              </w:rPr>
+              <w:t xml:space="preserve">.״</w:t>
+            </w:r>
+          </w:p>
+          <w:p>
+            <w:pPr>
+              <w:widowControl w:val="0"/>
+              <w:bidi w:val="1"/>
+              <w:spacing w:after="240" w:before="240" w:line="240" w:lineRule="auto"/>
+              <w:rPr>
+                <w:sz w:val="26"/>
+                <w:szCs w:val="26"/>
+              </w:rPr>
+            </w:pPr>
+            <w:r>
+              <w:rPr>
+                <w:sz w:val="26"/>
+                <w:szCs w:val="26"/>
+                <w:rtl w:val="1"/>
+              </w:rPr>
+              <w:t xml:space="preserve">מה</w:t>
+            </w:r>
+            <w:r>
+              <w:rPr>
+                <w:sz w:val="26"/>
+                <w:szCs w:val="26"/>
+                <w:rtl w:val="1"/>
+              </w:rPr>
+              <w:t xml:space="preserve"> </w:t>
+            </w:r>
+            <w:r>
+              <w:rPr>
+                <w:sz w:val="26"/>
+                <w:szCs w:val="26"/>
+                <w:rtl w:val="1"/>
+              </w:rPr>
+              <w:t xml:space="preserve">דעתכם</w:t>
+            </w:r>
+            <w:r>
+              <w:rPr>
+                <w:sz w:val="26"/>
+                <w:szCs w:val="26"/>
+                <w:rtl w:val="1"/>
+              </w:rPr>
+              <w:t xml:space="preserve">? </w:t>
+            </w:r>
+            <w:r>
+              <w:rPr>
+                <w:sz w:val="26"/>
+                <w:szCs w:val="26"/>
+                <w:rtl w:val="1"/>
+              </w:rPr>
+              <w:t xml:space="preserve">מדוע</w:t>
+            </w:r>
+            <w:r>
+              <w:rPr>
+                <w:sz w:val="26"/>
+                <w:szCs w:val="26"/>
+                <w:rtl w:val="1"/>
+              </w:rPr>
+              <w:t xml:space="preserve"> </w:t>
+            </w:r>
+            <w:r>
+              <w:rPr>
+                <w:sz w:val="26"/>
+                <w:szCs w:val="26"/>
+                <w:rtl w:val="1"/>
+              </w:rPr>
+              <w:t xml:space="preserve">קשה</w:t>
+            </w:r>
+            <w:r>
+              <w:rPr>
+                <w:sz w:val="26"/>
+                <w:szCs w:val="26"/>
+                <w:rtl w:val="1"/>
+              </w:rPr>
+              <w:t xml:space="preserve"> </w:t>
+            </w:r>
+            <w:r>
+              <w:rPr>
+                <w:sz w:val="26"/>
+                <w:szCs w:val="26"/>
+                <w:rtl w:val="1"/>
+              </w:rPr>
+              <w:t xml:space="preserve">לנו</w:t>
+            </w:r>
+            <w:r>
+              <w:rPr>
+                <w:sz w:val="26"/>
+                <w:szCs w:val="26"/>
+                <w:rtl w:val="1"/>
+              </w:rPr>
+              <w:t xml:space="preserve"> </w:t>
+            </w:r>
+            <w:r>
+              <w:rPr>
+                <w:sz w:val="26"/>
+                <w:szCs w:val="26"/>
+                <w:rtl w:val="1"/>
+              </w:rPr>
+              <w:t xml:space="preserve">לשפוט</w:t>
+            </w:r>
+            <w:r>
+              <w:rPr>
+                <w:sz w:val="26"/>
+                <w:szCs w:val="26"/>
+                <w:rtl w:val="1"/>
+              </w:rPr>
+              <w:t xml:space="preserve"> </w:t>
+            </w:r>
+            <w:r>
+              <w:rPr>
+                <w:sz w:val="26"/>
+                <w:szCs w:val="26"/>
+                <w:rtl w:val="1"/>
+              </w:rPr>
+              <w:t xml:space="preserve">את</w:t>
+            </w:r>
+            <w:r>
+              <w:rPr>
+                <w:sz w:val="26"/>
+                <w:szCs w:val="26"/>
+                <w:rtl w:val="1"/>
+              </w:rPr>
+              <w:t xml:space="preserve"> </w:t>
+            </w:r>
+            <w:r>
+              <w:rPr>
+                <w:sz w:val="26"/>
+                <w:szCs w:val="26"/>
+                <w:rtl w:val="1"/>
+              </w:rPr>
+              <w:t xml:space="preserve">עצמנו</w:t>
+            </w:r>
+            <w:r>
+              <w:rPr>
+                <w:sz w:val="26"/>
+                <w:szCs w:val="26"/>
+                <w:rtl w:val="1"/>
+              </w:rPr>
+              <w:t xml:space="preserve">? </w:t>
+            </w:r>
+            <w:r>
+              <w:rPr>
+                <w:sz w:val="26"/>
+                <w:szCs w:val="26"/>
+                <w:rtl w:val="1"/>
+              </w:rPr>
+              <w:t xml:space="preserve">ואילו</w:t>
+            </w:r>
+            <w:r>
+              <w:rPr>
+                <w:sz w:val="26"/>
+                <w:szCs w:val="26"/>
+                <w:rtl w:val="1"/>
+              </w:rPr>
+              <w:t xml:space="preserve"> </w:t>
+            </w:r>
+            <w:r>
+              <w:rPr>
+                <w:sz w:val="26"/>
+                <w:szCs w:val="26"/>
+                <w:rtl w:val="1"/>
+              </w:rPr>
+              <w:t xml:space="preserve">תכונות</w:t>
+            </w:r>
+            <w:r>
+              <w:rPr>
+                <w:sz w:val="26"/>
+                <w:szCs w:val="26"/>
+                <w:rtl w:val="1"/>
+              </w:rPr>
+              <w:t xml:space="preserve"> </w:t>
+            </w:r>
+            <w:r>
+              <w:rPr>
+                <w:sz w:val="26"/>
+                <w:szCs w:val="26"/>
+                <w:rtl w:val="1"/>
+              </w:rPr>
+              <w:t xml:space="preserve">דרושות</w:t>
+            </w:r>
+            <w:r>
+              <w:rPr>
+                <w:sz w:val="26"/>
+                <w:szCs w:val="26"/>
+                <w:rtl w:val="1"/>
+              </w:rPr>
+              <w:t xml:space="preserve"> </w:t>
+            </w:r>
+            <w:r>
+              <w:rPr>
+                <w:sz w:val="26"/>
+                <w:szCs w:val="26"/>
+                <w:rtl w:val="1"/>
+              </w:rPr>
+              <w:t xml:space="preserve">למנהיג</w:t>
+            </w:r>
+            <w:r>
+              <w:rPr>
+                <w:sz w:val="26"/>
+                <w:szCs w:val="26"/>
+                <w:rtl w:val="1"/>
+              </w:rPr>
+              <w:t xml:space="preserve"> </w:t>
+            </w:r>
+            <w:r>
+              <w:rPr>
+                <w:sz w:val="26"/>
+                <w:szCs w:val="26"/>
+                <w:rtl w:val="1"/>
+              </w:rPr>
+              <w:t xml:space="preserve">שמסוגל</w:t>
+            </w:r>
+            <w:r>
+              <w:rPr>
+                <w:sz w:val="26"/>
+                <w:szCs w:val="26"/>
+                <w:rtl w:val="1"/>
+              </w:rPr>
+              <w:t xml:space="preserve"> </w:t>
+            </w:r>
+            <w:r>
+              <w:rPr>
+                <w:sz w:val="26"/>
+                <w:szCs w:val="26"/>
+                <w:rtl w:val="1"/>
+              </w:rPr>
+              <w:t xml:space="preserve">לבחון</w:t>
+            </w:r>
+            <w:r>
+              <w:rPr>
+                <w:sz w:val="26"/>
+                <w:szCs w:val="26"/>
+                <w:rtl w:val="1"/>
+              </w:rPr>
+              <w:t xml:space="preserve"> </w:t>
+            </w:r>
+            <w:r>
+              <w:rPr>
+                <w:sz w:val="26"/>
+                <w:szCs w:val="26"/>
+                <w:rtl w:val="1"/>
+              </w:rPr>
+              <w:t xml:space="preserve">את</w:t>
+            </w:r>
+            <w:r>
+              <w:rPr>
+                <w:sz w:val="26"/>
+                <w:szCs w:val="26"/>
+                <w:rtl w:val="1"/>
+              </w:rPr>
+              <w:t xml:space="preserve"> </w:t>
+            </w:r>
+            <w:r>
+              <w:rPr>
+                <w:sz w:val="26"/>
+                <w:szCs w:val="26"/>
+                <w:rtl w:val="1"/>
+              </w:rPr>
+              <w:t xml:space="preserve">מעשיו</w:t>
+            </w:r>
+            <w:r>
+              <w:rPr>
+                <w:sz w:val="26"/>
+                <w:szCs w:val="26"/>
+                <w:rtl w:val="1"/>
+              </w:rPr>
+              <w:t xml:space="preserve">, </w:t>
+            </w:r>
+            <w:r>
+              <w:rPr>
+                <w:sz w:val="26"/>
+                <w:szCs w:val="26"/>
+                <w:rtl w:val="1"/>
+              </w:rPr>
+              <w:t xml:space="preserve">להודות</w:t>
+            </w:r>
+            <w:r>
+              <w:rPr>
+                <w:sz w:val="26"/>
+                <w:szCs w:val="26"/>
+                <w:rtl w:val="1"/>
+              </w:rPr>
+              <w:t xml:space="preserve"> </w:t>
+            </w:r>
+            <w:r>
+              <w:rPr>
+                <w:sz w:val="26"/>
+                <w:szCs w:val="26"/>
+                <w:rtl w:val="1"/>
+              </w:rPr>
+              <w:t xml:space="preserve">בטעות</w:t>
+            </w:r>
+            <w:r>
+              <w:rPr>
+                <w:sz w:val="26"/>
+                <w:szCs w:val="26"/>
+                <w:rtl w:val="1"/>
+              </w:rPr>
+              <w:t xml:space="preserve"> </w:t>
+            </w:r>
+            <w:r>
+              <w:rPr>
+                <w:sz w:val="26"/>
+                <w:szCs w:val="26"/>
+                <w:rtl w:val="1"/>
+              </w:rPr>
+              <w:t xml:space="preserve">ולקבל</w:t>
+            </w:r>
+            <w:r>
+              <w:rPr>
+                <w:sz w:val="26"/>
+                <w:szCs w:val="26"/>
+                <w:rtl w:val="1"/>
+              </w:rPr>
+              <w:t xml:space="preserve"> </w:t>
+            </w:r>
+            <w:r>
+              <w:rPr>
+                <w:sz w:val="26"/>
+                <w:szCs w:val="26"/>
+                <w:rtl w:val="1"/>
+              </w:rPr>
+              <w:t xml:space="preserve">אחריות</w:t>
+            </w:r>
+            <w:r>
+              <w:rPr>
+                <w:sz w:val="26"/>
+                <w:szCs w:val="26"/>
+                <w:rtl w:val="1"/>
+              </w:rPr>
+              <w:t xml:space="preserve">?</w:t>
+            </w:r>
+          </w:p>
+          <w:p>
+            <w:pPr>
+              <w:widowControl w:val="0"/>
+              <w:bidi w:val="1"/>
+              <w:spacing w:after="240" w:before="240" w:line="240" w:lineRule="auto"/>
+              <w:rPr>
+                <w:b w:val="1"/>
+                <w:bCs w:val="1"/>
+                <w:sz w:val="26"/>
+                <w:szCs w:val="26"/>
+              </w:rPr>
+            </w:pPr>
+            <w:r>
+              <w:rPr>
+                <w:b w:val="1"/>
+                <w:bCs w:val="1"/>
+                <w:sz w:val="26"/>
+                <w:szCs w:val="26"/>
+                <w:rtl w:val="1"/>
+              </w:rPr>
+              <w:t xml:space="preserve">פעילות</w:t>
+            </w:r>
+            <w:r>
+              <w:rPr>
+                <w:b w:val="1"/>
+                <w:bCs w:val="1"/>
+                <w:sz w:val="26"/>
+                <w:szCs w:val="26"/>
+                <w:rtl w:val="1"/>
+              </w:rPr>
+              <w:t xml:space="preserve"> </w:t>
+            </w:r>
+            <w:r>
+              <w:rPr>
+                <w:b w:val="1"/>
+                <w:bCs w:val="1"/>
+                <w:sz w:val="26"/>
+                <w:szCs w:val="26"/>
+                <w:rtl w:val="1"/>
+              </w:rPr>
+              <w:t xml:space="preserve">מספר</w:t>
+            </w:r>
+            <w:r>
+              <w:rPr>
+                <w:b w:val="1"/>
+                <w:bCs w:val="1"/>
+                <w:sz w:val="26"/>
+                <w:szCs w:val="26"/>
+                <w:rtl w:val="1"/>
+              </w:rPr>
+              <w:t xml:space="preserve"> 2: </w:t>
+            </w:r>
+            <w:r>
+              <w:rPr>
+                <w:b w:val="1"/>
+                <w:bCs w:val="1"/>
+                <w:sz w:val="26"/>
+                <w:szCs w:val="26"/>
+                <w:rtl w:val="1"/>
+              </w:rPr>
+              <w:t xml:space="preserve">מאפייני</w:t>
+            </w:r>
+            <w:r>
+              <w:rPr>
+                <w:b w:val="1"/>
+                <w:bCs w:val="1"/>
+                <w:sz w:val="26"/>
+                <w:szCs w:val="26"/>
+                <w:rtl w:val="1"/>
+              </w:rPr>
+              <w:t xml:space="preserve"> </w:t>
+            </w:r>
+            <w:r>
+              <w:rPr>
+                <w:b w:val="1"/>
+                <w:bCs w:val="1"/>
+                <w:sz w:val="26"/>
+                <w:szCs w:val="26"/>
+                <w:rtl w:val="1"/>
+              </w:rPr>
+              <w:t xml:space="preserve">הדיקטטורה</w:t>
+            </w:r>
+            <w:r>
+              <w:rPr>
+                <w:b w:val="1"/>
+                <w:bCs w:val="1"/>
+                <w:sz w:val="26"/>
+                <w:szCs w:val="26"/>
+                <w:rtl w:val="1"/>
+              </w:rPr>
+              <w:t xml:space="preserve"> </w:t>
+            </w:r>
+            <w:r>
+              <w:rPr>
+                <w:b w:val="1"/>
+                <w:bCs w:val="1"/>
+                <w:sz w:val="26"/>
+                <w:szCs w:val="26"/>
+                <w:rtl w:val="1"/>
+              </w:rPr>
+              <w:t xml:space="preserve">והמראה</w:t>
+            </w:r>
+            <w:r>
+              <w:rPr>
+                <w:b w:val="1"/>
+                <w:bCs w:val="1"/>
+                <w:sz w:val="26"/>
+                <w:szCs w:val="26"/>
+                <w:rtl w:val="1"/>
+              </w:rPr>
+              <w:t xml:space="preserve"> </w:t>
+            </w:r>
+            <w:r>
+              <w:rPr>
+                <w:b w:val="1"/>
+                <w:bCs w:val="1"/>
+                <w:sz w:val="26"/>
+                <w:szCs w:val="26"/>
+                <w:rtl w:val="1"/>
+              </w:rPr>
+              <w:t xml:space="preserve">הדמוקרטית</w:t>
+            </w:r>
+          </w:p>
+          <w:p>
+            <w:pPr>
+              <w:widowControl w:val="0"/>
+              <w:bidi w:val="1"/>
+              <w:spacing w:after="240" w:before="240" w:line="240" w:lineRule="auto"/>
+              <w:rPr>
+                <w:sz w:val="26"/>
+                <w:szCs w:val="26"/>
+              </w:rPr>
+            </w:pPr>
+            <w:r>
+              <w:rPr>
+                <w:sz w:val="26"/>
+                <w:szCs w:val="26"/>
+                <w:rtl w:val="1"/>
+              </w:rPr>
+              <w:t xml:space="preserve">המלך</w:t>
+            </w:r>
+            <w:r>
+              <w:rPr>
+                <w:sz w:val="26"/>
+                <w:szCs w:val="26"/>
+                <w:rtl w:val="1"/>
+              </w:rPr>
+              <w:t xml:space="preserve"> </w:t>
+            </w:r>
+            <w:r>
+              <w:rPr>
+                <w:sz w:val="26"/>
+                <w:szCs w:val="26"/>
+                <w:rtl w:val="1"/>
+              </w:rPr>
+              <w:t xml:space="preserve">באסטרואיד</w:t>
+            </w:r>
+            <w:r>
+              <w:rPr>
+                <w:sz w:val="26"/>
+                <w:szCs w:val="26"/>
+                <w:rtl w:val="1"/>
+              </w:rPr>
+              <w:t xml:space="preserve"> 325 </w:t>
+            </w:r>
+            <w:r>
+              <w:rPr>
+                <w:sz w:val="26"/>
+                <w:szCs w:val="26"/>
+                <w:rtl w:val="1"/>
+              </w:rPr>
+              <w:t xml:space="preserve">טוען</w:t>
+            </w:r>
+            <w:r>
+              <w:rPr>
+                <w:sz w:val="26"/>
+                <w:szCs w:val="26"/>
+                <w:rtl w:val="1"/>
+              </w:rPr>
+              <w:t xml:space="preserve"> </w:t>
+            </w:r>
+            <w:r>
+              <w:rPr>
+                <w:sz w:val="26"/>
+                <w:szCs w:val="26"/>
+                <w:rtl w:val="1"/>
+              </w:rPr>
+              <w:t xml:space="preserve">שהוא</w:t>
+            </w:r>
+            <w:r>
+              <w:rPr>
+                <w:sz w:val="26"/>
+                <w:szCs w:val="26"/>
+                <w:rtl w:val="1"/>
+              </w:rPr>
+              <w:t xml:space="preserve"> </w:t>
+            </w:r>
+            <w:r>
+              <w:rPr>
+                <w:sz w:val="26"/>
+                <w:szCs w:val="26"/>
+                <w:rtl w:val="1"/>
+              </w:rPr>
+              <w:t xml:space="preserve">שולט</w:t>
+            </w:r>
+            <w:r>
+              <w:rPr>
+                <w:sz w:val="26"/>
+                <w:szCs w:val="26"/>
+                <w:rtl w:val="1"/>
+              </w:rPr>
+              <w:t xml:space="preserve"> </w:t>
+            </w:r>
+            <w:r>
+              <w:rPr>
+                <w:sz w:val="26"/>
+                <w:szCs w:val="26"/>
+                <w:rtl w:val="1"/>
+              </w:rPr>
+              <w:t xml:space="preserve">ביקום</w:t>
+            </w:r>
+            <w:r>
+              <w:rPr>
+                <w:sz w:val="26"/>
+                <w:szCs w:val="26"/>
+                <w:rtl w:val="1"/>
+              </w:rPr>
+              <w:t xml:space="preserve"> </w:t>
+            </w:r>
+            <w:r>
+              <w:rPr>
+                <w:sz w:val="26"/>
+                <w:szCs w:val="26"/>
+                <w:rtl w:val="1"/>
+              </w:rPr>
+              <w:t xml:space="preserve">כולו</w:t>
+            </w:r>
+            <w:r>
+              <w:rPr>
+                <w:sz w:val="26"/>
+                <w:szCs w:val="26"/>
+                <w:rtl w:val="1"/>
+              </w:rPr>
+              <w:t xml:space="preserve">. </w:t>
+            </w:r>
+            <w:r>
+              <w:rPr>
+                <w:sz w:val="26"/>
+                <w:szCs w:val="26"/>
+                <w:rtl w:val="1"/>
+              </w:rPr>
+              <w:t xml:space="preserve">אך</w:t>
+            </w:r>
+            <w:r>
+              <w:rPr>
+                <w:sz w:val="26"/>
+                <w:szCs w:val="26"/>
+                <w:rtl w:val="1"/>
+              </w:rPr>
+              <w:t xml:space="preserve"> </w:t>
+            </w:r>
+            <w:r>
+              <w:rPr>
+                <w:sz w:val="26"/>
+                <w:szCs w:val="26"/>
+                <w:rtl w:val="1"/>
+              </w:rPr>
+              <w:t xml:space="preserve">האם</w:t>
+            </w:r>
+            <w:r>
+              <w:rPr>
+                <w:sz w:val="26"/>
+                <w:szCs w:val="26"/>
+                <w:rtl w:val="1"/>
+              </w:rPr>
+              <w:t xml:space="preserve"> </w:t>
+            </w:r>
+            <w:r>
+              <w:rPr>
+                <w:sz w:val="26"/>
+                <w:szCs w:val="26"/>
+                <w:rtl w:val="1"/>
+              </w:rPr>
+              <w:t xml:space="preserve">הרצון</w:t>
+            </w:r>
+            <w:r>
+              <w:rPr>
+                <w:sz w:val="26"/>
+                <w:szCs w:val="26"/>
+                <w:rtl w:val="1"/>
+              </w:rPr>
+              <w:t xml:space="preserve"> </w:t>
+            </w:r>
+            <w:r>
+              <w:rPr>
+                <w:sz w:val="26"/>
+                <w:szCs w:val="26"/>
+                <w:rtl w:val="1"/>
+              </w:rPr>
+              <w:t xml:space="preserve">לשלוט</w:t>
+            </w:r>
+            <w:r>
+              <w:rPr>
+                <w:sz w:val="26"/>
+                <w:szCs w:val="26"/>
+                <w:rtl w:val="1"/>
+              </w:rPr>
+              <w:t xml:space="preserve"> </w:t>
+            </w:r>
+            <w:r>
+              <w:rPr>
+                <w:sz w:val="26"/>
+                <w:szCs w:val="26"/>
+                <w:rtl w:val="1"/>
+              </w:rPr>
+              <w:t xml:space="preserve">בכול</w:t>
+            </w:r>
+            <w:r>
+              <w:rPr>
+                <w:sz w:val="26"/>
+                <w:szCs w:val="26"/>
+                <w:rtl w:val="1"/>
+              </w:rPr>
+              <w:t xml:space="preserve"> </w:t>
+            </w:r>
+            <w:r>
+              <w:rPr>
+                <w:sz w:val="26"/>
+                <w:szCs w:val="26"/>
+                <w:rtl w:val="1"/>
+              </w:rPr>
+              <w:t xml:space="preserve">הופך</w:t>
+            </w:r>
+            <w:r>
+              <w:rPr>
+                <w:sz w:val="26"/>
+                <w:szCs w:val="26"/>
+                <w:rtl w:val="1"/>
+              </w:rPr>
+              <w:t xml:space="preserve"> </w:t>
+            </w:r>
+            <w:r>
+              <w:rPr>
+                <w:sz w:val="26"/>
+                <w:szCs w:val="26"/>
+                <w:rtl w:val="1"/>
+              </w:rPr>
+              <w:t xml:space="preserve">אותו</w:t>
+            </w:r>
+            <w:r>
+              <w:rPr>
+                <w:sz w:val="26"/>
+                <w:szCs w:val="26"/>
+                <w:rtl w:val="1"/>
+              </w:rPr>
+              <w:t xml:space="preserve"> </w:t>
+            </w:r>
+            <w:r>
+              <w:rPr>
+                <w:sz w:val="26"/>
+                <w:szCs w:val="26"/>
+                <w:rtl w:val="1"/>
+              </w:rPr>
+              <w:t xml:space="preserve">לדיקטטור</w:t>
+            </w:r>
+            <w:r>
+              <w:rPr>
+                <w:sz w:val="26"/>
+                <w:szCs w:val="26"/>
+                <w:rtl w:val="1"/>
+              </w:rPr>
+              <w:t xml:space="preserve">? </w:t>
+            </w:r>
+            <w:r>
+              <w:rPr>
+                <w:sz w:val="26"/>
+                <w:szCs w:val="26"/>
+                <w:rtl w:val="1"/>
+              </w:rPr>
+              <w:t xml:space="preserve">בפעילות</w:t>
+            </w:r>
+            <w:r>
+              <w:rPr>
+                <w:sz w:val="26"/>
+                <w:szCs w:val="26"/>
+                <w:rtl w:val="1"/>
+              </w:rPr>
+              <w:t xml:space="preserve"> </w:t>
+            </w:r>
+            <w:r>
+              <w:rPr>
+                <w:sz w:val="26"/>
+                <w:szCs w:val="26"/>
+                <w:rtl w:val="1"/>
+              </w:rPr>
+              <w:t xml:space="preserve">זו</w:t>
+            </w:r>
+            <w:r>
+              <w:rPr>
+                <w:sz w:val="26"/>
+                <w:szCs w:val="26"/>
+                <w:rtl w:val="1"/>
+              </w:rPr>
+              <w:t xml:space="preserve"> </w:t>
+            </w:r>
+            <w:r>
+              <w:rPr>
+                <w:sz w:val="26"/>
+                <w:szCs w:val="26"/>
+                <w:rtl w:val="1"/>
+              </w:rPr>
+              <w:t xml:space="preserve">נכיר</w:t>
+            </w:r>
+            <w:r>
+              <w:rPr>
+                <w:sz w:val="26"/>
+                <w:szCs w:val="26"/>
+                <w:rtl w:val="1"/>
+              </w:rPr>
+              <w:t xml:space="preserve"> </w:t>
+            </w:r>
+            <w:r>
+              <w:rPr>
+                <w:sz w:val="26"/>
+                <w:szCs w:val="26"/>
+                <w:rtl w:val="1"/>
+              </w:rPr>
+              <w:t xml:space="preserve">את</w:t>
+            </w:r>
+            <w:r>
+              <w:rPr>
+                <w:sz w:val="26"/>
+                <w:szCs w:val="26"/>
+                <w:rtl w:val="1"/>
+              </w:rPr>
+              <w:t xml:space="preserve"> </w:t>
+            </w:r>
+            <w:r>
+              <w:rPr>
+                <w:sz w:val="26"/>
+                <w:szCs w:val="26"/>
+                <w:rtl w:val="1"/>
+              </w:rPr>
+              <w:t xml:space="preserve">מאפייני</w:t>
+            </w:r>
+            <w:r>
+              <w:rPr>
+                <w:sz w:val="26"/>
+                <w:szCs w:val="26"/>
+                <w:rtl w:val="1"/>
+              </w:rPr>
+              <w:t xml:space="preserve"> </w:t>
+            </w:r>
+            <w:r>
+              <w:rPr>
+                <w:sz w:val="26"/>
+                <w:szCs w:val="26"/>
+                <w:rtl w:val="1"/>
+              </w:rPr>
+              <w:t xml:space="preserve">הדיקטטורה</w:t>
+            </w:r>
+            <w:r>
+              <w:rPr>
+                <w:sz w:val="26"/>
+                <w:szCs w:val="26"/>
+                <w:rtl w:val="1"/>
+              </w:rPr>
+              <w:t xml:space="preserve">, </w:t>
+            </w:r>
+            <w:r>
+              <w:rPr>
+                <w:sz w:val="26"/>
+                <w:szCs w:val="26"/>
+                <w:rtl w:val="1"/>
+              </w:rPr>
+              <w:t xml:space="preserve">נשווה</w:t>
+            </w:r>
+            <w:r>
+              <w:rPr>
+                <w:sz w:val="26"/>
+                <w:szCs w:val="26"/>
+                <w:rtl w:val="1"/>
+              </w:rPr>
+              <w:t xml:space="preserve"> </w:t>
+            </w:r>
+            <w:r>
+              <w:rPr>
+                <w:sz w:val="26"/>
+                <w:szCs w:val="26"/>
+                <w:rtl w:val="1"/>
+              </w:rPr>
+              <w:t xml:space="preserve">בינם</w:t>
+            </w:r>
+            <w:r>
+              <w:rPr>
+                <w:sz w:val="26"/>
+                <w:szCs w:val="26"/>
+                <w:rtl w:val="1"/>
+              </w:rPr>
+              <w:t xml:space="preserve"> </w:t>
+            </w:r>
+            <w:r>
+              <w:rPr>
+                <w:sz w:val="26"/>
+                <w:szCs w:val="26"/>
+                <w:rtl w:val="1"/>
+              </w:rPr>
+              <w:t xml:space="preserve">לבין</w:t>
+            </w:r>
+            <w:r>
+              <w:rPr>
+                <w:sz w:val="26"/>
+                <w:szCs w:val="26"/>
+                <w:rtl w:val="1"/>
+              </w:rPr>
+              <w:t xml:space="preserve"> </w:t>
+            </w:r>
+            <w:r>
+              <w:rPr>
+                <w:sz w:val="26"/>
+                <w:szCs w:val="26"/>
+                <w:rtl w:val="1"/>
+              </w:rPr>
+              <w:t xml:space="preserve">עקרונות</w:t>
+            </w:r>
+            <w:r>
+              <w:rPr>
+                <w:sz w:val="26"/>
+                <w:szCs w:val="26"/>
+                <w:rtl w:val="1"/>
+              </w:rPr>
+              <w:t xml:space="preserve"> </w:t>
+            </w:r>
+            <w:r>
+              <w:rPr>
+                <w:sz w:val="26"/>
+                <w:szCs w:val="26"/>
+                <w:rtl w:val="1"/>
+              </w:rPr>
+              <w:t xml:space="preserve">הדמוקרטיה</w:t>
+            </w:r>
+            <w:r>
+              <w:rPr>
+                <w:sz w:val="26"/>
+                <w:szCs w:val="26"/>
+                <w:rtl w:val="1"/>
+              </w:rPr>
+              <w:t xml:space="preserve"> </w:t>
+            </w:r>
+            <w:r>
+              <w:rPr>
+                <w:sz w:val="26"/>
+                <w:szCs w:val="26"/>
+                <w:rtl w:val="1"/>
+              </w:rPr>
+              <w:t xml:space="preserve">ונבחן</w:t>
+            </w:r>
+            <w:r>
+              <w:rPr>
+                <w:sz w:val="26"/>
+                <w:szCs w:val="26"/>
+                <w:rtl w:val="1"/>
+              </w:rPr>
+              <w:t xml:space="preserve"> </w:t>
+            </w:r>
+            <w:r>
+              <w:rPr>
+                <w:sz w:val="26"/>
+                <w:szCs w:val="26"/>
+                <w:rtl w:val="1"/>
+              </w:rPr>
+              <w:t xml:space="preserve">כיצד</w:t>
+            </w:r>
+            <w:r>
+              <w:rPr>
+                <w:sz w:val="26"/>
+                <w:szCs w:val="26"/>
+                <w:rtl w:val="1"/>
+              </w:rPr>
+              <w:t xml:space="preserve"> </w:t>
+            </w:r>
+            <w:r>
+              <w:rPr>
+                <w:sz w:val="26"/>
+                <w:szCs w:val="26"/>
+                <w:rtl w:val="1"/>
+              </w:rPr>
+              <w:t xml:space="preserve">נמדדת</w:t>
+            </w:r>
+            <w:r>
+              <w:rPr>
+                <w:sz w:val="26"/>
+                <w:szCs w:val="26"/>
+                <w:rtl w:val="1"/>
+              </w:rPr>
+              <w:t xml:space="preserve"> </w:t>
+            </w:r>
+            <w:r>
+              <w:rPr>
+                <w:sz w:val="26"/>
+                <w:szCs w:val="26"/>
+                <w:rtl w:val="1"/>
+              </w:rPr>
+              <w:t xml:space="preserve">רמת</w:t>
+            </w:r>
+            <w:r>
+              <w:rPr>
+                <w:sz w:val="26"/>
+                <w:szCs w:val="26"/>
+                <w:rtl w:val="1"/>
+              </w:rPr>
+              <w:t xml:space="preserve"> </w:t>
+            </w:r>
+            <w:r>
+              <w:rPr>
+                <w:sz w:val="26"/>
+                <w:szCs w:val="26"/>
+                <w:rtl w:val="1"/>
+              </w:rPr>
+              <w:t xml:space="preserve">החופש</w:t>
+            </w:r>
+            <w:r>
+              <w:rPr>
+                <w:sz w:val="26"/>
+                <w:szCs w:val="26"/>
+                <w:rtl w:val="1"/>
+              </w:rPr>
+              <w:t xml:space="preserve"> </w:t>
+            </w:r>
+            <w:r>
+              <w:rPr>
+                <w:sz w:val="26"/>
+                <w:szCs w:val="26"/>
+                <w:rtl w:val="1"/>
+              </w:rPr>
+              <w:t xml:space="preserve">במדינות</w:t>
+            </w:r>
+            <w:r>
+              <w:rPr>
+                <w:sz w:val="26"/>
+                <w:szCs w:val="26"/>
+                <w:rtl w:val="1"/>
+              </w:rPr>
+              <w:t xml:space="preserve"> </w:t>
+            </w:r>
+            <w:r>
+              <w:rPr>
+                <w:sz w:val="26"/>
+                <w:szCs w:val="26"/>
+                <w:rtl w:val="1"/>
+              </w:rPr>
+              <w:t xml:space="preserve">שונות</w:t>
+            </w:r>
+            <w:r>
+              <w:rPr>
+                <w:sz w:val="26"/>
+                <w:szCs w:val="26"/>
+                <w:rtl w:val="1"/>
+              </w:rPr>
+              <w:t xml:space="preserve"> </w:t>
+            </w:r>
+            <w:r>
+              <w:rPr>
+                <w:sz w:val="26"/>
+                <w:szCs w:val="26"/>
+                <w:rtl w:val="1"/>
+              </w:rPr>
+              <w:t xml:space="preserve">בעולם</w:t>
+            </w:r>
+            <w:r>
+              <w:rPr>
+                <w:sz w:val="26"/>
+                <w:szCs w:val="26"/>
+                <w:rtl w:val="1"/>
+              </w:rPr>
+              <w:t xml:space="preserve">.</w:t>
+            </w:r>
+          </w:p>
+          <w:p>
+            <w:pPr>
+              <w:pStyle w:val="Heading4"/>
+              <w:keepNext w:val="0"/>
+              <w:keepLines w:val="0"/>
+              <w:widowControl w:val="0"/>
+              <w:bidi w:val="1"/>
+              <w:spacing w:after="40" w:before="240" w:line="240" w:lineRule="auto"/>
+              <w:rPr>
+                <w:b w:val="1"/>
+                <w:bCs w:val="1"/>
+                <w:color w:val="000000"/>
+                <w:sz w:val="22"/>
+                <w:szCs w:val="22"/>
+              </w:rPr>
+            </w:pPr>
+            <w:bookmarkStart w:colFirst="0" w:colLast="0" w:name="_qk55ujqd6f32" w:id="0"/>
+            <w:bookmarkEnd w:id="0"/>
+            <w:r>
+              <w:rPr>
+                <w:rtl w:val="0"/>
+              </w:rPr>
+            </w:r>
+          </w:p>
+          <w:p>
+            <w:pPr>
+              <w:widowControl w:val="0"/>
+              <w:bidi w:val="1"/>
+              <w:spacing w:after="240" w:before="240" w:line="240" w:lineRule="auto"/>
+              <w:rPr>
+                <w:sz w:val="26"/>
+                <w:szCs w:val="26"/>
+              </w:rPr>
+            </w:pPr>
+            <w:r>
+              <w:rPr>
+                <w:sz w:val="26"/>
+                <w:szCs w:val="26"/>
+                <w:rtl w:val="1"/>
+              </w:rPr>
+              <w:t xml:space="preserve">צפו</w:t>
+            </w:r>
+            <w:r>
+              <w:rPr>
+                <w:sz w:val="26"/>
+                <w:szCs w:val="26"/>
+                <w:rtl w:val="1"/>
+              </w:rPr>
+              <w:t xml:space="preserve"> </w:t>
+            </w:r>
+            <w:r>
+              <w:rPr>
+                <w:sz w:val="26"/>
+                <w:szCs w:val="26"/>
+                <w:rtl w:val="1"/>
+              </w:rPr>
+              <w:t xml:space="preserve">בסרטון</w:t>
+            </w:r>
+            <w:r>
+              <w:rPr>
+                <w:sz w:val="26"/>
+                <w:szCs w:val="26"/>
+                <w:rtl w:val="1"/>
+              </w:rPr>
+              <w:t xml:space="preserve"> </w:t>
+            </w:r>
+            <w:r>
+              <w:rPr>
+                <w:sz w:val="26"/>
+                <w:szCs w:val="26"/>
+                <w:rtl w:val="1"/>
+              </w:rPr>
+              <w:t xml:space="preserve">וגלו</w:t>
+            </w:r>
+            <w:r>
+              <w:rPr>
+                <w:sz w:val="26"/>
+                <w:szCs w:val="26"/>
+                <w:rtl w:val="1"/>
+              </w:rPr>
+              <w:t xml:space="preserve">: </w:t>
+            </w:r>
+            <w:r>
+              <w:rPr>
+                <w:sz w:val="26"/>
+                <w:szCs w:val="26"/>
+                <w:rtl w:val="1"/>
+              </w:rPr>
+              <w:t xml:space="preserve">כיצד</w:t>
+            </w:r>
+            <w:r>
+              <w:rPr>
+                <w:sz w:val="26"/>
+                <w:szCs w:val="26"/>
+                <w:rtl w:val="1"/>
+              </w:rPr>
+              <w:t xml:space="preserve"> </w:t>
+            </w:r>
+            <w:r>
+              <w:rPr>
+                <w:sz w:val="26"/>
+                <w:szCs w:val="26"/>
+                <w:rtl w:val="1"/>
+              </w:rPr>
+              <w:t xml:space="preserve">דיקטטורים</w:t>
+            </w:r>
+            <w:r>
+              <w:rPr>
+                <w:sz w:val="26"/>
+                <w:szCs w:val="26"/>
+                <w:rtl w:val="1"/>
+              </w:rPr>
+              <w:t xml:space="preserve"> </w:t>
+            </w:r>
+            <w:r>
+              <w:rPr>
+                <w:sz w:val="26"/>
+                <w:szCs w:val="26"/>
+                <w:rtl w:val="1"/>
+              </w:rPr>
+              <w:t xml:space="preserve">עולים</w:t>
+            </w:r>
+            <w:r>
+              <w:rPr>
+                <w:sz w:val="26"/>
+                <w:szCs w:val="26"/>
+                <w:rtl w:val="1"/>
+              </w:rPr>
+              <w:t xml:space="preserve"> </w:t>
+            </w:r>
+            <w:r>
+              <w:rPr>
+                <w:sz w:val="26"/>
+                <w:szCs w:val="26"/>
+                <w:rtl w:val="1"/>
+              </w:rPr>
+              <w:t xml:space="preserve">לשלטון</w:t>
+            </w:r>
+            <w:r>
+              <w:rPr>
+                <w:sz w:val="26"/>
+                <w:szCs w:val="26"/>
+                <w:rtl w:val="1"/>
+              </w:rPr>
+              <w:t xml:space="preserve">? </w:t>
+            </w:r>
+            <w:r>
+              <w:rPr>
+                <w:sz w:val="26"/>
+                <w:szCs w:val="26"/>
+                <w:rtl w:val="1"/>
+              </w:rPr>
+              <w:t xml:space="preserve">כיצד</w:t>
+            </w:r>
+            <w:r>
+              <w:rPr>
+                <w:sz w:val="26"/>
+                <w:szCs w:val="26"/>
+                <w:rtl w:val="1"/>
+              </w:rPr>
+              <w:t xml:space="preserve"> </w:t>
+            </w:r>
+            <w:r>
+              <w:rPr>
+                <w:sz w:val="26"/>
+                <w:szCs w:val="26"/>
+                <w:rtl w:val="1"/>
+              </w:rPr>
+              <w:t xml:space="preserve">הם</w:t>
+            </w:r>
+            <w:r>
+              <w:rPr>
+                <w:sz w:val="26"/>
+                <w:szCs w:val="26"/>
+                <w:rtl w:val="1"/>
+              </w:rPr>
+              <w:t xml:space="preserve"> </w:t>
+            </w:r>
+            <w:r>
+              <w:rPr>
+                <w:sz w:val="26"/>
+                <w:szCs w:val="26"/>
+                <w:rtl w:val="1"/>
+              </w:rPr>
+              <w:t xml:space="preserve">שומרים</w:t>
+            </w:r>
+            <w:r>
+              <w:rPr>
+                <w:sz w:val="26"/>
+                <w:szCs w:val="26"/>
+                <w:rtl w:val="1"/>
+              </w:rPr>
+              <w:t xml:space="preserve"> </w:t>
+            </w:r>
+            <w:r>
+              <w:rPr>
+                <w:sz w:val="26"/>
+                <w:szCs w:val="26"/>
+                <w:rtl w:val="1"/>
+              </w:rPr>
+              <w:t xml:space="preserve">על</w:t>
+            </w:r>
+            <w:r>
+              <w:rPr>
+                <w:sz w:val="26"/>
+                <w:szCs w:val="26"/>
+                <w:rtl w:val="1"/>
+              </w:rPr>
+              <w:t xml:space="preserve"> </w:t>
+            </w:r>
+            <w:r>
+              <w:rPr>
+                <w:sz w:val="26"/>
+                <w:szCs w:val="26"/>
+                <w:rtl w:val="1"/>
+              </w:rPr>
+              <w:t xml:space="preserve">כוחם</w:t>
+            </w:r>
+            <w:r>
+              <w:rPr>
+                <w:sz w:val="26"/>
+                <w:szCs w:val="26"/>
+                <w:rtl w:val="1"/>
+              </w:rPr>
+              <w:t xml:space="preserve">? </w:t>
+            </w:r>
+            <w:r>
+              <w:rPr>
+                <w:sz w:val="26"/>
+                <w:szCs w:val="26"/>
+                <w:rtl w:val="1"/>
+              </w:rPr>
+              <w:t xml:space="preserve">אילו</w:t>
+            </w:r>
+            <w:r>
+              <w:rPr>
+                <w:sz w:val="26"/>
+                <w:szCs w:val="26"/>
+                <w:rtl w:val="1"/>
+              </w:rPr>
+              <w:t xml:space="preserve"> </w:t>
+            </w:r>
+            <w:r>
+              <w:rPr>
+                <w:sz w:val="26"/>
+                <w:szCs w:val="26"/>
+                <w:rtl w:val="1"/>
+              </w:rPr>
+              <w:t xml:space="preserve">זכויות</w:t>
+            </w:r>
+            <w:r>
+              <w:rPr>
+                <w:sz w:val="26"/>
+                <w:szCs w:val="26"/>
+                <w:rtl w:val="1"/>
+              </w:rPr>
+              <w:t xml:space="preserve"> </w:t>
+            </w:r>
+            <w:r>
+              <w:rPr>
+                <w:sz w:val="26"/>
+                <w:szCs w:val="26"/>
+                <w:rtl w:val="1"/>
+              </w:rPr>
+              <w:t xml:space="preserve">נשללות</w:t>
+            </w:r>
+            <w:r>
+              <w:rPr>
+                <w:sz w:val="26"/>
+                <w:szCs w:val="26"/>
+                <w:rtl w:val="1"/>
+              </w:rPr>
+              <w:t xml:space="preserve"> </w:t>
+            </w:r>
+            <w:r>
+              <w:rPr>
+                <w:sz w:val="26"/>
+                <w:szCs w:val="26"/>
+                <w:rtl w:val="1"/>
+              </w:rPr>
+              <w:t xml:space="preserve">מן</w:t>
+            </w:r>
+            <w:r>
+              <w:rPr>
+                <w:sz w:val="26"/>
+                <w:szCs w:val="26"/>
+                <w:rtl w:val="1"/>
+              </w:rPr>
+              <w:t xml:space="preserve"> </w:t>
+            </w:r>
+            <w:r>
+              <w:rPr>
+                <w:sz w:val="26"/>
+                <w:szCs w:val="26"/>
+                <w:rtl w:val="1"/>
+              </w:rPr>
+              <w:t xml:space="preserve">האזרחים</w:t>
+            </w:r>
+            <w:r>
+              <w:rPr>
+                <w:sz w:val="26"/>
+                <w:szCs w:val="26"/>
+                <w:rtl w:val="1"/>
+              </w:rPr>
+              <w:t xml:space="preserve">? </w:t>
+            </w:r>
+            <w:r>
+              <w:rPr>
+                <w:sz w:val="26"/>
+                <w:szCs w:val="26"/>
+                <w:rtl w:val="1"/>
+              </w:rPr>
+              <w:t xml:space="preserve">במהלך</w:t>
+            </w:r>
+            <w:r>
+              <w:rPr>
+                <w:sz w:val="26"/>
+                <w:szCs w:val="26"/>
+                <w:rtl w:val="1"/>
+              </w:rPr>
+              <w:t xml:space="preserve"> </w:t>
+            </w:r>
+            <w:r>
+              <w:rPr>
+                <w:sz w:val="26"/>
+                <w:szCs w:val="26"/>
+                <w:rtl w:val="1"/>
+              </w:rPr>
+              <w:t xml:space="preserve">הצפייה</w:t>
+            </w:r>
+            <w:r>
+              <w:rPr>
+                <w:sz w:val="26"/>
+                <w:szCs w:val="26"/>
+                <w:rtl w:val="1"/>
+              </w:rPr>
+              <w:t xml:space="preserve"> </w:t>
+            </w:r>
+            <w:r>
+              <w:rPr>
+                <w:sz w:val="26"/>
+                <w:szCs w:val="26"/>
+                <w:rtl w:val="1"/>
+              </w:rPr>
+              <w:t xml:space="preserve">רשמו</w:t>
+            </w:r>
+            <w:r>
+              <w:rPr>
+                <w:sz w:val="26"/>
+                <w:szCs w:val="26"/>
+                <w:rtl w:val="1"/>
+              </w:rPr>
+              <w:t xml:space="preserve"> </w:t>
+            </w:r>
+            <w:r>
+              <w:rPr>
+                <w:sz w:val="26"/>
+                <w:szCs w:val="26"/>
+                <w:rtl w:val="1"/>
+              </w:rPr>
+              <w:t xml:space="preserve">כמה</w:t>
+            </w:r>
+            <w:r>
+              <w:rPr>
+                <w:sz w:val="26"/>
+                <w:szCs w:val="26"/>
+                <w:rtl w:val="1"/>
+              </w:rPr>
+              <w:t xml:space="preserve"> </w:t>
+            </w:r>
+            <w:r>
+              <w:rPr>
+                <w:sz w:val="26"/>
+                <w:szCs w:val="26"/>
+                <w:rtl w:val="1"/>
+              </w:rPr>
+              <w:t xml:space="preserve">שיותר</w:t>
+            </w:r>
+            <w:r>
+              <w:rPr>
+                <w:sz w:val="26"/>
+                <w:szCs w:val="26"/>
+                <w:rtl w:val="1"/>
+              </w:rPr>
+              <w:t xml:space="preserve"> </w:t>
+            </w:r>
+            <w:r>
+              <w:rPr>
+                <w:sz w:val="26"/>
+                <w:szCs w:val="26"/>
+                <w:rtl w:val="1"/>
+              </w:rPr>
+              <w:t xml:space="preserve">מאפיינים</w:t>
+            </w:r>
+            <w:r>
+              <w:rPr>
+                <w:sz w:val="26"/>
+                <w:szCs w:val="26"/>
+                <w:rtl w:val="1"/>
+              </w:rPr>
+              <w:t xml:space="preserve"> </w:t>
+            </w:r>
+            <w:r>
+              <w:rPr>
+                <w:sz w:val="26"/>
+                <w:szCs w:val="26"/>
+                <w:rtl w:val="1"/>
+              </w:rPr>
+              <w:t xml:space="preserve">של</w:t>
+            </w:r>
+            <w:r>
+              <w:rPr>
+                <w:sz w:val="26"/>
+                <w:szCs w:val="26"/>
+                <w:rtl w:val="1"/>
+              </w:rPr>
+              <w:t xml:space="preserve"> </w:t>
+            </w:r>
+            <w:r>
+              <w:rPr>
+                <w:sz w:val="26"/>
+                <w:szCs w:val="26"/>
+                <w:rtl w:val="1"/>
+              </w:rPr>
+              <w:t xml:space="preserve">שלטון</w:t>
+            </w:r>
+            <w:r>
+              <w:rPr>
+                <w:sz w:val="26"/>
+                <w:szCs w:val="26"/>
+                <w:rtl w:val="1"/>
+              </w:rPr>
+              <w:t xml:space="preserve"> </w:t>
+            </w:r>
+            <w:r>
+              <w:rPr>
+                <w:sz w:val="26"/>
+                <w:szCs w:val="26"/>
+                <w:rtl w:val="1"/>
+              </w:rPr>
+              <w:t xml:space="preserve">דיקטטורי</w:t>
+            </w:r>
+            <w:r>
+              <w:rPr>
+                <w:sz w:val="26"/>
+                <w:szCs w:val="26"/>
+                <w:rtl w:val="1"/>
+              </w:rPr>
+              <w:t xml:space="preserve">.</w:t>
+            </w:r>
+          </w:p>
+          <w:p>
+            <w:pPr>
+              <w:widowControl w:val="0"/>
+              <w:bidi w:val="1"/>
+              <w:spacing w:after="240" w:before="240" w:line="240" w:lineRule="auto"/>
+              <w:rPr>
+                <w:sz w:val="26"/>
+                <w:szCs w:val="26"/>
+              </w:rPr>
+            </w:pPr>
+            <w:r>
+              <w:rPr>
+                <w:sz w:val="26"/>
+                <w:szCs w:val="26"/>
+                <w:rtl w:val="1"/>
+              </w:rPr>
+              <w:t xml:space="preserve">סרטון</w:t>
+            </w:r>
+            <w:r>
+              <w:rPr>
+                <w:sz w:val="26"/>
+                <w:szCs w:val="26"/>
+                <w:rtl w:val="1"/>
+              </w:rPr>
+              <w:t xml:space="preserve">: </w:t>
+            </w:r>
+            <w:hyperlink r:id="rId13">
+              <w:r>
+                <w:rPr>
+                  <w:color w:val="1155cc"/>
+                  <w:sz w:val="26"/>
+                  <w:szCs w:val="26"/>
+                  <w:u w:val="single"/>
+                  <w:rtl w:val="0"/>
+                </w:rPr>
+                <w:t xml:space="preserve">https://youtu.be/A8Dmo3ZFlWg?si=b3z6zwpsgG2MbtjW</w:t>
+              </w:r>
+            </w:hyperlink>
+            <w:r>
+              <w:rPr>
+                <w:rtl w:val="0"/>
+              </w:rPr>
+            </w:r>
+          </w:p>
+          <w:p>
+            <w:pPr>
+              <w:widowControl w:val="0"/>
+              <w:bidi w:val="1"/>
+              <w:spacing w:after="240" w:before="240" w:line="240" w:lineRule="auto"/>
+              <w:rPr>
+                <w:sz w:val="26"/>
+                <w:szCs w:val="26"/>
+              </w:rPr>
+            </w:pPr>
+            <w:r>
+              <w:rPr>
+                <w:sz w:val="26"/>
+                <w:szCs w:val="26"/>
+                <w:rtl w:val="1"/>
+              </w:rPr>
+              <w:t xml:space="preserve">כעת</w:t>
+            </w:r>
+            <w:r>
+              <w:rPr>
+                <w:sz w:val="26"/>
+                <w:szCs w:val="26"/>
+                <w:rtl w:val="1"/>
+              </w:rPr>
+              <w:t xml:space="preserve"> </w:t>
+            </w:r>
+            <w:r>
+              <w:rPr>
+                <w:sz w:val="26"/>
+                <w:szCs w:val="26"/>
+                <w:rtl w:val="1"/>
+              </w:rPr>
+              <w:t xml:space="preserve">בחרו</w:t>
+            </w:r>
+            <w:r>
+              <w:rPr>
+                <w:sz w:val="26"/>
+                <w:szCs w:val="26"/>
+                <w:rtl w:val="1"/>
+              </w:rPr>
+              <w:t xml:space="preserve"> </w:t>
+            </w:r>
+            <w:r>
+              <w:rPr>
+                <w:sz w:val="26"/>
+                <w:szCs w:val="26"/>
+                <w:rtl w:val="1"/>
+              </w:rPr>
+              <w:t xml:space="preserve">כמה</w:t>
+            </w:r>
+            <w:r>
+              <w:rPr>
+                <w:sz w:val="26"/>
+                <w:szCs w:val="26"/>
+                <w:rtl w:val="1"/>
+              </w:rPr>
+              <w:t xml:space="preserve"> </w:t>
+            </w:r>
+            <w:r>
+              <w:rPr>
+                <w:sz w:val="26"/>
+                <w:szCs w:val="26"/>
+                <w:rtl w:val="1"/>
+              </w:rPr>
+              <w:t xml:space="preserve">מהמאפיינים</w:t>
+            </w:r>
+            <w:r>
+              <w:rPr>
+                <w:sz w:val="26"/>
+                <w:szCs w:val="26"/>
+                <w:rtl w:val="1"/>
+              </w:rPr>
+              <w:t xml:space="preserve"> </w:t>
+            </w:r>
+            <w:r>
+              <w:rPr>
+                <w:sz w:val="26"/>
+                <w:szCs w:val="26"/>
+                <w:rtl w:val="1"/>
+              </w:rPr>
+              <w:t xml:space="preserve">שמצאתם</w:t>
+            </w:r>
+            <w:r>
+              <w:rPr>
+                <w:sz w:val="26"/>
+                <w:szCs w:val="26"/>
+                <w:rtl w:val="1"/>
+              </w:rPr>
+              <w:t xml:space="preserve"> </w:t>
+            </w:r>
+            <w:r>
+              <w:rPr>
+                <w:sz w:val="26"/>
+                <w:szCs w:val="26"/>
+                <w:rtl w:val="1"/>
+              </w:rPr>
+              <w:t xml:space="preserve">והשוו</w:t>
+            </w:r>
+            <w:r>
+              <w:rPr>
+                <w:sz w:val="26"/>
+                <w:szCs w:val="26"/>
+                <w:rtl w:val="1"/>
+              </w:rPr>
+              <w:t xml:space="preserve">: </w:t>
+            </w:r>
+            <w:r>
+              <w:rPr>
+                <w:sz w:val="26"/>
+                <w:szCs w:val="26"/>
+                <w:rtl w:val="1"/>
+              </w:rPr>
+              <w:t xml:space="preserve">כיצד</w:t>
+            </w:r>
+            <w:r>
+              <w:rPr>
+                <w:sz w:val="26"/>
+                <w:szCs w:val="26"/>
+                <w:rtl w:val="1"/>
+              </w:rPr>
+              <w:t xml:space="preserve"> </w:t>
+            </w:r>
+            <w:r>
+              <w:rPr>
+                <w:sz w:val="26"/>
+                <w:szCs w:val="26"/>
+                <w:rtl w:val="1"/>
+              </w:rPr>
+              <w:t xml:space="preserve">פועל</w:t>
+            </w:r>
+            <w:r>
+              <w:rPr>
+                <w:sz w:val="26"/>
+                <w:szCs w:val="26"/>
+                <w:rtl w:val="1"/>
+              </w:rPr>
+              <w:t xml:space="preserve"> </w:t>
+            </w:r>
+            <w:r>
+              <w:rPr>
+                <w:sz w:val="26"/>
+                <w:szCs w:val="26"/>
+                <w:rtl w:val="1"/>
+              </w:rPr>
+              <w:t xml:space="preserve">כל</w:t>
+            </w:r>
+            <w:r>
+              <w:rPr>
+                <w:sz w:val="26"/>
+                <w:szCs w:val="26"/>
+                <w:rtl w:val="1"/>
+              </w:rPr>
+              <w:t xml:space="preserve"> </w:t>
+            </w:r>
+            <w:r>
+              <w:rPr>
+                <w:sz w:val="26"/>
+                <w:szCs w:val="26"/>
+                <w:rtl w:val="1"/>
+              </w:rPr>
+              <w:t xml:space="preserve">אחד</w:t>
+            </w:r>
+            <w:r>
+              <w:rPr>
+                <w:sz w:val="26"/>
+                <w:szCs w:val="26"/>
+                <w:rtl w:val="1"/>
+              </w:rPr>
+              <w:t xml:space="preserve"> </w:t>
+            </w:r>
+            <w:r>
+              <w:rPr>
+                <w:sz w:val="26"/>
+                <w:szCs w:val="26"/>
+                <w:rtl w:val="1"/>
+              </w:rPr>
+              <w:t xml:space="preserve">מהם</w:t>
+            </w:r>
+            <w:r>
+              <w:rPr>
+                <w:sz w:val="26"/>
+                <w:szCs w:val="26"/>
+                <w:rtl w:val="1"/>
+              </w:rPr>
+              <w:t xml:space="preserve"> </w:t>
+            </w:r>
+            <w:r>
+              <w:rPr>
+                <w:sz w:val="26"/>
+                <w:szCs w:val="26"/>
+                <w:rtl w:val="1"/>
+              </w:rPr>
+              <w:t xml:space="preserve">בדיקטטורה</w:t>
+            </w:r>
+            <w:r>
+              <w:rPr>
+                <w:sz w:val="26"/>
+                <w:szCs w:val="26"/>
+                <w:rtl w:val="1"/>
+              </w:rPr>
+              <w:t xml:space="preserve">, </w:t>
+            </w:r>
+            <w:r>
+              <w:rPr>
+                <w:sz w:val="26"/>
+                <w:szCs w:val="26"/>
+                <w:rtl w:val="1"/>
+              </w:rPr>
+              <w:t xml:space="preserve">וכיצד</w:t>
+            </w:r>
+            <w:r>
+              <w:rPr>
+                <w:sz w:val="26"/>
+                <w:szCs w:val="26"/>
+                <w:rtl w:val="1"/>
+              </w:rPr>
+              <w:t xml:space="preserve"> </w:t>
+            </w:r>
+            <w:r>
+              <w:rPr>
+                <w:sz w:val="26"/>
+                <w:szCs w:val="26"/>
+                <w:rtl w:val="1"/>
+              </w:rPr>
+              <w:t xml:space="preserve">הוא</w:t>
+            </w:r>
+            <w:r>
+              <w:rPr>
+                <w:sz w:val="26"/>
+                <w:szCs w:val="26"/>
+                <w:rtl w:val="1"/>
+              </w:rPr>
+              <w:t xml:space="preserve"> </w:t>
+            </w:r>
+            <w:r>
+              <w:rPr>
+                <w:sz w:val="26"/>
+                <w:szCs w:val="26"/>
+                <w:rtl w:val="1"/>
+              </w:rPr>
+              <w:t xml:space="preserve">מתנהל</w:t>
+            </w:r>
+            <w:r>
+              <w:rPr>
+                <w:sz w:val="26"/>
+                <w:szCs w:val="26"/>
+                <w:rtl w:val="1"/>
+              </w:rPr>
+              <w:t xml:space="preserve"> </w:t>
+            </w:r>
+            <w:r>
+              <w:rPr>
+                <w:sz w:val="26"/>
+                <w:szCs w:val="26"/>
+                <w:rtl w:val="1"/>
+              </w:rPr>
+              <w:t xml:space="preserve">בדמוקרטיה</w:t>
+            </w:r>
+            <w:r>
+              <w:rPr>
+                <w:sz w:val="26"/>
+                <w:szCs w:val="26"/>
+                <w:rtl w:val="1"/>
+              </w:rPr>
+              <w:t xml:space="preserve">?</w:t>
+            </w:r>
+          </w:p>
+          <w:p>
+            <w:pPr>
+              <w:widowControl w:val="0"/>
+              <w:bidi w:val="1"/>
+              <w:spacing w:after="240" w:before="240" w:line="240" w:lineRule="auto"/>
+              <w:rPr>
+                <w:b w:val="1"/>
+                <w:bCs w:val="1"/>
+                <w:sz w:val="26"/>
+                <w:szCs w:val="26"/>
+              </w:rPr>
+            </w:pPr>
+            <w:r>
+              <w:rPr>
+                <w:b w:val="1"/>
+                <w:bCs w:val="1"/>
+                <w:sz w:val="26"/>
+                <w:szCs w:val="26"/>
+                <w:rtl w:val="1"/>
+              </w:rPr>
+              <w:t xml:space="preserve">פעילות</w:t>
+            </w:r>
+            <w:r>
+              <w:rPr>
+                <w:b w:val="1"/>
+                <w:bCs w:val="1"/>
+                <w:sz w:val="26"/>
+                <w:szCs w:val="26"/>
+                <w:rtl w:val="1"/>
+              </w:rPr>
+              <w:t xml:space="preserve"> 3: </w:t>
+            </w:r>
+            <w:r>
+              <w:rPr>
+                <w:b w:val="1"/>
+                <w:bCs w:val="1"/>
+                <w:sz w:val="26"/>
+                <w:szCs w:val="26"/>
+                <w:rtl w:val="1"/>
+              </w:rPr>
+              <w:t xml:space="preserve">מדד</w:t>
+            </w:r>
+            <w:r>
+              <w:rPr>
+                <w:b w:val="1"/>
+                <w:bCs w:val="1"/>
+                <w:sz w:val="26"/>
+                <w:szCs w:val="26"/>
+                <w:rtl w:val="1"/>
+              </w:rPr>
+              <w:t xml:space="preserve"> </w:t>
+            </w:r>
+            <w:r>
+              <w:rPr>
+                <w:b w:val="1"/>
+                <w:bCs w:val="1"/>
+                <w:sz w:val="26"/>
+                <w:szCs w:val="26"/>
+                <w:rtl w:val="1"/>
+              </w:rPr>
+              <w:t xml:space="preserve">החופש</w:t>
+            </w:r>
+          </w:p>
+          <w:p>
+            <w:pPr>
+              <w:widowControl w:val="0"/>
+              <w:bidi w:val="1"/>
+              <w:spacing w:after="240" w:before="240" w:line="240" w:lineRule="auto"/>
+              <w:ind w:left="0" w:firstLine="0"/>
+              <w:rPr>
+                <w:sz w:val="26"/>
+                <w:szCs w:val="26"/>
+              </w:rPr>
+            </w:pPr>
+            <w:r>
+              <w:rPr>
+                <w:sz w:val="26"/>
+                <w:szCs w:val="26"/>
+                <w:rtl w:val="1"/>
+              </w:rPr>
+              <w:t xml:space="preserve">במציאות</w:t>
+            </w:r>
+            <w:r>
+              <w:rPr>
+                <w:sz w:val="26"/>
+                <w:szCs w:val="26"/>
+                <w:rtl w:val="1"/>
+              </w:rPr>
+              <w:t xml:space="preserve">, </w:t>
+            </w:r>
+            <w:r>
+              <w:rPr>
+                <w:sz w:val="26"/>
+                <w:szCs w:val="26"/>
+                <w:rtl w:val="1"/>
+              </w:rPr>
+              <w:t xml:space="preserve">מדינות</w:t>
+            </w:r>
+            <w:r>
+              <w:rPr>
+                <w:sz w:val="26"/>
+                <w:szCs w:val="26"/>
+                <w:rtl w:val="1"/>
+              </w:rPr>
+              <w:t xml:space="preserve"> </w:t>
+            </w:r>
+            <w:r>
+              <w:rPr>
+                <w:sz w:val="26"/>
+                <w:szCs w:val="26"/>
+                <w:rtl w:val="1"/>
+              </w:rPr>
+              <w:t xml:space="preserve">אינן</w:t>
+            </w:r>
+            <w:r>
+              <w:rPr>
+                <w:sz w:val="26"/>
+                <w:szCs w:val="26"/>
+                <w:rtl w:val="1"/>
+              </w:rPr>
+              <w:t xml:space="preserve"> </w:t>
+            </w:r>
+            <w:r>
+              <w:rPr>
+                <w:sz w:val="26"/>
+                <w:szCs w:val="26"/>
+                <w:rtl w:val="1"/>
+              </w:rPr>
+              <w:t xml:space="preserve">תמיד</w:t>
+            </w:r>
+            <w:r>
+              <w:rPr>
+                <w:sz w:val="26"/>
+                <w:szCs w:val="26"/>
+                <w:rtl w:val="1"/>
+              </w:rPr>
+              <w:t xml:space="preserve"> </w:t>
+            </w:r>
+            <w:r>
+              <w:rPr>
+                <w:sz w:val="26"/>
+                <w:szCs w:val="26"/>
+                <w:rtl w:val="1"/>
+              </w:rPr>
+              <w:t xml:space="preserve">דיקטטורות</w:t>
+            </w:r>
+            <w:r>
+              <w:rPr>
+                <w:sz w:val="26"/>
+                <w:szCs w:val="26"/>
+                <w:rtl w:val="1"/>
+              </w:rPr>
+              <w:t xml:space="preserve"> </w:t>
+            </w:r>
+            <w:r>
+              <w:rPr>
+                <w:sz w:val="26"/>
+                <w:szCs w:val="26"/>
+                <w:rtl w:val="1"/>
+              </w:rPr>
+              <w:t xml:space="preserve">מוחלטות</w:t>
+            </w:r>
+            <w:r>
+              <w:rPr>
+                <w:sz w:val="26"/>
+                <w:szCs w:val="26"/>
+                <w:rtl w:val="1"/>
+              </w:rPr>
+              <w:t xml:space="preserve"> </w:t>
+            </w:r>
+            <w:r>
+              <w:rPr>
+                <w:sz w:val="26"/>
+                <w:szCs w:val="26"/>
+                <w:rtl w:val="1"/>
+              </w:rPr>
+              <w:t xml:space="preserve">או</w:t>
+            </w:r>
+            <w:r>
+              <w:rPr>
+                <w:sz w:val="26"/>
+                <w:szCs w:val="26"/>
+                <w:rtl w:val="1"/>
+              </w:rPr>
+              <w:t xml:space="preserve"> </w:t>
+            </w:r>
+            <w:r>
+              <w:rPr>
+                <w:sz w:val="26"/>
+                <w:szCs w:val="26"/>
+                <w:rtl w:val="1"/>
+              </w:rPr>
+              <w:t xml:space="preserve">דמוקרטיות</w:t>
+            </w:r>
+            <w:r>
+              <w:rPr>
+                <w:sz w:val="26"/>
+                <w:szCs w:val="26"/>
+                <w:rtl w:val="1"/>
+              </w:rPr>
+              <w:t xml:space="preserve"> </w:t>
+            </w:r>
+            <w:r>
+              <w:rPr>
+                <w:sz w:val="26"/>
+                <w:szCs w:val="26"/>
+                <w:rtl w:val="1"/>
+              </w:rPr>
+              <w:t xml:space="preserve">מושלמות</w:t>
+            </w:r>
+            <w:r>
+              <w:rPr>
+                <w:sz w:val="26"/>
+                <w:szCs w:val="26"/>
+                <w:rtl w:val="1"/>
+              </w:rPr>
+              <w:t xml:space="preserve">. </w:t>
+            </w:r>
+            <w:r>
+              <w:rPr>
+                <w:sz w:val="26"/>
+                <w:szCs w:val="26"/>
+                <w:rtl w:val="1"/>
+              </w:rPr>
+              <w:t xml:space="preserve">ארגון</w:t>
+            </w:r>
+            <w:r>
+              <w:rPr>
+                <w:sz w:val="26"/>
+                <w:szCs w:val="26"/>
+                <w:rtl w:val="1"/>
+              </w:rPr>
+              <w:t xml:space="preserve"> </w:t>
+            </w:r>
+            <w:r>
+              <w:rPr>
+                <w:b w:val="1"/>
+                <w:bCs w:val="1"/>
+                <w:sz w:val="26"/>
+                <w:szCs w:val="26"/>
+                <w:rtl w:val="0"/>
+              </w:rPr>
+              <w:t xml:space="preserve">Freedom House</w:t>
+            </w:r>
+            <w:r>
+              <w:rPr>
+                <w:rtl w:val="0"/>
+              </w:rPr>
+            </w:r>
+            <w:r>
+              <w:rPr>
+                <w:sz w:val="26"/>
+                <w:szCs w:val="26"/>
+                <w:rtl w:val="1"/>
+              </w:rPr>
+              <w:t xml:space="preserve"> </w:t>
+            </w:r>
+            <w:r>
+              <w:rPr>
+                <w:sz w:val="26"/>
+                <w:szCs w:val="26"/>
+                <w:rtl w:val="1"/>
+              </w:rPr>
+              <w:t xml:space="preserve">בוחן</w:t>
+            </w:r>
+            <w:r>
+              <w:rPr>
+                <w:sz w:val="26"/>
+                <w:szCs w:val="26"/>
+                <w:rtl w:val="1"/>
+              </w:rPr>
+              <w:t xml:space="preserve"> </w:t>
+            </w:r>
+            <w:r>
+              <w:rPr>
+                <w:sz w:val="26"/>
+                <w:szCs w:val="26"/>
+                <w:rtl w:val="1"/>
+              </w:rPr>
+              <w:t xml:space="preserve">מדי</w:t>
+            </w:r>
+            <w:r>
+              <w:rPr>
+                <w:sz w:val="26"/>
+                <w:szCs w:val="26"/>
+                <w:rtl w:val="1"/>
+              </w:rPr>
+              <w:t xml:space="preserve"> </w:t>
+            </w:r>
+            <w:r>
+              <w:rPr>
+                <w:sz w:val="26"/>
+                <w:szCs w:val="26"/>
+                <w:rtl w:val="1"/>
+              </w:rPr>
+              <w:t xml:space="preserve">שנה</w:t>
+            </w:r>
+            <w:r>
+              <w:rPr>
+                <w:sz w:val="26"/>
+                <w:szCs w:val="26"/>
+                <w:rtl w:val="1"/>
+              </w:rPr>
+              <w:t xml:space="preserve"> </w:t>
+            </w:r>
+            <w:r>
+              <w:rPr>
+                <w:sz w:val="26"/>
+                <w:szCs w:val="26"/>
+                <w:rtl w:val="1"/>
+              </w:rPr>
+              <w:t xml:space="preserve">את</w:t>
+            </w:r>
+            <w:r>
+              <w:rPr>
+                <w:sz w:val="26"/>
+                <w:szCs w:val="26"/>
+                <w:rtl w:val="1"/>
+              </w:rPr>
+              <w:t xml:space="preserve"> </w:t>
+            </w:r>
+            <w:r>
+              <w:rPr>
+                <w:sz w:val="26"/>
+                <w:szCs w:val="26"/>
+                <w:rtl w:val="1"/>
+              </w:rPr>
+              <w:t xml:space="preserve">רמת</w:t>
+            </w:r>
+            <w:r>
+              <w:rPr>
+                <w:sz w:val="26"/>
+                <w:szCs w:val="26"/>
+                <w:rtl w:val="1"/>
+              </w:rPr>
+              <w:t xml:space="preserve"> </w:t>
+            </w:r>
+            <w:r>
+              <w:rPr>
+                <w:sz w:val="26"/>
+                <w:szCs w:val="26"/>
+                <w:rtl w:val="1"/>
+              </w:rPr>
+              <w:t xml:space="preserve">החופש</w:t>
+            </w:r>
+            <w:r>
+              <w:rPr>
+                <w:sz w:val="26"/>
+                <w:szCs w:val="26"/>
+                <w:rtl w:val="1"/>
+              </w:rPr>
+              <w:t xml:space="preserve"> </w:t>
+            </w:r>
+            <w:r>
+              <w:rPr>
+                <w:sz w:val="26"/>
+                <w:szCs w:val="26"/>
+                <w:rtl w:val="1"/>
+              </w:rPr>
+              <w:t xml:space="preserve">והזכויות</w:t>
+            </w:r>
+            <w:r>
+              <w:rPr>
+                <w:sz w:val="26"/>
+                <w:szCs w:val="26"/>
+                <w:rtl w:val="1"/>
+              </w:rPr>
+              <w:t xml:space="preserve"> </w:t>
+            </w:r>
+            <w:r>
+              <w:rPr>
+                <w:sz w:val="26"/>
+                <w:szCs w:val="26"/>
+                <w:rtl w:val="1"/>
+              </w:rPr>
+              <w:t xml:space="preserve">במדינות</w:t>
+            </w:r>
+            <w:r>
+              <w:rPr>
+                <w:sz w:val="26"/>
+                <w:szCs w:val="26"/>
+                <w:rtl w:val="1"/>
+              </w:rPr>
+              <w:t xml:space="preserve"> </w:t>
+            </w:r>
+            <w:r>
+              <w:rPr>
+                <w:sz w:val="26"/>
+                <w:szCs w:val="26"/>
+                <w:rtl w:val="1"/>
+              </w:rPr>
+              <w:t xml:space="preserve">העולם</w:t>
+            </w:r>
+            <w:r>
+              <w:rPr>
+                <w:sz w:val="26"/>
+                <w:szCs w:val="26"/>
+                <w:rtl w:val="1"/>
+              </w:rPr>
+              <w:t xml:space="preserve"> </w:t>
+            </w:r>
+            <w:r>
+              <w:rPr>
+                <w:sz w:val="26"/>
+                <w:szCs w:val="26"/>
+                <w:rtl w:val="1"/>
+              </w:rPr>
+              <w:t xml:space="preserve">ומעניק</w:t>
+            </w:r>
+            <w:r>
+              <w:rPr>
+                <w:sz w:val="26"/>
+                <w:szCs w:val="26"/>
+                <w:rtl w:val="1"/>
+              </w:rPr>
+              <w:t xml:space="preserve"> </w:t>
+            </w:r>
+            <w:r>
+              <w:rPr>
+                <w:sz w:val="26"/>
+                <w:szCs w:val="26"/>
+                <w:rtl w:val="1"/>
+              </w:rPr>
+              <w:t xml:space="preserve">לכל</w:t>
+            </w:r>
+            <w:r>
+              <w:rPr>
+                <w:sz w:val="26"/>
+                <w:szCs w:val="26"/>
+                <w:rtl w:val="1"/>
+              </w:rPr>
+              <w:t xml:space="preserve"> </w:t>
+            </w:r>
+            <w:r>
+              <w:rPr>
+                <w:sz w:val="26"/>
+                <w:szCs w:val="26"/>
+                <w:rtl w:val="1"/>
+              </w:rPr>
+              <w:t xml:space="preserve">מדינה</w:t>
+            </w:r>
+            <w:r>
+              <w:rPr>
+                <w:sz w:val="26"/>
+                <w:szCs w:val="26"/>
+                <w:rtl w:val="1"/>
+              </w:rPr>
+              <w:t xml:space="preserve"> </w:t>
+            </w:r>
+            <w:r>
+              <w:rPr>
+                <w:sz w:val="26"/>
+                <w:szCs w:val="26"/>
+                <w:rtl w:val="1"/>
+              </w:rPr>
+              <w:t xml:space="preserve">ציון</w:t>
+            </w:r>
+            <w:r>
+              <w:rPr>
+                <w:sz w:val="26"/>
+                <w:szCs w:val="26"/>
+                <w:rtl w:val="1"/>
+              </w:rPr>
+              <w:t xml:space="preserve"> </w:t>
+            </w:r>
+            <w:r>
+              <w:rPr>
+                <w:sz w:val="26"/>
+                <w:szCs w:val="26"/>
+                <w:rtl w:val="1"/>
+              </w:rPr>
+              <w:t xml:space="preserve">הנע</w:t>
+            </w:r>
+            <w:r>
+              <w:rPr>
+                <w:sz w:val="26"/>
+                <w:szCs w:val="26"/>
+                <w:rtl w:val="1"/>
+              </w:rPr>
+              <w:t xml:space="preserve"> </w:t>
+            </w:r>
+            <w:r>
+              <w:rPr>
+                <w:sz w:val="26"/>
+                <w:szCs w:val="26"/>
+                <w:rtl w:val="1"/>
+              </w:rPr>
+              <w:t xml:space="preserve">בין</w:t>
+            </w:r>
+            <w:r>
+              <w:rPr>
+                <w:sz w:val="26"/>
+                <w:szCs w:val="26"/>
+                <w:rtl w:val="1"/>
+              </w:rPr>
+              <w:t xml:space="preserve"> 0 </w:t>
+            </w:r>
+            <w:r>
+              <w:rPr>
+                <w:sz w:val="26"/>
+                <w:szCs w:val="26"/>
+                <w:rtl w:val="1"/>
+              </w:rPr>
+              <w:t xml:space="preserve">ל</w:t>
+            </w:r>
+            <w:r>
+              <w:rPr>
+                <w:sz w:val="26"/>
+                <w:szCs w:val="26"/>
+                <w:rtl w:val="1"/>
+              </w:rPr>
+              <w:t xml:space="preserve">־100.</w:t>
+            </w:r>
+          </w:p>
+          <w:p>
+            <w:pPr>
+              <w:widowControl w:val="0"/>
+              <w:bidi w:val="1"/>
+              <w:spacing w:after="240" w:before="240" w:line="240" w:lineRule="auto"/>
+              <w:ind w:left="0" w:firstLine="0"/>
+              <w:rPr>
+                <w:sz w:val="26"/>
+                <w:szCs w:val="26"/>
+              </w:rPr>
+            </w:pPr>
+            <w:r>
+              <w:rPr>
+                <w:sz w:val="26"/>
+                <w:szCs w:val="26"/>
+                <w:rtl w:val="1"/>
+              </w:rPr>
+              <w:t xml:space="preserve">ב</w:t>
+            </w:r>
+            <w:hyperlink r:id="rId14">
+              <w:r>
+                <w:rPr>
+                  <w:color w:val="1155cc"/>
+                  <w:sz w:val="26"/>
+                  <w:szCs w:val="26"/>
+                  <w:u w:val="single"/>
+                  <w:rtl w:val="1"/>
+                </w:rPr>
+                <w:t xml:space="preserve">מפה</w:t>
+              </w:r>
+            </w:hyperlink>
+            <w:hyperlink r:id="rId15">
+              <w:r>
+                <w:rPr>
+                  <w:color w:val="1155cc"/>
+                  <w:sz w:val="26"/>
+                  <w:szCs w:val="26"/>
+                  <w:u w:val="single"/>
+                  <w:rtl w:val="1"/>
+                </w:rPr>
+                <w:t xml:space="preserve"> </w:t>
+              </w:r>
+            </w:hyperlink>
+            <w:hyperlink r:id="rId16">
+              <w:r>
+                <w:rPr>
+                  <w:color w:val="1155cc"/>
+                  <w:sz w:val="26"/>
+                  <w:szCs w:val="26"/>
+                  <w:u w:val="single"/>
+                  <w:rtl w:val="1"/>
+                </w:rPr>
+                <w:t xml:space="preserve">האינטראקטיבית</w:t>
+              </w:r>
+            </w:hyperlink>
+            <w:hyperlink r:id="rId17">
+              <w:r>
+                <w:rPr>
+                  <w:color w:val="1155cc"/>
+                  <w:sz w:val="26"/>
+                  <w:szCs w:val="26"/>
+                  <w:u w:val="single"/>
+                  <w:rtl w:val="1"/>
+                </w:rPr>
+                <w:t xml:space="preserve"> </w:t>
+              </w:r>
+            </w:hyperlink>
+            <w:hyperlink r:id="rId18">
+              <w:r>
+                <w:rPr>
+                  <w:color w:val="1155cc"/>
+                  <w:sz w:val="26"/>
+                  <w:szCs w:val="26"/>
+                  <w:u w:val="single"/>
+                  <w:rtl w:val="1"/>
+                </w:rPr>
+                <w:t xml:space="preserve">הבאה</w:t>
+              </w:r>
+            </w:hyperlink>
+            <w:r>
+              <w:rPr>
+                <w:rtl w:val="0"/>
+              </w:rPr>
+            </w:r>
+            <w:r>
+              <w:rPr>
+                <w:sz w:val="26"/>
+                <w:szCs w:val="26"/>
+                <w:rtl w:val="1"/>
+              </w:rPr>
+              <w:t xml:space="preserve"> </w:t>
+            </w:r>
+            <w:r>
+              <w:rPr>
+                <w:sz w:val="26"/>
+                <w:szCs w:val="26"/>
+                <w:rtl w:val="1"/>
+              </w:rPr>
+              <w:t xml:space="preserve">המדינות</w:t>
+            </w:r>
+            <w:r>
+              <w:rPr>
+                <w:sz w:val="26"/>
+                <w:szCs w:val="26"/>
+                <w:rtl w:val="1"/>
+              </w:rPr>
+              <w:t xml:space="preserve"> </w:t>
+            </w:r>
+            <w:r>
+              <w:rPr>
+                <w:sz w:val="26"/>
+                <w:szCs w:val="26"/>
+                <w:rtl w:val="1"/>
+              </w:rPr>
+              <w:t xml:space="preserve">מחולקות</w:t>
+            </w:r>
+            <w:r>
+              <w:rPr>
+                <w:sz w:val="26"/>
+                <w:szCs w:val="26"/>
+                <w:rtl w:val="1"/>
+              </w:rPr>
+              <w:t xml:space="preserve"> </w:t>
+            </w:r>
+            <w:r>
+              <w:rPr>
+                <w:sz w:val="26"/>
+                <w:szCs w:val="26"/>
+                <w:rtl w:val="1"/>
+              </w:rPr>
+              <w:t xml:space="preserve">לשלוש</w:t>
+            </w:r>
+            <w:r>
+              <w:rPr>
+                <w:sz w:val="26"/>
+                <w:szCs w:val="26"/>
+                <w:rtl w:val="1"/>
+              </w:rPr>
+              <w:t xml:space="preserve"> </w:t>
+            </w:r>
+            <w:r>
+              <w:rPr>
+                <w:sz w:val="26"/>
+                <w:szCs w:val="26"/>
+                <w:rtl w:val="1"/>
+              </w:rPr>
+              <w:t xml:space="preserve">קבוצות</w:t>
+            </w:r>
+            <w:r>
+              <w:rPr>
+                <w:sz w:val="26"/>
+                <w:szCs w:val="26"/>
+                <w:rtl w:val="1"/>
+              </w:rPr>
+              <w:t xml:space="preserve">:</w:t>
+            </w:r>
+          </w:p>
+          <w:p>
+            <w:pPr>
+              <w:widowControl w:val="0"/>
+              <w:bidi w:val="1"/>
+              <w:spacing w:after="240" w:before="240" w:line="240" w:lineRule="auto"/>
+              <w:ind w:left="0" w:firstLine="0"/>
+              <w:rPr>
+                <w:sz w:val="26"/>
+                <w:szCs w:val="26"/>
+              </w:rPr>
+            </w:pPr>
+            <w:r>
+              <w:rPr>
+                <w:sz w:val="26"/>
+                <w:szCs w:val="26"/>
+                <w:rtl w:val="1"/>
+              </w:rPr>
+              <w:t xml:space="preserve">תמונה</w:t>
+            </w:r>
+            <w:r>
+              <w:rPr>
+                <w:sz w:val="26"/>
+                <w:szCs w:val="26"/>
+                <w:rtl w:val="1"/>
+              </w:rPr>
+              <w:t xml:space="preserve">: </w:t>
+            </w:r>
+            <w:r>
+              <w:rPr>
+                <w:sz w:val="26"/>
+                <w:szCs w:val="26"/>
+                <w:rtl w:val="0"/>
+              </w:rPr>
+              <w:t xml:space="preserve">freedomHouse</w:t>
+            </w:r>
+            <w:r>
+              <w:rPr>
+                <w:sz w:val="26"/>
+                <w:szCs w:val="26"/>
+                <w:rtl w:val="0"/>
+              </w:rPr>
+              <w:t xml:space="preserve">.</w:t>
+            </w:r>
+            <w:r>
+              <w:rPr>
+                <w:sz w:val="26"/>
+                <w:szCs w:val="26"/>
+                <w:rtl w:val="0"/>
+              </w:rPr>
+              <w:t xml:space="preserve">png</w:t>
+            </w:r>
+          </w:p>
+          <w:p>
+            <w:pPr>
+              <w:widowControl w:val="0"/>
+              <w:numPr>
+                <w:ilvl w:val="0"/>
+                <w:numId w:val="2"/>
+              </w:numPr>
+              <w:bidi w:val="1"/>
+              <w:spacing w:after="0" w:afterAutospacing="0" w:before="240" w:line="240" w:lineRule="auto"/>
+              <w:ind w:left="720" w:hanging="360"/>
+              <w:rPr>
+                <w:sz w:val="26"/>
+                <w:szCs w:val="26"/>
+                <w:u w:val="none"/>
+              </w:rPr>
+            </w:pPr>
+            <w:r>
+              <w:rPr>
+                <w:b w:val="1"/>
+                <w:bCs w:val="1"/>
+                <w:sz w:val="26"/>
+                <w:szCs w:val="26"/>
+                <w:rtl w:val="1"/>
+              </w:rPr>
+              <w:t xml:space="preserve">חופשית</w:t>
+            </w:r>
+            <w:r>
+              <w:rPr>
+                <w:rtl w:val="0"/>
+              </w:rPr>
+            </w:r>
+            <w:r>
+              <w:rPr>
+                <w:sz w:val="26"/>
+                <w:szCs w:val="26"/>
+                <w:rtl w:val="1"/>
+              </w:rPr>
+              <w:t xml:space="preserve"> - </w:t>
+            </w:r>
+            <w:r>
+              <w:rPr>
+                <w:sz w:val="26"/>
+                <w:szCs w:val="26"/>
+                <w:rtl w:val="1"/>
+              </w:rPr>
+              <w:t xml:space="preserve">זכויות</w:t>
+            </w:r>
+            <w:r>
+              <w:rPr>
+                <w:sz w:val="26"/>
+                <w:szCs w:val="26"/>
+                <w:rtl w:val="1"/>
+              </w:rPr>
+              <w:t xml:space="preserve"> </w:t>
+            </w:r>
+            <w:r>
+              <w:rPr>
+                <w:sz w:val="26"/>
+                <w:szCs w:val="26"/>
+                <w:rtl w:val="1"/>
+              </w:rPr>
+              <w:t xml:space="preserve">פוליטיות</w:t>
+            </w:r>
+            <w:r>
+              <w:rPr>
+                <w:sz w:val="26"/>
+                <w:szCs w:val="26"/>
+                <w:rtl w:val="1"/>
+              </w:rPr>
+              <w:t xml:space="preserve"> </w:t>
+            </w:r>
+            <w:r>
+              <w:rPr>
+                <w:sz w:val="26"/>
+                <w:szCs w:val="26"/>
+                <w:rtl w:val="1"/>
+              </w:rPr>
+              <w:t xml:space="preserve">ואזרחיות</w:t>
+            </w:r>
+            <w:r>
+              <w:rPr>
+                <w:sz w:val="26"/>
+                <w:szCs w:val="26"/>
+                <w:rtl w:val="1"/>
+              </w:rPr>
+              <w:t xml:space="preserve"> </w:t>
+            </w:r>
+            <w:r>
+              <w:rPr>
+                <w:sz w:val="26"/>
+                <w:szCs w:val="26"/>
+                <w:rtl w:val="1"/>
+              </w:rPr>
+              <w:t xml:space="preserve">נשמרות</w:t>
+            </w:r>
+            <w:r>
+              <w:rPr>
+                <w:sz w:val="26"/>
+                <w:szCs w:val="26"/>
+                <w:rtl w:val="1"/>
+              </w:rPr>
+              <w:t xml:space="preserve"> </w:t>
+            </w:r>
+            <w:r>
+              <w:rPr>
+                <w:sz w:val="26"/>
+                <w:szCs w:val="26"/>
+                <w:rtl w:val="1"/>
+              </w:rPr>
+              <w:t xml:space="preserve">במידה</w:t>
+            </w:r>
+            <w:r>
+              <w:rPr>
+                <w:sz w:val="26"/>
+                <w:szCs w:val="26"/>
+                <w:rtl w:val="1"/>
+              </w:rPr>
+              <w:t xml:space="preserve"> </w:t>
+            </w:r>
+            <w:r>
+              <w:rPr>
+                <w:sz w:val="26"/>
+                <w:szCs w:val="26"/>
+                <w:rtl w:val="1"/>
+              </w:rPr>
+              <w:t xml:space="preserve">רבה</w:t>
+            </w:r>
+            <w:r>
+              <w:rPr>
+                <w:sz w:val="26"/>
+                <w:szCs w:val="26"/>
+                <w:rtl w:val="1"/>
+              </w:rPr>
+              <w:t xml:space="preserve">.</w:t>
+            </w:r>
+          </w:p>
+          <w:p>
+            <w:pPr>
+              <w:widowControl w:val="0"/>
+              <w:numPr>
+                <w:ilvl w:val="0"/>
+                <w:numId w:val="2"/>
+              </w:numPr>
+              <w:bidi w:val="1"/>
+              <w:spacing w:after="0" w:afterAutospacing="0" w:before="0" w:beforeAutospacing="0" w:line="240" w:lineRule="auto"/>
+              <w:ind w:left="720" w:hanging="360"/>
+              <w:rPr>
+                <w:sz w:val="26"/>
+                <w:szCs w:val="26"/>
+                <w:u w:val="none"/>
+              </w:rPr>
+            </w:pPr>
+            <w:r>
+              <w:rPr>
+                <w:b w:val="1"/>
+                <w:bCs w:val="1"/>
+                <w:sz w:val="26"/>
+                <w:szCs w:val="26"/>
+                <w:rtl w:val="1"/>
+              </w:rPr>
+              <w:t xml:space="preserve">חופשית</w:t>
+            </w:r>
+            <w:r>
+              <w:rPr>
+                <w:b w:val="1"/>
+                <w:bCs w:val="1"/>
+                <w:sz w:val="26"/>
+                <w:szCs w:val="26"/>
+                <w:rtl w:val="1"/>
+              </w:rPr>
+              <w:t xml:space="preserve"> </w:t>
+            </w:r>
+            <w:r>
+              <w:rPr>
+                <w:b w:val="1"/>
+                <w:bCs w:val="1"/>
+                <w:sz w:val="26"/>
+                <w:szCs w:val="26"/>
+                <w:rtl w:val="1"/>
+              </w:rPr>
+              <w:t xml:space="preserve">חלקית</w:t>
+            </w:r>
+            <w:r>
+              <w:rPr>
+                <w:rtl w:val="0"/>
+              </w:rPr>
+            </w:r>
+            <w:r>
+              <w:rPr>
+                <w:sz w:val="26"/>
+                <w:szCs w:val="26"/>
+                <w:rtl w:val="1"/>
+              </w:rPr>
+              <w:t xml:space="preserve"> - </w:t>
+            </w:r>
+            <w:r>
+              <w:rPr>
+                <w:sz w:val="26"/>
+                <w:szCs w:val="26"/>
+                <w:rtl w:val="1"/>
+              </w:rPr>
+              <w:t xml:space="preserve">חלק</w:t>
+            </w:r>
+            <w:r>
+              <w:rPr>
+                <w:sz w:val="26"/>
+                <w:szCs w:val="26"/>
+                <w:rtl w:val="1"/>
+              </w:rPr>
+              <w:t xml:space="preserve"> </w:t>
+            </w:r>
+            <w:r>
+              <w:rPr>
+                <w:sz w:val="26"/>
+                <w:szCs w:val="26"/>
+                <w:rtl w:val="1"/>
+              </w:rPr>
+              <w:t xml:space="preserve">מן</w:t>
+            </w:r>
+            <w:r>
+              <w:rPr>
+                <w:sz w:val="26"/>
+                <w:szCs w:val="26"/>
+                <w:rtl w:val="1"/>
+              </w:rPr>
+              <w:t xml:space="preserve"> </w:t>
+            </w:r>
+            <w:r>
+              <w:rPr>
+                <w:sz w:val="26"/>
+                <w:szCs w:val="26"/>
+                <w:rtl w:val="1"/>
+              </w:rPr>
+              <w:t xml:space="preserve">הזכויות</w:t>
+            </w:r>
+            <w:r>
+              <w:rPr>
+                <w:sz w:val="26"/>
+                <w:szCs w:val="26"/>
+                <w:rtl w:val="1"/>
+              </w:rPr>
+              <w:t xml:space="preserve"> </w:t>
+            </w:r>
+            <w:r>
+              <w:rPr>
+                <w:sz w:val="26"/>
+                <w:szCs w:val="26"/>
+                <w:rtl w:val="1"/>
+              </w:rPr>
+              <w:t xml:space="preserve">נשמרות</w:t>
+            </w:r>
+            <w:r>
+              <w:rPr>
+                <w:sz w:val="26"/>
+                <w:szCs w:val="26"/>
+                <w:rtl w:val="1"/>
+              </w:rPr>
+              <w:t xml:space="preserve">, </w:t>
+            </w:r>
+            <w:r>
+              <w:rPr>
+                <w:sz w:val="26"/>
+                <w:szCs w:val="26"/>
+                <w:rtl w:val="1"/>
+              </w:rPr>
+              <w:t xml:space="preserve">אך</w:t>
+            </w:r>
+            <w:r>
+              <w:rPr>
+                <w:sz w:val="26"/>
+                <w:szCs w:val="26"/>
+                <w:rtl w:val="1"/>
+              </w:rPr>
+              <w:t xml:space="preserve"> </w:t>
+            </w:r>
+            <w:r>
+              <w:rPr>
+                <w:sz w:val="26"/>
+                <w:szCs w:val="26"/>
+                <w:rtl w:val="1"/>
+              </w:rPr>
+              <w:t xml:space="preserve">קיימות</w:t>
+            </w:r>
+            <w:r>
+              <w:rPr>
+                <w:sz w:val="26"/>
+                <w:szCs w:val="26"/>
+                <w:rtl w:val="1"/>
+              </w:rPr>
+              <w:t xml:space="preserve"> </w:t>
+            </w:r>
+            <w:r>
+              <w:rPr>
+                <w:sz w:val="26"/>
+                <w:szCs w:val="26"/>
+                <w:rtl w:val="1"/>
+              </w:rPr>
+              <w:t xml:space="preserve">גם</w:t>
+            </w:r>
+            <w:r>
+              <w:rPr>
+                <w:sz w:val="26"/>
+                <w:szCs w:val="26"/>
+                <w:rtl w:val="1"/>
+              </w:rPr>
+              <w:t xml:space="preserve"> </w:t>
+            </w:r>
+            <w:r>
+              <w:rPr>
+                <w:sz w:val="26"/>
+                <w:szCs w:val="26"/>
+                <w:rtl w:val="1"/>
+              </w:rPr>
+              <w:t xml:space="preserve">מגבלות</w:t>
+            </w:r>
+            <w:r>
+              <w:rPr>
+                <w:sz w:val="26"/>
+                <w:szCs w:val="26"/>
+                <w:rtl w:val="1"/>
+              </w:rPr>
+              <w:t xml:space="preserve"> </w:t>
+            </w:r>
+            <w:r>
+              <w:rPr>
+                <w:sz w:val="26"/>
+                <w:szCs w:val="26"/>
+                <w:rtl w:val="1"/>
+              </w:rPr>
+              <w:t xml:space="preserve">משמעותיות</w:t>
+            </w:r>
+            <w:r>
+              <w:rPr>
+                <w:sz w:val="26"/>
+                <w:szCs w:val="26"/>
+                <w:rtl w:val="1"/>
+              </w:rPr>
+              <w:t xml:space="preserve">.</w:t>
+            </w:r>
+          </w:p>
+          <w:p>
+            <w:pPr>
+              <w:widowControl w:val="0"/>
+              <w:numPr>
+                <w:ilvl w:val="0"/>
+                <w:numId w:val="2"/>
+              </w:numPr>
+              <w:bidi w:val="1"/>
+              <w:spacing w:after="240" w:before="0" w:beforeAutospacing="0" w:line="240" w:lineRule="auto"/>
+              <w:ind w:left="720" w:hanging="360"/>
+              <w:rPr>
+                <w:sz w:val="26"/>
+                <w:szCs w:val="26"/>
+                <w:u w:val="none"/>
+              </w:rPr>
+            </w:pPr>
+            <w:r>
+              <w:rPr>
+                <w:b w:val="1"/>
+                <w:bCs w:val="1"/>
+                <w:sz w:val="26"/>
+                <w:szCs w:val="26"/>
+                <w:rtl w:val="1"/>
+              </w:rPr>
+              <w:t xml:space="preserve">לא</w:t>
+            </w:r>
+            <w:r>
+              <w:rPr>
+                <w:b w:val="1"/>
+                <w:bCs w:val="1"/>
+                <w:sz w:val="26"/>
+                <w:szCs w:val="26"/>
+                <w:rtl w:val="1"/>
+              </w:rPr>
+              <w:t xml:space="preserve"> </w:t>
+            </w:r>
+            <w:r>
+              <w:rPr>
+                <w:b w:val="1"/>
+                <w:bCs w:val="1"/>
+                <w:sz w:val="26"/>
+                <w:szCs w:val="26"/>
+                <w:rtl w:val="1"/>
+              </w:rPr>
+              <w:t xml:space="preserve">חופשית</w:t>
+            </w:r>
+            <w:r>
+              <w:rPr>
+                <w:rtl w:val="0"/>
+              </w:rPr>
+            </w:r>
+            <w:r>
+              <w:rPr>
+                <w:sz w:val="26"/>
+                <w:szCs w:val="26"/>
+                <w:rtl w:val="1"/>
+              </w:rPr>
+              <w:t xml:space="preserve"> - </w:t>
+            </w:r>
+            <w:r>
+              <w:rPr>
+                <w:sz w:val="26"/>
+                <w:szCs w:val="26"/>
+                <w:rtl w:val="1"/>
+              </w:rPr>
+              <w:t xml:space="preserve">השלטון</w:t>
+            </w:r>
+            <w:r>
+              <w:rPr>
+                <w:sz w:val="26"/>
+                <w:szCs w:val="26"/>
+                <w:rtl w:val="1"/>
+              </w:rPr>
+              <w:t xml:space="preserve"> </w:t>
+            </w:r>
+            <w:r>
+              <w:rPr>
+                <w:sz w:val="26"/>
+                <w:szCs w:val="26"/>
+                <w:rtl w:val="1"/>
+              </w:rPr>
+              <w:t xml:space="preserve">מגביל</w:t>
+            </w:r>
+            <w:r>
+              <w:rPr>
+                <w:sz w:val="26"/>
+                <w:szCs w:val="26"/>
+                <w:rtl w:val="1"/>
+              </w:rPr>
+              <w:t xml:space="preserve"> </w:t>
+            </w:r>
+            <w:r>
+              <w:rPr>
+                <w:sz w:val="26"/>
+                <w:szCs w:val="26"/>
+                <w:rtl w:val="1"/>
+              </w:rPr>
+              <w:t xml:space="preserve">מאוד</w:t>
+            </w:r>
+            <w:r>
+              <w:rPr>
+                <w:sz w:val="26"/>
+                <w:szCs w:val="26"/>
+                <w:rtl w:val="1"/>
+              </w:rPr>
+              <w:t xml:space="preserve"> </w:t>
+            </w:r>
+            <w:r>
+              <w:rPr>
+                <w:sz w:val="26"/>
+                <w:szCs w:val="26"/>
+                <w:rtl w:val="1"/>
+              </w:rPr>
+              <w:t xml:space="preserve">את</w:t>
+            </w:r>
+            <w:r>
+              <w:rPr>
+                <w:sz w:val="26"/>
+                <w:szCs w:val="26"/>
+                <w:rtl w:val="1"/>
+              </w:rPr>
+              <w:t xml:space="preserve"> </w:t>
+            </w:r>
+            <w:r>
+              <w:rPr>
+                <w:sz w:val="26"/>
+                <w:szCs w:val="26"/>
+                <w:rtl w:val="1"/>
+              </w:rPr>
+              <w:t xml:space="preserve">זכויות</w:t>
+            </w:r>
+            <w:r>
+              <w:rPr>
+                <w:sz w:val="26"/>
+                <w:szCs w:val="26"/>
+                <w:rtl w:val="1"/>
+              </w:rPr>
+              <w:t xml:space="preserve"> </w:t>
+            </w:r>
+            <w:r>
+              <w:rPr>
+                <w:sz w:val="26"/>
+                <w:szCs w:val="26"/>
+                <w:rtl w:val="1"/>
+              </w:rPr>
+              <w:t xml:space="preserve">האזרחים</w:t>
+            </w:r>
+            <w:r>
+              <w:rPr>
+                <w:sz w:val="26"/>
+                <w:szCs w:val="26"/>
+                <w:rtl w:val="1"/>
+              </w:rPr>
+              <w:t xml:space="preserve"> </w:t>
+            </w:r>
+            <w:r>
+              <w:rPr>
+                <w:sz w:val="26"/>
+                <w:szCs w:val="26"/>
+                <w:rtl w:val="1"/>
+              </w:rPr>
+              <w:t xml:space="preserve">ואת</w:t>
+            </w:r>
+            <w:r>
+              <w:rPr>
+                <w:sz w:val="26"/>
+                <w:szCs w:val="26"/>
+                <w:rtl w:val="1"/>
+              </w:rPr>
+              <w:t xml:space="preserve"> </w:t>
+            </w:r>
+            <w:r>
+              <w:rPr>
+                <w:sz w:val="26"/>
+                <w:szCs w:val="26"/>
+                <w:rtl w:val="1"/>
+              </w:rPr>
+              <w:t xml:space="preserve">החופש</w:t>
+            </w:r>
+            <w:r>
+              <w:rPr>
+                <w:sz w:val="26"/>
+                <w:szCs w:val="26"/>
+                <w:rtl w:val="1"/>
+              </w:rPr>
+              <w:t xml:space="preserve"> </w:t>
+            </w:r>
+            <w:r>
+              <w:rPr>
+                <w:sz w:val="26"/>
+                <w:szCs w:val="26"/>
+                <w:rtl w:val="1"/>
+              </w:rPr>
+              <w:t xml:space="preserve">הפוליטי</w:t>
+            </w:r>
+            <w:r>
+              <w:rPr>
+                <w:sz w:val="26"/>
+                <w:szCs w:val="26"/>
+                <w:rtl w:val="1"/>
+              </w:rPr>
+              <w:t xml:space="preserve">.</w:t>
+            </w:r>
+          </w:p>
+          <w:p>
+            <w:pPr>
+              <w:widowControl w:val="0"/>
+              <w:bidi w:val="1"/>
+              <w:spacing w:after="240" w:before="240" w:line="240" w:lineRule="auto"/>
+              <w:ind w:left="0" w:firstLine="0"/>
+              <w:rPr>
+                <w:sz w:val="26"/>
+                <w:szCs w:val="26"/>
+              </w:rPr>
+            </w:pPr>
+            <w:r>
+              <w:rPr>
+                <w:sz w:val="26"/>
+                <w:szCs w:val="26"/>
+                <w:rtl w:val="1"/>
+              </w:rPr>
+              <w:t xml:space="preserve">היכנסו</w:t>
+            </w:r>
+            <w:r>
+              <w:rPr>
+                <w:sz w:val="26"/>
+                <w:szCs w:val="26"/>
+                <w:rtl w:val="1"/>
+              </w:rPr>
+              <w:t xml:space="preserve"> </w:t>
+            </w:r>
+            <w:r>
+              <w:rPr>
+                <w:sz w:val="26"/>
+                <w:szCs w:val="26"/>
+                <w:rtl w:val="1"/>
+              </w:rPr>
+              <w:t xml:space="preserve">למפה</w:t>
+            </w:r>
+            <w:r>
+              <w:rPr>
+                <w:sz w:val="26"/>
+                <w:szCs w:val="26"/>
+                <w:rtl w:val="1"/>
+              </w:rPr>
+              <w:t xml:space="preserve"> </w:t>
+            </w:r>
+            <w:r>
+              <w:rPr>
+                <w:sz w:val="26"/>
+                <w:szCs w:val="26"/>
+                <w:rtl w:val="1"/>
+              </w:rPr>
+              <w:t xml:space="preserve">והשיבו</w:t>
+            </w:r>
+            <w:r>
+              <w:rPr>
+                <w:sz w:val="26"/>
+                <w:szCs w:val="26"/>
+                <w:rtl w:val="1"/>
+              </w:rPr>
+              <w:t xml:space="preserve"> </w:t>
+            </w:r>
+            <w:r>
+              <w:rPr>
+                <w:sz w:val="26"/>
+                <w:szCs w:val="26"/>
+                <w:rtl w:val="1"/>
+              </w:rPr>
+              <w:t xml:space="preserve">על</w:t>
+            </w:r>
+            <w:r>
+              <w:rPr>
+                <w:sz w:val="26"/>
+                <w:szCs w:val="26"/>
+                <w:rtl w:val="1"/>
+              </w:rPr>
+              <w:t xml:space="preserve"> </w:t>
+            </w:r>
+            <w:r>
+              <w:rPr>
+                <w:sz w:val="26"/>
+                <w:szCs w:val="26"/>
+                <w:rtl w:val="1"/>
+              </w:rPr>
+              <w:t xml:space="preserve">השאלות</w:t>
+            </w:r>
+            <w:r>
+              <w:rPr>
+                <w:sz w:val="26"/>
+                <w:szCs w:val="26"/>
+                <w:rtl w:val="1"/>
+              </w:rPr>
+              <w:t xml:space="preserve"> </w:t>
+            </w:r>
+            <w:r>
+              <w:rPr>
+                <w:sz w:val="26"/>
+                <w:szCs w:val="26"/>
+                <w:rtl w:val="1"/>
+              </w:rPr>
+              <w:t xml:space="preserve">הבאות</w:t>
+            </w:r>
+            <w:r>
+              <w:rPr>
+                <w:sz w:val="26"/>
+                <w:szCs w:val="26"/>
+                <w:rtl w:val="1"/>
+              </w:rPr>
+              <w:t xml:space="preserve">:</w:t>
+            </w:r>
+          </w:p>
+          <w:p>
+            <w:pPr>
+              <w:widowControl w:val="0"/>
+              <w:numPr>
+                <w:ilvl w:val="0"/>
+                <w:numId w:val="1"/>
+              </w:numPr>
+              <w:bidi w:val="1"/>
+              <w:spacing w:after="0" w:afterAutospacing="0" w:before="240" w:line="240" w:lineRule="auto"/>
+              <w:ind w:left="720" w:hanging="360"/>
+              <w:rPr>
+                <w:sz w:val="26"/>
+                <w:szCs w:val="26"/>
+              </w:rPr>
+            </w:pPr>
+            <w:r>
+              <w:rPr>
+                <w:sz w:val="26"/>
+                <w:szCs w:val="26"/>
+                <w:rtl w:val="1"/>
+              </w:rPr>
+              <w:t xml:space="preserve">כיצד</w:t>
+            </w:r>
+            <w:r>
+              <w:rPr>
+                <w:sz w:val="26"/>
+                <w:szCs w:val="26"/>
+                <w:rtl w:val="1"/>
+              </w:rPr>
+              <w:t xml:space="preserve"> </w:t>
+            </w:r>
+            <w:r>
+              <w:rPr>
+                <w:sz w:val="26"/>
+                <w:szCs w:val="26"/>
+                <w:rtl w:val="1"/>
+              </w:rPr>
+              <w:t xml:space="preserve">מדורגת</w:t>
+            </w:r>
+            <w:r>
+              <w:rPr>
+                <w:sz w:val="26"/>
+                <w:szCs w:val="26"/>
+                <w:rtl w:val="1"/>
+              </w:rPr>
+              <w:t xml:space="preserve"> </w:t>
+            </w:r>
+            <w:r>
+              <w:rPr>
+                <w:sz w:val="26"/>
+                <w:szCs w:val="26"/>
+                <w:rtl w:val="1"/>
+              </w:rPr>
+              <w:t xml:space="preserve">ישראל</w:t>
+            </w:r>
+            <w:r>
+              <w:rPr>
+                <w:sz w:val="26"/>
+                <w:szCs w:val="26"/>
+                <w:rtl w:val="1"/>
+              </w:rPr>
+              <w:t xml:space="preserve">? </w:t>
+            </w:r>
+            <w:r>
+              <w:rPr>
+                <w:sz w:val="26"/>
+                <w:szCs w:val="26"/>
+                <w:rtl w:val="1"/>
+              </w:rPr>
+              <w:t xml:space="preserve">מהו</w:t>
+            </w:r>
+            <w:r>
+              <w:rPr>
+                <w:sz w:val="26"/>
+                <w:szCs w:val="26"/>
+                <w:rtl w:val="1"/>
+              </w:rPr>
+              <w:t xml:space="preserve"> </w:t>
+            </w:r>
+            <w:r>
+              <w:rPr>
+                <w:sz w:val="26"/>
+                <w:szCs w:val="26"/>
+                <w:rtl w:val="1"/>
+              </w:rPr>
+              <w:t xml:space="preserve">הצבע</w:t>
+            </w:r>
+            <w:r>
+              <w:rPr>
+                <w:sz w:val="26"/>
+                <w:szCs w:val="26"/>
+                <w:rtl w:val="1"/>
+              </w:rPr>
+              <w:t xml:space="preserve"> </w:t>
+            </w:r>
+            <w:r>
+              <w:rPr>
+                <w:sz w:val="26"/>
+                <w:szCs w:val="26"/>
+                <w:rtl w:val="1"/>
+              </w:rPr>
+              <w:t xml:space="preserve">שלה</w:t>
+            </w:r>
+            <w:r>
+              <w:rPr>
+                <w:sz w:val="26"/>
+                <w:szCs w:val="26"/>
+                <w:rtl w:val="1"/>
+              </w:rPr>
+              <w:t xml:space="preserve"> </w:t>
+            </w:r>
+            <w:r>
+              <w:rPr>
+                <w:sz w:val="26"/>
+                <w:szCs w:val="26"/>
+                <w:rtl w:val="1"/>
+              </w:rPr>
+              <w:t xml:space="preserve">ומה</w:t>
+            </w:r>
+            <w:r>
+              <w:rPr>
+                <w:sz w:val="26"/>
+                <w:szCs w:val="26"/>
+                <w:rtl w:val="1"/>
+              </w:rPr>
+              <w:t xml:space="preserve"> </w:t>
+            </w:r>
+            <w:r>
+              <w:rPr>
+                <w:sz w:val="26"/>
+                <w:szCs w:val="26"/>
+                <w:rtl w:val="1"/>
+              </w:rPr>
+              <w:t xml:space="preserve">הציון</w:t>
+            </w:r>
+            <w:r>
+              <w:rPr>
+                <w:sz w:val="26"/>
+                <w:szCs w:val="26"/>
+                <w:rtl w:val="1"/>
+              </w:rPr>
+              <w:t xml:space="preserve"> </w:t>
+            </w:r>
+            <w:r>
+              <w:rPr>
+                <w:sz w:val="26"/>
+                <w:szCs w:val="26"/>
+                <w:rtl w:val="1"/>
+              </w:rPr>
+              <w:t xml:space="preserve">שקיבלה</w:t>
+            </w:r>
+            <w:r>
+              <w:rPr>
+                <w:sz w:val="26"/>
+                <w:szCs w:val="26"/>
+                <w:rtl w:val="1"/>
+              </w:rPr>
+              <w:t xml:space="preserve">?</w:t>
+            </w:r>
+          </w:p>
+          <w:p>
+            <w:pPr>
+              <w:widowControl w:val="0"/>
+              <w:numPr>
+                <w:ilvl w:val="0"/>
+                <w:numId w:val="1"/>
+              </w:numPr>
+              <w:bidi w:val="1"/>
+              <w:spacing w:after="0" w:afterAutospacing="0" w:before="0" w:beforeAutospacing="0" w:line="240" w:lineRule="auto"/>
+              <w:ind w:left="720" w:hanging="360"/>
+              <w:rPr>
+                <w:sz w:val="26"/>
+                <w:szCs w:val="26"/>
+              </w:rPr>
+            </w:pPr>
+            <w:r>
+              <w:rPr>
+                <w:sz w:val="26"/>
+                <w:szCs w:val="26"/>
+                <w:rtl w:val="1"/>
+              </w:rPr>
+              <w:t xml:space="preserve">כיצד</w:t>
+            </w:r>
+            <w:r>
+              <w:rPr>
+                <w:sz w:val="26"/>
+                <w:szCs w:val="26"/>
+                <w:rtl w:val="1"/>
+              </w:rPr>
+              <w:t xml:space="preserve"> </w:t>
+            </w:r>
+            <w:r>
+              <w:rPr>
+                <w:sz w:val="26"/>
+                <w:szCs w:val="26"/>
+                <w:rtl w:val="1"/>
+              </w:rPr>
+              <w:t xml:space="preserve">השתנה</w:t>
+            </w:r>
+            <w:r>
+              <w:rPr>
+                <w:sz w:val="26"/>
+                <w:szCs w:val="26"/>
+                <w:rtl w:val="1"/>
+              </w:rPr>
+              <w:t xml:space="preserve"> </w:t>
+            </w:r>
+            <w:r>
+              <w:rPr>
+                <w:sz w:val="26"/>
+                <w:szCs w:val="26"/>
+                <w:rtl w:val="1"/>
+              </w:rPr>
+              <w:t xml:space="preserve">הציון</w:t>
+            </w:r>
+            <w:r>
+              <w:rPr>
+                <w:sz w:val="26"/>
+                <w:szCs w:val="26"/>
+                <w:rtl w:val="1"/>
+              </w:rPr>
+              <w:t xml:space="preserve"> </w:t>
+            </w:r>
+            <w:r>
+              <w:rPr>
+                <w:sz w:val="26"/>
+                <w:szCs w:val="26"/>
+                <w:rtl w:val="1"/>
+              </w:rPr>
+              <w:t xml:space="preserve">של</w:t>
+            </w:r>
+            <w:r>
+              <w:rPr>
+                <w:sz w:val="26"/>
+                <w:szCs w:val="26"/>
+                <w:rtl w:val="1"/>
+              </w:rPr>
+              <w:t xml:space="preserve"> </w:t>
+            </w:r>
+            <w:r>
+              <w:rPr>
+                <w:sz w:val="26"/>
+                <w:szCs w:val="26"/>
+                <w:rtl w:val="1"/>
+              </w:rPr>
+              <w:t xml:space="preserve">ישראל</w:t>
+            </w:r>
+            <w:r>
+              <w:rPr>
+                <w:sz w:val="26"/>
+                <w:szCs w:val="26"/>
+                <w:rtl w:val="1"/>
+              </w:rPr>
+              <w:t xml:space="preserve"> </w:t>
+            </w:r>
+            <w:r>
+              <w:rPr>
+                <w:sz w:val="26"/>
+                <w:szCs w:val="26"/>
+                <w:rtl w:val="1"/>
+              </w:rPr>
+              <w:t xml:space="preserve">בעשור</w:t>
+            </w:r>
+            <w:r>
+              <w:rPr>
+                <w:sz w:val="26"/>
+                <w:szCs w:val="26"/>
+                <w:rtl w:val="1"/>
+              </w:rPr>
+              <w:t xml:space="preserve"> </w:t>
+            </w:r>
+            <w:r>
+              <w:rPr>
+                <w:sz w:val="26"/>
+                <w:szCs w:val="26"/>
+                <w:rtl w:val="1"/>
+              </w:rPr>
+              <w:t xml:space="preserve">האחרון</w:t>
+            </w:r>
+            <w:r>
+              <w:rPr>
+                <w:sz w:val="26"/>
+                <w:szCs w:val="26"/>
+                <w:rtl w:val="1"/>
+              </w:rPr>
+              <w:t xml:space="preserve">: </w:t>
+            </w:r>
+            <w:r>
+              <w:rPr>
+                <w:sz w:val="26"/>
+                <w:szCs w:val="26"/>
+                <w:rtl w:val="1"/>
+              </w:rPr>
+              <w:t xml:space="preserve">עלה</w:t>
+            </w:r>
+            <w:r>
+              <w:rPr>
+                <w:sz w:val="26"/>
+                <w:szCs w:val="26"/>
+                <w:rtl w:val="1"/>
+              </w:rPr>
+              <w:t xml:space="preserve">, </w:t>
+            </w:r>
+            <w:r>
+              <w:rPr>
+                <w:sz w:val="26"/>
+                <w:szCs w:val="26"/>
+                <w:rtl w:val="1"/>
+              </w:rPr>
+              <w:t xml:space="preserve">ירד</w:t>
+            </w:r>
+            <w:r>
+              <w:rPr>
+                <w:sz w:val="26"/>
+                <w:szCs w:val="26"/>
+                <w:rtl w:val="1"/>
+              </w:rPr>
+              <w:t xml:space="preserve"> </w:t>
+            </w:r>
+            <w:r>
+              <w:rPr>
+                <w:sz w:val="26"/>
+                <w:szCs w:val="26"/>
+                <w:rtl w:val="1"/>
+              </w:rPr>
+              <w:t xml:space="preserve">או</w:t>
+            </w:r>
+            <w:r>
+              <w:rPr>
+                <w:sz w:val="26"/>
+                <w:szCs w:val="26"/>
+                <w:rtl w:val="1"/>
+              </w:rPr>
+              <w:t xml:space="preserve"> </w:t>
+            </w:r>
+            <w:r>
+              <w:rPr>
+                <w:sz w:val="26"/>
+                <w:szCs w:val="26"/>
+                <w:rtl w:val="1"/>
+              </w:rPr>
+              <w:t xml:space="preserve">נותר</w:t>
+            </w:r>
+            <w:r>
+              <w:rPr>
+                <w:sz w:val="26"/>
+                <w:szCs w:val="26"/>
+                <w:rtl w:val="1"/>
+              </w:rPr>
+              <w:t xml:space="preserve"> </w:t>
+            </w:r>
+            <w:r>
+              <w:rPr>
+                <w:sz w:val="26"/>
+                <w:szCs w:val="26"/>
+                <w:rtl w:val="1"/>
+              </w:rPr>
+              <w:t xml:space="preserve">יציב</w:t>
+            </w:r>
+            <w:r>
+              <w:rPr>
+                <w:sz w:val="26"/>
+                <w:szCs w:val="26"/>
+                <w:rtl w:val="1"/>
+              </w:rPr>
+              <w:t xml:space="preserve">?</w:t>
+            </w:r>
+          </w:p>
+          <w:p>
+            <w:pPr>
+              <w:widowControl w:val="0"/>
+              <w:numPr>
+                <w:ilvl w:val="0"/>
+                <w:numId w:val="1"/>
+              </w:numPr>
+              <w:bidi w:val="1"/>
+              <w:spacing w:after="0" w:afterAutospacing="0" w:before="0" w:beforeAutospacing="0" w:line="240" w:lineRule="auto"/>
+              <w:ind w:left="720" w:hanging="360"/>
+              <w:rPr>
+                <w:sz w:val="26"/>
+                <w:szCs w:val="26"/>
+              </w:rPr>
+            </w:pPr>
+            <w:r>
+              <w:rPr>
+                <w:sz w:val="26"/>
+                <w:szCs w:val="26"/>
+                <w:rtl w:val="1"/>
+              </w:rPr>
+              <w:t xml:space="preserve">אילו</w:t>
+            </w:r>
+            <w:r>
+              <w:rPr>
+                <w:sz w:val="26"/>
+                <w:szCs w:val="26"/>
+                <w:rtl w:val="1"/>
+              </w:rPr>
+              <w:t xml:space="preserve"> </w:t>
+            </w:r>
+            <w:r>
+              <w:rPr>
+                <w:sz w:val="26"/>
+                <w:szCs w:val="26"/>
+                <w:rtl w:val="1"/>
+              </w:rPr>
+              <w:t xml:space="preserve">מדינות</w:t>
+            </w:r>
+            <w:r>
+              <w:rPr>
+                <w:sz w:val="26"/>
+                <w:szCs w:val="26"/>
+                <w:rtl w:val="1"/>
+              </w:rPr>
+              <w:t xml:space="preserve"> </w:t>
+            </w:r>
+            <w:r>
+              <w:rPr>
+                <w:sz w:val="26"/>
+                <w:szCs w:val="26"/>
+                <w:rtl w:val="1"/>
+              </w:rPr>
+              <w:t xml:space="preserve">קיבלו</w:t>
+            </w:r>
+            <w:r>
+              <w:rPr>
+                <w:sz w:val="26"/>
+                <w:szCs w:val="26"/>
+                <w:rtl w:val="1"/>
+              </w:rPr>
+              <w:t xml:space="preserve"> </w:t>
+            </w:r>
+            <w:r>
+              <w:rPr>
+                <w:sz w:val="26"/>
+                <w:szCs w:val="26"/>
+                <w:rtl w:val="1"/>
+              </w:rPr>
+              <w:t xml:space="preserve">את</w:t>
+            </w:r>
+            <w:r>
+              <w:rPr>
+                <w:sz w:val="26"/>
+                <w:szCs w:val="26"/>
+                <w:rtl w:val="1"/>
+              </w:rPr>
+              <w:t xml:space="preserve"> </w:t>
+            </w:r>
+            <w:r>
+              <w:rPr>
+                <w:sz w:val="26"/>
+                <w:szCs w:val="26"/>
+                <w:rtl w:val="1"/>
+              </w:rPr>
+              <w:t xml:space="preserve">הציונים</w:t>
+            </w:r>
+            <w:r>
+              <w:rPr>
+                <w:sz w:val="26"/>
+                <w:szCs w:val="26"/>
+                <w:rtl w:val="1"/>
+              </w:rPr>
+              <w:t xml:space="preserve"> </w:t>
+            </w:r>
+            <w:r>
+              <w:rPr>
+                <w:sz w:val="26"/>
+                <w:szCs w:val="26"/>
+                <w:rtl w:val="1"/>
+              </w:rPr>
+              <w:t xml:space="preserve">הגבוהים</w:t>
+            </w:r>
+            <w:r>
+              <w:rPr>
+                <w:sz w:val="26"/>
+                <w:szCs w:val="26"/>
+                <w:rtl w:val="1"/>
+              </w:rPr>
+              <w:t xml:space="preserve"> </w:t>
+            </w:r>
+            <w:r>
+              <w:rPr>
+                <w:sz w:val="26"/>
+                <w:szCs w:val="26"/>
+                <w:rtl w:val="1"/>
+              </w:rPr>
+              <w:t xml:space="preserve">ביותר</w:t>
+            </w:r>
+            <w:r>
+              <w:rPr>
+                <w:sz w:val="26"/>
+                <w:szCs w:val="26"/>
+                <w:rtl w:val="1"/>
+              </w:rPr>
+              <w:t xml:space="preserve">? </w:t>
+            </w:r>
+            <w:r>
+              <w:rPr>
+                <w:sz w:val="26"/>
+                <w:szCs w:val="26"/>
+                <w:rtl w:val="1"/>
+              </w:rPr>
+              <w:t xml:space="preserve">מה</w:t>
+            </w:r>
+            <w:r>
+              <w:rPr>
+                <w:sz w:val="26"/>
+                <w:szCs w:val="26"/>
+                <w:rtl w:val="1"/>
+              </w:rPr>
+              <w:t xml:space="preserve"> </w:t>
+            </w:r>
+            <w:r>
+              <w:rPr>
+                <w:sz w:val="26"/>
+                <w:szCs w:val="26"/>
+                <w:rtl w:val="1"/>
+              </w:rPr>
+              <w:t xml:space="preserve">משותף</w:t>
+            </w:r>
+            <w:r>
+              <w:rPr>
+                <w:sz w:val="26"/>
+                <w:szCs w:val="26"/>
+                <w:rtl w:val="1"/>
+              </w:rPr>
+              <w:t xml:space="preserve"> </w:t>
+            </w:r>
+            <w:r>
+              <w:rPr>
+                <w:sz w:val="26"/>
+                <w:szCs w:val="26"/>
+                <w:rtl w:val="1"/>
+              </w:rPr>
+              <w:t xml:space="preserve">להן</w:t>
+            </w:r>
+            <w:r>
+              <w:rPr>
+                <w:sz w:val="26"/>
+                <w:szCs w:val="26"/>
+                <w:rtl w:val="1"/>
+              </w:rPr>
+              <w:t xml:space="preserve">?</w:t>
+            </w:r>
+          </w:p>
+          <w:p>
+            <w:pPr>
+              <w:widowControl w:val="0"/>
+              <w:numPr>
+                <w:ilvl w:val="0"/>
+                <w:numId w:val="1"/>
+              </w:numPr>
+              <w:bidi w:val="1"/>
+              <w:spacing w:after="0" w:afterAutospacing="0" w:before="0" w:beforeAutospacing="0" w:line="240" w:lineRule="auto"/>
+              <w:ind w:left="720" w:hanging="360"/>
+              <w:rPr>
+                <w:sz w:val="26"/>
+                <w:szCs w:val="26"/>
+                <w:u w:val="none"/>
+              </w:rPr>
+            </w:pPr>
+            <w:r>
+              <w:rPr>
+                <w:sz w:val="26"/>
+                <w:szCs w:val="26"/>
+                <w:rtl w:val="1"/>
+              </w:rPr>
+              <w:t xml:space="preserve">אילו</w:t>
+            </w:r>
+            <w:r>
+              <w:rPr>
+                <w:sz w:val="26"/>
+                <w:szCs w:val="26"/>
+                <w:rtl w:val="1"/>
+              </w:rPr>
+              <w:t xml:space="preserve"> </w:t>
+            </w:r>
+            <w:r>
+              <w:rPr>
+                <w:sz w:val="26"/>
+                <w:szCs w:val="26"/>
+                <w:rtl w:val="1"/>
+              </w:rPr>
+              <w:t xml:space="preserve">ציונים</w:t>
+            </w:r>
+            <w:r>
+              <w:rPr>
+                <w:sz w:val="26"/>
+                <w:szCs w:val="26"/>
+                <w:rtl w:val="1"/>
+              </w:rPr>
+              <w:t xml:space="preserve"> </w:t>
+            </w:r>
+            <w:r>
+              <w:rPr>
+                <w:sz w:val="26"/>
+                <w:szCs w:val="26"/>
+                <w:rtl w:val="1"/>
+              </w:rPr>
+              <w:t xml:space="preserve">קיבלו</w:t>
+            </w:r>
+            <w:r>
+              <w:rPr>
+                <w:sz w:val="26"/>
+                <w:szCs w:val="26"/>
+                <w:rtl w:val="1"/>
+              </w:rPr>
+              <w:t xml:space="preserve"> </w:t>
+            </w:r>
+            <w:r>
+              <w:rPr>
+                <w:sz w:val="26"/>
+                <w:szCs w:val="26"/>
+                <w:rtl w:val="1"/>
+              </w:rPr>
+              <w:t xml:space="preserve">השכנות</w:t>
+            </w:r>
+            <w:r>
+              <w:rPr>
+                <w:sz w:val="26"/>
+                <w:szCs w:val="26"/>
+                <w:rtl w:val="1"/>
+              </w:rPr>
+              <w:t xml:space="preserve"> </w:t>
+            </w:r>
+            <w:r>
+              <w:rPr>
+                <w:sz w:val="26"/>
+                <w:szCs w:val="26"/>
+                <w:rtl w:val="1"/>
+              </w:rPr>
+              <w:t xml:space="preserve">שלנו</w:t>
+            </w:r>
+            <w:r>
+              <w:rPr>
+                <w:sz w:val="26"/>
+                <w:szCs w:val="26"/>
+                <w:rtl w:val="1"/>
+              </w:rPr>
+              <w:t xml:space="preserve">?</w:t>
+            </w:r>
+          </w:p>
+          <w:p>
+            <w:pPr>
+              <w:widowControl w:val="0"/>
+              <w:numPr>
+                <w:ilvl w:val="0"/>
+                <w:numId w:val="1"/>
+              </w:numPr>
+              <w:bidi w:val="1"/>
+              <w:spacing w:after="240" w:before="0" w:beforeAutospacing="0" w:line="240" w:lineRule="auto"/>
+              <w:ind w:left="720" w:hanging="360"/>
+              <w:rPr>
+                <w:sz w:val="26"/>
+                <w:szCs w:val="26"/>
+              </w:rPr>
+            </w:pPr>
+            <w:r>
+              <w:rPr>
+                <w:sz w:val="26"/>
+                <w:szCs w:val="26"/>
+                <w:rtl w:val="1"/>
+              </w:rPr>
+              <w:t xml:space="preserve">האם</w:t>
+            </w:r>
+            <w:r>
+              <w:rPr>
+                <w:sz w:val="26"/>
+                <w:szCs w:val="26"/>
+                <w:rtl w:val="1"/>
+              </w:rPr>
+              <w:t xml:space="preserve"> </w:t>
+            </w:r>
+            <w:r>
+              <w:rPr>
+                <w:sz w:val="26"/>
+                <w:szCs w:val="26"/>
+                <w:rtl w:val="1"/>
+              </w:rPr>
+              <w:t xml:space="preserve">מצאתם</w:t>
+            </w:r>
+            <w:r>
+              <w:rPr>
+                <w:sz w:val="26"/>
+                <w:szCs w:val="26"/>
+                <w:rtl w:val="1"/>
+              </w:rPr>
+              <w:t xml:space="preserve"> </w:t>
+            </w:r>
+            <w:r>
+              <w:rPr>
+                <w:sz w:val="26"/>
+                <w:szCs w:val="26"/>
+                <w:rtl w:val="1"/>
+              </w:rPr>
+              <w:t xml:space="preserve">מדינה</w:t>
+            </w:r>
+            <w:r>
+              <w:rPr>
+                <w:sz w:val="26"/>
+                <w:szCs w:val="26"/>
+                <w:rtl w:val="1"/>
+              </w:rPr>
+              <w:t xml:space="preserve"> </w:t>
+            </w:r>
+            <w:r>
+              <w:rPr>
+                <w:sz w:val="26"/>
+                <w:szCs w:val="26"/>
+                <w:rtl w:val="1"/>
+              </w:rPr>
+              <w:t xml:space="preserve">שהדירוג</w:t>
+            </w:r>
+            <w:r>
+              <w:rPr>
+                <w:sz w:val="26"/>
+                <w:szCs w:val="26"/>
+                <w:rtl w:val="1"/>
+              </w:rPr>
+              <w:t xml:space="preserve"> </w:t>
+            </w:r>
+            <w:r>
+              <w:rPr>
+                <w:sz w:val="26"/>
+                <w:szCs w:val="26"/>
+                <w:rtl w:val="1"/>
+              </w:rPr>
+              <w:t xml:space="preserve">שלה</w:t>
+            </w:r>
+            <w:r>
+              <w:rPr>
+                <w:sz w:val="26"/>
+                <w:szCs w:val="26"/>
+                <w:rtl w:val="1"/>
+              </w:rPr>
+              <w:t xml:space="preserve"> </w:t>
+            </w:r>
+            <w:r>
+              <w:rPr>
+                <w:sz w:val="26"/>
+                <w:szCs w:val="26"/>
+                <w:rtl w:val="1"/>
+              </w:rPr>
+              <w:t xml:space="preserve">הפתיע</w:t>
+            </w:r>
+            <w:r>
+              <w:rPr>
+                <w:sz w:val="26"/>
+                <w:szCs w:val="26"/>
+                <w:rtl w:val="1"/>
+              </w:rPr>
+              <w:t xml:space="preserve"> </w:t>
+            </w:r>
+            <w:r>
+              <w:rPr>
+                <w:sz w:val="26"/>
+                <w:szCs w:val="26"/>
+                <w:rtl w:val="1"/>
+              </w:rPr>
+              <w:t xml:space="preserve">אתכם</w:t>
+            </w:r>
+            <w:r>
+              <w:rPr>
+                <w:sz w:val="26"/>
+                <w:szCs w:val="26"/>
+                <w:rtl w:val="1"/>
+              </w:rPr>
+              <w:t xml:space="preserve">? </w:t>
+            </w:r>
+            <w:r>
+              <w:rPr>
+                <w:sz w:val="26"/>
+                <w:szCs w:val="26"/>
+                <w:rtl w:val="1"/>
+              </w:rPr>
+              <w:t xml:space="preserve">הסבירו</w:t>
+            </w:r>
+            <w:r>
+              <w:rPr>
+                <w:sz w:val="26"/>
+                <w:szCs w:val="26"/>
+                <w:rtl w:val="1"/>
+              </w:rPr>
+              <w:t xml:space="preserve">.</w:t>
+            </w:r>
+          </w:p>
+          <w:p>
+            <w:pPr>
+              <w:widowControl w:val="0"/>
+              <w:bidi w:val="1"/>
+              <w:spacing w:after="240" w:before="240" w:line="240" w:lineRule="auto"/>
+              <w:ind w:left="0" w:firstLine="0"/>
+              <w:rPr>
+                <w:b w:val="1"/>
+                <w:bCs w:val="1"/>
+                <w:sz w:val="26"/>
+                <w:szCs w:val="26"/>
+              </w:rPr>
+            </w:pPr>
+            <w:r>
+              <w:rPr>
+                <w:sz w:val="26"/>
+                <w:szCs w:val="26"/>
+                <w:rtl w:val="1"/>
+              </w:rPr>
+              <w:t xml:space="preserve">כעת</w:t>
+            </w:r>
+            <w:r>
+              <w:rPr>
+                <w:sz w:val="26"/>
+                <w:szCs w:val="26"/>
+                <w:rtl w:val="1"/>
+              </w:rPr>
+              <w:t xml:space="preserve"> </w:t>
+            </w:r>
+            <w:r>
+              <w:rPr>
+                <w:sz w:val="26"/>
+                <w:szCs w:val="26"/>
+                <w:rtl w:val="1"/>
+              </w:rPr>
+              <w:t xml:space="preserve">חזרו</w:t>
+            </w:r>
+            <w:r>
+              <w:rPr>
+                <w:sz w:val="26"/>
+                <w:szCs w:val="26"/>
+                <w:rtl w:val="1"/>
+              </w:rPr>
+              <w:t xml:space="preserve"> </w:t>
+            </w:r>
+            <w:r>
+              <w:rPr>
+                <w:sz w:val="26"/>
+                <w:szCs w:val="26"/>
+                <w:rtl w:val="1"/>
+              </w:rPr>
+              <w:t xml:space="preserve">אל</w:t>
+            </w:r>
+            <w:r>
+              <w:rPr>
+                <w:sz w:val="26"/>
+                <w:szCs w:val="26"/>
+                <w:rtl w:val="1"/>
+              </w:rPr>
+              <w:t xml:space="preserve"> </w:t>
+            </w:r>
+            <w:r>
+              <w:rPr>
+                <w:sz w:val="26"/>
+                <w:szCs w:val="26"/>
+                <w:rtl w:val="1"/>
+              </w:rPr>
+              <w:t xml:space="preserve">כוכבו</w:t>
+            </w:r>
+            <w:r>
+              <w:rPr>
+                <w:sz w:val="26"/>
+                <w:szCs w:val="26"/>
+                <w:rtl w:val="1"/>
+              </w:rPr>
+              <w:t xml:space="preserve"> </w:t>
+            </w:r>
+            <w:r>
+              <w:rPr>
+                <w:sz w:val="26"/>
+                <w:szCs w:val="26"/>
+                <w:rtl w:val="1"/>
+              </w:rPr>
+              <w:t xml:space="preserve">של</w:t>
+            </w:r>
+            <w:r>
+              <w:rPr>
+                <w:sz w:val="26"/>
+                <w:szCs w:val="26"/>
+                <w:rtl w:val="1"/>
+              </w:rPr>
+              <w:t xml:space="preserve"> </w:t>
+            </w:r>
+            <w:r>
+              <w:rPr>
+                <w:sz w:val="26"/>
+                <w:szCs w:val="26"/>
+                <w:rtl w:val="1"/>
+              </w:rPr>
+              <w:t xml:space="preserve">המלך</w:t>
+            </w:r>
+            <w:r>
+              <w:rPr>
+                <w:sz w:val="26"/>
+                <w:szCs w:val="26"/>
+                <w:rtl w:val="1"/>
+              </w:rPr>
+              <w:t xml:space="preserve">. </w:t>
+            </w:r>
+            <w:r>
+              <w:rPr>
+                <w:sz w:val="26"/>
+                <w:szCs w:val="26"/>
+                <w:rtl w:val="1"/>
+              </w:rPr>
+              <w:t xml:space="preserve">על</w:t>
+            </w:r>
+            <w:r>
+              <w:rPr>
+                <w:sz w:val="26"/>
+                <w:szCs w:val="26"/>
+                <w:rtl w:val="1"/>
+              </w:rPr>
+              <w:t xml:space="preserve"> </w:t>
+            </w:r>
+            <w:r>
+              <w:rPr>
+                <w:sz w:val="26"/>
+                <w:szCs w:val="26"/>
+                <w:rtl w:val="1"/>
+              </w:rPr>
+              <w:t xml:space="preserve">סמך</w:t>
+            </w:r>
+            <w:r>
+              <w:rPr>
+                <w:sz w:val="26"/>
+                <w:szCs w:val="26"/>
+                <w:rtl w:val="1"/>
+              </w:rPr>
+              <w:t xml:space="preserve"> </w:t>
+            </w:r>
+            <w:r>
+              <w:rPr>
+                <w:sz w:val="26"/>
+                <w:szCs w:val="26"/>
+                <w:rtl w:val="1"/>
+              </w:rPr>
+              <w:t xml:space="preserve">מאפייני</w:t>
+            </w:r>
+            <w:r>
+              <w:rPr>
+                <w:sz w:val="26"/>
+                <w:szCs w:val="26"/>
+                <w:rtl w:val="1"/>
+              </w:rPr>
+              <w:t xml:space="preserve"> </w:t>
+            </w:r>
+            <w:r>
+              <w:rPr>
+                <w:sz w:val="26"/>
+                <w:szCs w:val="26"/>
+                <w:rtl w:val="1"/>
+              </w:rPr>
+              <w:t xml:space="preserve">המשטר</w:t>
+            </w:r>
+            <w:r>
+              <w:rPr>
+                <w:sz w:val="26"/>
+                <w:szCs w:val="26"/>
+                <w:rtl w:val="1"/>
+              </w:rPr>
+              <w:t xml:space="preserve"> </w:t>
+            </w:r>
+            <w:r>
+              <w:rPr>
+                <w:sz w:val="26"/>
+                <w:szCs w:val="26"/>
+                <w:rtl w:val="1"/>
+              </w:rPr>
+              <w:t xml:space="preserve">שלמדתם</w:t>
+            </w:r>
+            <w:r>
+              <w:rPr>
+                <w:sz w:val="26"/>
+                <w:szCs w:val="26"/>
+                <w:rtl w:val="1"/>
+              </w:rPr>
+              <w:t xml:space="preserve">, </w:t>
+            </w:r>
+            <w:r>
+              <w:rPr>
+                <w:sz w:val="26"/>
+                <w:szCs w:val="26"/>
+                <w:rtl w:val="1"/>
+              </w:rPr>
+              <w:t xml:space="preserve">באיזה</w:t>
+            </w:r>
+            <w:r>
+              <w:rPr>
+                <w:sz w:val="26"/>
+                <w:szCs w:val="26"/>
+                <w:rtl w:val="1"/>
+              </w:rPr>
+              <w:t xml:space="preserve"> </w:t>
+            </w:r>
+            <w:r>
+              <w:rPr>
+                <w:sz w:val="26"/>
+                <w:szCs w:val="26"/>
+                <w:rtl w:val="1"/>
+              </w:rPr>
+              <w:t xml:space="preserve">צבע</w:t>
+            </w:r>
+            <w:r>
+              <w:rPr>
+                <w:sz w:val="26"/>
+                <w:szCs w:val="26"/>
+                <w:rtl w:val="1"/>
+              </w:rPr>
+              <w:t xml:space="preserve"> </w:t>
+            </w:r>
+            <w:r>
+              <w:rPr>
+                <w:sz w:val="26"/>
+                <w:szCs w:val="26"/>
+                <w:rtl w:val="1"/>
+              </w:rPr>
+              <w:t xml:space="preserve">הייתם</w:t>
+            </w:r>
+            <w:r>
+              <w:rPr>
+                <w:sz w:val="26"/>
+                <w:szCs w:val="26"/>
+                <w:rtl w:val="1"/>
+              </w:rPr>
+              <w:t xml:space="preserve"> </w:t>
+            </w:r>
+            <w:r>
+              <w:rPr>
+                <w:sz w:val="26"/>
+                <w:szCs w:val="26"/>
+                <w:rtl w:val="1"/>
+              </w:rPr>
+              <w:t xml:space="preserve">צובעים</w:t>
+            </w:r>
+            <w:r>
+              <w:rPr>
+                <w:sz w:val="26"/>
+                <w:szCs w:val="26"/>
+                <w:rtl w:val="1"/>
+              </w:rPr>
+              <w:t xml:space="preserve"> </w:t>
+            </w:r>
+            <w:r>
+              <w:rPr>
+                <w:sz w:val="26"/>
+                <w:szCs w:val="26"/>
+                <w:rtl w:val="1"/>
+              </w:rPr>
+              <w:t xml:space="preserve">את</w:t>
+            </w:r>
+            <w:r>
+              <w:rPr>
+                <w:sz w:val="26"/>
+                <w:szCs w:val="26"/>
+                <w:rtl w:val="1"/>
+              </w:rPr>
+              <w:t xml:space="preserve"> </w:t>
+            </w:r>
+            <w:r>
+              <w:rPr>
+                <w:sz w:val="26"/>
+                <w:szCs w:val="26"/>
+                <w:rtl w:val="1"/>
+              </w:rPr>
+              <w:t xml:space="preserve">אסטרואיד</w:t>
+            </w:r>
+            <w:r>
+              <w:rPr>
+                <w:sz w:val="26"/>
+                <w:szCs w:val="26"/>
+                <w:rtl w:val="1"/>
+              </w:rPr>
+              <w:t xml:space="preserve"> 325? </w:t>
+            </w:r>
+            <w:r>
+              <w:rPr>
+                <w:sz w:val="26"/>
+                <w:szCs w:val="26"/>
+                <w:rtl w:val="1"/>
+              </w:rPr>
+              <w:t xml:space="preserve">איזה</w:t>
+            </w:r>
+            <w:r>
+              <w:rPr>
+                <w:sz w:val="26"/>
+                <w:szCs w:val="26"/>
+                <w:rtl w:val="1"/>
+              </w:rPr>
+              <w:t xml:space="preserve"> </w:t>
+            </w:r>
+            <w:r>
+              <w:rPr>
+                <w:sz w:val="26"/>
+                <w:szCs w:val="26"/>
+                <w:rtl w:val="1"/>
+              </w:rPr>
+              <w:t xml:space="preserve">ציו</w:t>
+            </w:r>
+            <w:r>
+              <w:rPr>
+                <w:sz w:val="26"/>
+                <w:szCs w:val="26"/>
+                <w:rtl w:val="1"/>
+              </w:rPr>
+              <w:t xml:space="preserve"> </w:t>
+            </w:r>
+            <w:r>
+              <w:rPr>
+                <w:sz w:val="26"/>
+                <w:szCs w:val="26"/>
+                <w:rtl w:val="1"/>
+              </w:rPr>
+              <w:t xml:space="preserve">הייתם</w:t>
+            </w:r>
+            <w:r>
+              <w:rPr>
+                <w:sz w:val="26"/>
+                <w:szCs w:val="26"/>
+                <w:rtl w:val="1"/>
+              </w:rPr>
+              <w:t xml:space="preserve"> </w:t>
+            </w:r>
+            <w:r>
+              <w:rPr>
+                <w:sz w:val="26"/>
+                <w:szCs w:val="26"/>
+                <w:rtl w:val="1"/>
+              </w:rPr>
+              <w:t xml:space="preserve">מעניקים</w:t>
+            </w:r>
+            <w:r>
+              <w:rPr>
+                <w:sz w:val="26"/>
+                <w:szCs w:val="26"/>
+                <w:rtl w:val="1"/>
+              </w:rPr>
+              <w:t xml:space="preserve"> </w:t>
+            </w:r>
+            <w:r>
+              <w:rPr>
+                <w:sz w:val="26"/>
+                <w:szCs w:val="26"/>
+                <w:rtl w:val="1"/>
+              </w:rPr>
+              <w:t xml:space="preserve">לו</w:t>
+            </w:r>
+            <w:r>
+              <w:rPr>
+                <w:sz w:val="26"/>
+                <w:szCs w:val="26"/>
+                <w:rtl w:val="1"/>
+              </w:rPr>
+              <w:t xml:space="preserve">? </w:t>
+            </w:r>
+            <w:r>
+              <w:rPr>
+                <w:sz w:val="26"/>
+                <w:szCs w:val="26"/>
+                <w:rtl w:val="1"/>
+              </w:rPr>
+              <w:t xml:space="preserve">מדוע</w:t>
+            </w:r>
+            <w:r>
+              <w:rPr>
+                <w:sz w:val="26"/>
+                <w:szCs w:val="26"/>
+                <w:rtl w:val="1"/>
+              </w:rPr>
+              <w:t xml:space="preserve">?</w:t>
+            </w:r>
+            <w:r>
+              <w:rPr>
+                <w:rtl w:val="0"/>
+              </w:rPr>
+            </w:r>
+          </w:p>
+          <w:p>
+            <w:pPr>
+              <w:widowControl w:val="0"/>
+              <w:bidi w:val="1"/>
+              <w:spacing w:after="240" w:before="240" w:line="240" w:lineRule="auto"/>
+              <w:ind w:left="0" w:firstLine="0"/>
+              <w:rPr>
+                <w:b w:val="1"/>
+                <w:bCs w:val="1"/>
+                <w:sz w:val="26"/>
+                <w:szCs w:val="26"/>
+              </w:rPr>
+            </w:pPr>
+            <w:r>
+              <w:rPr>
+                <w:rtl w:val="0"/>
+              </w:rPr>
+            </w:r>
+          </w:p>
+        </w:tc>
+        <w:tc>
+          <w:tcPr>
+            <w:shd w:fill="auto" w:val="clear"/>
+            <w:tcMar>
+              <w:top w:w="100.0" w:type="dxa"/>
+              <w:left w:w="100.0" w:type="dxa"/>
+              <w:bottom w:w="100.0" w:type="dxa"/>
+              <w:right w:w="100.0" w:type="dxa"/>
+            </w:tcMar>
+            <w:vAlign w:val="top"/>
+          </w:tcPr>
+          <w:p>
+            <w:pPr>
+              <w:keepNext w:val="0"/>
+              <w:keepLines w:val="0"/>
+              <w:pageBreakBefore w:val="0"/>
+              <w:widowControl w:val="0"/>
+              <w:pBdr>
+                <w:top w:space="0" w:sz="0" w:val="nil"/>
+                <w:left w:space="0" w:sz="0" w:val="nil"/>
+                <w:bottom w:space="0" w:sz="0" w:val="nil"/>
+                <w:right w:space="0" w:sz="0" w:val="nil"/>
+                <w:between w:space="0" w:sz="0" w:val="nil"/>
+              </w:pBdr>
+              <w:shd w:fill="auto" w:val="clear"/>
+              <w:bidi w:val="1"/>
+              <w:spacing w:after="0" w:before="0" w:line="240" w:lineRule="auto"/>
+              <w:ind w:left="0" w:right="0" w:firstLine="0"/>
+              <w:rPr>
+                <w:sz w:val="26"/>
+                <w:szCs w:val="26"/>
+              </w:rPr>
+            </w:pPr>
+            <w:r>
+              <w:rPr>
+                <w:sz w:val="26"/>
+                <w:szCs w:val="26"/>
+                <w:rtl w:val="1"/>
+              </w:rPr>
+              <w:t xml:space="preserve">בפרק</w:t>
+            </w:r>
+            <w:r>
+              <w:rPr>
+                <w:sz w:val="26"/>
+                <w:szCs w:val="26"/>
+                <w:rtl w:val="1"/>
+              </w:rPr>
+              <w:t xml:space="preserve"> </w:t>
+            </w:r>
+            <w:r>
+              <w:rPr>
+                <w:sz w:val="26"/>
+                <w:szCs w:val="26"/>
+                <w:rtl w:val="1"/>
+              </w:rPr>
+              <w:t xml:space="preserve">העשירי</w:t>
+            </w:r>
+            <w:r>
+              <w:rPr>
+                <w:sz w:val="26"/>
+                <w:szCs w:val="26"/>
+                <w:rtl w:val="1"/>
+              </w:rPr>
+              <w:t xml:space="preserve"> </w:t>
+            </w:r>
+            <w:r>
+              <w:rPr>
+                <w:sz w:val="26"/>
+                <w:szCs w:val="26"/>
+                <w:rtl w:val="1"/>
+              </w:rPr>
+              <w:t xml:space="preserve">מגיע</w:t>
+            </w:r>
+            <w:r>
+              <w:rPr>
+                <w:sz w:val="26"/>
+                <w:szCs w:val="26"/>
+                <w:rtl w:val="1"/>
+              </w:rPr>
+              <w:t xml:space="preserve"> </w:t>
+            </w:r>
+            <w:r>
+              <w:rPr>
+                <w:sz w:val="26"/>
+                <w:szCs w:val="26"/>
+                <w:rtl w:val="1"/>
+              </w:rPr>
+              <w:t xml:space="preserve">הנסיך</w:t>
+            </w:r>
+            <w:r>
+              <w:rPr>
+                <w:sz w:val="26"/>
+                <w:szCs w:val="26"/>
+                <w:rtl w:val="1"/>
+              </w:rPr>
+              <w:t xml:space="preserve"> </w:t>
+            </w:r>
+            <w:r>
+              <w:rPr>
+                <w:sz w:val="26"/>
+                <w:szCs w:val="26"/>
+                <w:rtl w:val="1"/>
+              </w:rPr>
+              <w:t xml:space="preserve">הקטן</w:t>
+            </w:r>
+            <w:r>
+              <w:rPr>
+                <w:sz w:val="26"/>
+                <w:szCs w:val="26"/>
+                <w:rtl w:val="1"/>
+              </w:rPr>
+              <w:t xml:space="preserve"> </w:t>
+            </w:r>
+            <w:r>
+              <w:rPr>
+                <w:sz w:val="26"/>
+                <w:szCs w:val="26"/>
+                <w:rtl w:val="1"/>
+              </w:rPr>
+              <w:t xml:space="preserve">לכוכבו</w:t>
+            </w:r>
+            <w:r>
+              <w:rPr>
+                <w:sz w:val="26"/>
+                <w:szCs w:val="26"/>
+                <w:rtl w:val="1"/>
+              </w:rPr>
+              <w:t xml:space="preserve"> </w:t>
+            </w:r>
+            <w:r>
+              <w:rPr>
+                <w:sz w:val="26"/>
+                <w:szCs w:val="26"/>
+                <w:rtl w:val="1"/>
+              </w:rPr>
+              <w:t xml:space="preserve">של</w:t>
+            </w:r>
+            <w:r>
+              <w:rPr>
+                <w:sz w:val="26"/>
+                <w:szCs w:val="26"/>
+                <w:rtl w:val="1"/>
+              </w:rPr>
+              <w:t xml:space="preserve"> </w:t>
+            </w:r>
+            <w:r>
+              <w:rPr>
+                <w:sz w:val="26"/>
+                <w:szCs w:val="26"/>
+                <w:rtl w:val="1"/>
+              </w:rPr>
+              <w:t xml:space="preserve">מלך</w:t>
+            </w:r>
+            <w:r>
+              <w:rPr>
+                <w:sz w:val="26"/>
+                <w:szCs w:val="26"/>
+                <w:rtl w:val="1"/>
+              </w:rPr>
+              <w:t xml:space="preserve"> </w:t>
+            </w:r>
+            <w:r>
+              <w:rPr>
+                <w:sz w:val="26"/>
+                <w:szCs w:val="26"/>
+                <w:rtl w:val="1"/>
+              </w:rPr>
+              <w:t xml:space="preserve">בודד</w:t>
+            </w:r>
+            <w:r>
+              <w:rPr>
+                <w:sz w:val="26"/>
+                <w:szCs w:val="26"/>
+                <w:rtl w:val="1"/>
+              </w:rPr>
+              <w:t xml:space="preserve">, </w:t>
+            </w:r>
+            <w:r>
+              <w:rPr>
+                <w:sz w:val="26"/>
+                <w:szCs w:val="26"/>
+                <w:rtl w:val="1"/>
+              </w:rPr>
+              <w:t xml:space="preserve">הרואה</w:t>
+            </w:r>
+            <w:r>
+              <w:rPr>
+                <w:sz w:val="26"/>
+                <w:szCs w:val="26"/>
+                <w:rtl w:val="1"/>
+              </w:rPr>
+              <w:t xml:space="preserve"> </w:t>
+            </w:r>
+            <w:r>
+              <w:rPr>
+                <w:sz w:val="26"/>
+                <w:szCs w:val="26"/>
+                <w:rtl w:val="1"/>
+              </w:rPr>
+              <w:t xml:space="preserve">בעצמו</w:t>
+            </w:r>
+            <w:r>
+              <w:rPr>
+                <w:sz w:val="26"/>
+                <w:szCs w:val="26"/>
+                <w:rtl w:val="1"/>
+              </w:rPr>
+              <w:t xml:space="preserve"> </w:t>
+            </w:r>
+            <w:r>
+              <w:rPr>
+                <w:sz w:val="26"/>
+                <w:szCs w:val="26"/>
+                <w:rtl w:val="1"/>
+              </w:rPr>
+              <w:t xml:space="preserve">שליט</w:t>
+            </w:r>
+            <w:r>
+              <w:rPr>
+                <w:sz w:val="26"/>
+                <w:szCs w:val="26"/>
+                <w:rtl w:val="1"/>
+              </w:rPr>
+              <w:t xml:space="preserve"> </w:t>
+            </w:r>
+            <w:r>
+              <w:rPr>
+                <w:sz w:val="26"/>
+                <w:szCs w:val="26"/>
+                <w:rtl w:val="1"/>
+              </w:rPr>
+              <w:t xml:space="preserve">על</w:t>
+            </w:r>
+            <w:r>
+              <w:rPr>
+                <w:sz w:val="26"/>
+                <w:szCs w:val="26"/>
+                <w:rtl w:val="1"/>
+              </w:rPr>
+              <w:t xml:space="preserve"> </w:t>
+            </w:r>
+            <w:r>
+              <w:rPr>
+                <w:sz w:val="26"/>
+                <w:szCs w:val="26"/>
+                <w:rtl w:val="1"/>
+              </w:rPr>
+              <w:t xml:space="preserve">הכל</w:t>
+            </w:r>
+            <w:r>
+              <w:rPr>
+                <w:sz w:val="26"/>
+                <w:szCs w:val="26"/>
+                <w:rtl w:val="1"/>
+              </w:rPr>
+              <w:t xml:space="preserve">. </w:t>
+            </w:r>
+            <w:r>
+              <w:rPr>
+                <w:sz w:val="26"/>
+                <w:szCs w:val="26"/>
+                <w:rtl w:val="1"/>
+              </w:rPr>
+              <w:t xml:space="preserve">המלך</w:t>
+            </w:r>
+            <w:r>
+              <w:rPr>
+                <w:sz w:val="26"/>
+                <w:szCs w:val="26"/>
+                <w:rtl w:val="1"/>
+              </w:rPr>
+              <w:t xml:space="preserve"> </w:t>
+            </w:r>
+            <w:r>
+              <w:rPr>
+                <w:sz w:val="26"/>
+                <w:szCs w:val="26"/>
+                <w:rtl w:val="1"/>
+              </w:rPr>
+              <w:t xml:space="preserve">מתעקש</w:t>
+            </w:r>
+            <w:r>
+              <w:rPr>
+                <w:sz w:val="26"/>
+                <w:szCs w:val="26"/>
+                <w:rtl w:val="1"/>
+              </w:rPr>
+              <w:t xml:space="preserve"> </w:t>
+            </w:r>
+            <w:r>
+              <w:rPr>
+                <w:sz w:val="26"/>
+                <w:szCs w:val="26"/>
+                <w:rtl w:val="1"/>
+              </w:rPr>
+              <w:t xml:space="preserve">שכל</w:t>
+            </w:r>
+            <w:r>
+              <w:rPr>
+                <w:sz w:val="26"/>
+                <w:szCs w:val="26"/>
+                <w:rtl w:val="1"/>
+              </w:rPr>
+              <w:t xml:space="preserve"> </w:t>
+            </w:r>
+            <w:r>
+              <w:rPr>
+                <w:sz w:val="26"/>
+                <w:szCs w:val="26"/>
+                <w:rtl w:val="1"/>
+              </w:rPr>
+              <w:t xml:space="preserve">פקודה</w:t>
+            </w:r>
+            <w:r>
+              <w:rPr>
+                <w:sz w:val="26"/>
+                <w:szCs w:val="26"/>
+                <w:rtl w:val="1"/>
+              </w:rPr>
+              <w:t xml:space="preserve"> </w:t>
+            </w:r>
+            <w:r>
+              <w:rPr>
+                <w:sz w:val="26"/>
+                <w:szCs w:val="26"/>
+                <w:rtl w:val="1"/>
+              </w:rPr>
+              <w:t xml:space="preserve">שלו</w:t>
+            </w:r>
+            <w:r>
+              <w:rPr>
+                <w:sz w:val="26"/>
+                <w:szCs w:val="26"/>
+                <w:rtl w:val="1"/>
+              </w:rPr>
+              <w:t xml:space="preserve"> </w:t>
+            </w:r>
+            <w:r>
+              <w:rPr>
+                <w:sz w:val="26"/>
+                <w:szCs w:val="26"/>
+                <w:rtl w:val="1"/>
+              </w:rPr>
+              <w:t xml:space="preserve">חייבת</w:t>
+            </w:r>
+            <w:r>
+              <w:rPr>
+                <w:sz w:val="26"/>
+                <w:szCs w:val="26"/>
+                <w:rtl w:val="1"/>
+              </w:rPr>
+              <w:t xml:space="preserve"> </w:t>
+            </w:r>
+            <w:r>
+              <w:rPr>
+                <w:sz w:val="26"/>
+                <w:szCs w:val="26"/>
+                <w:rtl w:val="1"/>
+              </w:rPr>
+              <w:t xml:space="preserve">להתקיים</w:t>
+            </w:r>
+            <w:r>
+              <w:rPr>
+                <w:sz w:val="26"/>
+                <w:szCs w:val="26"/>
+                <w:rtl w:val="1"/>
+              </w:rPr>
+              <w:t xml:space="preserve">, </w:t>
+            </w:r>
+            <w:r>
+              <w:rPr>
+                <w:sz w:val="26"/>
+                <w:szCs w:val="26"/>
+                <w:rtl w:val="1"/>
+              </w:rPr>
+              <w:t xml:space="preserve">אך</w:t>
+            </w:r>
+            <w:r>
+              <w:rPr>
+                <w:sz w:val="26"/>
+                <w:szCs w:val="26"/>
+                <w:rtl w:val="1"/>
+              </w:rPr>
+              <w:t xml:space="preserve"> </w:t>
+            </w:r>
+            <w:r>
+              <w:rPr>
+                <w:sz w:val="26"/>
+                <w:szCs w:val="26"/>
+                <w:rtl w:val="1"/>
+              </w:rPr>
+              <w:t xml:space="preserve">מקפיד</w:t>
+            </w:r>
+            <w:r>
+              <w:rPr>
+                <w:sz w:val="26"/>
+                <w:szCs w:val="26"/>
+                <w:rtl w:val="1"/>
+              </w:rPr>
+              <w:t xml:space="preserve"> </w:t>
+            </w:r>
+            <w:r>
+              <w:rPr>
+                <w:sz w:val="26"/>
+                <w:szCs w:val="26"/>
+                <w:rtl w:val="1"/>
+              </w:rPr>
+              <w:t xml:space="preserve">לצוות</w:t>
+            </w:r>
+            <w:r>
+              <w:rPr>
+                <w:sz w:val="26"/>
+                <w:szCs w:val="26"/>
+                <w:rtl w:val="1"/>
+              </w:rPr>
+              <w:t xml:space="preserve"> </w:t>
+            </w:r>
+            <w:r>
+              <w:rPr>
+                <w:sz w:val="26"/>
+                <w:szCs w:val="26"/>
+                <w:rtl w:val="1"/>
+              </w:rPr>
+              <w:t xml:space="preserve">רק</w:t>
+            </w:r>
+            <w:r>
+              <w:rPr>
+                <w:sz w:val="26"/>
+                <w:szCs w:val="26"/>
+                <w:rtl w:val="1"/>
+              </w:rPr>
+              <w:t xml:space="preserve"> </w:t>
+            </w:r>
+            <w:r>
+              <w:rPr>
+                <w:sz w:val="26"/>
+                <w:szCs w:val="26"/>
+                <w:rtl w:val="1"/>
+              </w:rPr>
+              <w:t xml:space="preserve">על</w:t>
+            </w:r>
+            <w:r>
+              <w:rPr>
+                <w:sz w:val="26"/>
+                <w:szCs w:val="26"/>
+                <w:rtl w:val="1"/>
+              </w:rPr>
+              <w:t xml:space="preserve"> </w:t>
+            </w:r>
+            <w:r>
+              <w:rPr>
+                <w:sz w:val="26"/>
+                <w:szCs w:val="26"/>
+                <w:rtl w:val="1"/>
+              </w:rPr>
+              <w:t xml:space="preserve">דברים</w:t>
+            </w:r>
+            <w:r>
+              <w:rPr>
+                <w:sz w:val="26"/>
+                <w:szCs w:val="26"/>
+                <w:rtl w:val="1"/>
+              </w:rPr>
+              <w:t xml:space="preserve"> </w:t>
+            </w:r>
+            <w:r>
+              <w:rPr>
+                <w:sz w:val="26"/>
+                <w:szCs w:val="26"/>
+                <w:rtl w:val="1"/>
+              </w:rPr>
+              <w:t xml:space="preserve">שאפשר</w:t>
+            </w:r>
+            <w:r>
+              <w:rPr>
+                <w:sz w:val="26"/>
+                <w:szCs w:val="26"/>
+                <w:rtl w:val="1"/>
+              </w:rPr>
+              <w:t xml:space="preserve"> </w:t>
+            </w:r>
+            <w:r>
+              <w:rPr>
+                <w:sz w:val="26"/>
+                <w:szCs w:val="26"/>
+                <w:rtl w:val="1"/>
+              </w:rPr>
+              <w:t xml:space="preserve">לבצע</w:t>
+            </w:r>
+            <w:r>
+              <w:rPr>
+                <w:sz w:val="26"/>
+                <w:szCs w:val="26"/>
+                <w:rtl w:val="1"/>
+              </w:rPr>
+              <w:t xml:space="preserve">. </w:t>
+            </w:r>
+            <w:r>
+              <w:rPr>
+                <w:sz w:val="26"/>
+                <w:szCs w:val="26"/>
+                <w:rtl w:val="1"/>
+              </w:rPr>
+              <w:t xml:space="preserve">דרך</w:t>
+            </w:r>
+            <w:r>
+              <w:rPr>
+                <w:sz w:val="26"/>
+                <w:szCs w:val="26"/>
+                <w:rtl w:val="1"/>
+              </w:rPr>
+              <w:t xml:space="preserve"> </w:t>
+            </w:r>
+            <w:r>
+              <w:rPr>
+                <w:sz w:val="26"/>
+                <w:szCs w:val="26"/>
+                <w:rtl w:val="1"/>
+              </w:rPr>
+              <w:t xml:space="preserve">המפגש</w:t>
+            </w:r>
+            <w:r>
+              <w:rPr>
+                <w:sz w:val="26"/>
+                <w:szCs w:val="26"/>
+                <w:rtl w:val="1"/>
+              </w:rPr>
+              <w:t xml:space="preserve"> </w:t>
+            </w:r>
+            <w:r>
+              <w:rPr>
+                <w:sz w:val="26"/>
+                <w:szCs w:val="26"/>
+                <w:rtl w:val="1"/>
+              </w:rPr>
+              <w:t xml:space="preserve">המשעשע</w:t>
+            </w:r>
+            <w:r>
+              <w:rPr>
+                <w:sz w:val="26"/>
+                <w:szCs w:val="26"/>
+                <w:rtl w:val="1"/>
+              </w:rPr>
+              <w:t xml:space="preserve"> </w:t>
+            </w:r>
+            <w:r>
+              <w:rPr>
+                <w:sz w:val="26"/>
+                <w:szCs w:val="26"/>
+                <w:rtl w:val="1"/>
+              </w:rPr>
+              <w:t xml:space="preserve">לומד</w:t>
+            </w:r>
+            <w:r>
+              <w:rPr>
+                <w:sz w:val="26"/>
+                <w:szCs w:val="26"/>
+                <w:rtl w:val="1"/>
+              </w:rPr>
+              <w:t xml:space="preserve"> </w:t>
+            </w:r>
+            <w:r>
+              <w:rPr>
+                <w:sz w:val="26"/>
+                <w:szCs w:val="26"/>
+                <w:rtl w:val="1"/>
+              </w:rPr>
+              <w:t xml:space="preserve">הנסיך</w:t>
+            </w:r>
+            <w:r>
+              <w:rPr>
+                <w:sz w:val="26"/>
+                <w:szCs w:val="26"/>
+                <w:rtl w:val="1"/>
+              </w:rPr>
+              <w:t xml:space="preserve"> </w:t>
+            </w:r>
+            <w:r>
+              <w:rPr>
+                <w:sz w:val="26"/>
+                <w:szCs w:val="26"/>
+                <w:rtl w:val="1"/>
+              </w:rPr>
+              <w:t xml:space="preserve">הקטן</w:t>
+            </w:r>
+            <w:r>
+              <w:rPr>
+                <w:sz w:val="26"/>
+                <w:szCs w:val="26"/>
+                <w:rtl w:val="1"/>
+              </w:rPr>
+              <w:t xml:space="preserve"> </w:t>
+            </w:r>
+            <w:r>
+              <w:rPr>
+                <w:sz w:val="26"/>
+                <w:szCs w:val="26"/>
+                <w:rtl w:val="1"/>
+              </w:rPr>
+              <w:t xml:space="preserve">על</w:t>
+            </w:r>
+            <w:r>
+              <w:rPr>
+                <w:sz w:val="26"/>
+                <w:szCs w:val="26"/>
+                <w:rtl w:val="1"/>
+              </w:rPr>
+              <w:t xml:space="preserve"> </w:t>
+            </w:r>
+            <w:r>
+              <w:rPr>
+                <w:sz w:val="26"/>
+                <w:szCs w:val="26"/>
+                <w:rtl w:val="1"/>
+              </w:rPr>
+              <w:t xml:space="preserve">כוח</w:t>
+            </w:r>
+            <w:r>
+              <w:rPr>
+                <w:sz w:val="26"/>
+                <w:szCs w:val="26"/>
+                <w:rtl w:val="1"/>
+              </w:rPr>
+              <w:t xml:space="preserve">, </w:t>
+            </w:r>
+            <w:r>
+              <w:rPr>
+                <w:sz w:val="26"/>
+                <w:szCs w:val="26"/>
+                <w:rtl w:val="1"/>
+              </w:rPr>
+              <w:t xml:space="preserve">סמכות</w:t>
+            </w:r>
+            <w:r>
+              <w:rPr>
+                <w:sz w:val="26"/>
+                <w:szCs w:val="26"/>
+                <w:rtl w:val="1"/>
+              </w:rPr>
+              <w:t xml:space="preserve"> </w:t>
+            </w:r>
+            <w:r>
+              <w:rPr>
+                <w:sz w:val="26"/>
+                <w:szCs w:val="26"/>
+                <w:rtl w:val="1"/>
+              </w:rPr>
+              <w:t xml:space="preserve">ועל</w:t>
+            </w:r>
+            <w:r>
+              <w:rPr>
+                <w:sz w:val="26"/>
+                <w:szCs w:val="26"/>
+                <w:rtl w:val="1"/>
+              </w:rPr>
+              <w:t xml:space="preserve"> </w:t>
+            </w:r>
+            <w:r>
+              <w:rPr>
+                <w:sz w:val="26"/>
+                <w:szCs w:val="26"/>
+                <w:rtl w:val="1"/>
+              </w:rPr>
+              <w:t xml:space="preserve">האחריות</w:t>
+            </w:r>
+            <w:r>
+              <w:rPr>
+                <w:sz w:val="26"/>
+                <w:szCs w:val="26"/>
+                <w:rtl w:val="1"/>
+              </w:rPr>
+              <w:t xml:space="preserve"> </w:t>
+            </w:r>
+            <w:r>
+              <w:rPr>
+                <w:sz w:val="26"/>
+                <w:szCs w:val="26"/>
+                <w:rtl w:val="1"/>
+              </w:rPr>
+              <w:t xml:space="preserve">המוטלת</w:t>
+            </w:r>
+            <w:r>
+              <w:rPr>
+                <w:sz w:val="26"/>
+                <w:szCs w:val="26"/>
+                <w:rtl w:val="1"/>
+              </w:rPr>
+              <w:t xml:space="preserve"> </w:t>
+            </w:r>
+            <w:r>
+              <w:rPr>
+                <w:sz w:val="26"/>
+                <w:szCs w:val="26"/>
+                <w:rtl w:val="1"/>
+              </w:rPr>
+              <w:t xml:space="preserve">על</w:t>
+            </w:r>
+            <w:r>
+              <w:rPr>
+                <w:sz w:val="26"/>
+                <w:szCs w:val="26"/>
+                <w:rtl w:val="1"/>
+              </w:rPr>
+              <w:t xml:space="preserve"> </w:t>
+            </w:r>
+            <w:r>
+              <w:rPr>
+                <w:sz w:val="26"/>
+                <w:szCs w:val="26"/>
+                <w:rtl w:val="1"/>
+              </w:rPr>
+              <w:t xml:space="preserve">מי</w:t>
+            </w:r>
+            <w:r>
+              <w:rPr>
+                <w:sz w:val="26"/>
+                <w:szCs w:val="26"/>
+                <w:rtl w:val="1"/>
+              </w:rPr>
+              <w:t xml:space="preserve"> </w:t>
+            </w:r>
+            <w:r>
+              <w:rPr>
+                <w:sz w:val="26"/>
+                <w:szCs w:val="26"/>
+                <w:rtl w:val="1"/>
+              </w:rPr>
+              <w:t xml:space="preserve">שמבקש</w:t>
+            </w:r>
+            <w:r>
+              <w:rPr>
+                <w:sz w:val="26"/>
+                <w:szCs w:val="26"/>
+                <w:rtl w:val="1"/>
+              </w:rPr>
+              <w:t xml:space="preserve"> </w:t>
+            </w:r>
+            <w:r>
+              <w:rPr>
+                <w:sz w:val="26"/>
+                <w:szCs w:val="26"/>
+                <w:rtl w:val="1"/>
+              </w:rPr>
+              <w:t xml:space="preserve">לשלוט</w:t>
+            </w:r>
+            <w:r>
+              <w:rPr>
+                <w:sz w:val="26"/>
+                <w:szCs w:val="26"/>
+                <w:rtl w:val="1"/>
+              </w:rPr>
+              <w:t xml:space="preserve"> </w:t>
+            </w:r>
+            <w:r>
+              <w:rPr>
+                <w:sz w:val="26"/>
+                <w:szCs w:val="26"/>
+                <w:rtl w:val="1"/>
+              </w:rPr>
+              <w:t xml:space="preserve">באחרים</w:t>
+            </w:r>
+            <w:r>
+              <w:rPr>
+                <w:sz w:val="26"/>
+                <w:szCs w:val="26"/>
+                <w:rtl w:val="1"/>
+              </w:rPr>
+              <w:t xml:space="preserve">.</w:t>
+            </w:r>
+          </w:p>
+        </w:tc>
+        <w:tc>
+          <w:tcPr>
+            <w:shd w:fill="auto" w:val="clear"/>
+            <w:tcMar>
+              <w:top w:w="100.0" w:type="dxa"/>
+              <w:left w:w="100.0" w:type="dxa"/>
+              <w:bottom w:w="100.0" w:type="dxa"/>
+              <w:right w:w="100.0" w:type="dxa"/>
+            </w:tcMar>
+            <w:vAlign w:val="top"/>
+          </w:tcPr>
+          <w:p>
+            <w:pPr>
+              <w:keepNext w:val="0"/>
+              <w:keepLines w:val="0"/>
+              <w:pageBreakBefore w:val="0"/>
+              <w:widowControl w:val="0"/>
+              <w:pBdr>
+                <w:top w:space="0" w:sz="0" w:val="nil"/>
+                <w:left w:space="0" w:sz="0" w:val="nil"/>
+                <w:bottom w:space="0" w:sz="0" w:val="nil"/>
+                <w:right w:space="0" w:sz="0" w:val="nil"/>
+                <w:between w:space="0" w:sz="0" w:val="nil"/>
+              </w:pBdr>
+              <w:shd w:fill="auto" w:val="clear"/>
+              <w:spacing w:after="0" w:before="0" w:line="240" w:lineRule="auto"/>
+              <w:ind w:left="0" w:right="0" w:firstLine="0"/>
+              <w:jc w:val="center"/>
+              <w:rPr>
+                <w:sz w:val="26"/>
+                <w:szCs w:val="26"/>
+              </w:rPr>
+            </w:pPr>
+            <w:r>
+              <w:rPr>
+                <w:sz w:val="26"/>
+                <w:szCs w:val="26"/>
+                <w:rtl w:val="0"/>
+              </w:rPr>
+              <w:t xml:space="preserve">10</w:t>
             </w:r>
           </w:p>
         </w:tc>
@@ -43406,7 +50200,6 @@
                 <w:between w:space="0" w:sz="0" w:val="nil"/>
               </w:pBdr>
               <w:shd w:fill="auto" w:val="clear"/>
-              <w:bidi w:val="1"/>
               <w:spacing w:after="0" w:before="0" w:line="240" w:lineRule="auto"/>
               <w:ind w:left="0" w:right="0" w:firstLine="0"/>
               <w:jc w:val="center"/>
@@ -43417,739 +50210,8 @@
             </w:pPr>
             <w:r>
               <w:rPr>
-                <w:sz w:val="26"/>
-                <w:szCs w:val="26"/>
-                <w:rtl w:val="1"/>
-              </w:rPr>
-              <w:t xml:space="preserve">בפרק</w:t>
-            </w:r>
-            <w:r>
-              <w:rPr>
-                <w:sz w:val="26"/>
-                <w:szCs w:val="26"/>
-                <w:rtl w:val="1"/>
-              </w:rPr>
-              <w:t xml:space="preserve"> </w:t>
-            </w:r>
-            <w:r>
-              <w:rPr>
-                <w:sz w:val="26"/>
-                <w:szCs w:val="26"/>
-                <w:rtl w:val="1"/>
-              </w:rPr>
-              <w:t xml:space="preserve">העשירי</w:t>
-            </w:r>
-            <w:r>
-              <w:rPr>
-                <w:sz w:val="26"/>
-                <w:szCs w:val="26"/>
-                <w:rtl w:val="1"/>
-              </w:rPr>
-              <w:t xml:space="preserve"> </w:t>
-            </w:r>
-            <w:r>
-              <w:rPr>
-                <w:sz w:val="26"/>
-                <w:szCs w:val="26"/>
-                <w:rtl w:val="1"/>
-              </w:rPr>
-              <w:t xml:space="preserve">מגיע</w:t>
-            </w:r>
-            <w:r>
-              <w:rPr>
-                <w:sz w:val="26"/>
-                <w:szCs w:val="26"/>
-                <w:rtl w:val="1"/>
-              </w:rPr>
-              <w:t xml:space="preserve"> </w:t>
-            </w:r>
-            <w:r>
-              <w:rPr>
-                <w:sz w:val="26"/>
-                <w:szCs w:val="26"/>
-                <w:rtl w:val="1"/>
-              </w:rPr>
-              <w:t xml:space="preserve">הנסיך</w:t>
-            </w:r>
-            <w:r>
-              <w:rPr>
-                <w:sz w:val="26"/>
-                <w:szCs w:val="26"/>
-                <w:rtl w:val="1"/>
-              </w:rPr>
-              <w:t xml:space="preserve"> </w:t>
-            </w:r>
-            <w:r>
-              <w:rPr>
-                <w:sz w:val="26"/>
-                <w:szCs w:val="26"/>
-                <w:rtl w:val="1"/>
-              </w:rPr>
-              <w:t xml:space="preserve">הקטן</w:t>
-            </w:r>
-            <w:r>
-              <w:rPr>
-                <w:sz w:val="26"/>
-                <w:szCs w:val="26"/>
-                <w:rtl w:val="1"/>
-              </w:rPr>
-              <w:t xml:space="preserve"> </w:t>
-            </w:r>
-            <w:r>
-              <w:rPr>
-                <w:sz w:val="26"/>
-                <w:szCs w:val="26"/>
-                <w:rtl w:val="1"/>
-              </w:rPr>
-              <w:t xml:space="preserve">לכוכבו</w:t>
-            </w:r>
-            <w:r>
-              <w:rPr>
-                <w:sz w:val="26"/>
-                <w:szCs w:val="26"/>
-                <w:rtl w:val="1"/>
-              </w:rPr>
-              <w:t xml:space="preserve"> </w:t>
-            </w:r>
-            <w:r>
-              <w:rPr>
-                <w:sz w:val="26"/>
-                <w:szCs w:val="26"/>
-                <w:rtl w:val="1"/>
-              </w:rPr>
-              <w:t xml:space="preserve">של</w:t>
-            </w:r>
-            <w:r>
-              <w:rPr>
-                <w:sz w:val="26"/>
-                <w:szCs w:val="26"/>
-                <w:rtl w:val="1"/>
-              </w:rPr>
-              <w:t xml:space="preserve"> </w:t>
-            </w:r>
-            <w:r>
-              <w:rPr>
-                <w:sz w:val="26"/>
-                <w:szCs w:val="26"/>
-                <w:rtl w:val="1"/>
-              </w:rPr>
-              <w:t xml:space="preserve">מלך</w:t>
-            </w:r>
-            <w:r>
-              <w:rPr>
-                <w:sz w:val="26"/>
-                <w:szCs w:val="26"/>
-                <w:rtl w:val="1"/>
-              </w:rPr>
-              <w:t xml:space="preserve"> </w:t>
-            </w:r>
-            <w:r>
-              <w:rPr>
-                <w:sz w:val="26"/>
-                <w:szCs w:val="26"/>
-                <w:rtl w:val="1"/>
-              </w:rPr>
-              <w:t xml:space="preserve">בודד</w:t>
-            </w:r>
-            <w:r>
-              <w:rPr>
-                <w:sz w:val="26"/>
-                <w:szCs w:val="26"/>
-                <w:rtl w:val="1"/>
-              </w:rPr>
-              <w:t xml:space="preserve">, </w:t>
-            </w:r>
-            <w:r>
-              <w:rPr>
-                <w:sz w:val="26"/>
-                <w:szCs w:val="26"/>
-                <w:rtl w:val="1"/>
-              </w:rPr>
-              <w:t xml:space="preserve">הרואה</w:t>
-            </w:r>
-            <w:r>
-              <w:rPr>
-                <w:sz w:val="26"/>
-                <w:szCs w:val="26"/>
-                <w:rtl w:val="1"/>
-              </w:rPr>
-              <w:t xml:space="preserve"> </w:t>
-            </w:r>
-            <w:r>
-              <w:rPr>
-                <w:sz w:val="26"/>
-                <w:szCs w:val="26"/>
-                <w:rtl w:val="1"/>
-              </w:rPr>
-              <w:t xml:space="preserve">בעצמו</w:t>
-            </w:r>
-            <w:r>
-              <w:rPr>
-                <w:sz w:val="26"/>
-                <w:szCs w:val="26"/>
-                <w:rtl w:val="1"/>
-              </w:rPr>
-              <w:t xml:space="preserve"> </w:t>
-            </w:r>
-            <w:r>
-              <w:rPr>
-                <w:sz w:val="26"/>
-                <w:szCs w:val="26"/>
-                <w:rtl w:val="1"/>
-              </w:rPr>
-              <w:t xml:space="preserve">שליט</w:t>
-            </w:r>
-            <w:r>
-              <w:rPr>
-                <w:sz w:val="26"/>
-                <w:szCs w:val="26"/>
-                <w:rtl w:val="1"/>
-              </w:rPr>
-              <w:t xml:space="preserve"> </w:t>
-            </w:r>
-            <w:r>
-              <w:rPr>
-                <w:sz w:val="26"/>
-                <w:szCs w:val="26"/>
-                <w:rtl w:val="1"/>
-              </w:rPr>
-              <w:t xml:space="preserve">על</w:t>
-            </w:r>
-            <w:r>
-              <w:rPr>
-                <w:sz w:val="26"/>
-                <w:szCs w:val="26"/>
-                <w:rtl w:val="1"/>
-              </w:rPr>
-              <w:t xml:space="preserve"> </w:t>
-            </w:r>
-            <w:r>
-              <w:rPr>
-                <w:sz w:val="26"/>
-                <w:szCs w:val="26"/>
-                <w:rtl w:val="1"/>
-              </w:rPr>
-              <w:t xml:space="preserve">הכול</w:t>
-            </w:r>
-            <w:r>
-              <w:rPr>
-                <w:sz w:val="26"/>
-                <w:szCs w:val="26"/>
-                <w:rtl w:val="1"/>
-              </w:rPr>
-              <w:t xml:space="preserve">. </w:t>
-            </w:r>
-            <w:r>
-              <w:rPr>
-                <w:sz w:val="26"/>
-                <w:szCs w:val="26"/>
-                <w:rtl w:val="1"/>
-              </w:rPr>
-              <w:t xml:space="preserve">המלך</w:t>
-            </w:r>
-            <w:r>
-              <w:rPr>
-                <w:sz w:val="26"/>
-                <w:szCs w:val="26"/>
-                <w:rtl w:val="1"/>
-              </w:rPr>
-              <w:t xml:space="preserve"> </w:t>
-            </w:r>
-            <w:r>
-              <w:rPr>
-                <w:sz w:val="26"/>
-                <w:szCs w:val="26"/>
-                <w:rtl w:val="1"/>
-              </w:rPr>
-              <w:t xml:space="preserve">מתעקש</w:t>
-            </w:r>
-            <w:r>
-              <w:rPr>
-                <w:sz w:val="26"/>
-                <w:szCs w:val="26"/>
-                <w:rtl w:val="1"/>
-              </w:rPr>
-              <w:t xml:space="preserve"> </w:t>
-            </w:r>
-            <w:r>
-              <w:rPr>
-                <w:sz w:val="26"/>
-                <w:szCs w:val="26"/>
-                <w:rtl w:val="1"/>
-              </w:rPr>
-              <w:t xml:space="preserve">שכל</w:t>
-            </w:r>
-            <w:r>
-              <w:rPr>
-                <w:sz w:val="26"/>
-                <w:szCs w:val="26"/>
-                <w:rtl w:val="1"/>
-              </w:rPr>
-              <w:t xml:space="preserve"> </w:t>
-            </w:r>
-            <w:r>
-              <w:rPr>
-                <w:sz w:val="26"/>
-                <w:szCs w:val="26"/>
-                <w:rtl w:val="1"/>
-              </w:rPr>
-              <w:t xml:space="preserve">פקודה</w:t>
-            </w:r>
-            <w:r>
-              <w:rPr>
-                <w:sz w:val="26"/>
-                <w:szCs w:val="26"/>
-                <w:rtl w:val="1"/>
-              </w:rPr>
-              <w:t xml:space="preserve"> </w:t>
-            </w:r>
-            <w:r>
-              <w:rPr>
-                <w:sz w:val="26"/>
-                <w:szCs w:val="26"/>
-                <w:rtl w:val="1"/>
-              </w:rPr>
-              <w:t xml:space="preserve">שלו</w:t>
-            </w:r>
-            <w:r>
-              <w:rPr>
-                <w:sz w:val="26"/>
-                <w:szCs w:val="26"/>
-                <w:rtl w:val="1"/>
-              </w:rPr>
-              <w:t xml:space="preserve"> </w:t>
-            </w:r>
-            <w:r>
-              <w:rPr>
-                <w:sz w:val="26"/>
-                <w:szCs w:val="26"/>
-                <w:rtl w:val="1"/>
-              </w:rPr>
-              <w:t xml:space="preserve">חייבת</w:t>
-            </w:r>
-            <w:r>
-              <w:rPr>
-                <w:sz w:val="26"/>
-                <w:szCs w:val="26"/>
-                <w:rtl w:val="1"/>
-              </w:rPr>
-              <w:t xml:space="preserve"> </w:t>
-            </w:r>
-            <w:r>
-              <w:rPr>
-                <w:sz w:val="26"/>
-                <w:szCs w:val="26"/>
-                <w:rtl w:val="1"/>
-              </w:rPr>
-              <w:t xml:space="preserve">להתקיים</w:t>
-            </w:r>
-            <w:r>
-              <w:rPr>
-                <w:sz w:val="26"/>
-                <w:szCs w:val="26"/>
-                <w:rtl w:val="1"/>
-              </w:rPr>
-              <w:t xml:space="preserve">, </w:t>
-            </w:r>
-            <w:r>
-              <w:rPr>
-                <w:sz w:val="26"/>
-                <w:szCs w:val="26"/>
-                <w:rtl w:val="1"/>
-              </w:rPr>
-              <w:t xml:space="preserve">אך</w:t>
-            </w:r>
-            <w:r>
-              <w:rPr>
-                <w:sz w:val="26"/>
-                <w:szCs w:val="26"/>
-                <w:rtl w:val="1"/>
-              </w:rPr>
-              <w:t xml:space="preserve"> </w:t>
-            </w:r>
-            <w:r>
-              <w:rPr>
-                <w:sz w:val="26"/>
-                <w:szCs w:val="26"/>
-                <w:rtl w:val="1"/>
-              </w:rPr>
-              <w:t xml:space="preserve">מקפיד</w:t>
-            </w:r>
-            <w:r>
-              <w:rPr>
-                <w:sz w:val="26"/>
-                <w:szCs w:val="26"/>
-                <w:rtl w:val="1"/>
-              </w:rPr>
-              <w:t xml:space="preserve"> </w:t>
-            </w:r>
-            <w:r>
-              <w:rPr>
-                <w:sz w:val="26"/>
-                <w:szCs w:val="26"/>
-                <w:rtl w:val="1"/>
-              </w:rPr>
-              <w:t xml:space="preserve">לצוות</w:t>
-            </w:r>
-            <w:r>
-              <w:rPr>
-                <w:sz w:val="26"/>
-                <w:szCs w:val="26"/>
-                <w:rtl w:val="1"/>
-              </w:rPr>
-              <w:t xml:space="preserve"> </w:t>
-            </w:r>
-            <w:r>
-              <w:rPr>
-                <w:sz w:val="26"/>
-                <w:szCs w:val="26"/>
-                <w:rtl w:val="1"/>
-              </w:rPr>
-              <w:t xml:space="preserve">רק</w:t>
-            </w:r>
-            <w:r>
-              <w:rPr>
-                <w:sz w:val="26"/>
-                <w:szCs w:val="26"/>
-                <w:rtl w:val="1"/>
-              </w:rPr>
-              <w:t xml:space="preserve"> </w:t>
-            </w:r>
-            <w:r>
-              <w:rPr>
-                <w:sz w:val="26"/>
-                <w:szCs w:val="26"/>
-                <w:rtl w:val="1"/>
-              </w:rPr>
-              <w:t xml:space="preserve">על</w:t>
-            </w:r>
-            <w:r>
-              <w:rPr>
-                <w:sz w:val="26"/>
-                <w:szCs w:val="26"/>
-                <w:rtl w:val="1"/>
-              </w:rPr>
-              <w:t xml:space="preserve"> </w:t>
-            </w:r>
-            <w:r>
-              <w:rPr>
-                <w:sz w:val="26"/>
-                <w:szCs w:val="26"/>
-                <w:rtl w:val="1"/>
-              </w:rPr>
-              <w:t xml:space="preserve">דברים</w:t>
-            </w:r>
-            <w:r>
-              <w:rPr>
-                <w:sz w:val="26"/>
-                <w:szCs w:val="26"/>
-                <w:rtl w:val="1"/>
-              </w:rPr>
-              <w:t xml:space="preserve"> </w:t>
-            </w:r>
-            <w:r>
-              <w:rPr>
-                <w:sz w:val="26"/>
-                <w:szCs w:val="26"/>
-                <w:rtl w:val="1"/>
-              </w:rPr>
-              <w:t xml:space="preserve">שאפשר</w:t>
-            </w:r>
-            <w:r>
-              <w:rPr>
-                <w:sz w:val="26"/>
-                <w:szCs w:val="26"/>
-                <w:rtl w:val="1"/>
-              </w:rPr>
-              <w:t xml:space="preserve"> </w:t>
-            </w:r>
-            <w:r>
-              <w:rPr>
-                <w:sz w:val="26"/>
-                <w:szCs w:val="26"/>
-                <w:rtl w:val="1"/>
-              </w:rPr>
-              <w:t xml:space="preserve">לבצע</w:t>
-            </w:r>
-            <w:r>
-              <w:rPr>
-                <w:sz w:val="26"/>
-                <w:szCs w:val="26"/>
-                <w:rtl w:val="1"/>
-              </w:rPr>
-              <w:t xml:space="preserve">. </w:t>
-            </w:r>
-            <w:r>
-              <w:rPr>
-                <w:sz w:val="26"/>
-                <w:szCs w:val="26"/>
-                <w:rtl w:val="1"/>
-              </w:rPr>
-              <w:t xml:space="preserve">דרך</w:t>
-            </w:r>
-            <w:r>
-              <w:rPr>
-                <w:sz w:val="26"/>
-                <w:szCs w:val="26"/>
-                <w:rtl w:val="1"/>
-              </w:rPr>
-              <w:t xml:space="preserve"> </w:t>
-            </w:r>
-            <w:r>
-              <w:rPr>
-                <w:sz w:val="26"/>
-                <w:szCs w:val="26"/>
-                <w:rtl w:val="1"/>
-              </w:rPr>
-              <w:t xml:space="preserve">המפגש</w:t>
-            </w:r>
-            <w:r>
-              <w:rPr>
-                <w:sz w:val="26"/>
-                <w:szCs w:val="26"/>
-                <w:rtl w:val="1"/>
-              </w:rPr>
-              <w:t xml:space="preserve"> </w:t>
-            </w:r>
-            <w:r>
-              <w:rPr>
-                <w:sz w:val="26"/>
-                <w:szCs w:val="26"/>
-                <w:rtl w:val="1"/>
-              </w:rPr>
-              <w:t xml:space="preserve">המשעשע</w:t>
-            </w:r>
-            <w:r>
-              <w:rPr>
-                <w:sz w:val="26"/>
-                <w:szCs w:val="26"/>
-                <w:rtl w:val="1"/>
-              </w:rPr>
-              <w:t xml:space="preserve"> </w:t>
-            </w:r>
-            <w:r>
-              <w:rPr>
-                <w:sz w:val="26"/>
-                <w:szCs w:val="26"/>
-                <w:rtl w:val="1"/>
-              </w:rPr>
-              <w:t xml:space="preserve">לומד</w:t>
-            </w:r>
-            <w:r>
-              <w:rPr>
-                <w:sz w:val="26"/>
-                <w:szCs w:val="26"/>
-                <w:rtl w:val="1"/>
-              </w:rPr>
-              <w:t xml:space="preserve"> </w:t>
-            </w:r>
-            <w:r>
-              <w:rPr>
-                <w:sz w:val="26"/>
-                <w:szCs w:val="26"/>
-                <w:rtl w:val="1"/>
-              </w:rPr>
-              <w:t xml:space="preserve">הנסיך</w:t>
-            </w:r>
-            <w:r>
-              <w:rPr>
-                <w:sz w:val="26"/>
-                <w:szCs w:val="26"/>
-                <w:rtl w:val="1"/>
-              </w:rPr>
-              <w:t xml:space="preserve"> </w:t>
-            </w:r>
-            <w:r>
-              <w:rPr>
-                <w:sz w:val="26"/>
-                <w:szCs w:val="26"/>
-                <w:rtl w:val="1"/>
-              </w:rPr>
-              <w:t xml:space="preserve">הקטן</w:t>
-            </w:r>
-            <w:r>
-              <w:rPr>
-                <w:sz w:val="26"/>
-                <w:szCs w:val="26"/>
-                <w:rtl w:val="1"/>
-              </w:rPr>
-              <w:t xml:space="preserve"> </w:t>
-            </w:r>
-            <w:r>
-              <w:rPr>
-                <w:sz w:val="26"/>
-                <w:szCs w:val="26"/>
-                <w:rtl w:val="1"/>
-              </w:rPr>
-              <w:t xml:space="preserve">על</w:t>
-            </w:r>
-            <w:r>
-              <w:rPr>
-                <w:sz w:val="26"/>
-                <w:szCs w:val="26"/>
-                <w:rtl w:val="1"/>
-              </w:rPr>
-              <w:t xml:space="preserve"> </w:t>
-            </w:r>
-            <w:r>
-              <w:rPr>
-                <w:sz w:val="26"/>
-                <w:szCs w:val="26"/>
-                <w:rtl w:val="1"/>
-              </w:rPr>
-              <w:t xml:space="preserve">כוח</w:t>
-            </w:r>
-            <w:r>
-              <w:rPr>
-                <w:sz w:val="26"/>
-                <w:szCs w:val="26"/>
-                <w:rtl w:val="1"/>
-              </w:rPr>
-              <w:t xml:space="preserve">, </w:t>
-            </w:r>
-            <w:r>
-              <w:rPr>
-                <w:sz w:val="26"/>
-                <w:szCs w:val="26"/>
-                <w:rtl w:val="1"/>
-              </w:rPr>
-              <w:t xml:space="preserve">סמכות</w:t>
-            </w:r>
-            <w:r>
-              <w:rPr>
-                <w:sz w:val="26"/>
-                <w:szCs w:val="26"/>
-                <w:rtl w:val="1"/>
-              </w:rPr>
-              <w:t xml:space="preserve"> </w:t>
-            </w:r>
-            <w:r>
-              <w:rPr>
-                <w:sz w:val="26"/>
-                <w:szCs w:val="26"/>
-                <w:rtl w:val="1"/>
-              </w:rPr>
-              <w:t xml:space="preserve">ועל</w:t>
-            </w:r>
-            <w:r>
-              <w:rPr>
-                <w:sz w:val="26"/>
-                <w:szCs w:val="26"/>
-                <w:rtl w:val="1"/>
-              </w:rPr>
-              <w:t xml:space="preserve"> </w:t>
-            </w:r>
-            <w:r>
-              <w:rPr>
-                <w:sz w:val="26"/>
-                <w:szCs w:val="26"/>
-                <w:rtl w:val="1"/>
-              </w:rPr>
-              <w:t xml:space="preserve">האחריות</w:t>
-            </w:r>
-            <w:r>
-              <w:rPr>
-                <w:sz w:val="26"/>
-                <w:szCs w:val="26"/>
-                <w:rtl w:val="1"/>
-              </w:rPr>
-              <w:t xml:space="preserve"> </w:t>
-            </w:r>
-            <w:r>
-              <w:rPr>
-                <w:sz w:val="26"/>
-                <w:szCs w:val="26"/>
-                <w:rtl w:val="1"/>
-              </w:rPr>
-              <w:t xml:space="preserve">המוטלת</w:t>
-            </w:r>
-            <w:r>
-              <w:rPr>
-                <w:sz w:val="26"/>
-                <w:szCs w:val="26"/>
-                <w:rtl w:val="1"/>
-              </w:rPr>
-              <w:t xml:space="preserve"> </w:t>
-            </w:r>
-            <w:r>
-              <w:rPr>
-                <w:sz w:val="26"/>
-                <w:szCs w:val="26"/>
-                <w:rtl w:val="1"/>
-              </w:rPr>
-              <w:t xml:space="preserve">על</w:t>
-            </w:r>
-            <w:r>
-              <w:rPr>
-                <w:sz w:val="26"/>
-                <w:szCs w:val="26"/>
-                <w:rtl w:val="1"/>
-              </w:rPr>
-              <w:t xml:space="preserve"> </w:t>
-            </w:r>
-            <w:r>
-              <w:rPr>
-                <w:sz w:val="26"/>
-                <w:szCs w:val="26"/>
-                <w:rtl w:val="1"/>
-              </w:rPr>
-              <w:t xml:space="preserve">מי</w:t>
-            </w:r>
-            <w:r>
-              <w:rPr>
-                <w:sz w:val="26"/>
-                <w:szCs w:val="26"/>
-                <w:rtl w:val="1"/>
-              </w:rPr>
-              <w:t xml:space="preserve"> </w:t>
-            </w:r>
-            <w:r>
-              <w:rPr>
-                <w:sz w:val="26"/>
-                <w:szCs w:val="26"/>
-                <w:rtl w:val="1"/>
-              </w:rPr>
-              <w:t xml:space="preserve">שמבקש</w:t>
-            </w:r>
-            <w:r>
-              <w:rPr>
-                <w:sz w:val="26"/>
-                <w:szCs w:val="26"/>
-                <w:rtl w:val="1"/>
-              </w:rPr>
-              <w:t xml:space="preserve"> </w:t>
-            </w:r>
-            <w:r>
-              <w:rPr>
-                <w:sz w:val="26"/>
-                <w:szCs w:val="26"/>
-                <w:rtl w:val="1"/>
-              </w:rPr>
-              <w:t xml:space="preserve">לשלוט</w:t>
-            </w:r>
-            <w:r>
-              <w:rPr>
-                <w:sz w:val="26"/>
-                <w:szCs w:val="26"/>
-                <w:rtl w:val="1"/>
-              </w:rPr>
-              <w:t xml:space="preserve"> </w:t>
-            </w:r>
-            <w:r>
-              <w:rPr>
-                <w:sz w:val="26"/>
-                <w:szCs w:val="26"/>
-                <w:rtl w:val="1"/>
-              </w:rPr>
-              <w:t xml:space="preserve">באחרים</w:t>
-            </w:r>
-            <w:r>
-              <w:rPr>
-                <w:sz w:val="26"/>
-                <w:szCs w:val="26"/>
-                <w:rtl w:val="1"/>
-              </w:rPr>
-              <w:t xml:space="preserve">.</w:t>
+                <w:rtl w:val="0"/>
+              </w:rPr>
             </w:r>
           </w:p>
         </w:tc>
@@ -44192,7 +50254,7 @@
                 <w:szCs w:val="26"/>
                 <w:rtl w:val="0"/>
               </w:rPr>
-              <w:t xml:space="preserve">10</w:t>
+              <w:t xml:space="preserve">11</w:t>
             </w:r>
           </w:p>
         </w:tc>
@@ -44321,7 +50383,7 @@
                 <w:szCs w:val="26"/>
                 <w:rtl w:val="0"/>
               </w:rPr>
-              <w:t xml:space="preserve">11</w:t>
+              <w:t xml:space="preserve">12</w:t>
             </w:r>
           </w:p>
         </w:tc>
@@ -44450,7 +50512,7 @@
                 <w:szCs w:val="26"/>
                 <w:rtl w:val="0"/>
               </w:rPr>
-              <w:t xml:space="preserve">12</w:t>
+              <w:t xml:space="preserve">13</w:t>
             </w:r>
           </w:p>
         </w:tc>
@@ -44579,7 +50641,7 @@
                 <w:szCs w:val="26"/>
                 <w:rtl w:val="0"/>
               </w:rPr>
-              <w:t xml:space="preserve">13</w:t>
+              <w:t xml:space="preserve">14</w:t>
             </w:r>
           </w:p>
         </w:tc>
@@ -44708,7 +50770,7 @@
                 <w:szCs w:val="26"/>
                 <w:rtl w:val="0"/>
               </w:rPr>
-              <w:t xml:space="preserve">14</w:t>
+              <w:t xml:space="preserve">15</w:t>
             </w:r>
           </w:p>
         </w:tc>
@@ -44837,7 +50899,7 @@
                 <w:szCs w:val="26"/>
                 <w:rtl w:val="0"/>
               </w:rPr>
-              <w:t xml:space="preserve">15</w:t>
+              <w:t xml:space="preserve">16</w:t>
             </w:r>
           </w:p>
         </w:tc>
@@ -44966,7 +51028,7 @@
                 <w:szCs w:val="26"/>
                 <w:rtl w:val="0"/>
               </w:rPr>
-              <w:t xml:space="preserve">16</w:t>
+              <w:t xml:space="preserve">17</w:t>
             </w:r>
           </w:p>
         </w:tc>
@@ -45095,7 +51157,7 @@
                 <w:szCs w:val="26"/>
                 <w:rtl w:val="0"/>
               </w:rPr>
-              <w:t xml:space="preserve">17</w:t>
+              <w:t xml:space="preserve">18</w:t>
             </w:r>
           </w:p>
         </w:tc>
@@ -45224,7 +51286,7 @@
                 <w:szCs w:val="26"/>
                 <w:rtl w:val="0"/>
               </w:rPr>
-              <w:t xml:space="preserve">18</w:t>
+              <w:t xml:space="preserve">19</w:t>
             </w:r>
           </w:p>
         </w:tc>
@@ -45353,7 +51415,7 @@
                 <w:szCs w:val="26"/>
                 <w:rtl w:val="0"/>
               </w:rPr>
-              <w:t xml:space="preserve">19</w:t>
+              <w:t xml:space="preserve">20</w:t>
             </w:r>
           </w:p>
         </w:tc>
@@ -45482,7 +51544,7 @@
                 <w:szCs w:val="26"/>
                 <w:rtl w:val="0"/>
               </w:rPr>
-              <w:t xml:space="preserve">20</w:t>
+              <w:t xml:space="preserve">21</w:t>
             </w:r>
           </w:p>
         </w:tc>
@@ -45611,7 +51673,7 @@
                 <w:szCs w:val="26"/>
                 <w:rtl w:val="0"/>
               </w:rPr>
-              <w:t xml:space="preserve">21</w:t>
+              <w:t xml:space="preserve">22</w:t>
             </w:r>
           </w:p>
         </w:tc>
@@ -45740,7 +51802,7 @@
                 <w:szCs w:val="26"/>
                 <w:rtl w:val="0"/>
               </w:rPr>
-              <w:t xml:space="preserve">22</w:t>
+              <w:t xml:space="preserve">23</w:t>
             </w:r>
           </w:p>
         </w:tc>
@@ -45869,7 +51931,7 @@
                 <w:szCs w:val="26"/>
                 <w:rtl w:val="0"/>
               </w:rPr>
-              <w:t xml:space="preserve">23</w:t>
+              <w:t xml:space="preserve">24</w:t>
             </w:r>
           </w:p>
         </w:tc>
@@ -45998,7 +52060,7 @@
                 <w:szCs w:val="26"/>
                 <w:rtl w:val="0"/>
               </w:rPr>
-              <w:t xml:space="preserve">24</w:t>
+              <w:t xml:space="preserve">25</w:t>
             </w:r>
           </w:p>
         </w:tc>
@@ -46127,7 +52189,7 @@
                 <w:szCs w:val="26"/>
                 <w:rtl w:val="0"/>
               </w:rPr>
-              <w:t xml:space="preserve">25</w:t>
+              <w:t xml:space="preserve">26</w:t>
             </w:r>
           </w:p>
         </w:tc>
@@ -46256,135 +52318,6 @@
                 <w:szCs w:val="26"/>
                 <w:rtl w:val="0"/>
               </w:rPr>
-              <w:t xml:space="preserve">26</w:t>
-            </w:r>
-          </w:p>
-        </w:tc>
-      </w:tr>
-      <w:tr>
-        <w:trPr>
-          <w:cantSplit w:val="0"/>
-          <w:tblHeader w:val="0"/>
-        </w:trPr>
-        <w:tc>
-          <w:tcPr>
-            <w:shd w:fill="auto" w:val="clear"/>
-            <w:tcMar>
-              <w:top w:w="100.0" w:type="dxa"/>
-              <w:left w:w="100.0" w:type="dxa"/>
-              <w:bottom w:w="100.0" w:type="dxa"/>
-              <w:right w:w="100.0" w:type="dxa"/>
-            </w:tcMar>
-            <w:vAlign w:val="top"/>
-          </w:tcPr>
-          <w:p>
-            <w:pPr>
-              <w:keepNext w:val="0"/>
-              <w:keepLines w:val="0"/>
-              <w:pageBreakBefore w:val="0"/>
-              <w:widowControl w:val="0"/>
-              <w:pBdr>
-                <w:top w:space="0" w:sz="0" w:val="nil"/>
-                <w:left w:space="0" w:sz="0" w:val="nil"/>
-                <w:bottom w:space="0" w:sz="0" w:val="nil"/>
-                <w:right w:space="0" w:sz="0" w:val="nil"/>
-                <w:between w:space="0" w:sz="0" w:val="nil"/>
-              </w:pBdr>
-              <w:shd w:fill="auto" w:val="clear"/>
-              <w:spacing w:after="0" w:before="0" w:line="240" w:lineRule="auto"/>
-              <w:ind w:left="0" w:right="0" w:firstLine="0"/>
-              <w:jc w:val="center"/>
-              <w:rPr>
-                <w:sz w:val="26"/>
-                <w:szCs w:val="26"/>
-              </w:rPr>
-            </w:pPr>
-            <w:r>
-              <w:rPr>
-                <w:rtl w:val="0"/>
-              </w:rPr>
-            </w:r>
-          </w:p>
-        </w:tc>
-        <w:tc>
-          <w:tcPr>
-            <w:shd w:fill="auto" w:val="clear"/>
-            <w:tcMar>
-              <w:top w:w="100.0" w:type="dxa"/>
-              <w:left w:w="100.0" w:type="dxa"/>
-              <w:bottom w:w="100.0" w:type="dxa"/>
-              <w:right w:w="100.0" w:type="dxa"/>
-            </w:tcMar>
-            <w:vAlign w:val="top"/>
-          </w:tcPr>
-          <w:p>
-            <w:pPr>
-              <w:keepNext w:val="0"/>
-              <w:keepLines w:val="0"/>
-              <w:pageBreakBefore w:val="0"/>
-              <w:widowControl w:val="0"/>
-              <w:pBdr>
-                <w:top w:space="0" w:sz="0" w:val="nil"/>
-                <w:left w:space="0" w:sz="0" w:val="nil"/>
-                <w:bottom w:space="0" w:sz="0" w:val="nil"/>
-                <w:right w:space="0" w:sz="0" w:val="nil"/>
-                <w:between w:space="0" w:sz="0" w:val="nil"/>
-              </w:pBdr>
-              <w:shd w:fill="auto" w:val="clear"/>
-              <w:spacing w:after="0" w:before="0" w:line="240" w:lineRule="auto"/>
-              <w:ind w:left="0" w:right="0" w:firstLine="0"/>
-              <w:jc w:val="center"/>
-              <w:rPr>
-                <w:sz w:val="26"/>
-                <w:szCs w:val="26"/>
-              </w:rPr>
-            </w:pPr>
-            <w:r>
-              <w:rPr>
-                <w:rtl w:val="0"/>
-              </w:rPr>
-            </w:r>
-          </w:p>
-        </w:tc>
-        <w:tc>
-          <w:tcPr>
-            <w:shd w:fill="auto" w:val="clear"/>
-            <w:tcMar>
-              <w:top w:w="100.0" w:type="dxa"/>
-              <w:left w:w="100.0" w:type="dxa"/>
-              <w:bottom w:w="100.0" w:type="dxa"/>
-              <w:right w:w="100.0" w:type="dxa"/>
-            </w:tcMar>
-            <w:vAlign w:val="top"/>
-          </w:tcPr>
-          <w:p>
-            <w:pPr>
-              <w:keepNext w:val="0"/>
-              <w:keepLines w:val="0"/>
-              <w:pageBreakBefore w:val="0"/>
-              <w:widowControl w:val="0"/>
-              <w:pBdr>
-                <w:top w:space="0" w:sz="0" w:val="nil"/>
-                <w:left w:space="0" w:sz="0" w:val="nil"/>
-                <w:bottom w:space="0" w:sz="0" w:val="nil"/>
-                <w:right w:space="0" w:sz="0" w:val="nil"/>
-                <w:between w:space="0" w:sz="0" w:val="nil"/>
-              </w:pBdr>
-              <w:shd w:fill="auto" w:val="clear"/>
-              <w:spacing w:after="0" w:before="0" w:line="240" w:lineRule="auto"/>
-              <w:ind w:left="0" w:right="0" w:firstLine="0"/>
-              <w:jc w:val="center"/>
-              <w:rPr>
-                <w:sz w:val="26"/>
-                <w:szCs w:val="26"/>
-              </w:rPr>
-            </w:pPr>
-            <w:r>
-              <w:rPr>
-                <w:sz w:val="26"/>
-                <w:szCs w:val="26"/>
-                <w:rtl w:val="0"/>
-              </w:rPr>
               <w:t xml:space="preserve">27</w:t>
             </w:r>
           </w:p>
@@ -46417,6 +52350,226 @@
 <file path=word/numbering.xml><?xml version="1.0" encoding="utf-8"?>
 <w:numbering xmlns:mc="http://schemas.openxmlformats.org/markup-compatibility/2006" xmlns:o="urn:schemas-microsoft-com:office:office" xmlns:r="http://schemas.openxmlformats.org/officeDocument/2006/relationships" xmlns:m="http://schemas.openxmlformats.org/officeDocument/2006/math" xmlns:v="urn:schemas-microsoft-com:vml" xmlns:wp="http://schemas.openxmlformats.org/drawingml/2006/wordprocessingDrawing" xmlns:w10="urn:schemas-microsoft-com:office:word" xmlns:w="http://schemas.openxmlformats.org/wordprocessingml/2006/main" xmlns:wne="http://schemas.microsoft.com/office/word/2006/wordml" xmlns:sl="http://schemas.openxmlformats.org/schemaLibrary/2006/main" xmlns:a="http://schemas.openxmlformats.org/drawingml/2006/main" xmlns:pic="http://schemas.openxmlformats.org/drawingml/2006/picture" xmlns:c="http://schemas.openxmlformats.org/drawingml/2006/chart" xmlns:lc="http://schemas.openxmlformats.org/drawingml/2006/lockedCanvas" xmlns:dgm="http://schemas.openxmlformats.org/drawingml/2006/diagram" xmlns:wps="http://schemas.microsoft.com/office/word/2010/wordprocessingShape" xmlns:wpg="http://schemas.microsoft.com/office/word/2010/wordprocessingGroup" xmlns:w14="http://schemas.microsoft.com/office/word/2010/wordml" xmlns:w15="http://schemas.microsoft.com/office/word/2012/wordml" xmlns:w16="http://schemas.microsoft.com/office/word/2018/wordml" xmlns:w16cex="http://schemas.microsoft.com/office/word/2018/wordml/cex" xmlns:w16cid="http://schemas.microsoft.com/office/word/2016/wordml/cid" xmlns="http://schemas.microsoft.com/office/tasks/2019/documenttasks" xmlns:cr="http://schemas.microsoft.com/office/comments/2020/reactions">
   <w:abstractNum w:abstractNumId="1">
+    <w:lvl w:ilvl="0">
+      <w:start w:val="1"/>
+      <w:numFmt w:val="decimal"/>
+      <w:lvlText w:val="%1."/>
+      <w:lvlJc w:val="left"/>
+      <w:pPr>
+        <w:ind w:left="720" w:hanging="360"/>
+      </w:pPr>
+      <w:rPr>
+        <w:u w:val="none"/>
+      </w:rPr>
+    </w:lvl>
+    <w:lvl w:ilvl="1">
+      <w:start w:val="1"/>
+      <w:numFmt w:val="lowerLetter"/>
+      <w:lvlText w:val="%2."/>
+      <w:lvlJc w:val="left"/>
+      <w:pPr>
+        <w:ind w:left="1440" w:hanging="360"/>
+      </w:pPr>
+      <w:rPr>
+        <w:u w:val="none"/>
+      </w:rPr>
+    </w:lvl>
+    <w:lvl w:ilvl="2">
+      <w:start w:val="1"/>
+      <w:numFmt w:val="lowerRoman"/>
+      <w:lvlText w:val="%3."/>
+      <w:lvlJc w:val="left"/>
+      <w:pPr>
+        <w:ind w:left="2160" w:hanging="360"/>
+      </w:pPr>
+      <w:rPr>
+        <w:u w:val="none"/>
+      </w:rPr>
+    </w:lvl>
+    <w:lvl w:ilvl="3">
+      <w:start w:val="1"/>
+      <w:numFmt w:val="decimal"/>
+      <w:lvlText w:val="%4."/>
+      <w:lvlJc w:val="left"/>
+      <w:pPr>
+        <w:ind w:left="2880" w:hanging="360"/>
+      </w:pPr>
+      <w:rPr>
+        <w:u w:val="none"/>
+      </w:rPr>
+    </w:lvl>
+    <w:lvl w:ilvl="4">
+      <w:start w:val="1"/>
+      <w:numFmt w:val="lowerLetter"/>
+      <w:lvlText w:val="%5."/>
+      <w:lvlJc w:val="left"/>
+      <w:pPr>
+        <w:ind w:left="3600" w:hanging="360"/>
+      </w:pPr>
+      <w:rPr>
+        <w:u w:val="none"/>
+      </w:rPr>
+    </w:lvl>
+    <w:lvl w:ilvl="5">
+      <w:start w:val="1"/>
+      <w:numFmt w:val="lowerRoman"/>
+      <w:lvlText w:val="%6."/>
+      <w:lvlJc w:val="left"/>
+      <w:pPr>
+        <w:ind w:left="4320" w:hanging="360"/>
+      </w:pPr>
+      <w:rPr>
+        <w:u w:val="none"/>
+      </w:rPr>
+    </w:lvl>
+    <w:lvl w:ilvl="6">
+      <w:start w:val="1"/>
+      <w:numFmt w:val="decimal"/>
+      <w:lvlText w:val="%7."/>
+      <w:lvlJc w:val="left"/>
+      <w:pPr>
+        <w:ind w:left="5040" w:hanging="360"/>
+      </w:pPr>
+      <w:rPr>
+        <w:u w:val="none"/>
+      </w:rPr>
+    </w:lvl>
+    <w:lvl w:ilvl="7">
+      <w:start w:val="1"/>
+      <w:numFmt w:val="lowerLetter"/>
+      <w:lvlText w:val="%8."/>
+      <w:lvlJc w:val="left"/>
+      <w:pPr>
+        <w:ind w:left="5760" w:hanging="360"/>
+      </w:pPr>
+      <w:rPr>
+        <w:u w:val="none"/>
+      </w:rPr>
+    </w:lvl>
+    <w:lvl w:ilvl="8">
+      <w:start w:val="1"/>
+      <w:numFmt w:val="lowerRoman"/>
+      <w:lvlText w:val="%9."/>
+      <w:lvlJc w:val="left"/>
+      <w:pPr>
+        <w:ind w:left="6480" w:hanging="360"/>
+      </w:pPr>
+      <w:rPr>
+        <w:u w:val="none"/>
+      </w:rPr>
+    </w:lvl>
+  </w:abstractNum>
+  <w:abstractNum w:abstractNumId="2">
+    <w:lvl w:ilvl="0">
+      <w:start w:val="1"/>
+      <w:numFmt w:val="bullet"/>
+      <w:lvlText w:val="●"/>
+      <w:lvlJc w:val="left"/>
+      <w:pPr>
+        <w:ind w:left="720" w:hanging="360"/>
+      </w:pPr>
+      <w:rPr>
+        <w:u w:val="none"/>
+      </w:rPr>
+    </w:lvl>
+    <w:lvl w:ilvl="1">
+      <w:start w:val="1"/>
+      <w:numFmt w:val="bullet"/>
+      <w:lvlText w:val="○"/>
+      <w:lvlJc w:val="left"/>
+      <w:pPr>
+        <w:ind w:left="1440" w:hanging="360"/>
+      </w:pPr>
+      <w:rPr>
+        <w:u w:val="none"/>
+      </w:rPr>
+    </w:lvl>
+    <w:lvl w:ilvl="2">
+      <w:start w:val="1"/>
+      <w:numFmt w:val="bullet"/>
+      <w:lvlText w:val="■"/>
+      <w:lvlJc w:val="left"/>
+      <w:pPr>
+        <w:ind w:left="2160" w:hanging="360"/>
+      </w:pPr>
+      <w:rPr>
+        <w:u w:val="none"/>
+      </w:rPr>
+    </w:lvl>
+    <w:lvl w:ilvl="3">
+      <w:start w:val="1"/>
+      <w:numFmt w:val="bullet"/>
+      <w:lvlText w:val="●"/>
+      <w:lvlJc w:val="left"/>
+      <w:pPr>
+        <w:ind w:left="2880" w:hanging="360"/>
+      </w:pPr>
+      <w:rPr>
+        <w:u w:val="none"/>
+      </w:rPr>
+    </w:lvl>
+    <w:lvl w:ilvl="4">
+      <w:start w:val="1"/>
+      <w:numFmt w:val="bullet"/>
+      <w:lvlText w:val="○"/>
+      <w:lvlJc w:val="left"/>
+      <w:pPr>
+        <w:ind w:left="3600" w:hanging="360"/>
+      </w:pPr>
+      <w:rPr>
+        <w:u w:val="none"/>
+      </w:rPr>
+    </w:lvl>
+    <w:lvl w:ilvl="5">
+      <w:start w:val="1"/>
+      <w:numFmt w:val="bullet"/>
+      <w:lvlText w:val="■"/>
+      <w:lvlJc w:val="left"/>
+      <w:pPr>
+        <w:ind w:left="4320" w:hanging="360"/>
+      </w:pPr>
+      <w:rPr>
+        <w:u w:val="none"/>
+      </w:rPr>
+    </w:lvl>
+    <w:lvl w:ilvl="6">
+      <w:start w:val="1"/>
+      <w:numFmt w:val="bullet"/>
+      <w:lvlText w:val="●"/>
+      <w:lvlJc w:val="left"/>
+      <w:pPr>
+        <w:ind w:left="5040" w:hanging="360"/>
+      </w:pPr>
+      <w:rPr>
+        <w:u w:val="none"/>
+      </w:rPr>
+    </w:lvl>
+    <w:lvl w:ilvl="7">
+      <w:start w:val="1"/>
+      <w:numFmt w:val="bullet"/>
+      <w:lvlText w:val="○"/>
+      <w:lvlJc w:val="left"/>
+      <w:pPr>
+        <w:ind w:left="5760" w:hanging="360"/>
+      </w:pPr>
+      <w:rPr>
+        <w:u w:val="none"/>
+      </w:rPr>
+    </w:lvl>
+    <w:lvl w:ilvl="8">
+      <w:start w:val="1"/>
+      <w:numFmt w:val="bullet"/>
+      <w:lvlText w:val="■"/>
+      <w:lvlJc w:val="left"/>
+      <w:pPr>
+        <w:ind w:left="6480" w:hanging="360"/>
+      </w:pPr>
+      <w:rPr>
+        <w:u w:val="none"/>
+      </w:rPr>
+    </w:lvl>
+  </w:abstractNum>
+  <w:abstractNum w:abstractNumId="3">
     <w:lvl w:ilvl="0">
       <w:start w:val="1"/>
       <w:numFmt w:val="bullet"/>
@@ -46528,6 +52681,12 @@
   </w:abstractNum>
   <w:num w:numId="1">
     <w:abstractNumId w:val="1"/>
+  </w:num>
+  <w:num w:numId="2">
+    <w:abstractNumId w:val="2"/>
+  </w:num>
+  <w:num w:numId="3">
+    <w:abstractNumId w:val="3"/>
   </w:num>
 </w:numbering>
 </file>

--- a/data/activities.docx
+++ b/data/activities.docx
@@ -1270,6 +1270,277 @@
           <w:szCs w:val="34"/>
           <w:rtl w:val="1"/>
         </w:rPr>
+        <w:t xml:space="preserve">אם</w:t>
+      </w:r>
+      <w:r>
+        <w:rPr>
+          <w:sz w:val="34"/>
+          <w:szCs w:val="34"/>
+          <w:rtl w:val="1"/>
+        </w:rPr>
+        <w:t xml:space="preserve"> </w:t>
+      </w:r>
+      <w:r>
+        <w:rPr>
+          <w:sz w:val="34"/>
+          <w:szCs w:val="34"/>
+          <w:rtl w:val="1"/>
+        </w:rPr>
+        <w:t xml:space="preserve">כתוב</w:t>
+      </w:r>
+      <w:r>
+        <w:rPr>
+          <w:sz w:val="34"/>
+          <w:szCs w:val="34"/>
+          <w:rtl w:val="1"/>
+        </w:rPr>
+        <w:t xml:space="preserve">: ״</w:t>
+      </w:r>
+      <w:r>
+        <w:rPr>
+          <w:sz w:val="34"/>
+          <w:szCs w:val="34"/>
+          <w:rtl w:val="1"/>
+        </w:rPr>
+        <w:t xml:space="preserve">הידעת</w:t>
+      </w:r>
+      <w:r>
+        <w:rPr>
+          <w:sz w:val="34"/>
+          <w:szCs w:val="34"/>
+          <w:rtl w:val="1"/>
+        </w:rPr>
+        <w:t xml:space="preserve">?״ + </w:t>
+      </w:r>
+      <w:r>
+        <w:rPr>
+          <w:sz w:val="34"/>
+          <w:szCs w:val="34"/>
+          <w:rtl w:val="1"/>
+        </w:rPr>
+        <w:t xml:space="preserve">מידע</w:t>
+      </w:r>
+      <w:r>
+        <w:rPr>
+          <w:sz w:val="34"/>
+          <w:szCs w:val="34"/>
+          <w:rtl w:val="1"/>
+        </w:rPr>
+        <w:t xml:space="preserve">, </w:t>
+      </w:r>
+      <w:r>
+        <w:rPr>
+          <w:sz w:val="34"/>
+          <w:szCs w:val="34"/>
+          <w:rtl w:val="1"/>
+        </w:rPr>
+        <w:t xml:space="preserve">הטמע</w:t>
+      </w:r>
+      <w:r>
+        <w:rPr>
+          <w:sz w:val="34"/>
+          <w:szCs w:val="34"/>
+          <w:rtl w:val="1"/>
+        </w:rPr>
+        <w:t xml:space="preserve"> </w:t>
+      </w:r>
+      <w:r>
+        <w:rPr>
+          <w:sz w:val="34"/>
+          <w:szCs w:val="34"/>
+          <w:rtl w:val="1"/>
+        </w:rPr>
+        <w:t xml:space="preserve">אייקון</w:t>
+      </w:r>
+      <w:r>
+        <w:rPr>
+          <w:sz w:val="34"/>
+          <w:szCs w:val="34"/>
+          <w:rtl w:val="1"/>
+        </w:rPr>
+        <w:t xml:space="preserve"> </w:t>
+      </w:r>
+      <w:r>
+        <w:rPr>
+          <w:sz w:val="34"/>
+          <w:szCs w:val="34"/>
+          <w:rtl w:val="0"/>
+        </w:rPr>
+        <w:t xml:space="preserve">did</w:t>
+      </w:r>
+      <w:r>
+        <w:rPr>
+          <w:sz w:val="34"/>
+          <w:szCs w:val="34"/>
+          <w:rtl w:val="0"/>
+        </w:rPr>
+        <w:t xml:space="preserve">-</w:t>
+      </w:r>
+      <w:r>
+        <w:rPr>
+          <w:sz w:val="34"/>
+          <w:szCs w:val="34"/>
+          <w:rtl w:val="0"/>
+        </w:rPr>
+        <w:t xml:space="preserve">you</w:t>
+      </w:r>
+      <w:r>
+        <w:rPr>
+          <w:sz w:val="34"/>
+          <w:szCs w:val="34"/>
+          <w:rtl w:val="0"/>
+        </w:rPr>
+        <w:t xml:space="preserve">-</w:t>
+      </w:r>
+      <w:r>
+        <w:rPr>
+          <w:sz w:val="34"/>
+          <w:szCs w:val="34"/>
+          <w:rtl w:val="0"/>
+        </w:rPr>
+        <w:t xml:space="preserve">know</w:t>
+      </w:r>
+      <w:r>
+        <w:rPr>
+          <w:sz w:val="34"/>
+          <w:szCs w:val="34"/>
+          <w:rtl w:val="0"/>
+        </w:rPr>
+        <w:t xml:space="preserve">.</w:t>
+      </w:r>
+      <w:r>
+        <w:rPr>
+          <w:sz w:val="34"/>
+          <w:szCs w:val="34"/>
+          <w:rtl w:val="0"/>
+        </w:rPr>
+        <w:t xml:space="preserve">png</w:t>
+      </w:r>
+      <w:r>
+        <w:rPr>
+          <w:sz w:val="34"/>
+          <w:szCs w:val="34"/>
+          <w:rtl w:val="1"/>
+        </w:rPr>
+        <w:t xml:space="preserve">. </w:t>
+      </w:r>
+      <w:r>
+        <w:rPr>
+          <w:sz w:val="34"/>
+          <w:szCs w:val="34"/>
+          <w:rtl w:val="1"/>
+        </w:rPr>
+        <w:t xml:space="preserve">בלחיצה</w:t>
+      </w:r>
+      <w:r>
+        <w:rPr>
+          <w:sz w:val="34"/>
+          <w:szCs w:val="34"/>
+          <w:rtl w:val="1"/>
+        </w:rPr>
+        <w:t xml:space="preserve"> </w:t>
+      </w:r>
+      <w:r>
+        <w:rPr>
+          <w:sz w:val="34"/>
+          <w:szCs w:val="34"/>
+          <w:rtl w:val="1"/>
+        </w:rPr>
+        <w:t xml:space="preserve">עליו</w:t>
+      </w:r>
+      <w:r>
+        <w:rPr>
+          <w:sz w:val="34"/>
+          <w:szCs w:val="34"/>
+          <w:rtl w:val="1"/>
+        </w:rPr>
+        <w:t xml:space="preserve"> </w:t>
+      </w:r>
+      <w:r>
+        <w:rPr>
+          <w:sz w:val="34"/>
+          <w:szCs w:val="34"/>
+          <w:rtl w:val="1"/>
+        </w:rPr>
+        <w:t xml:space="preserve">תפתח</w:t>
+      </w:r>
+      <w:r>
+        <w:rPr>
+          <w:sz w:val="34"/>
+          <w:szCs w:val="34"/>
+          <w:rtl w:val="1"/>
+        </w:rPr>
+        <w:t xml:space="preserve"> </w:t>
+      </w:r>
+      <w:r>
+        <w:rPr>
+          <w:sz w:val="34"/>
+          <w:szCs w:val="34"/>
+          <w:rtl w:val="1"/>
+        </w:rPr>
+        <w:t xml:space="preserve">חלונית</w:t>
+      </w:r>
+      <w:r>
+        <w:rPr>
+          <w:sz w:val="34"/>
+          <w:szCs w:val="34"/>
+          <w:rtl w:val="1"/>
+        </w:rPr>
+        <w:t xml:space="preserve"> </w:t>
+      </w:r>
+      <w:r>
+        <w:rPr>
+          <w:sz w:val="34"/>
+          <w:szCs w:val="34"/>
+          <w:rtl w:val="1"/>
+        </w:rPr>
+        <w:t xml:space="preserve">עם</w:t>
+      </w:r>
+      <w:r>
+        <w:rPr>
+          <w:sz w:val="34"/>
+          <w:szCs w:val="34"/>
+          <w:rtl w:val="1"/>
+        </w:rPr>
+        <w:t xml:space="preserve"> </w:t>
+      </w:r>
+      <w:r>
+        <w:rPr>
+          <w:sz w:val="34"/>
+          <w:szCs w:val="34"/>
+          <w:rtl w:val="1"/>
+        </w:rPr>
+        <w:t xml:space="preserve">המידע</w:t>
+      </w:r>
+    </w:p>
+    <w:p>
+      <w:pPr>
+        <w:bidi w:val="1"/>
+        <w:rPr>
+          <w:sz w:val="34"/>
+          <w:szCs w:val="34"/>
+        </w:rPr>
+      </w:pPr>
+      <w:r>
+        <w:rPr>
+          <w:rtl w:val="0"/>
+        </w:rPr>
+      </w:r>
+    </w:p>
+    <w:p>
+      <w:pPr>
+        <w:bidi w:val="1"/>
+        <w:rPr>
+          <w:sz w:val="34"/>
+          <w:szCs w:val="34"/>
+        </w:rPr>
+      </w:pPr>
+      <w:r>
+        <w:rPr>
+          <w:sz w:val="34"/>
+          <w:szCs w:val="34"/>
+          <w:rtl w:val="1"/>
+        </w:rPr>
         <w:t xml:space="preserve">הצג</w:t>
       </w:r>
       <w:r>
@@ -42116,7 +42387,7 @@
               <w:widowControl w:val="0"/>
               <w:numPr>
                 <w:ilvl w:val="0"/>
-                <w:numId w:val="3"/>
+                <w:numId w:val="5"/>
               </w:numPr>
               <w:bidi w:val="1"/>
               <w:spacing w:after="0" w:afterAutospacing="0" w:before="240" w:line="240" w:lineRule="auto"/>
@@ -42245,7 +42516,7 @@
               <w:widowControl w:val="0"/>
               <w:numPr>
                 <w:ilvl w:val="0"/>
-                <w:numId w:val="3"/>
+                <w:numId w:val="5"/>
               </w:numPr>
               <w:bidi w:val="1"/>
               <w:spacing w:after="0" w:afterAutospacing="0" w:before="0" w:beforeAutospacing="0" w:line="240" w:lineRule="auto"/>
@@ -42358,7 +42629,7 @@
               <w:widowControl w:val="0"/>
               <w:numPr>
                 <w:ilvl w:val="0"/>
-                <w:numId w:val="3"/>
+                <w:numId w:val="5"/>
               </w:numPr>
               <w:bidi w:val="1"/>
               <w:spacing w:after="240" w:before="0" w:beforeAutospacing="0" w:line="240" w:lineRule="auto"/>
@@ -50160,6 +50431,6552 @@
                 <w:between w:space="0" w:sz="0" w:val="nil"/>
               </w:pBdr>
               <w:shd w:fill="auto" w:val="clear"/>
+              <w:bidi w:val="1"/>
+              <w:spacing w:after="0" w:before="0" w:line="240" w:lineRule="auto"/>
+              <w:ind w:left="0" w:right="0" w:firstLine="0"/>
+              <w:jc w:val="left"/>
+              <w:rPr>
+                <w:b w:val="1"/>
+                <w:bCs w:val="1"/>
+                <w:sz w:val="26"/>
+                <w:szCs w:val="26"/>
+              </w:rPr>
+            </w:pPr>
+            <w:r>
+              <w:rPr>
+                <w:b w:val="1"/>
+                <w:bCs w:val="1"/>
+                <w:sz w:val="26"/>
+                <w:szCs w:val="26"/>
+                <w:rtl w:val="1"/>
+              </w:rPr>
+              <w:t xml:space="preserve">פעילות</w:t>
+            </w:r>
+            <w:r>
+              <w:rPr>
+                <w:b w:val="1"/>
+                <w:bCs w:val="1"/>
+                <w:sz w:val="26"/>
+                <w:szCs w:val="26"/>
+                <w:rtl w:val="1"/>
+              </w:rPr>
+              <w:t xml:space="preserve"> 1: </w:t>
+            </w:r>
+            <w:r>
+              <w:rPr>
+                <w:b w:val="1"/>
+                <w:bCs w:val="1"/>
+                <w:sz w:val="26"/>
+                <w:szCs w:val="26"/>
+                <w:rtl w:val="1"/>
+              </w:rPr>
+              <w:t xml:space="preserve">מי</w:t>
+            </w:r>
+            <w:r>
+              <w:rPr>
+                <w:b w:val="1"/>
+                <w:bCs w:val="1"/>
+                <w:sz w:val="26"/>
+                <w:szCs w:val="26"/>
+                <w:rtl w:val="1"/>
+              </w:rPr>
+              <w:t xml:space="preserve"> </w:t>
+            </w:r>
+            <w:r>
+              <w:rPr>
+                <w:b w:val="1"/>
+                <w:bCs w:val="1"/>
+                <w:sz w:val="26"/>
+                <w:szCs w:val="26"/>
+                <w:rtl w:val="1"/>
+              </w:rPr>
+              <w:t xml:space="preserve">מוחא</w:t>
+            </w:r>
+            <w:r>
+              <w:rPr>
+                <w:b w:val="1"/>
+                <w:bCs w:val="1"/>
+                <w:sz w:val="26"/>
+                <w:szCs w:val="26"/>
+                <w:rtl w:val="1"/>
+              </w:rPr>
+              <w:t xml:space="preserve"> </w:t>
+            </w:r>
+            <w:r>
+              <w:rPr>
+                <w:b w:val="1"/>
+                <w:bCs w:val="1"/>
+                <w:sz w:val="26"/>
+                <w:szCs w:val="26"/>
+                <w:rtl w:val="1"/>
+              </w:rPr>
+              <w:t xml:space="preserve">לי</w:t>
+            </w:r>
+            <w:r>
+              <w:rPr>
+                <w:b w:val="1"/>
+                <w:bCs w:val="1"/>
+                <w:sz w:val="26"/>
+                <w:szCs w:val="26"/>
+                <w:rtl w:val="1"/>
+              </w:rPr>
+              <w:t xml:space="preserve"> </w:t>
+            </w:r>
+            <w:r>
+              <w:rPr>
+                <w:b w:val="1"/>
+                <w:bCs w:val="1"/>
+                <w:sz w:val="26"/>
+                <w:szCs w:val="26"/>
+                <w:rtl w:val="1"/>
+              </w:rPr>
+              <w:t xml:space="preserve">כפיים</w:t>
+            </w:r>
+            <w:r>
+              <w:rPr>
+                <w:b w:val="1"/>
+                <w:bCs w:val="1"/>
+                <w:sz w:val="26"/>
+                <w:szCs w:val="26"/>
+                <w:rtl w:val="1"/>
+              </w:rPr>
+              <w:t xml:space="preserve">?</w:t>
+            </w:r>
+          </w:p>
+          <w:p>
+            <w:pPr>
+              <w:keepNext w:val="0"/>
+              <w:keepLines w:val="0"/>
+              <w:pageBreakBefore w:val="0"/>
+              <w:widowControl w:val="0"/>
+              <w:pBdr>
+                <w:top w:space="0" w:sz="0" w:val="nil"/>
+                <w:left w:space="0" w:sz="0" w:val="nil"/>
+                <w:bottom w:space="0" w:sz="0" w:val="nil"/>
+                <w:right w:space="0" w:sz="0" w:val="nil"/>
+                <w:between w:space="0" w:sz="0" w:val="nil"/>
+              </w:pBdr>
+              <w:shd w:fill="auto" w:val="clear"/>
+              <w:bidi w:val="1"/>
+              <w:spacing w:after="0" w:before="0" w:line="240" w:lineRule="auto"/>
+              <w:ind w:left="0" w:right="0" w:firstLine="0"/>
+              <w:jc w:val="left"/>
+              <w:rPr>
+                <w:sz w:val="26"/>
+                <w:szCs w:val="26"/>
+              </w:rPr>
+            </w:pPr>
+            <w:r>
+              <w:rPr>
+                <w:rtl w:val="0"/>
+              </w:rPr>
+            </w:r>
+          </w:p>
+          <w:p>
+            <w:pPr>
+              <w:widowControl w:val="0"/>
+              <w:bidi w:val="1"/>
+              <w:spacing w:after="240" w:before="240" w:line="240" w:lineRule="auto"/>
+              <w:rPr>
+                <w:sz w:val="26"/>
+                <w:szCs w:val="26"/>
+              </w:rPr>
+            </w:pPr>
+            <w:r>
+              <w:rPr>
+                <w:sz w:val="26"/>
+                <w:szCs w:val="26"/>
+                <w:rtl w:val="1"/>
+              </w:rPr>
+              <w:t xml:space="preserve">האיש</w:t>
+            </w:r>
+            <w:r>
+              <w:rPr>
+                <w:sz w:val="26"/>
+                <w:szCs w:val="26"/>
+                <w:rtl w:val="1"/>
+              </w:rPr>
+              <w:t xml:space="preserve"> </w:t>
+            </w:r>
+            <w:r>
+              <w:rPr>
+                <w:sz w:val="26"/>
+                <w:szCs w:val="26"/>
+                <w:rtl w:val="1"/>
+              </w:rPr>
+              <w:t xml:space="preserve">היהיר</w:t>
+            </w:r>
+            <w:r>
+              <w:rPr>
+                <w:sz w:val="26"/>
+                <w:szCs w:val="26"/>
+                <w:rtl w:val="1"/>
+              </w:rPr>
+              <w:t xml:space="preserve"> </w:t>
+            </w:r>
+            <w:r>
+              <w:rPr>
+                <w:sz w:val="26"/>
+                <w:szCs w:val="26"/>
+                <w:rtl w:val="1"/>
+              </w:rPr>
+              <w:t xml:space="preserve">שפוגש</w:t>
+            </w:r>
+            <w:r>
+              <w:rPr>
+                <w:sz w:val="26"/>
+                <w:szCs w:val="26"/>
+                <w:rtl w:val="1"/>
+              </w:rPr>
+              <w:t xml:space="preserve"> </w:t>
+            </w:r>
+            <w:r>
+              <w:rPr>
+                <w:sz w:val="26"/>
+                <w:szCs w:val="26"/>
+                <w:rtl w:val="1"/>
+              </w:rPr>
+              <w:t xml:space="preserve">הנסיך</w:t>
+            </w:r>
+            <w:r>
+              <w:rPr>
+                <w:sz w:val="26"/>
+                <w:szCs w:val="26"/>
+                <w:rtl w:val="1"/>
+              </w:rPr>
+              <w:t xml:space="preserve"> </w:t>
+            </w:r>
+            <w:r>
+              <w:rPr>
+                <w:sz w:val="26"/>
+                <w:szCs w:val="26"/>
+                <w:rtl w:val="1"/>
+              </w:rPr>
+              <w:t xml:space="preserve">הקטן</w:t>
+            </w:r>
+            <w:r>
+              <w:rPr>
+                <w:sz w:val="26"/>
+                <w:szCs w:val="26"/>
+                <w:rtl w:val="1"/>
+              </w:rPr>
+              <w:t xml:space="preserve"> </w:t>
+            </w:r>
+            <w:r>
+              <w:rPr>
+                <w:sz w:val="26"/>
+                <w:szCs w:val="26"/>
+                <w:rtl w:val="1"/>
+              </w:rPr>
+              <w:t xml:space="preserve">זקוק</w:t>
+            </w:r>
+            <w:r>
+              <w:rPr>
+                <w:sz w:val="26"/>
+                <w:szCs w:val="26"/>
+                <w:rtl w:val="1"/>
+              </w:rPr>
+              <w:t xml:space="preserve"> </w:t>
+            </w:r>
+            <w:r>
+              <w:rPr>
+                <w:sz w:val="26"/>
+                <w:szCs w:val="26"/>
+                <w:rtl w:val="1"/>
+              </w:rPr>
+              <w:t xml:space="preserve">להערצה</w:t>
+            </w:r>
+            <w:r>
+              <w:rPr>
+                <w:sz w:val="26"/>
+                <w:szCs w:val="26"/>
+                <w:rtl w:val="1"/>
+              </w:rPr>
+              <w:t xml:space="preserve"> </w:t>
+            </w:r>
+            <w:r>
+              <w:rPr>
+                <w:sz w:val="26"/>
+                <w:szCs w:val="26"/>
+                <w:rtl w:val="1"/>
+              </w:rPr>
+              <w:t xml:space="preserve">מתמדת</w:t>
+            </w:r>
+            <w:r>
+              <w:rPr>
+                <w:sz w:val="26"/>
+                <w:szCs w:val="26"/>
+                <w:rtl w:val="1"/>
+              </w:rPr>
+              <w:t xml:space="preserve">. </w:t>
+            </w:r>
+            <w:r>
+              <w:rPr>
+                <w:sz w:val="26"/>
+                <w:szCs w:val="26"/>
+                <w:rtl w:val="1"/>
+              </w:rPr>
+              <w:t xml:space="preserve">הוא</w:t>
+            </w:r>
+            <w:r>
+              <w:rPr>
+                <w:sz w:val="26"/>
+                <w:szCs w:val="26"/>
+                <w:rtl w:val="1"/>
+              </w:rPr>
+              <w:t xml:space="preserve"> </w:t>
+            </w:r>
+            <w:r>
+              <w:rPr>
+                <w:sz w:val="26"/>
+                <w:szCs w:val="26"/>
+                <w:rtl w:val="1"/>
+              </w:rPr>
+              <w:t xml:space="preserve">מבקש</w:t>
+            </w:r>
+            <w:r>
+              <w:rPr>
+                <w:sz w:val="26"/>
+                <w:szCs w:val="26"/>
+                <w:rtl w:val="1"/>
+              </w:rPr>
+              <w:t xml:space="preserve"> </w:t>
+            </w:r>
+            <w:r>
+              <w:rPr>
+                <w:sz w:val="26"/>
+                <w:szCs w:val="26"/>
+                <w:rtl w:val="1"/>
+              </w:rPr>
+              <w:t xml:space="preserve">שימחאו</w:t>
+            </w:r>
+            <w:r>
+              <w:rPr>
+                <w:sz w:val="26"/>
+                <w:szCs w:val="26"/>
+                <w:rtl w:val="1"/>
+              </w:rPr>
+              <w:t xml:space="preserve"> </w:t>
+            </w:r>
+            <w:r>
+              <w:rPr>
+                <w:sz w:val="26"/>
+                <w:szCs w:val="26"/>
+                <w:rtl w:val="1"/>
+              </w:rPr>
+              <w:t xml:space="preserve">לו</w:t>
+            </w:r>
+            <w:r>
+              <w:rPr>
+                <w:sz w:val="26"/>
+                <w:szCs w:val="26"/>
+                <w:rtl w:val="1"/>
+              </w:rPr>
+              <w:t xml:space="preserve"> </w:t>
+            </w:r>
+            <w:r>
+              <w:rPr>
+                <w:sz w:val="26"/>
+                <w:szCs w:val="26"/>
+                <w:rtl w:val="1"/>
+              </w:rPr>
+              <w:t xml:space="preserve">כפיים</w:t>
+            </w:r>
+            <w:r>
+              <w:rPr>
+                <w:sz w:val="26"/>
+                <w:szCs w:val="26"/>
+                <w:rtl w:val="1"/>
+              </w:rPr>
+              <w:t xml:space="preserve">, </w:t>
+            </w:r>
+            <w:r>
+              <w:rPr>
+                <w:sz w:val="26"/>
+                <w:szCs w:val="26"/>
+                <w:rtl w:val="1"/>
+              </w:rPr>
+              <w:t xml:space="preserve">יחמיאו</w:t>
+            </w:r>
+            <w:r>
+              <w:rPr>
+                <w:sz w:val="26"/>
+                <w:szCs w:val="26"/>
+                <w:rtl w:val="1"/>
+              </w:rPr>
+              <w:t xml:space="preserve"> </w:t>
+            </w:r>
+            <w:r>
+              <w:rPr>
+                <w:sz w:val="26"/>
+                <w:szCs w:val="26"/>
+                <w:rtl w:val="1"/>
+              </w:rPr>
+              <w:t xml:space="preserve">לו</w:t>
+            </w:r>
+            <w:r>
+              <w:rPr>
+                <w:sz w:val="26"/>
+                <w:szCs w:val="26"/>
+                <w:rtl w:val="1"/>
+              </w:rPr>
+              <w:t xml:space="preserve"> </w:t>
+            </w:r>
+            <w:r>
+              <w:rPr>
+                <w:sz w:val="26"/>
+                <w:szCs w:val="26"/>
+                <w:rtl w:val="1"/>
+              </w:rPr>
+              <w:t xml:space="preserve">ויאשרו</w:t>
+            </w:r>
+            <w:r>
+              <w:rPr>
+                <w:sz w:val="26"/>
+                <w:szCs w:val="26"/>
+                <w:rtl w:val="1"/>
+              </w:rPr>
+              <w:t xml:space="preserve"> </w:t>
+            </w:r>
+            <w:r>
+              <w:rPr>
+                <w:sz w:val="26"/>
+                <w:szCs w:val="26"/>
+                <w:rtl w:val="1"/>
+              </w:rPr>
+              <w:t xml:space="preserve">שוב</w:t>
+            </w:r>
+            <w:r>
+              <w:rPr>
+                <w:sz w:val="26"/>
+                <w:szCs w:val="26"/>
+                <w:rtl w:val="1"/>
+              </w:rPr>
+              <w:t xml:space="preserve"> </w:t>
+            </w:r>
+            <w:r>
+              <w:rPr>
+                <w:sz w:val="26"/>
+                <w:szCs w:val="26"/>
+                <w:rtl w:val="1"/>
+              </w:rPr>
+              <w:t xml:space="preserve">ושוב</w:t>
+            </w:r>
+            <w:r>
+              <w:rPr>
+                <w:sz w:val="26"/>
+                <w:szCs w:val="26"/>
+                <w:rtl w:val="1"/>
+              </w:rPr>
+              <w:t xml:space="preserve"> </w:t>
+            </w:r>
+            <w:r>
+              <w:rPr>
+                <w:sz w:val="26"/>
+                <w:szCs w:val="26"/>
+                <w:rtl w:val="1"/>
+              </w:rPr>
+              <w:t xml:space="preserve">שהוא</w:t>
+            </w:r>
+            <w:r>
+              <w:rPr>
+                <w:sz w:val="26"/>
+                <w:szCs w:val="26"/>
+                <w:rtl w:val="1"/>
+              </w:rPr>
+              <w:t xml:space="preserve"> </w:t>
+            </w:r>
+            <w:r>
+              <w:rPr>
+                <w:sz w:val="26"/>
+                <w:szCs w:val="26"/>
+                <w:rtl w:val="1"/>
+              </w:rPr>
+              <w:t xml:space="preserve">היפה</w:t>
+            </w:r>
+            <w:r>
+              <w:rPr>
+                <w:sz w:val="26"/>
+                <w:szCs w:val="26"/>
+                <w:rtl w:val="1"/>
+              </w:rPr>
+              <w:t xml:space="preserve">, </w:t>
+            </w:r>
+            <w:r>
+              <w:rPr>
+                <w:sz w:val="26"/>
+                <w:szCs w:val="26"/>
+                <w:rtl w:val="1"/>
+              </w:rPr>
+              <w:t xml:space="preserve">העשיר</w:t>
+            </w:r>
+            <w:r>
+              <w:rPr>
+                <w:sz w:val="26"/>
+                <w:szCs w:val="26"/>
+                <w:rtl w:val="1"/>
+              </w:rPr>
+              <w:t xml:space="preserve"> </w:t>
+            </w:r>
+            <w:r>
+              <w:rPr>
+                <w:sz w:val="26"/>
+                <w:szCs w:val="26"/>
+                <w:rtl w:val="1"/>
+              </w:rPr>
+              <w:t xml:space="preserve">והחכם</w:t>
+            </w:r>
+            <w:r>
+              <w:rPr>
+                <w:sz w:val="26"/>
+                <w:szCs w:val="26"/>
+                <w:rtl w:val="1"/>
+              </w:rPr>
+              <w:t xml:space="preserve"> </w:t>
+            </w:r>
+            <w:r>
+              <w:rPr>
+                <w:sz w:val="26"/>
+                <w:szCs w:val="26"/>
+                <w:rtl w:val="1"/>
+              </w:rPr>
+              <w:t xml:space="preserve">מכולם</w:t>
+            </w:r>
+            <w:r>
+              <w:rPr>
+                <w:sz w:val="26"/>
+                <w:szCs w:val="26"/>
+                <w:rtl w:val="1"/>
+              </w:rPr>
+              <w:t xml:space="preserve">. </w:t>
+            </w:r>
+            <w:r>
+              <w:rPr>
+                <w:sz w:val="26"/>
+                <w:szCs w:val="26"/>
+                <w:rtl w:val="1"/>
+              </w:rPr>
+              <w:t xml:space="preserve">נדמה</w:t>
+            </w:r>
+            <w:r>
+              <w:rPr>
+                <w:sz w:val="26"/>
+                <w:szCs w:val="26"/>
+                <w:rtl w:val="1"/>
+              </w:rPr>
+              <w:t xml:space="preserve"> </w:t>
+            </w:r>
+            <w:r>
+              <w:rPr>
+                <w:sz w:val="26"/>
+                <w:szCs w:val="26"/>
+                <w:rtl w:val="1"/>
+              </w:rPr>
+              <w:t xml:space="preserve">שללא</w:t>
+            </w:r>
+            <w:r>
+              <w:rPr>
+                <w:sz w:val="26"/>
+                <w:szCs w:val="26"/>
+                <w:rtl w:val="1"/>
+              </w:rPr>
+              <w:t xml:space="preserve"> </w:t>
+            </w:r>
+            <w:r>
+              <w:rPr>
+                <w:sz w:val="26"/>
+                <w:szCs w:val="26"/>
+                <w:rtl w:val="1"/>
+              </w:rPr>
+              <w:t xml:space="preserve">מבטם</w:t>
+            </w:r>
+            <w:r>
+              <w:rPr>
+                <w:sz w:val="26"/>
+                <w:szCs w:val="26"/>
+                <w:rtl w:val="1"/>
+              </w:rPr>
+              <w:t xml:space="preserve"> </w:t>
+            </w:r>
+            <w:r>
+              <w:rPr>
+                <w:sz w:val="26"/>
+                <w:szCs w:val="26"/>
+                <w:rtl w:val="1"/>
+              </w:rPr>
+              <w:t xml:space="preserve">של</w:t>
+            </w:r>
+            <w:r>
+              <w:rPr>
+                <w:sz w:val="26"/>
+                <w:szCs w:val="26"/>
+                <w:rtl w:val="1"/>
+              </w:rPr>
+              <w:t xml:space="preserve"> </w:t>
+            </w:r>
+            <w:r>
+              <w:rPr>
+                <w:sz w:val="26"/>
+                <w:szCs w:val="26"/>
+                <w:rtl w:val="1"/>
+              </w:rPr>
+              <w:t xml:space="preserve">אחרים</w:t>
+            </w:r>
+            <w:r>
+              <w:rPr>
+                <w:sz w:val="26"/>
+                <w:szCs w:val="26"/>
+                <w:rtl w:val="1"/>
+              </w:rPr>
+              <w:t xml:space="preserve">, </w:t>
+            </w:r>
+            <w:r>
+              <w:rPr>
+                <w:sz w:val="26"/>
+                <w:szCs w:val="26"/>
+                <w:rtl w:val="1"/>
+              </w:rPr>
+              <w:t xml:space="preserve">הוא</w:t>
+            </w:r>
+            <w:r>
+              <w:rPr>
+                <w:sz w:val="26"/>
+                <w:szCs w:val="26"/>
+                <w:rtl w:val="1"/>
+              </w:rPr>
+              <w:t xml:space="preserve"> </w:t>
+            </w:r>
+            <w:r>
+              <w:rPr>
+                <w:sz w:val="26"/>
+                <w:szCs w:val="26"/>
+                <w:rtl w:val="1"/>
+              </w:rPr>
+              <w:t xml:space="preserve">מתקשה</w:t>
+            </w:r>
+            <w:r>
+              <w:rPr>
+                <w:sz w:val="26"/>
+                <w:szCs w:val="26"/>
+                <w:rtl w:val="1"/>
+              </w:rPr>
+              <w:t xml:space="preserve"> </w:t>
+            </w:r>
+            <w:r>
+              <w:rPr>
+                <w:sz w:val="26"/>
+                <w:szCs w:val="26"/>
+                <w:rtl w:val="1"/>
+              </w:rPr>
+              <w:t xml:space="preserve">להרגיש</w:t>
+            </w:r>
+            <w:r>
+              <w:rPr>
+                <w:sz w:val="26"/>
+                <w:szCs w:val="26"/>
+                <w:rtl w:val="1"/>
+              </w:rPr>
+              <w:t xml:space="preserve"> </w:t>
+            </w:r>
+            <w:r>
+              <w:rPr>
+                <w:sz w:val="26"/>
+                <w:szCs w:val="26"/>
+                <w:rtl w:val="1"/>
+              </w:rPr>
+              <w:t xml:space="preserve">בעל</w:t>
+            </w:r>
+            <w:r>
+              <w:rPr>
+                <w:sz w:val="26"/>
+                <w:szCs w:val="26"/>
+                <w:rtl w:val="1"/>
+              </w:rPr>
+              <w:t xml:space="preserve"> </w:t>
+            </w:r>
+            <w:r>
+              <w:rPr>
+                <w:sz w:val="26"/>
+                <w:szCs w:val="26"/>
+                <w:rtl w:val="1"/>
+              </w:rPr>
+              <w:t xml:space="preserve">ערך</w:t>
+            </w:r>
+            <w:r>
+              <w:rPr>
+                <w:sz w:val="26"/>
+                <w:szCs w:val="26"/>
+                <w:rtl w:val="1"/>
+              </w:rPr>
+              <w:t xml:space="preserve">.</w:t>
+            </w:r>
+          </w:p>
+          <w:p>
+            <w:pPr>
+              <w:widowControl w:val="0"/>
+              <w:bidi w:val="1"/>
+              <w:spacing w:after="240" w:before="240" w:line="240" w:lineRule="auto"/>
+              <w:rPr>
+                <w:sz w:val="26"/>
+                <w:szCs w:val="26"/>
+              </w:rPr>
+            </w:pPr>
+            <w:r>
+              <w:rPr>
+                <w:sz w:val="26"/>
+                <w:szCs w:val="26"/>
+                <w:rtl w:val="1"/>
+              </w:rPr>
+              <w:t xml:space="preserve">הרצון</w:t>
+            </w:r>
+            <w:r>
+              <w:rPr>
+                <w:sz w:val="26"/>
+                <w:szCs w:val="26"/>
+                <w:rtl w:val="1"/>
+              </w:rPr>
+              <w:t xml:space="preserve"> </w:t>
+            </w:r>
+            <w:r>
+              <w:rPr>
+                <w:sz w:val="26"/>
+                <w:szCs w:val="26"/>
+                <w:rtl w:val="1"/>
+              </w:rPr>
+              <w:t xml:space="preserve">שיראו</w:t>
+            </w:r>
+            <w:r>
+              <w:rPr>
+                <w:sz w:val="26"/>
+                <w:szCs w:val="26"/>
+                <w:rtl w:val="1"/>
+              </w:rPr>
+              <w:t xml:space="preserve"> </w:t>
+            </w:r>
+            <w:r>
+              <w:rPr>
+                <w:sz w:val="26"/>
+                <w:szCs w:val="26"/>
+                <w:rtl w:val="1"/>
+              </w:rPr>
+              <w:t xml:space="preserve">אותנו</w:t>
+            </w:r>
+            <w:r>
+              <w:rPr>
+                <w:sz w:val="26"/>
+                <w:szCs w:val="26"/>
+                <w:rtl w:val="1"/>
+              </w:rPr>
+              <w:t xml:space="preserve"> </w:t>
+            </w:r>
+            <w:r>
+              <w:rPr>
+                <w:sz w:val="26"/>
+                <w:szCs w:val="26"/>
+                <w:rtl w:val="1"/>
+              </w:rPr>
+              <w:t xml:space="preserve">ויעריכו</w:t>
+            </w:r>
+            <w:r>
+              <w:rPr>
+                <w:sz w:val="26"/>
+                <w:szCs w:val="26"/>
+                <w:rtl w:val="1"/>
+              </w:rPr>
+              <w:t xml:space="preserve"> </w:t>
+            </w:r>
+            <w:r>
+              <w:rPr>
+                <w:sz w:val="26"/>
+                <w:szCs w:val="26"/>
+                <w:rtl w:val="1"/>
+              </w:rPr>
+              <w:t xml:space="preserve">אותנו</w:t>
+            </w:r>
+            <w:r>
+              <w:rPr>
+                <w:sz w:val="26"/>
+                <w:szCs w:val="26"/>
+                <w:rtl w:val="1"/>
+              </w:rPr>
+              <w:t xml:space="preserve"> </w:t>
+            </w:r>
+            <w:r>
+              <w:rPr>
+                <w:sz w:val="26"/>
+                <w:szCs w:val="26"/>
+                <w:rtl w:val="1"/>
+              </w:rPr>
+              <w:t xml:space="preserve">הוא</w:t>
+            </w:r>
+            <w:r>
+              <w:rPr>
+                <w:sz w:val="26"/>
+                <w:szCs w:val="26"/>
+                <w:rtl w:val="1"/>
+              </w:rPr>
+              <w:t xml:space="preserve"> </w:t>
+            </w:r>
+            <w:r>
+              <w:rPr>
+                <w:sz w:val="26"/>
+                <w:szCs w:val="26"/>
+                <w:rtl w:val="1"/>
+              </w:rPr>
+              <w:t xml:space="preserve">טבעי</w:t>
+            </w:r>
+            <w:r>
+              <w:rPr>
+                <w:sz w:val="26"/>
+                <w:szCs w:val="26"/>
+                <w:rtl w:val="1"/>
+              </w:rPr>
+              <w:t xml:space="preserve">. </w:t>
+            </w:r>
+            <w:r>
+              <w:rPr>
+                <w:sz w:val="26"/>
+                <w:szCs w:val="26"/>
+                <w:rtl w:val="1"/>
+              </w:rPr>
+              <w:t xml:space="preserve">כולנו</w:t>
+            </w:r>
+            <w:r>
+              <w:rPr>
+                <w:sz w:val="26"/>
+                <w:szCs w:val="26"/>
+                <w:rtl w:val="1"/>
+              </w:rPr>
+              <w:t xml:space="preserve"> </w:t>
+            </w:r>
+            <w:r>
+              <w:rPr>
+                <w:sz w:val="26"/>
+                <w:szCs w:val="26"/>
+                <w:rtl w:val="1"/>
+              </w:rPr>
+              <w:t xml:space="preserve">שמחים</w:t>
+            </w:r>
+            <w:r>
+              <w:rPr>
+                <w:sz w:val="26"/>
+                <w:szCs w:val="26"/>
+                <w:rtl w:val="1"/>
+              </w:rPr>
+              <w:t xml:space="preserve"> </w:t>
+            </w:r>
+            <w:r>
+              <w:rPr>
+                <w:sz w:val="26"/>
+                <w:szCs w:val="26"/>
+                <w:rtl w:val="1"/>
+              </w:rPr>
+              <w:t xml:space="preserve">לקבל</w:t>
+            </w:r>
+            <w:r>
+              <w:rPr>
+                <w:sz w:val="26"/>
+                <w:szCs w:val="26"/>
+                <w:rtl w:val="1"/>
+              </w:rPr>
+              <w:t xml:space="preserve"> </w:t>
+            </w:r>
+            <w:r>
+              <w:rPr>
+                <w:sz w:val="26"/>
+                <w:szCs w:val="26"/>
+                <w:rtl w:val="1"/>
+              </w:rPr>
+              <w:t xml:space="preserve">מחמאה</w:t>
+            </w:r>
+            <w:r>
+              <w:rPr>
+                <w:sz w:val="26"/>
+                <w:szCs w:val="26"/>
+                <w:rtl w:val="1"/>
+              </w:rPr>
+              <w:t xml:space="preserve">, </w:t>
+            </w:r>
+            <w:r>
+              <w:rPr>
+                <w:sz w:val="26"/>
+                <w:szCs w:val="26"/>
+                <w:rtl w:val="1"/>
+              </w:rPr>
+              <w:t xml:space="preserve">לזכות</w:t>
+            </w:r>
+            <w:r>
+              <w:rPr>
+                <w:sz w:val="26"/>
+                <w:szCs w:val="26"/>
+                <w:rtl w:val="1"/>
+              </w:rPr>
+              <w:t xml:space="preserve"> </w:t>
+            </w:r>
+            <w:r>
+              <w:rPr>
+                <w:sz w:val="26"/>
+                <w:szCs w:val="26"/>
+                <w:rtl w:val="1"/>
+              </w:rPr>
+              <w:t xml:space="preserve">בהכרה</w:t>
+            </w:r>
+            <w:r>
+              <w:rPr>
+                <w:sz w:val="26"/>
+                <w:szCs w:val="26"/>
+                <w:rtl w:val="1"/>
+              </w:rPr>
+              <w:t xml:space="preserve"> </w:t>
+            </w:r>
+            <w:r>
+              <w:rPr>
+                <w:sz w:val="26"/>
+                <w:szCs w:val="26"/>
+                <w:rtl w:val="1"/>
+              </w:rPr>
+              <w:t xml:space="preserve">ולהרגיש</w:t>
+            </w:r>
+            <w:r>
+              <w:rPr>
+                <w:sz w:val="26"/>
+                <w:szCs w:val="26"/>
+                <w:rtl w:val="1"/>
+              </w:rPr>
+              <w:t xml:space="preserve"> </w:t>
+            </w:r>
+            <w:r>
+              <w:rPr>
+                <w:sz w:val="26"/>
+                <w:szCs w:val="26"/>
+                <w:rtl w:val="1"/>
+              </w:rPr>
+              <w:t xml:space="preserve">שמישהו</w:t>
+            </w:r>
+            <w:r>
+              <w:rPr>
+                <w:sz w:val="26"/>
+                <w:szCs w:val="26"/>
+                <w:rtl w:val="1"/>
+              </w:rPr>
+              <w:t xml:space="preserve"> </w:t>
+            </w:r>
+            <w:r>
+              <w:rPr>
+                <w:sz w:val="26"/>
+                <w:szCs w:val="26"/>
+                <w:rtl w:val="1"/>
+              </w:rPr>
+              <w:t xml:space="preserve">הבחין</w:t>
+            </w:r>
+            <w:r>
+              <w:rPr>
+                <w:sz w:val="26"/>
+                <w:szCs w:val="26"/>
+                <w:rtl w:val="1"/>
+              </w:rPr>
+              <w:t xml:space="preserve"> </w:t>
+            </w:r>
+            <w:r>
+              <w:rPr>
+                <w:sz w:val="26"/>
+                <w:szCs w:val="26"/>
+                <w:rtl w:val="1"/>
+              </w:rPr>
+              <w:t xml:space="preserve">במאמץ</w:t>
+            </w:r>
+            <w:r>
+              <w:rPr>
+                <w:sz w:val="26"/>
+                <w:szCs w:val="26"/>
+                <w:rtl w:val="1"/>
+              </w:rPr>
+              <w:t xml:space="preserve"> </w:t>
+            </w:r>
+            <w:r>
+              <w:rPr>
+                <w:sz w:val="26"/>
+                <w:szCs w:val="26"/>
+                <w:rtl w:val="1"/>
+              </w:rPr>
+              <w:t xml:space="preserve">או</w:t>
+            </w:r>
+            <w:r>
+              <w:rPr>
+                <w:sz w:val="26"/>
+                <w:szCs w:val="26"/>
+                <w:rtl w:val="1"/>
+              </w:rPr>
+              <w:t xml:space="preserve"> </w:t>
+            </w:r>
+            <w:r>
+              <w:rPr>
+                <w:sz w:val="26"/>
+                <w:szCs w:val="26"/>
+                <w:rtl w:val="1"/>
+              </w:rPr>
+              <w:t xml:space="preserve">בהצלחה</w:t>
+            </w:r>
+            <w:r>
+              <w:rPr>
+                <w:sz w:val="26"/>
+                <w:szCs w:val="26"/>
+                <w:rtl w:val="1"/>
+              </w:rPr>
+              <w:t xml:space="preserve"> </w:t>
+            </w:r>
+            <w:r>
+              <w:rPr>
+                <w:sz w:val="26"/>
+                <w:szCs w:val="26"/>
+                <w:rtl w:val="1"/>
+              </w:rPr>
+              <w:t xml:space="preserve">שלנו</w:t>
+            </w:r>
+            <w:r>
+              <w:rPr>
+                <w:sz w:val="26"/>
+                <w:szCs w:val="26"/>
+                <w:rtl w:val="1"/>
+              </w:rPr>
+              <w:t xml:space="preserve">. </w:t>
+            </w:r>
+            <w:r>
+              <w:rPr>
+                <w:sz w:val="26"/>
+                <w:szCs w:val="26"/>
+                <w:rtl w:val="1"/>
+              </w:rPr>
+              <w:t xml:space="preserve">אך</w:t>
+            </w:r>
+            <w:r>
+              <w:rPr>
+                <w:sz w:val="26"/>
+                <w:szCs w:val="26"/>
+                <w:rtl w:val="1"/>
+              </w:rPr>
+              <w:t xml:space="preserve"> </w:t>
+            </w:r>
+            <w:r>
+              <w:rPr>
+                <w:sz w:val="26"/>
+                <w:szCs w:val="26"/>
+                <w:rtl w:val="1"/>
+              </w:rPr>
+              <w:t xml:space="preserve">מתי</w:t>
+            </w:r>
+            <w:r>
+              <w:rPr>
+                <w:sz w:val="26"/>
+                <w:szCs w:val="26"/>
+                <w:rtl w:val="1"/>
+              </w:rPr>
+              <w:t xml:space="preserve"> </w:t>
+            </w:r>
+            <w:r>
+              <w:rPr>
+                <w:sz w:val="26"/>
+                <w:szCs w:val="26"/>
+                <w:rtl w:val="1"/>
+              </w:rPr>
+              <w:t xml:space="preserve">הרצון</w:t>
+            </w:r>
+            <w:r>
+              <w:rPr>
+                <w:sz w:val="26"/>
+                <w:szCs w:val="26"/>
+                <w:rtl w:val="1"/>
+              </w:rPr>
+              <w:t xml:space="preserve"> </w:t>
+            </w:r>
+            <w:r>
+              <w:rPr>
+                <w:sz w:val="26"/>
+                <w:szCs w:val="26"/>
+                <w:rtl w:val="1"/>
+              </w:rPr>
+              <w:t xml:space="preserve">הזה</w:t>
+            </w:r>
+            <w:r>
+              <w:rPr>
+                <w:sz w:val="26"/>
+                <w:szCs w:val="26"/>
+                <w:rtl w:val="1"/>
+              </w:rPr>
+              <w:t xml:space="preserve"> </w:t>
+            </w:r>
+            <w:r>
+              <w:rPr>
+                <w:sz w:val="26"/>
+                <w:szCs w:val="26"/>
+                <w:rtl w:val="1"/>
+              </w:rPr>
+              <w:t xml:space="preserve">הופך</w:t>
+            </w:r>
+            <w:r>
+              <w:rPr>
+                <w:sz w:val="26"/>
+                <w:szCs w:val="26"/>
+                <w:rtl w:val="1"/>
+              </w:rPr>
+              <w:t xml:space="preserve"> </w:t>
+            </w:r>
+            <w:r>
+              <w:rPr>
+                <w:sz w:val="26"/>
+                <w:szCs w:val="26"/>
+                <w:rtl w:val="1"/>
+              </w:rPr>
+              <w:t xml:space="preserve">לצורך</w:t>
+            </w:r>
+            <w:r>
+              <w:rPr>
+                <w:sz w:val="26"/>
+                <w:szCs w:val="26"/>
+                <w:rtl w:val="1"/>
+              </w:rPr>
+              <w:t xml:space="preserve"> </w:t>
+            </w:r>
+            <w:r>
+              <w:rPr>
+                <w:sz w:val="26"/>
+                <w:szCs w:val="26"/>
+                <w:rtl w:val="1"/>
+              </w:rPr>
+              <w:t xml:space="preserve">מתמיד</w:t>
+            </w:r>
+            <w:r>
+              <w:rPr>
+                <w:sz w:val="26"/>
+                <w:szCs w:val="26"/>
+                <w:rtl w:val="1"/>
+              </w:rPr>
+              <w:t xml:space="preserve"> </w:t>
+            </w:r>
+            <w:r>
+              <w:rPr>
+                <w:sz w:val="26"/>
+                <w:szCs w:val="26"/>
+                <w:rtl w:val="1"/>
+              </w:rPr>
+              <w:t xml:space="preserve">באישור</w:t>
+            </w:r>
+            <w:r>
+              <w:rPr>
+                <w:sz w:val="26"/>
+                <w:szCs w:val="26"/>
+                <w:rtl w:val="1"/>
+              </w:rPr>
+              <w:t xml:space="preserve"> </w:t>
+            </w:r>
+            <w:r>
+              <w:rPr>
+                <w:sz w:val="26"/>
+                <w:szCs w:val="26"/>
+                <w:rtl w:val="1"/>
+              </w:rPr>
+              <w:t xml:space="preserve">ובהערצה</w:t>
+            </w:r>
+            <w:r>
+              <w:rPr>
+                <w:sz w:val="26"/>
+                <w:szCs w:val="26"/>
+                <w:rtl w:val="1"/>
+              </w:rPr>
+              <w:t xml:space="preserve">?</w:t>
+            </w:r>
+          </w:p>
+          <w:p>
+            <w:pPr>
+              <w:widowControl w:val="0"/>
+              <w:bidi w:val="1"/>
+              <w:spacing w:after="240" w:before="240" w:line="240" w:lineRule="auto"/>
+              <w:rPr>
+                <w:sz w:val="26"/>
+                <w:szCs w:val="26"/>
+              </w:rPr>
+            </w:pPr>
+            <w:r>
+              <w:rPr>
+                <w:sz w:val="26"/>
+                <w:szCs w:val="26"/>
+                <w:rtl w:val="1"/>
+              </w:rPr>
+              <w:t xml:space="preserve">השיבו</w:t>
+            </w:r>
+            <w:r>
+              <w:rPr>
+                <w:sz w:val="26"/>
+                <w:szCs w:val="26"/>
+                <w:rtl w:val="1"/>
+              </w:rPr>
+              <w:t xml:space="preserve"> </w:t>
+            </w:r>
+            <w:r>
+              <w:rPr>
+                <w:sz w:val="26"/>
+                <w:szCs w:val="26"/>
+                <w:rtl w:val="1"/>
+              </w:rPr>
+              <w:t xml:space="preserve">על</w:t>
+            </w:r>
+            <w:r>
+              <w:rPr>
+                <w:sz w:val="26"/>
+                <w:szCs w:val="26"/>
+                <w:rtl w:val="1"/>
+              </w:rPr>
+              <w:t xml:space="preserve"> </w:t>
+            </w:r>
+            <w:r>
+              <w:rPr>
+                <w:sz w:val="26"/>
+                <w:szCs w:val="26"/>
+                <w:rtl w:val="1"/>
+              </w:rPr>
+              <w:t xml:space="preserve">השאלות</w:t>
+            </w:r>
+            <w:r>
+              <w:rPr>
+                <w:sz w:val="26"/>
+                <w:szCs w:val="26"/>
+                <w:rtl w:val="1"/>
+              </w:rPr>
+              <w:t xml:space="preserve"> </w:t>
+            </w:r>
+            <w:r>
+              <w:rPr>
+                <w:sz w:val="26"/>
+                <w:szCs w:val="26"/>
+                <w:rtl w:val="1"/>
+              </w:rPr>
+              <w:t xml:space="preserve">הבאות</w:t>
+            </w:r>
+            <w:r>
+              <w:rPr>
+                <w:sz w:val="26"/>
+                <w:szCs w:val="26"/>
+                <w:rtl w:val="1"/>
+              </w:rPr>
+              <w:t xml:space="preserve">:</w:t>
+            </w:r>
+          </w:p>
+          <w:p>
+            <w:pPr>
+              <w:widowControl w:val="0"/>
+              <w:numPr>
+                <w:ilvl w:val="0"/>
+                <w:numId w:val="4"/>
+              </w:numPr>
+              <w:bidi w:val="1"/>
+              <w:spacing w:after="0" w:afterAutospacing="0" w:before="240" w:line="240" w:lineRule="auto"/>
+              <w:ind w:left="720" w:hanging="360"/>
+              <w:rPr>
+                <w:sz w:val="26"/>
+                <w:szCs w:val="26"/>
+                <w:u w:val="none"/>
+              </w:rPr>
+            </w:pPr>
+            <w:r>
+              <w:rPr>
+                <w:sz w:val="26"/>
+                <w:szCs w:val="26"/>
+                <w:rtl w:val="1"/>
+              </w:rPr>
+              <w:t xml:space="preserve">באילו</w:t>
+            </w:r>
+            <w:r>
+              <w:rPr>
+                <w:sz w:val="26"/>
+                <w:szCs w:val="26"/>
+                <w:rtl w:val="1"/>
+              </w:rPr>
+              <w:t xml:space="preserve"> </w:t>
+            </w:r>
+            <w:r>
+              <w:rPr>
+                <w:sz w:val="26"/>
+                <w:szCs w:val="26"/>
+                <w:rtl w:val="1"/>
+              </w:rPr>
+              <w:t xml:space="preserve">רגעים</w:t>
+            </w:r>
+            <w:r>
+              <w:rPr>
+                <w:sz w:val="26"/>
+                <w:szCs w:val="26"/>
+                <w:rtl w:val="1"/>
+              </w:rPr>
+              <w:t xml:space="preserve"> </w:t>
+            </w:r>
+            <w:r>
+              <w:rPr>
+                <w:sz w:val="26"/>
+                <w:szCs w:val="26"/>
+                <w:rtl w:val="1"/>
+              </w:rPr>
+              <w:t xml:space="preserve">חשוב</w:t>
+            </w:r>
+            <w:r>
+              <w:rPr>
+                <w:sz w:val="26"/>
+                <w:szCs w:val="26"/>
+                <w:rtl w:val="1"/>
+              </w:rPr>
+              <w:t xml:space="preserve"> </w:t>
+            </w:r>
+            <w:r>
+              <w:rPr>
+                <w:sz w:val="26"/>
+                <w:szCs w:val="26"/>
+                <w:rtl w:val="1"/>
+              </w:rPr>
+              <w:t xml:space="preserve">לכם</w:t>
+            </w:r>
+            <w:r>
+              <w:rPr>
+                <w:sz w:val="26"/>
+                <w:szCs w:val="26"/>
+                <w:rtl w:val="1"/>
+              </w:rPr>
+              <w:t xml:space="preserve"> </w:t>
+            </w:r>
+            <w:r>
+              <w:rPr>
+                <w:sz w:val="26"/>
+                <w:szCs w:val="26"/>
+                <w:rtl w:val="1"/>
+              </w:rPr>
+              <w:t xml:space="preserve">במיוחד</w:t>
+            </w:r>
+            <w:r>
+              <w:rPr>
+                <w:sz w:val="26"/>
+                <w:szCs w:val="26"/>
+                <w:rtl w:val="1"/>
+              </w:rPr>
+              <w:t xml:space="preserve"> </w:t>
+            </w:r>
+            <w:r>
+              <w:rPr>
+                <w:sz w:val="26"/>
+                <w:szCs w:val="26"/>
+                <w:rtl w:val="1"/>
+              </w:rPr>
+              <w:t xml:space="preserve">שיבחינו</w:t>
+            </w:r>
+            <w:r>
+              <w:rPr>
+                <w:sz w:val="26"/>
+                <w:szCs w:val="26"/>
+                <w:rtl w:val="1"/>
+              </w:rPr>
+              <w:t xml:space="preserve"> </w:t>
+            </w:r>
+            <w:r>
+              <w:rPr>
+                <w:sz w:val="26"/>
+                <w:szCs w:val="26"/>
+                <w:rtl w:val="1"/>
+              </w:rPr>
+              <w:t xml:space="preserve">בכם</w:t>
+            </w:r>
+            <w:r>
+              <w:rPr>
+                <w:sz w:val="26"/>
+                <w:szCs w:val="26"/>
+                <w:rtl w:val="1"/>
+              </w:rPr>
+              <w:t xml:space="preserve"> </w:t>
+            </w:r>
+            <w:r>
+              <w:rPr>
+                <w:sz w:val="26"/>
+                <w:szCs w:val="26"/>
+                <w:rtl w:val="1"/>
+              </w:rPr>
+              <w:t xml:space="preserve">או</w:t>
+            </w:r>
+            <w:r>
+              <w:rPr>
+                <w:sz w:val="26"/>
+                <w:szCs w:val="26"/>
+                <w:rtl w:val="1"/>
+              </w:rPr>
+              <w:t xml:space="preserve"> </w:t>
+            </w:r>
+            <w:r>
+              <w:rPr>
+                <w:sz w:val="26"/>
+                <w:szCs w:val="26"/>
+                <w:rtl w:val="1"/>
+              </w:rPr>
+              <w:t xml:space="preserve">יחמיאו</w:t>
+            </w:r>
+            <w:r>
+              <w:rPr>
+                <w:sz w:val="26"/>
+                <w:szCs w:val="26"/>
+                <w:rtl w:val="1"/>
+              </w:rPr>
+              <w:t xml:space="preserve"> </w:t>
+            </w:r>
+            <w:r>
+              <w:rPr>
+                <w:sz w:val="26"/>
+                <w:szCs w:val="26"/>
+                <w:rtl w:val="1"/>
+              </w:rPr>
+              <w:t xml:space="preserve">לכם</w:t>
+            </w:r>
+            <w:r>
+              <w:rPr>
+                <w:sz w:val="26"/>
+                <w:szCs w:val="26"/>
+                <w:rtl w:val="1"/>
+              </w:rPr>
+              <w:t xml:space="preserve">? </w:t>
+            </w:r>
+            <w:r>
+              <w:rPr>
+                <w:sz w:val="26"/>
+                <w:szCs w:val="26"/>
+                <w:rtl w:val="1"/>
+              </w:rPr>
+              <w:t xml:space="preserve">כיצד</w:t>
+            </w:r>
+            <w:r>
+              <w:rPr>
+                <w:sz w:val="26"/>
+                <w:szCs w:val="26"/>
+                <w:rtl w:val="1"/>
+              </w:rPr>
+              <w:t xml:space="preserve"> </w:t>
+            </w:r>
+            <w:r>
+              <w:rPr>
+                <w:sz w:val="26"/>
+                <w:szCs w:val="26"/>
+                <w:rtl w:val="1"/>
+              </w:rPr>
+              <w:t xml:space="preserve">אתם</w:t>
+            </w:r>
+            <w:r>
+              <w:rPr>
+                <w:sz w:val="26"/>
+                <w:szCs w:val="26"/>
+                <w:rtl w:val="1"/>
+              </w:rPr>
+              <w:t xml:space="preserve"> </w:t>
+            </w:r>
+            <w:r>
+              <w:rPr>
+                <w:sz w:val="26"/>
+                <w:szCs w:val="26"/>
+                <w:rtl w:val="1"/>
+              </w:rPr>
+              <w:t xml:space="preserve">מרגישים</w:t>
+            </w:r>
+            <w:r>
+              <w:rPr>
+                <w:sz w:val="26"/>
+                <w:szCs w:val="26"/>
+                <w:rtl w:val="1"/>
+              </w:rPr>
+              <w:t xml:space="preserve"> </w:t>
+            </w:r>
+            <w:r>
+              <w:rPr>
+                <w:sz w:val="26"/>
+                <w:szCs w:val="26"/>
+                <w:rtl w:val="1"/>
+              </w:rPr>
+              <w:t xml:space="preserve">כאשר</w:t>
+            </w:r>
+            <w:r>
+              <w:rPr>
+                <w:sz w:val="26"/>
+                <w:szCs w:val="26"/>
+                <w:rtl w:val="1"/>
+              </w:rPr>
+              <w:t xml:space="preserve"> </w:t>
+            </w:r>
+            <w:r>
+              <w:rPr>
+                <w:sz w:val="26"/>
+                <w:szCs w:val="26"/>
+                <w:rtl w:val="1"/>
+              </w:rPr>
+              <w:t xml:space="preserve">אינכם</w:t>
+            </w:r>
+            <w:r>
+              <w:rPr>
+                <w:sz w:val="26"/>
+                <w:szCs w:val="26"/>
+                <w:rtl w:val="1"/>
+              </w:rPr>
+              <w:t xml:space="preserve"> </w:t>
+            </w:r>
+            <w:r>
+              <w:rPr>
+                <w:sz w:val="26"/>
+                <w:szCs w:val="26"/>
+                <w:rtl w:val="1"/>
+              </w:rPr>
+              <w:t xml:space="preserve">מקבלים</w:t>
+            </w:r>
+            <w:r>
+              <w:rPr>
+                <w:sz w:val="26"/>
+                <w:szCs w:val="26"/>
+                <w:rtl w:val="1"/>
+              </w:rPr>
+              <w:t xml:space="preserve"> </w:t>
+            </w:r>
+            <w:r>
+              <w:rPr>
+                <w:sz w:val="26"/>
+                <w:szCs w:val="26"/>
+                <w:rtl w:val="1"/>
+              </w:rPr>
+              <w:t xml:space="preserve">את</w:t>
+            </w:r>
+            <w:r>
+              <w:rPr>
+                <w:sz w:val="26"/>
+                <w:szCs w:val="26"/>
+                <w:rtl w:val="1"/>
+              </w:rPr>
+              <w:t xml:space="preserve"> </w:t>
+            </w:r>
+            <w:r>
+              <w:rPr>
+                <w:sz w:val="26"/>
+                <w:szCs w:val="26"/>
+                <w:rtl w:val="1"/>
+              </w:rPr>
+              <w:t xml:space="preserve">ההכרה</w:t>
+            </w:r>
+            <w:r>
+              <w:rPr>
+                <w:sz w:val="26"/>
+                <w:szCs w:val="26"/>
+                <w:rtl w:val="1"/>
+              </w:rPr>
+              <w:t xml:space="preserve"> </w:t>
+            </w:r>
+            <w:r>
+              <w:rPr>
+                <w:sz w:val="26"/>
+                <w:szCs w:val="26"/>
+                <w:rtl w:val="1"/>
+              </w:rPr>
+              <w:t xml:space="preserve">שציפיתם</w:t>
+            </w:r>
+            <w:r>
+              <w:rPr>
+                <w:sz w:val="26"/>
+                <w:szCs w:val="26"/>
+                <w:rtl w:val="1"/>
+              </w:rPr>
+              <w:t xml:space="preserve"> </w:t>
+            </w:r>
+            <w:r>
+              <w:rPr>
+                <w:sz w:val="26"/>
+                <w:szCs w:val="26"/>
+                <w:rtl w:val="1"/>
+              </w:rPr>
+              <w:t xml:space="preserve">לה</w:t>
+            </w:r>
+            <w:r>
+              <w:rPr>
+                <w:sz w:val="26"/>
+                <w:szCs w:val="26"/>
+                <w:rtl w:val="1"/>
+              </w:rPr>
+              <w:t xml:space="preserve">?</w:t>
+            </w:r>
+          </w:p>
+          <w:p>
+            <w:pPr>
+              <w:widowControl w:val="0"/>
+              <w:numPr>
+                <w:ilvl w:val="0"/>
+                <w:numId w:val="4"/>
+              </w:numPr>
+              <w:bidi w:val="1"/>
+              <w:spacing w:after="0" w:afterAutospacing="0" w:before="0" w:beforeAutospacing="0" w:line="240" w:lineRule="auto"/>
+              <w:ind w:left="720" w:hanging="360"/>
+              <w:rPr>
+                <w:sz w:val="26"/>
+                <w:szCs w:val="26"/>
+                <w:u w:val="none"/>
+              </w:rPr>
+            </w:pPr>
+            <w:r>
+              <w:rPr>
+                <w:sz w:val="26"/>
+                <w:szCs w:val="26"/>
+                <w:rtl w:val="1"/>
+              </w:rPr>
+              <w:t xml:space="preserve">מה</w:t>
+            </w:r>
+            <w:r>
+              <w:rPr>
+                <w:sz w:val="26"/>
+                <w:szCs w:val="26"/>
+                <w:rtl w:val="1"/>
+              </w:rPr>
+              <w:t xml:space="preserve"> </w:t>
+            </w:r>
+            <w:r>
+              <w:rPr>
+                <w:sz w:val="26"/>
+                <w:szCs w:val="26"/>
+                <w:rtl w:val="1"/>
+              </w:rPr>
+              <w:t xml:space="preserve">עלול</w:t>
+            </w:r>
+            <w:r>
+              <w:rPr>
+                <w:sz w:val="26"/>
+                <w:szCs w:val="26"/>
+                <w:rtl w:val="1"/>
+              </w:rPr>
+              <w:t xml:space="preserve"> </w:t>
+            </w:r>
+            <w:r>
+              <w:rPr>
+                <w:sz w:val="26"/>
+                <w:szCs w:val="26"/>
+                <w:rtl w:val="1"/>
+              </w:rPr>
+              <w:t xml:space="preserve">לקרות</w:t>
+            </w:r>
+            <w:r>
+              <w:rPr>
+                <w:sz w:val="26"/>
+                <w:szCs w:val="26"/>
+                <w:rtl w:val="1"/>
+              </w:rPr>
+              <w:t xml:space="preserve"> </w:t>
+            </w:r>
+            <w:r>
+              <w:rPr>
+                <w:sz w:val="26"/>
+                <w:szCs w:val="26"/>
+                <w:rtl w:val="1"/>
+              </w:rPr>
+              <w:t xml:space="preserve">לאדם</w:t>
+            </w:r>
+            <w:r>
+              <w:rPr>
+                <w:sz w:val="26"/>
+                <w:szCs w:val="26"/>
+                <w:rtl w:val="1"/>
+              </w:rPr>
+              <w:t xml:space="preserve"> </w:t>
+            </w:r>
+            <w:r>
+              <w:rPr>
+                <w:sz w:val="26"/>
+                <w:szCs w:val="26"/>
+                <w:rtl w:val="1"/>
+              </w:rPr>
+              <w:t xml:space="preserve">שתחושת</w:t>
+            </w:r>
+            <w:r>
+              <w:rPr>
+                <w:sz w:val="26"/>
+                <w:szCs w:val="26"/>
+                <w:rtl w:val="1"/>
+              </w:rPr>
+              <w:t xml:space="preserve"> </w:t>
+            </w:r>
+            <w:r>
+              <w:rPr>
+                <w:sz w:val="26"/>
+                <w:szCs w:val="26"/>
+                <w:rtl w:val="1"/>
+              </w:rPr>
+              <w:t xml:space="preserve">הערך</w:t>
+            </w:r>
+            <w:r>
+              <w:rPr>
+                <w:sz w:val="26"/>
+                <w:szCs w:val="26"/>
+                <w:rtl w:val="1"/>
+              </w:rPr>
+              <w:t xml:space="preserve"> </w:t>
+            </w:r>
+            <w:r>
+              <w:rPr>
+                <w:sz w:val="26"/>
+                <w:szCs w:val="26"/>
+                <w:rtl w:val="1"/>
+              </w:rPr>
+              <w:t xml:space="preserve">שלו</w:t>
+            </w:r>
+            <w:r>
+              <w:rPr>
+                <w:sz w:val="26"/>
+                <w:szCs w:val="26"/>
+                <w:rtl w:val="1"/>
+              </w:rPr>
+              <w:t xml:space="preserve"> </w:t>
+            </w:r>
+            <w:r>
+              <w:rPr>
+                <w:sz w:val="26"/>
+                <w:szCs w:val="26"/>
+                <w:rtl w:val="1"/>
+              </w:rPr>
+              <w:t xml:space="preserve">תלויה</w:t>
+            </w:r>
+            <w:r>
+              <w:rPr>
+                <w:sz w:val="26"/>
+                <w:szCs w:val="26"/>
+                <w:rtl w:val="1"/>
+              </w:rPr>
+              <w:t xml:space="preserve"> </w:t>
+            </w:r>
+            <w:r>
+              <w:rPr>
+                <w:sz w:val="26"/>
+                <w:szCs w:val="26"/>
+                <w:rtl w:val="1"/>
+              </w:rPr>
+              <w:t xml:space="preserve">רק</w:t>
+            </w:r>
+            <w:r>
+              <w:rPr>
+                <w:sz w:val="26"/>
+                <w:szCs w:val="26"/>
+                <w:rtl w:val="1"/>
+              </w:rPr>
+              <w:t xml:space="preserve"> </w:t>
+            </w:r>
+            <w:r>
+              <w:rPr>
+                <w:sz w:val="26"/>
+                <w:szCs w:val="26"/>
+                <w:rtl w:val="1"/>
+              </w:rPr>
+              <w:t xml:space="preserve">במחמאות</w:t>
+            </w:r>
+            <w:r>
+              <w:rPr>
+                <w:sz w:val="26"/>
+                <w:szCs w:val="26"/>
+                <w:rtl w:val="1"/>
+              </w:rPr>
+              <w:t xml:space="preserve"> </w:t>
+            </w:r>
+            <w:r>
+              <w:rPr>
+                <w:sz w:val="26"/>
+                <w:szCs w:val="26"/>
+                <w:rtl w:val="1"/>
+              </w:rPr>
+              <w:t xml:space="preserve">של</w:t>
+            </w:r>
+            <w:r>
+              <w:rPr>
+                <w:sz w:val="26"/>
+                <w:szCs w:val="26"/>
+                <w:rtl w:val="1"/>
+              </w:rPr>
+              <w:t xml:space="preserve"> </w:t>
+            </w:r>
+            <w:r>
+              <w:rPr>
+                <w:sz w:val="26"/>
+                <w:szCs w:val="26"/>
+                <w:rtl w:val="1"/>
+              </w:rPr>
+              <w:t xml:space="preserve">אחרים</w:t>
+            </w:r>
+            <w:r>
+              <w:rPr>
+                <w:sz w:val="26"/>
+                <w:szCs w:val="26"/>
+                <w:rtl w:val="1"/>
+              </w:rPr>
+              <w:t xml:space="preserve">?</w:t>
+            </w:r>
+          </w:p>
+          <w:p>
+            <w:pPr>
+              <w:widowControl w:val="0"/>
+              <w:numPr>
+                <w:ilvl w:val="0"/>
+                <w:numId w:val="4"/>
+              </w:numPr>
+              <w:bidi w:val="1"/>
+              <w:spacing w:after="0" w:afterAutospacing="0" w:before="0" w:beforeAutospacing="0" w:line="240" w:lineRule="auto"/>
+              <w:ind w:left="720" w:hanging="360"/>
+              <w:rPr>
+                <w:sz w:val="26"/>
+                <w:szCs w:val="26"/>
+                <w:u w:val="none"/>
+              </w:rPr>
+            </w:pPr>
+            <w:r>
+              <w:rPr>
+                <w:sz w:val="26"/>
+                <w:szCs w:val="26"/>
+                <w:rtl w:val="1"/>
+              </w:rPr>
+              <w:t xml:space="preserve">כתבו</w:t>
+            </w:r>
+            <w:r>
+              <w:rPr>
+                <w:sz w:val="26"/>
+                <w:szCs w:val="26"/>
+                <w:rtl w:val="1"/>
+              </w:rPr>
+              <w:t xml:space="preserve"> </w:t>
+            </w:r>
+            <w:r>
+              <w:rPr>
+                <w:sz w:val="26"/>
+                <w:szCs w:val="26"/>
+                <w:rtl w:val="1"/>
+              </w:rPr>
+              <w:t xml:space="preserve">על</w:t>
+            </w:r>
+            <w:r>
+              <w:rPr>
+                <w:sz w:val="26"/>
+                <w:szCs w:val="26"/>
+                <w:rtl w:val="1"/>
+              </w:rPr>
+              <w:t xml:space="preserve"> </w:t>
+            </w:r>
+            <w:r>
+              <w:rPr>
+                <w:sz w:val="26"/>
+                <w:szCs w:val="26"/>
+                <w:rtl w:val="1"/>
+              </w:rPr>
+              <w:t xml:space="preserve">תכונה</w:t>
+            </w:r>
+            <w:r>
+              <w:rPr>
+                <w:sz w:val="26"/>
+                <w:szCs w:val="26"/>
+                <w:rtl w:val="1"/>
+              </w:rPr>
+              <w:t xml:space="preserve">, </w:t>
+            </w:r>
+            <w:r>
+              <w:rPr>
+                <w:sz w:val="26"/>
+                <w:szCs w:val="26"/>
+                <w:rtl w:val="1"/>
+              </w:rPr>
+              <w:t xml:space="preserve">יכולת</w:t>
+            </w:r>
+            <w:r>
+              <w:rPr>
+                <w:sz w:val="26"/>
+                <w:szCs w:val="26"/>
+                <w:rtl w:val="1"/>
+              </w:rPr>
+              <w:t xml:space="preserve"> </w:t>
+            </w:r>
+            <w:r>
+              <w:rPr>
+                <w:sz w:val="26"/>
+                <w:szCs w:val="26"/>
+                <w:rtl w:val="1"/>
+              </w:rPr>
+              <w:t xml:space="preserve">או</w:t>
+            </w:r>
+            <w:r>
+              <w:rPr>
+                <w:sz w:val="26"/>
+                <w:szCs w:val="26"/>
+                <w:rtl w:val="1"/>
+              </w:rPr>
+              <w:t xml:space="preserve"> </w:t>
+            </w:r>
+            <w:r>
+              <w:rPr>
+                <w:sz w:val="26"/>
+                <w:szCs w:val="26"/>
+                <w:rtl w:val="1"/>
+              </w:rPr>
+              <w:t xml:space="preserve">מעשה</w:t>
+            </w:r>
+            <w:r>
+              <w:rPr>
+                <w:sz w:val="26"/>
+                <w:szCs w:val="26"/>
+                <w:rtl w:val="1"/>
+              </w:rPr>
+              <w:t xml:space="preserve"> </w:t>
+            </w:r>
+            <w:r>
+              <w:rPr>
+                <w:sz w:val="26"/>
+                <w:szCs w:val="26"/>
+                <w:rtl w:val="1"/>
+              </w:rPr>
+              <w:t xml:space="preserve">שאתם</w:t>
+            </w:r>
+            <w:r>
+              <w:rPr>
+                <w:sz w:val="26"/>
+                <w:szCs w:val="26"/>
+                <w:rtl w:val="1"/>
+              </w:rPr>
+              <w:t xml:space="preserve"> </w:t>
+            </w:r>
+            <w:r>
+              <w:rPr>
+                <w:sz w:val="26"/>
+                <w:szCs w:val="26"/>
+                <w:rtl w:val="1"/>
+              </w:rPr>
+              <w:t xml:space="preserve">מעריכים</w:t>
+            </w:r>
+            <w:r>
+              <w:rPr>
+                <w:sz w:val="26"/>
+                <w:szCs w:val="26"/>
+                <w:rtl w:val="1"/>
+              </w:rPr>
+              <w:t xml:space="preserve"> </w:t>
+            </w:r>
+            <w:r>
+              <w:rPr>
+                <w:sz w:val="26"/>
+                <w:szCs w:val="26"/>
+                <w:rtl w:val="1"/>
+              </w:rPr>
+              <w:t xml:space="preserve">בעצמכם</w:t>
+            </w:r>
+            <w:r>
+              <w:rPr>
+                <w:sz w:val="26"/>
+                <w:szCs w:val="26"/>
+                <w:rtl w:val="1"/>
+              </w:rPr>
+              <w:t xml:space="preserve"> </w:t>
+            </w:r>
+            <w:r>
+              <w:rPr>
+                <w:sz w:val="26"/>
+                <w:szCs w:val="26"/>
+                <w:rtl w:val="1"/>
+              </w:rPr>
+              <w:t xml:space="preserve">גם</w:t>
+            </w:r>
+            <w:r>
+              <w:rPr>
+                <w:sz w:val="26"/>
+                <w:szCs w:val="26"/>
+                <w:rtl w:val="1"/>
+              </w:rPr>
+              <w:t xml:space="preserve"> </w:t>
+            </w:r>
+            <w:r>
+              <w:rPr>
+                <w:sz w:val="26"/>
+                <w:szCs w:val="26"/>
+                <w:rtl w:val="1"/>
+              </w:rPr>
+              <w:t xml:space="preserve">בלי</w:t>
+            </w:r>
+            <w:r>
+              <w:rPr>
+                <w:sz w:val="26"/>
+                <w:szCs w:val="26"/>
+                <w:rtl w:val="1"/>
+              </w:rPr>
+              <w:t xml:space="preserve"> </w:t>
+            </w:r>
+            <w:r>
+              <w:rPr>
+                <w:sz w:val="26"/>
+                <w:szCs w:val="26"/>
+                <w:rtl w:val="1"/>
+              </w:rPr>
+              <w:t xml:space="preserve">שאיש</w:t>
+            </w:r>
+            <w:r>
+              <w:rPr>
+                <w:sz w:val="26"/>
+                <w:szCs w:val="26"/>
+                <w:rtl w:val="1"/>
+              </w:rPr>
+              <w:t xml:space="preserve"> </w:t>
+            </w:r>
+            <w:r>
+              <w:rPr>
+                <w:sz w:val="26"/>
+                <w:szCs w:val="26"/>
+                <w:rtl w:val="1"/>
+              </w:rPr>
+              <w:t xml:space="preserve">אחר</w:t>
+            </w:r>
+            <w:r>
+              <w:rPr>
+                <w:sz w:val="26"/>
+                <w:szCs w:val="26"/>
+                <w:rtl w:val="1"/>
+              </w:rPr>
+              <w:t xml:space="preserve"> </w:t>
+            </w:r>
+            <w:r>
+              <w:rPr>
+                <w:sz w:val="26"/>
+                <w:szCs w:val="26"/>
+                <w:rtl w:val="1"/>
+              </w:rPr>
+              <w:t xml:space="preserve">ימחא</w:t>
+            </w:r>
+            <w:r>
+              <w:rPr>
+                <w:sz w:val="26"/>
+                <w:szCs w:val="26"/>
+                <w:rtl w:val="1"/>
+              </w:rPr>
+              <w:t xml:space="preserve"> </w:t>
+            </w:r>
+            <w:r>
+              <w:rPr>
+                <w:sz w:val="26"/>
+                <w:szCs w:val="26"/>
+                <w:rtl w:val="1"/>
+              </w:rPr>
+              <w:t xml:space="preserve">לכם</w:t>
+            </w:r>
+            <w:r>
+              <w:rPr>
+                <w:sz w:val="26"/>
+                <w:szCs w:val="26"/>
+                <w:rtl w:val="1"/>
+              </w:rPr>
+              <w:t xml:space="preserve"> </w:t>
+            </w:r>
+            <w:r>
+              <w:rPr>
+                <w:sz w:val="26"/>
+                <w:szCs w:val="26"/>
+                <w:rtl w:val="1"/>
+              </w:rPr>
+              <w:t xml:space="preserve">כפיים</w:t>
+            </w:r>
+            <w:r>
+              <w:rPr>
+                <w:sz w:val="26"/>
+                <w:szCs w:val="26"/>
+                <w:rtl w:val="1"/>
+              </w:rPr>
+              <w:t xml:space="preserve">. </w:t>
+            </w:r>
+          </w:p>
+          <w:p>
+            <w:pPr>
+              <w:widowControl w:val="0"/>
+              <w:numPr>
+                <w:ilvl w:val="0"/>
+                <w:numId w:val="4"/>
+              </w:numPr>
+              <w:bidi w:val="1"/>
+              <w:spacing w:after="240" w:before="0" w:beforeAutospacing="0" w:line="240" w:lineRule="auto"/>
+              <w:ind w:left="720" w:hanging="360"/>
+              <w:rPr>
+                <w:sz w:val="26"/>
+                <w:szCs w:val="26"/>
+                <w:u w:val="none"/>
+              </w:rPr>
+            </w:pPr>
+            <w:r>
+              <w:rPr>
+                <w:sz w:val="26"/>
+                <w:szCs w:val="26"/>
+                <w:rtl w:val="1"/>
+              </w:rPr>
+              <w:t xml:space="preserve">מה</w:t>
+            </w:r>
+            <w:r>
+              <w:rPr>
+                <w:sz w:val="26"/>
+                <w:szCs w:val="26"/>
+                <w:rtl w:val="1"/>
+              </w:rPr>
+              <w:t xml:space="preserve"> </w:t>
+            </w:r>
+            <w:r>
+              <w:rPr>
+                <w:sz w:val="26"/>
+                <w:szCs w:val="26"/>
+                <w:rtl w:val="1"/>
+              </w:rPr>
+              <w:t xml:space="preserve">יכול</w:t>
+            </w:r>
+            <w:r>
+              <w:rPr>
+                <w:sz w:val="26"/>
+                <w:szCs w:val="26"/>
+                <w:rtl w:val="1"/>
+              </w:rPr>
+              <w:t xml:space="preserve"> </w:t>
+            </w:r>
+            <w:r>
+              <w:rPr>
+                <w:sz w:val="26"/>
+                <w:szCs w:val="26"/>
+                <w:rtl w:val="1"/>
+              </w:rPr>
+              <w:t xml:space="preserve">לעזור</w:t>
+            </w:r>
+            <w:r>
+              <w:rPr>
+                <w:sz w:val="26"/>
+                <w:szCs w:val="26"/>
+                <w:rtl w:val="1"/>
+              </w:rPr>
+              <w:t xml:space="preserve"> </w:t>
+            </w:r>
+            <w:r>
+              <w:rPr>
+                <w:sz w:val="26"/>
+                <w:szCs w:val="26"/>
+                <w:rtl w:val="1"/>
+              </w:rPr>
+              <w:t xml:space="preserve">לנו</w:t>
+            </w:r>
+            <w:r>
+              <w:rPr>
+                <w:sz w:val="26"/>
+                <w:szCs w:val="26"/>
+                <w:rtl w:val="1"/>
+              </w:rPr>
+              <w:t xml:space="preserve"> </w:t>
+            </w:r>
+            <w:r>
+              <w:rPr>
+                <w:sz w:val="26"/>
+                <w:szCs w:val="26"/>
+                <w:rtl w:val="1"/>
+              </w:rPr>
+              <w:t xml:space="preserve">להאמין</w:t>
+            </w:r>
+            <w:r>
+              <w:rPr>
+                <w:sz w:val="26"/>
+                <w:szCs w:val="26"/>
+                <w:rtl w:val="1"/>
+              </w:rPr>
+              <w:t xml:space="preserve"> </w:t>
+            </w:r>
+            <w:r>
+              <w:rPr>
+                <w:sz w:val="26"/>
+                <w:szCs w:val="26"/>
+                <w:rtl w:val="1"/>
+              </w:rPr>
+              <w:t xml:space="preserve">בעצמנו</w:t>
+            </w:r>
+            <w:r>
+              <w:rPr>
+                <w:sz w:val="26"/>
+                <w:szCs w:val="26"/>
+                <w:rtl w:val="1"/>
+              </w:rPr>
+              <w:t xml:space="preserve"> </w:t>
+            </w:r>
+            <w:r>
+              <w:rPr>
+                <w:sz w:val="26"/>
+                <w:szCs w:val="26"/>
+                <w:rtl w:val="1"/>
+              </w:rPr>
+              <w:t xml:space="preserve">גם</w:t>
+            </w:r>
+            <w:r>
+              <w:rPr>
+                <w:sz w:val="26"/>
+                <w:szCs w:val="26"/>
+                <w:rtl w:val="1"/>
+              </w:rPr>
+              <w:t xml:space="preserve"> </w:t>
+            </w:r>
+            <w:r>
+              <w:rPr>
+                <w:sz w:val="26"/>
+                <w:szCs w:val="26"/>
+                <w:rtl w:val="1"/>
+              </w:rPr>
+              <w:t xml:space="preserve">ללא</w:t>
+            </w:r>
+            <w:r>
+              <w:rPr>
+                <w:sz w:val="26"/>
+                <w:szCs w:val="26"/>
+                <w:rtl w:val="1"/>
+              </w:rPr>
+              <w:t xml:space="preserve"> </w:t>
+            </w:r>
+            <w:r>
+              <w:rPr>
+                <w:sz w:val="26"/>
+                <w:szCs w:val="26"/>
+                <w:rtl w:val="1"/>
+              </w:rPr>
+              <w:t xml:space="preserve">אישור</w:t>
+            </w:r>
+            <w:r>
+              <w:rPr>
+                <w:sz w:val="26"/>
+                <w:szCs w:val="26"/>
+                <w:rtl w:val="1"/>
+              </w:rPr>
+              <w:t xml:space="preserve"> </w:t>
+            </w:r>
+            <w:r>
+              <w:rPr>
+                <w:sz w:val="26"/>
+                <w:szCs w:val="26"/>
+                <w:rtl w:val="1"/>
+              </w:rPr>
+              <w:t xml:space="preserve">מהסביבה</w:t>
+            </w:r>
+            <w:r>
+              <w:rPr>
+                <w:sz w:val="26"/>
+                <w:szCs w:val="26"/>
+                <w:rtl w:val="1"/>
+              </w:rPr>
+              <w:t xml:space="preserve">?</w:t>
+            </w:r>
+          </w:p>
+          <w:p>
+            <w:pPr>
+              <w:keepNext w:val="0"/>
+              <w:keepLines w:val="0"/>
+              <w:pageBreakBefore w:val="0"/>
+              <w:widowControl w:val="0"/>
+              <w:pBdr>
+                <w:top w:space="0" w:sz="0" w:val="nil"/>
+                <w:left w:space="0" w:sz="0" w:val="nil"/>
+                <w:bottom w:space="0" w:sz="0" w:val="nil"/>
+                <w:right w:space="0" w:sz="0" w:val="nil"/>
+                <w:between w:space="0" w:sz="0" w:val="nil"/>
+              </w:pBdr>
+              <w:shd w:fill="auto" w:val="clear"/>
+              <w:bidi w:val="1"/>
+              <w:spacing w:after="0" w:before="0" w:line="240" w:lineRule="auto"/>
+              <w:ind w:left="0" w:right="0" w:firstLine="0"/>
+              <w:jc w:val="left"/>
+              <w:rPr>
+                <w:sz w:val="26"/>
+                <w:szCs w:val="26"/>
+              </w:rPr>
+            </w:pPr>
+            <w:r>
+              <w:rPr>
+                <w:rtl w:val="0"/>
+              </w:rPr>
+            </w:r>
+          </w:p>
+          <w:p>
+            <w:pPr>
+              <w:keepNext w:val="0"/>
+              <w:keepLines w:val="0"/>
+              <w:pageBreakBefore w:val="0"/>
+              <w:widowControl w:val="0"/>
+              <w:pBdr>
+                <w:top w:space="0" w:sz="0" w:val="nil"/>
+                <w:left w:space="0" w:sz="0" w:val="nil"/>
+                <w:bottom w:space="0" w:sz="0" w:val="nil"/>
+                <w:right w:space="0" w:sz="0" w:val="nil"/>
+                <w:between w:space="0" w:sz="0" w:val="nil"/>
+              </w:pBdr>
+              <w:shd w:fill="auto" w:val="clear"/>
+              <w:bidi w:val="1"/>
+              <w:spacing w:after="0" w:before="0" w:line="240" w:lineRule="auto"/>
+              <w:ind w:left="0" w:right="0" w:firstLine="0"/>
+              <w:jc w:val="left"/>
+              <w:rPr>
+                <w:sz w:val="26"/>
+                <w:szCs w:val="26"/>
+              </w:rPr>
+            </w:pPr>
+            <w:r>
+              <w:rPr>
+                <w:sz w:val="26"/>
+                <w:szCs w:val="26"/>
+                <w:rtl w:val="1"/>
+              </w:rPr>
+              <w:t xml:space="preserve">תמונה</w:t>
+            </w:r>
+            <w:r>
+              <w:rPr>
+                <w:sz w:val="26"/>
+                <w:szCs w:val="26"/>
+                <w:rtl w:val="1"/>
+              </w:rPr>
+              <w:t xml:space="preserve">: </w:t>
+            </w:r>
+            <w:r>
+              <w:rPr>
+                <w:sz w:val="26"/>
+                <w:szCs w:val="26"/>
+                <w:rtl w:val="0"/>
+              </w:rPr>
+              <w:t xml:space="preserve">applause</w:t>
+            </w:r>
+            <w:r>
+              <w:rPr>
+                <w:sz w:val="26"/>
+                <w:szCs w:val="26"/>
+                <w:rtl w:val="0"/>
+              </w:rPr>
+              <w:t xml:space="preserve">.</w:t>
+            </w:r>
+            <w:r>
+              <w:rPr>
+                <w:sz w:val="26"/>
+                <w:szCs w:val="26"/>
+                <w:rtl w:val="0"/>
+              </w:rPr>
+              <w:t xml:space="preserve">png</w:t>
+            </w:r>
+            <w:r>
+              <w:rPr>
+                <w:sz w:val="26"/>
+                <w:szCs w:val="26"/>
+                <w:rtl w:val="1"/>
+              </w:rPr>
+              <w:t xml:space="preserve"> (</w:t>
+            </w:r>
+            <w:r>
+              <w:rPr>
+                <w:sz w:val="26"/>
+                <w:szCs w:val="26"/>
+                <w:rtl w:val="1"/>
+              </w:rPr>
+              <w:t xml:space="preserve">קטן</w:t>
+            </w:r>
+            <w:r>
+              <w:rPr>
+                <w:sz w:val="26"/>
+                <w:szCs w:val="26"/>
+                <w:rtl w:val="1"/>
+              </w:rPr>
+              <w:t xml:space="preserve">)</w:t>
+            </w:r>
+          </w:p>
+          <w:p>
+            <w:pPr>
+              <w:keepNext w:val="0"/>
+              <w:keepLines w:val="0"/>
+              <w:pageBreakBefore w:val="0"/>
+              <w:widowControl w:val="0"/>
+              <w:pBdr>
+                <w:top w:space="0" w:sz="0" w:val="nil"/>
+                <w:left w:space="0" w:sz="0" w:val="nil"/>
+                <w:bottom w:space="0" w:sz="0" w:val="nil"/>
+                <w:right w:space="0" w:sz="0" w:val="nil"/>
+                <w:between w:space="0" w:sz="0" w:val="nil"/>
+              </w:pBdr>
+              <w:shd w:fill="auto" w:val="clear"/>
+              <w:bidi w:val="1"/>
+              <w:spacing w:after="0" w:before="0" w:line="240" w:lineRule="auto"/>
+              <w:ind w:left="0" w:right="0" w:firstLine="0"/>
+              <w:jc w:val="left"/>
+              <w:rPr>
+                <w:sz w:val="26"/>
+                <w:szCs w:val="26"/>
+              </w:rPr>
+            </w:pPr>
+            <w:r>
+              <w:rPr>
+                <w:rtl w:val="0"/>
+              </w:rPr>
+            </w:r>
+          </w:p>
+          <w:p>
+            <w:pPr>
+              <w:keepNext w:val="0"/>
+              <w:keepLines w:val="0"/>
+              <w:pageBreakBefore w:val="0"/>
+              <w:widowControl w:val="0"/>
+              <w:pBdr>
+                <w:top w:space="0" w:sz="0" w:val="nil"/>
+                <w:left w:space="0" w:sz="0" w:val="nil"/>
+                <w:bottom w:space="0" w:sz="0" w:val="nil"/>
+                <w:right w:space="0" w:sz="0" w:val="nil"/>
+                <w:between w:space="0" w:sz="0" w:val="nil"/>
+              </w:pBdr>
+              <w:shd w:fill="auto" w:val="clear"/>
+              <w:bidi w:val="1"/>
+              <w:spacing w:after="0" w:before="0" w:line="240" w:lineRule="auto"/>
+              <w:ind w:left="0" w:right="0" w:firstLine="0"/>
+              <w:jc w:val="left"/>
+              <w:rPr>
+                <w:sz w:val="26"/>
+                <w:szCs w:val="26"/>
+              </w:rPr>
+            </w:pPr>
+            <w:r>
+              <w:rPr>
+                <w:rtl w:val="0"/>
+              </w:rPr>
+            </w:r>
+          </w:p>
+          <w:p>
+            <w:pPr>
+              <w:keepNext w:val="0"/>
+              <w:keepLines w:val="0"/>
+              <w:pageBreakBefore w:val="0"/>
+              <w:widowControl w:val="0"/>
+              <w:pBdr>
+                <w:top w:space="0" w:sz="0" w:val="nil"/>
+                <w:left w:space="0" w:sz="0" w:val="nil"/>
+                <w:bottom w:space="0" w:sz="0" w:val="nil"/>
+                <w:right w:space="0" w:sz="0" w:val="nil"/>
+                <w:between w:space="0" w:sz="0" w:val="nil"/>
+              </w:pBdr>
+              <w:shd w:fill="auto" w:val="clear"/>
+              <w:bidi w:val="1"/>
+              <w:spacing w:after="0" w:before="0" w:line="240" w:lineRule="auto"/>
+              <w:ind w:left="0" w:right="0" w:firstLine="0"/>
+              <w:jc w:val="left"/>
+              <w:rPr>
+                <w:b w:val="1"/>
+                <w:bCs w:val="1"/>
+                <w:sz w:val="34"/>
+                <w:szCs w:val="34"/>
+              </w:rPr>
+            </w:pPr>
+            <w:r>
+              <w:rPr>
+                <w:b w:val="1"/>
+                <w:bCs w:val="1"/>
+                <w:sz w:val="26"/>
+                <w:szCs w:val="26"/>
+                <w:rtl w:val="1"/>
+              </w:rPr>
+              <w:t xml:space="preserve">פעילות</w:t>
+            </w:r>
+            <w:r>
+              <w:rPr>
+                <w:b w:val="1"/>
+                <w:bCs w:val="1"/>
+                <w:sz w:val="26"/>
+                <w:szCs w:val="26"/>
+                <w:rtl w:val="1"/>
+              </w:rPr>
+              <w:t xml:space="preserve"> 2: </w:t>
+            </w:r>
+            <w:r>
+              <w:rPr>
+                <w:b w:val="1"/>
+                <w:bCs w:val="1"/>
+                <w:sz w:val="26"/>
+                <w:szCs w:val="26"/>
+                <w:rtl w:val="1"/>
+              </w:rPr>
+              <w:t xml:space="preserve">השחצן</w:t>
+            </w:r>
+            <w:r>
+              <w:rPr>
+                <w:b w:val="1"/>
+                <w:bCs w:val="1"/>
+                <w:sz w:val="26"/>
+                <w:szCs w:val="26"/>
+                <w:rtl w:val="1"/>
+              </w:rPr>
+              <w:t xml:space="preserve">, </w:t>
+            </w:r>
+            <w:r>
+              <w:rPr>
+                <w:b w:val="1"/>
+                <w:bCs w:val="1"/>
+                <w:sz w:val="26"/>
+                <w:szCs w:val="26"/>
+                <w:rtl w:val="1"/>
+              </w:rPr>
+              <w:t xml:space="preserve">הלייקים</w:t>
+            </w:r>
+            <w:r>
+              <w:rPr>
+                <w:b w:val="1"/>
+                <w:bCs w:val="1"/>
+                <w:sz w:val="26"/>
+                <w:szCs w:val="26"/>
+                <w:rtl w:val="1"/>
+              </w:rPr>
+              <w:t xml:space="preserve"> </w:t>
+            </w:r>
+            <w:r>
+              <w:rPr>
+                <w:b w:val="1"/>
+                <w:bCs w:val="1"/>
+                <w:sz w:val="26"/>
+                <w:szCs w:val="26"/>
+                <w:rtl w:val="1"/>
+              </w:rPr>
+              <w:t xml:space="preserve">ומה</w:t>
+            </w:r>
+            <w:r>
+              <w:rPr>
+                <w:b w:val="1"/>
+                <w:bCs w:val="1"/>
+                <w:sz w:val="26"/>
+                <w:szCs w:val="26"/>
+                <w:rtl w:val="1"/>
+              </w:rPr>
+              <w:t xml:space="preserve"> </w:t>
+            </w:r>
+            <w:r>
+              <w:rPr>
+                <w:b w:val="1"/>
+                <w:bCs w:val="1"/>
+                <w:sz w:val="26"/>
+                <w:szCs w:val="26"/>
+                <w:rtl w:val="1"/>
+              </w:rPr>
+              <w:t xml:space="preserve">שביניהם</w:t>
+            </w:r>
+            <w:r>
+              <w:rPr>
+                <w:rtl w:val="0"/>
+              </w:rPr>
+            </w:r>
+          </w:p>
+          <w:p>
+            <w:pPr>
+              <w:widowControl w:val="0"/>
+              <w:bidi w:val="1"/>
+              <w:spacing w:after="240" w:before="240" w:line="240" w:lineRule="auto"/>
+              <w:rPr>
+                <w:sz w:val="26"/>
+                <w:szCs w:val="26"/>
+              </w:rPr>
+            </w:pPr>
+            <w:r>
+              <w:rPr>
+                <w:sz w:val="26"/>
+                <w:szCs w:val="26"/>
+                <w:rtl w:val="1"/>
+              </w:rPr>
+              <w:t xml:space="preserve">בפרק</w:t>
+            </w:r>
+            <w:r>
+              <w:rPr>
+                <w:sz w:val="26"/>
+                <w:szCs w:val="26"/>
+                <w:rtl w:val="1"/>
+              </w:rPr>
+              <w:t xml:space="preserve"> </w:t>
+            </w:r>
+            <w:r>
+              <w:rPr>
+                <w:sz w:val="26"/>
+                <w:szCs w:val="26"/>
+                <w:rtl w:val="1"/>
+              </w:rPr>
+              <w:t xml:space="preserve">זה</w:t>
+            </w:r>
+            <w:r>
+              <w:rPr>
+                <w:sz w:val="26"/>
+                <w:szCs w:val="26"/>
+                <w:rtl w:val="1"/>
+              </w:rPr>
+              <w:t xml:space="preserve"> </w:t>
+            </w:r>
+            <w:r>
+              <w:rPr>
+                <w:sz w:val="26"/>
+                <w:szCs w:val="26"/>
+                <w:rtl w:val="1"/>
+              </w:rPr>
+              <w:t xml:space="preserve">פגשנו</w:t>
+            </w:r>
+            <w:r>
+              <w:rPr>
+                <w:sz w:val="26"/>
+                <w:szCs w:val="26"/>
+                <w:rtl w:val="1"/>
+              </w:rPr>
+              <w:t xml:space="preserve"> </w:t>
+            </w:r>
+            <w:r>
+              <w:rPr>
+                <w:sz w:val="26"/>
+                <w:szCs w:val="26"/>
+                <w:rtl w:val="1"/>
+              </w:rPr>
+              <w:t xml:space="preserve">את</w:t>
+            </w:r>
+            <w:r>
+              <w:rPr>
+                <w:sz w:val="26"/>
+                <w:szCs w:val="26"/>
+                <w:rtl w:val="1"/>
+              </w:rPr>
+              <w:t xml:space="preserve"> </w:t>
+            </w:r>
+            <w:r>
+              <w:rPr>
+                <w:sz w:val="26"/>
+                <w:szCs w:val="26"/>
+                <w:rtl w:val="1"/>
+              </w:rPr>
+              <w:t xml:space="preserve">השחצן</w:t>
+            </w:r>
+            <w:r>
+              <w:rPr>
+                <w:sz w:val="26"/>
+                <w:szCs w:val="26"/>
+                <w:rtl w:val="1"/>
+              </w:rPr>
+              <w:t xml:space="preserve">, </w:t>
+            </w:r>
+            <w:r>
+              <w:rPr>
+                <w:sz w:val="26"/>
+                <w:szCs w:val="26"/>
+                <w:rtl w:val="1"/>
+              </w:rPr>
+              <w:t xml:space="preserve">שכל</w:t>
+            </w:r>
+            <w:r>
+              <w:rPr>
+                <w:sz w:val="26"/>
+                <w:szCs w:val="26"/>
+                <w:rtl w:val="1"/>
+              </w:rPr>
+              <w:t xml:space="preserve"> </w:t>
+            </w:r>
+            <w:r>
+              <w:rPr>
+                <w:sz w:val="26"/>
+                <w:szCs w:val="26"/>
+                <w:rtl w:val="1"/>
+              </w:rPr>
+              <w:t xml:space="preserve">מה</w:t>
+            </w:r>
+            <w:r>
+              <w:rPr>
+                <w:sz w:val="26"/>
+                <w:szCs w:val="26"/>
+                <w:rtl w:val="1"/>
+              </w:rPr>
+              <w:t xml:space="preserve"> </w:t>
+            </w:r>
+            <w:r>
+              <w:rPr>
+                <w:sz w:val="26"/>
+                <w:szCs w:val="26"/>
+                <w:rtl w:val="1"/>
+              </w:rPr>
+              <w:t xml:space="preserve">שמעניין</w:t>
+            </w:r>
+            <w:r>
+              <w:rPr>
+                <w:sz w:val="26"/>
+                <w:szCs w:val="26"/>
+                <w:rtl w:val="1"/>
+              </w:rPr>
+              <w:t xml:space="preserve"> </w:t>
+            </w:r>
+            <w:r>
+              <w:rPr>
+                <w:sz w:val="26"/>
+                <w:szCs w:val="26"/>
+                <w:rtl w:val="1"/>
+              </w:rPr>
+              <w:t xml:space="preserve">אותו</w:t>
+            </w:r>
+            <w:r>
+              <w:rPr>
+                <w:sz w:val="26"/>
+                <w:szCs w:val="26"/>
+                <w:rtl w:val="1"/>
+              </w:rPr>
+              <w:t xml:space="preserve"> </w:t>
+            </w:r>
+            <w:r>
+              <w:rPr>
+                <w:sz w:val="26"/>
+                <w:szCs w:val="26"/>
+                <w:rtl w:val="1"/>
+              </w:rPr>
+              <w:t xml:space="preserve">הוא</w:t>
+            </w:r>
+            <w:r>
+              <w:rPr>
+                <w:sz w:val="26"/>
+                <w:szCs w:val="26"/>
+                <w:rtl w:val="1"/>
+              </w:rPr>
+              <w:t xml:space="preserve"> </w:t>
+            </w:r>
+            <w:r>
+              <w:rPr>
+                <w:sz w:val="26"/>
+                <w:szCs w:val="26"/>
+                <w:rtl w:val="1"/>
+              </w:rPr>
+              <w:t xml:space="preserve">שיעריצו</w:t>
+            </w:r>
+            <w:r>
+              <w:rPr>
+                <w:sz w:val="26"/>
+                <w:szCs w:val="26"/>
+                <w:rtl w:val="1"/>
+              </w:rPr>
+              <w:t xml:space="preserve"> </w:t>
+            </w:r>
+            <w:r>
+              <w:rPr>
+                <w:sz w:val="26"/>
+                <w:szCs w:val="26"/>
+                <w:rtl w:val="1"/>
+              </w:rPr>
+              <w:t xml:space="preserve">אותו</w:t>
+            </w:r>
+            <w:r>
+              <w:rPr>
+                <w:sz w:val="26"/>
+                <w:szCs w:val="26"/>
+                <w:rtl w:val="1"/>
+              </w:rPr>
+              <w:t xml:space="preserve">, </w:t>
+            </w:r>
+            <w:r>
+              <w:rPr>
+                <w:sz w:val="26"/>
+                <w:szCs w:val="26"/>
+                <w:rtl w:val="1"/>
+              </w:rPr>
+              <w:t xml:space="preserve">ימחאו</w:t>
+            </w:r>
+            <w:r>
+              <w:rPr>
+                <w:sz w:val="26"/>
+                <w:szCs w:val="26"/>
+                <w:rtl w:val="1"/>
+              </w:rPr>
+              <w:t xml:space="preserve"> </w:t>
+            </w:r>
+            <w:r>
+              <w:rPr>
+                <w:sz w:val="26"/>
+                <w:szCs w:val="26"/>
+                <w:rtl w:val="1"/>
+              </w:rPr>
+              <w:t xml:space="preserve">לו</w:t>
+            </w:r>
+            <w:r>
+              <w:rPr>
+                <w:sz w:val="26"/>
+                <w:szCs w:val="26"/>
+                <w:rtl w:val="1"/>
+              </w:rPr>
+              <w:t xml:space="preserve"> </w:t>
+            </w:r>
+            <w:r>
+              <w:rPr>
+                <w:sz w:val="26"/>
+                <w:szCs w:val="26"/>
+                <w:rtl w:val="1"/>
+              </w:rPr>
+              <w:t xml:space="preserve">כפיים</w:t>
+            </w:r>
+            <w:r>
+              <w:rPr>
+                <w:sz w:val="26"/>
+                <w:szCs w:val="26"/>
+                <w:rtl w:val="1"/>
+              </w:rPr>
+              <w:t xml:space="preserve"> </w:t>
+            </w:r>
+            <w:r>
+              <w:rPr>
+                <w:sz w:val="26"/>
+                <w:szCs w:val="26"/>
+                <w:rtl w:val="1"/>
+              </w:rPr>
+              <w:t xml:space="preserve">ויאשרו</w:t>
+            </w:r>
+            <w:r>
+              <w:rPr>
+                <w:sz w:val="26"/>
+                <w:szCs w:val="26"/>
+                <w:rtl w:val="1"/>
+              </w:rPr>
+              <w:t xml:space="preserve"> </w:t>
+            </w:r>
+            <w:r>
+              <w:rPr>
+                <w:sz w:val="26"/>
+                <w:szCs w:val="26"/>
+                <w:rtl w:val="1"/>
+              </w:rPr>
+              <w:t xml:space="preserve">שוב</w:t>
+            </w:r>
+            <w:r>
+              <w:rPr>
+                <w:sz w:val="26"/>
+                <w:szCs w:val="26"/>
+                <w:rtl w:val="1"/>
+              </w:rPr>
+              <w:t xml:space="preserve"> </w:t>
+            </w:r>
+            <w:r>
+              <w:rPr>
+                <w:sz w:val="26"/>
+                <w:szCs w:val="26"/>
+                <w:rtl w:val="1"/>
+              </w:rPr>
+              <w:t xml:space="preserve">ושוב</w:t>
+            </w:r>
+            <w:r>
+              <w:rPr>
+                <w:sz w:val="26"/>
+                <w:szCs w:val="26"/>
+                <w:rtl w:val="1"/>
+              </w:rPr>
+              <w:t xml:space="preserve"> </w:t>
+            </w:r>
+            <w:r>
+              <w:rPr>
+                <w:sz w:val="26"/>
+                <w:szCs w:val="26"/>
+                <w:rtl w:val="1"/>
+              </w:rPr>
+              <w:t xml:space="preserve">כמה</w:t>
+            </w:r>
+            <w:r>
+              <w:rPr>
+                <w:sz w:val="26"/>
+                <w:szCs w:val="26"/>
+                <w:rtl w:val="1"/>
+              </w:rPr>
+              <w:t xml:space="preserve"> </w:t>
+            </w:r>
+            <w:r>
+              <w:rPr>
+                <w:sz w:val="26"/>
+                <w:szCs w:val="26"/>
+                <w:rtl w:val="1"/>
+              </w:rPr>
+              <w:t xml:space="preserve">הוא</w:t>
+            </w:r>
+            <w:r>
+              <w:rPr>
+                <w:sz w:val="26"/>
+                <w:szCs w:val="26"/>
+                <w:rtl w:val="1"/>
+              </w:rPr>
+              <w:t xml:space="preserve"> </w:t>
+            </w:r>
+            <w:r>
+              <w:rPr>
+                <w:sz w:val="26"/>
+                <w:szCs w:val="26"/>
+                <w:rtl w:val="1"/>
+              </w:rPr>
+              <w:t xml:space="preserve">נפלא</w:t>
+            </w:r>
+            <w:r>
+              <w:rPr>
+                <w:sz w:val="26"/>
+                <w:szCs w:val="26"/>
+                <w:rtl w:val="1"/>
+              </w:rPr>
+              <w:t xml:space="preserve">. </w:t>
+            </w:r>
+            <w:r>
+              <w:rPr>
+                <w:sz w:val="26"/>
+                <w:szCs w:val="26"/>
+                <w:rtl w:val="1"/>
+              </w:rPr>
+              <w:t xml:space="preserve">אבל</w:t>
+            </w:r>
+            <w:r>
+              <w:rPr>
+                <w:sz w:val="26"/>
+                <w:szCs w:val="26"/>
+                <w:rtl w:val="1"/>
+              </w:rPr>
+              <w:t xml:space="preserve"> </w:t>
+            </w:r>
+            <w:r>
+              <w:rPr>
+                <w:sz w:val="26"/>
+                <w:szCs w:val="26"/>
+                <w:rtl w:val="1"/>
+              </w:rPr>
+              <w:t xml:space="preserve">האם</w:t>
+            </w:r>
+            <w:r>
+              <w:rPr>
+                <w:sz w:val="26"/>
+                <w:szCs w:val="26"/>
+                <w:rtl w:val="1"/>
+              </w:rPr>
+              <w:t xml:space="preserve"> </w:t>
+            </w:r>
+            <w:r>
+              <w:rPr>
+                <w:sz w:val="26"/>
+                <w:szCs w:val="26"/>
+                <w:rtl w:val="1"/>
+              </w:rPr>
+              <w:t xml:space="preserve">אפשר</w:t>
+            </w:r>
+            <w:r>
+              <w:rPr>
+                <w:sz w:val="26"/>
+                <w:szCs w:val="26"/>
+                <w:rtl w:val="1"/>
+              </w:rPr>
+              <w:t xml:space="preserve"> </w:t>
+            </w:r>
+            <w:r>
+              <w:rPr>
+                <w:sz w:val="26"/>
+                <w:szCs w:val="26"/>
+                <w:rtl w:val="1"/>
+              </w:rPr>
+              <w:t xml:space="preserve">להרגיש</w:t>
+            </w:r>
+            <w:r>
+              <w:rPr>
+                <w:sz w:val="26"/>
+                <w:szCs w:val="26"/>
+                <w:rtl w:val="1"/>
+              </w:rPr>
+              <w:t xml:space="preserve"> </w:t>
+            </w:r>
+            <w:r>
+              <w:rPr>
+                <w:sz w:val="26"/>
+                <w:szCs w:val="26"/>
+                <w:rtl w:val="1"/>
+              </w:rPr>
+              <w:t xml:space="preserve">באמת</w:t>
+            </w:r>
+            <w:r>
+              <w:rPr>
+                <w:sz w:val="26"/>
+                <w:szCs w:val="26"/>
+                <w:rtl w:val="1"/>
+              </w:rPr>
+              <w:t xml:space="preserve"> </w:t>
+            </w:r>
+            <w:r>
+              <w:rPr>
+                <w:sz w:val="26"/>
+                <w:szCs w:val="26"/>
+                <w:rtl w:val="1"/>
+              </w:rPr>
+              <w:t xml:space="preserve">טוב</w:t>
+            </w:r>
+            <w:r>
+              <w:rPr>
+                <w:sz w:val="26"/>
+                <w:szCs w:val="26"/>
+                <w:rtl w:val="1"/>
+              </w:rPr>
+              <w:t xml:space="preserve"> </w:t>
+            </w:r>
+            <w:r>
+              <w:rPr>
+                <w:sz w:val="26"/>
+                <w:szCs w:val="26"/>
+                <w:rtl w:val="1"/>
+              </w:rPr>
+              <w:t xml:space="preserve">עם</w:t>
+            </w:r>
+            <w:r>
+              <w:rPr>
+                <w:sz w:val="26"/>
+                <w:szCs w:val="26"/>
+                <w:rtl w:val="1"/>
+              </w:rPr>
+              <w:t xml:space="preserve"> </w:t>
+            </w:r>
+            <w:r>
+              <w:rPr>
+                <w:sz w:val="26"/>
+                <w:szCs w:val="26"/>
+                <w:rtl w:val="1"/>
+              </w:rPr>
+              <w:t xml:space="preserve">עצמנו</w:t>
+            </w:r>
+            <w:r>
+              <w:rPr>
+                <w:sz w:val="26"/>
+                <w:szCs w:val="26"/>
+                <w:rtl w:val="1"/>
+              </w:rPr>
+              <w:t xml:space="preserve"> </w:t>
+            </w:r>
+            <w:r>
+              <w:rPr>
+                <w:sz w:val="26"/>
+                <w:szCs w:val="26"/>
+                <w:rtl w:val="1"/>
+              </w:rPr>
+              <w:t xml:space="preserve">כשהערך</w:t>
+            </w:r>
+            <w:r>
+              <w:rPr>
+                <w:sz w:val="26"/>
+                <w:szCs w:val="26"/>
+                <w:rtl w:val="1"/>
+              </w:rPr>
+              <w:t xml:space="preserve"> </w:t>
+            </w:r>
+            <w:r>
+              <w:rPr>
+                <w:sz w:val="26"/>
+                <w:szCs w:val="26"/>
+                <w:rtl w:val="1"/>
+              </w:rPr>
+              <w:t xml:space="preserve">שלנו</w:t>
+            </w:r>
+            <w:r>
+              <w:rPr>
+                <w:sz w:val="26"/>
+                <w:szCs w:val="26"/>
+                <w:rtl w:val="1"/>
+              </w:rPr>
+              <w:t xml:space="preserve"> </w:t>
+            </w:r>
+            <w:r>
+              <w:rPr>
+                <w:sz w:val="26"/>
+                <w:szCs w:val="26"/>
+                <w:rtl w:val="1"/>
+              </w:rPr>
+              <w:t xml:space="preserve">תלוי</w:t>
+            </w:r>
+            <w:r>
+              <w:rPr>
+                <w:sz w:val="26"/>
+                <w:szCs w:val="26"/>
+                <w:rtl w:val="1"/>
+              </w:rPr>
+              <w:t xml:space="preserve"> </w:t>
+            </w:r>
+            <w:r>
+              <w:rPr>
+                <w:sz w:val="26"/>
+                <w:szCs w:val="26"/>
+                <w:rtl w:val="1"/>
+              </w:rPr>
+              <w:t xml:space="preserve">במה</w:t>
+            </w:r>
+            <w:r>
+              <w:rPr>
+                <w:sz w:val="26"/>
+                <w:szCs w:val="26"/>
+                <w:rtl w:val="1"/>
+              </w:rPr>
+              <w:t xml:space="preserve"> </w:t>
+            </w:r>
+            <w:r>
+              <w:rPr>
+                <w:sz w:val="26"/>
+                <w:szCs w:val="26"/>
+                <w:rtl w:val="1"/>
+              </w:rPr>
+              <w:t xml:space="preserve">שאחרים</w:t>
+            </w:r>
+            <w:r>
+              <w:rPr>
+                <w:sz w:val="26"/>
+                <w:szCs w:val="26"/>
+                <w:rtl w:val="1"/>
+              </w:rPr>
+              <w:t xml:space="preserve"> </w:t>
+            </w:r>
+            <w:r>
+              <w:rPr>
+                <w:sz w:val="26"/>
+                <w:szCs w:val="26"/>
+                <w:rtl w:val="1"/>
+              </w:rPr>
+              <w:t xml:space="preserve">חושבים</w:t>
+            </w:r>
+            <w:r>
+              <w:rPr>
+                <w:sz w:val="26"/>
+                <w:szCs w:val="26"/>
+                <w:rtl w:val="1"/>
+              </w:rPr>
+              <w:t xml:space="preserve">?</w:t>
+            </w:r>
+          </w:p>
+          <w:p>
+            <w:pPr>
+              <w:widowControl w:val="0"/>
+              <w:bidi w:val="1"/>
+              <w:spacing w:after="240" w:before="240" w:line="240" w:lineRule="auto"/>
+              <w:rPr>
+                <w:sz w:val="26"/>
+                <w:szCs w:val="26"/>
+              </w:rPr>
+            </w:pPr>
+            <w:r>
+              <w:rPr>
+                <w:sz w:val="26"/>
+                <w:szCs w:val="26"/>
+                <w:rtl w:val="1"/>
+              </w:rPr>
+              <w:t xml:space="preserve">התבוננו</w:t>
+            </w:r>
+            <w:r>
+              <w:rPr>
+                <w:sz w:val="26"/>
+                <w:szCs w:val="26"/>
+                <w:rtl w:val="1"/>
+              </w:rPr>
+              <w:t xml:space="preserve"> </w:t>
+            </w:r>
+            <w:r>
+              <w:rPr>
+                <w:sz w:val="26"/>
+                <w:szCs w:val="26"/>
+                <w:rtl w:val="1"/>
+              </w:rPr>
+              <w:t xml:space="preserve">בשתי</w:t>
+            </w:r>
+            <w:r>
+              <w:rPr>
+                <w:sz w:val="26"/>
+                <w:szCs w:val="26"/>
+                <w:rtl w:val="1"/>
+              </w:rPr>
+              <w:t xml:space="preserve"> </w:t>
+            </w:r>
+            <w:r>
+              <w:rPr>
+                <w:sz w:val="26"/>
+                <w:szCs w:val="26"/>
+                <w:rtl w:val="1"/>
+              </w:rPr>
+              <w:t xml:space="preserve">התמונות</w:t>
+            </w:r>
+            <w:r>
+              <w:rPr>
+                <w:sz w:val="26"/>
+                <w:szCs w:val="26"/>
+                <w:rtl w:val="1"/>
+              </w:rPr>
+              <w:t xml:space="preserve"> </w:t>
+            </w:r>
+            <w:r>
+              <w:rPr>
+                <w:sz w:val="26"/>
+                <w:szCs w:val="26"/>
+                <w:rtl w:val="1"/>
+              </w:rPr>
+              <w:t xml:space="preserve">שלפניכם</w:t>
+            </w:r>
+            <w:r>
+              <w:rPr>
+                <w:sz w:val="26"/>
+                <w:szCs w:val="26"/>
+                <w:rtl w:val="1"/>
+              </w:rPr>
+              <w:t xml:space="preserve">. </w:t>
+            </w:r>
+            <w:r>
+              <w:rPr>
+                <w:sz w:val="26"/>
+                <w:szCs w:val="26"/>
+                <w:rtl w:val="1"/>
+              </w:rPr>
+              <w:t xml:space="preserve">במה</w:t>
+            </w:r>
+            <w:r>
+              <w:rPr>
+                <w:sz w:val="26"/>
+                <w:szCs w:val="26"/>
+                <w:rtl w:val="1"/>
+              </w:rPr>
+              <w:t xml:space="preserve"> </w:t>
+            </w:r>
+            <w:r>
+              <w:rPr>
+                <w:sz w:val="26"/>
+                <w:szCs w:val="26"/>
+                <w:rtl w:val="1"/>
+              </w:rPr>
+              <w:t xml:space="preserve">הן</w:t>
+            </w:r>
+            <w:r>
+              <w:rPr>
+                <w:sz w:val="26"/>
+                <w:szCs w:val="26"/>
+                <w:rtl w:val="1"/>
+              </w:rPr>
+              <w:t xml:space="preserve"> </w:t>
+            </w:r>
+            <w:r>
+              <w:rPr>
+                <w:sz w:val="26"/>
+                <w:szCs w:val="26"/>
+                <w:rtl w:val="1"/>
+              </w:rPr>
+              <w:t xml:space="preserve">דומות</w:t>
+            </w:r>
+            <w:r>
+              <w:rPr>
+                <w:sz w:val="26"/>
+                <w:szCs w:val="26"/>
+                <w:rtl w:val="1"/>
+              </w:rPr>
+              <w:t xml:space="preserve">? </w:t>
+            </w:r>
+            <w:r>
+              <w:rPr>
+                <w:sz w:val="26"/>
+                <w:szCs w:val="26"/>
+                <w:rtl w:val="1"/>
+              </w:rPr>
+              <w:t xml:space="preserve">במה</w:t>
+            </w:r>
+            <w:r>
+              <w:rPr>
+                <w:sz w:val="26"/>
+                <w:szCs w:val="26"/>
+                <w:rtl w:val="1"/>
+              </w:rPr>
+              <w:t xml:space="preserve"> </w:t>
+            </w:r>
+            <w:r>
+              <w:rPr>
+                <w:sz w:val="26"/>
+                <w:szCs w:val="26"/>
+                <w:rtl w:val="1"/>
+              </w:rPr>
+              <w:t xml:space="preserve">הן</w:t>
+            </w:r>
+            <w:r>
+              <w:rPr>
+                <w:sz w:val="26"/>
+                <w:szCs w:val="26"/>
+                <w:rtl w:val="1"/>
+              </w:rPr>
+              <w:t xml:space="preserve"> </w:t>
+            </w:r>
+            <w:r>
+              <w:rPr>
+                <w:sz w:val="26"/>
+                <w:szCs w:val="26"/>
+                <w:rtl w:val="1"/>
+              </w:rPr>
+              <w:t xml:space="preserve">שונות</w:t>
+            </w:r>
+            <w:r>
+              <w:rPr>
+                <w:sz w:val="26"/>
+                <w:szCs w:val="26"/>
+                <w:rtl w:val="1"/>
+              </w:rPr>
+              <w:t xml:space="preserve">?</w:t>
+            </w:r>
+          </w:p>
+          <w:p>
+            <w:pPr>
+              <w:widowControl w:val="0"/>
+              <w:bidi w:val="1"/>
+              <w:spacing w:after="240" w:before="240" w:line="240" w:lineRule="auto"/>
+              <w:rPr>
+                <w:b w:val="1"/>
+                <w:bCs w:val="1"/>
+                <w:sz w:val="26"/>
+                <w:szCs w:val="26"/>
+              </w:rPr>
+            </w:pPr>
+            <w:r>
+              <w:rPr>
+                <w:b w:val="1"/>
+                <w:bCs w:val="1"/>
+                <w:sz w:val="26"/>
+                <w:szCs w:val="26"/>
+                <w:rtl w:val="1"/>
+              </w:rPr>
+              <w:t xml:space="preserve">חשבו</w:t>
+            </w:r>
+            <w:r>
+              <w:rPr>
+                <w:b w:val="1"/>
+                <w:bCs w:val="1"/>
+                <w:sz w:val="26"/>
+                <w:szCs w:val="26"/>
+                <w:rtl w:val="1"/>
+              </w:rPr>
+              <w:t xml:space="preserve"> </w:t>
+            </w:r>
+            <w:r>
+              <w:rPr>
+                <w:b w:val="1"/>
+                <w:bCs w:val="1"/>
+                <w:sz w:val="26"/>
+                <w:szCs w:val="26"/>
+                <w:rtl w:val="1"/>
+              </w:rPr>
+              <w:t xml:space="preserve">והשיבו</w:t>
+            </w:r>
+            <w:r>
+              <w:rPr>
+                <w:b w:val="1"/>
+                <w:bCs w:val="1"/>
+                <w:sz w:val="26"/>
+                <w:szCs w:val="26"/>
+                <w:rtl w:val="1"/>
+              </w:rPr>
+              <w:t xml:space="preserve">:</w:t>
+            </w:r>
+          </w:p>
+          <w:p>
+            <w:pPr>
+              <w:widowControl w:val="0"/>
+              <w:numPr>
+                <w:ilvl w:val="0"/>
+                <w:numId w:val="3"/>
+              </w:numPr>
+              <w:bidi w:val="1"/>
+              <w:spacing w:after="0" w:afterAutospacing="0" w:before="240" w:line="240" w:lineRule="auto"/>
+              <w:ind w:left="720" w:hanging="360"/>
+              <w:rPr>
+                <w:sz w:val="26"/>
+                <w:szCs w:val="26"/>
+              </w:rPr>
+            </w:pPr>
+            <w:r>
+              <w:rPr>
+                <w:sz w:val="26"/>
+                <w:szCs w:val="26"/>
+                <w:rtl w:val="1"/>
+              </w:rPr>
+              <w:t xml:space="preserve">מי</w:t>
+            </w:r>
+            <w:r>
+              <w:rPr>
+                <w:sz w:val="26"/>
+                <w:szCs w:val="26"/>
+                <w:rtl w:val="1"/>
+              </w:rPr>
+              <w:t xml:space="preserve"> </w:t>
+            </w:r>
+            <w:r>
+              <w:rPr>
+                <w:sz w:val="26"/>
+                <w:szCs w:val="26"/>
+                <w:rtl w:val="1"/>
+              </w:rPr>
+              <w:t xml:space="preserve">נראה</w:t>
+            </w:r>
+            <w:r>
+              <w:rPr>
+                <w:sz w:val="26"/>
+                <w:szCs w:val="26"/>
+                <w:rtl w:val="1"/>
+              </w:rPr>
+              <w:t xml:space="preserve"> </w:t>
+            </w:r>
+            <w:r>
+              <w:rPr>
+                <w:sz w:val="26"/>
+                <w:szCs w:val="26"/>
+                <w:rtl w:val="1"/>
+              </w:rPr>
+              <w:t xml:space="preserve">לכם</w:t>
+            </w:r>
+            <w:r>
+              <w:rPr>
+                <w:sz w:val="26"/>
+                <w:szCs w:val="26"/>
+                <w:rtl w:val="1"/>
+              </w:rPr>
+              <w:t xml:space="preserve"> </w:t>
+            </w:r>
+            <w:r>
+              <w:rPr>
+                <w:sz w:val="26"/>
+                <w:szCs w:val="26"/>
+                <w:rtl w:val="1"/>
+              </w:rPr>
+              <w:t xml:space="preserve">מצליח</w:t>
+            </w:r>
+            <w:r>
+              <w:rPr>
+                <w:sz w:val="26"/>
+                <w:szCs w:val="26"/>
+                <w:rtl w:val="1"/>
+              </w:rPr>
+              <w:t xml:space="preserve"> </w:t>
+            </w:r>
+            <w:r>
+              <w:rPr>
+                <w:sz w:val="26"/>
+                <w:szCs w:val="26"/>
+                <w:rtl w:val="1"/>
+              </w:rPr>
+              <w:t xml:space="preserve">יותר</w:t>
+            </w:r>
+            <w:r>
+              <w:rPr>
+                <w:sz w:val="26"/>
+                <w:szCs w:val="26"/>
+                <w:rtl w:val="1"/>
+              </w:rPr>
+              <w:t xml:space="preserve">?</w:t>
+            </w:r>
+          </w:p>
+          <w:p>
+            <w:pPr>
+              <w:widowControl w:val="0"/>
+              <w:numPr>
+                <w:ilvl w:val="0"/>
+                <w:numId w:val="3"/>
+              </w:numPr>
+              <w:bidi w:val="1"/>
+              <w:spacing w:after="0" w:afterAutospacing="0" w:before="0" w:beforeAutospacing="0" w:line="240" w:lineRule="auto"/>
+              <w:ind w:left="720" w:hanging="360"/>
+              <w:rPr>
+                <w:sz w:val="26"/>
+                <w:szCs w:val="26"/>
+              </w:rPr>
+            </w:pPr>
+            <w:r>
+              <w:rPr>
+                <w:sz w:val="26"/>
+                <w:szCs w:val="26"/>
+                <w:rtl w:val="1"/>
+              </w:rPr>
+              <w:t xml:space="preserve">האם</w:t>
+            </w:r>
+            <w:r>
+              <w:rPr>
+                <w:sz w:val="26"/>
+                <w:szCs w:val="26"/>
+                <w:rtl w:val="1"/>
+              </w:rPr>
+              <w:t xml:space="preserve"> </w:t>
+            </w:r>
+            <w:r>
+              <w:rPr>
+                <w:sz w:val="26"/>
+                <w:szCs w:val="26"/>
+                <w:rtl w:val="1"/>
+              </w:rPr>
+              <w:t xml:space="preserve">באמת</w:t>
+            </w:r>
+            <w:r>
+              <w:rPr>
+                <w:sz w:val="26"/>
+                <w:szCs w:val="26"/>
+                <w:rtl w:val="1"/>
+              </w:rPr>
+              <w:t xml:space="preserve"> </w:t>
+            </w:r>
+            <w:r>
+              <w:rPr>
+                <w:sz w:val="26"/>
+                <w:szCs w:val="26"/>
+                <w:rtl w:val="1"/>
+              </w:rPr>
+              <w:t xml:space="preserve">השתנה</w:t>
+            </w:r>
+            <w:r>
+              <w:rPr>
+                <w:sz w:val="26"/>
+                <w:szCs w:val="26"/>
+                <w:rtl w:val="1"/>
+              </w:rPr>
+              <w:t xml:space="preserve"> </w:t>
+            </w:r>
+            <w:r>
+              <w:rPr>
+                <w:sz w:val="26"/>
+                <w:szCs w:val="26"/>
+                <w:rtl w:val="1"/>
+              </w:rPr>
+              <w:t xml:space="preserve">משהו</w:t>
+            </w:r>
+            <w:r>
+              <w:rPr>
+                <w:sz w:val="26"/>
+                <w:szCs w:val="26"/>
+                <w:rtl w:val="1"/>
+              </w:rPr>
+              <w:t xml:space="preserve"> </w:t>
+            </w:r>
+            <w:r>
+              <w:rPr>
+                <w:sz w:val="26"/>
+                <w:szCs w:val="26"/>
+                <w:rtl w:val="1"/>
+              </w:rPr>
+              <w:t xml:space="preserve">בילד</w:t>
+            </w:r>
+            <w:r>
+              <w:rPr>
+                <w:sz w:val="26"/>
+                <w:szCs w:val="26"/>
+                <w:rtl w:val="1"/>
+              </w:rPr>
+              <w:t xml:space="preserve"> </w:t>
+            </w:r>
+            <w:r>
+              <w:rPr>
+                <w:sz w:val="26"/>
+                <w:szCs w:val="26"/>
+                <w:rtl w:val="1"/>
+              </w:rPr>
+              <w:t xml:space="preserve">עצמו</w:t>
+            </w:r>
+            <w:r>
+              <w:rPr>
+                <w:sz w:val="26"/>
+                <w:szCs w:val="26"/>
+                <w:rtl w:val="1"/>
+              </w:rPr>
+              <w:t xml:space="preserve">?</w:t>
+            </w:r>
+          </w:p>
+          <w:p>
+            <w:pPr>
+              <w:widowControl w:val="0"/>
+              <w:numPr>
+                <w:ilvl w:val="0"/>
+                <w:numId w:val="3"/>
+              </w:numPr>
+              <w:bidi w:val="1"/>
+              <w:spacing w:after="240" w:before="0" w:beforeAutospacing="0" w:line="240" w:lineRule="auto"/>
+              <w:ind w:left="720" w:hanging="360"/>
+              <w:rPr>
+                <w:sz w:val="26"/>
+                <w:szCs w:val="26"/>
+              </w:rPr>
+            </w:pPr>
+            <w:r>
+              <w:rPr>
+                <w:sz w:val="26"/>
+                <w:szCs w:val="26"/>
+                <w:rtl w:val="1"/>
+              </w:rPr>
+              <w:t xml:space="preserve">למה</w:t>
+            </w:r>
+            <w:r>
+              <w:rPr>
+                <w:sz w:val="26"/>
+                <w:szCs w:val="26"/>
+                <w:rtl w:val="1"/>
+              </w:rPr>
+              <w:t xml:space="preserve"> </w:t>
+            </w:r>
+            <w:r>
+              <w:rPr>
+                <w:sz w:val="26"/>
+                <w:szCs w:val="26"/>
+                <w:rtl w:val="1"/>
+              </w:rPr>
+              <w:t xml:space="preserve">לדעתכם</w:t>
+            </w:r>
+            <w:r>
+              <w:rPr>
+                <w:sz w:val="26"/>
+                <w:szCs w:val="26"/>
+                <w:rtl w:val="1"/>
+              </w:rPr>
+              <w:t xml:space="preserve"> </w:t>
+            </w:r>
+            <w:r>
+              <w:rPr>
+                <w:sz w:val="26"/>
+                <w:szCs w:val="26"/>
+                <w:rtl w:val="1"/>
+              </w:rPr>
+              <w:t xml:space="preserve">מספר</w:t>
+            </w:r>
+            <w:r>
+              <w:rPr>
+                <w:sz w:val="26"/>
+                <w:szCs w:val="26"/>
+                <w:rtl w:val="1"/>
+              </w:rPr>
+              <w:t xml:space="preserve"> </w:t>
+            </w:r>
+            <w:r>
+              <w:rPr>
+                <w:sz w:val="26"/>
+                <w:szCs w:val="26"/>
+                <w:rtl w:val="1"/>
+              </w:rPr>
+              <w:t xml:space="preserve">הלייקים</w:t>
+            </w:r>
+            <w:r>
+              <w:rPr>
+                <w:sz w:val="26"/>
+                <w:szCs w:val="26"/>
+                <w:rtl w:val="1"/>
+              </w:rPr>
+              <w:t xml:space="preserve"> </w:t>
+            </w:r>
+            <w:r>
+              <w:rPr>
+                <w:sz w:val="26"/>
+                <w:szCs w:val="26"/>
+                <w:rtl w:val="1"/>
+              </w:rPr>
+              <w:t xml:space="preserve">משפיע</w:t>
+            </w:r>
+            <w:r>
+              <w:rPr>
+                <w:sz w:val="26"/>
+                <w:szCs w:val="26"/>
+                <w:rtl w:val="1"/>
+              </w:rPr>
+              <w:t xml:space="preserve"> </w:t>
+            </w:r>
+            <w:r>
+              <w:rPr>
+                <w:sz w:val="26"/>
+                <w:szCs w:val="26"/>
+                <w:rtl w:val="1"/>
+              </w:rPr>
+              <w:t xml:space="preserve">על</w:t>
+            </w:r>
+            <w:r>
+              <w:rPr>
+                <w:sz w:val="26"/>
+                <w:szCs w:val="26"/>
+                <w:rtl w:val="1"/>
+              </w:rPr>
+              <w:t xml:space="preserve"> </w:t>
+            </w:r>
+            <w:r>
+              <w:rPr>
+                <w:sz w:val="26"/>
+                <w:szCs w:val="26"/>
+                <w:rtl w:val="1"/>
+              </w:rPr>
+              <w:t xml:space="preserve">הדרך</w:t>
+            </w:r>
+            <w:r>
+              <w:rPr>
+                <w:sz w:val="26"/>
+                <w:szCs w:val="26"/>
+                <w:rtl w:val="1"/>
+              </w:rPr>
+              <w:t xml:space="preserve"> </w:t>
+            </w:r>
+            <w:r>
+              <w:rPr>
+                <w:sz w:val="26"/>
+                <w:szCs w:val="26"/>
+                <w:rtl w:val="1"/>
+              </w:rPr>
+              <w:t xml:space="preserve">שבה</w:t>
+            </w:r>
+            <w:r>
+              <w:rPr>
+                <w:sz w:val="26"/>
+                <w:szCs w:val="26"/>
+                <w:rtl w:val="1"/>
+              </w:rPr>
+              <w:t xml:space="preserve"> </w:t>
+            </w:r>
+            <w:r>
+              <w:rPr>
+                <w:sz w:val="26"/>
+                <w:szCs w:val="26"/>
+                <w:rtl w:val="1"/>
+              </w:rPr>
+              <w:t xml:space="preserve">אנחנו</w:t>
+            </w:r>
+            <w:r>
+              <w:rPr>
+                <w:sz w:val="26"/>
+                <w:szCs w:val="26"/>
+                <w:rtl w:val="1"/>
+              </w:rPr>
+              <w:t xml:space="preserve"> </w:t>
+            </w:r>
+            <w:r>
+              <w:rPr>
+                <w:sz w:val="26"/>
+                <w:szCs w:val="26"/>
+                <w:rtl w:val="1"/>
+              </w:rPr>
+              <w:t xml:space="preserve">תופסים</w:t>
+            </w:r>
+            <w:r>
+              <w:rPr>
+                <w:sz w:val="26"/>
+                <w:szCs w:val="26"/>
+                <w:rtl w:val="1"/>
+              </w:rPr>
+              <w:t xml:space="preserve"> </w:t>
+            </w:r>
+            <w:r>
+              <w:rPr>
+                <w:sz w:val="26"/>
+                <w:szCs w:val="26"/>
+                <w:rtl w:val="1"/>
+              </w:rPr>
+              <w:t xml:space="preserve">אותו</w:t>
+            </w:r>
+            <w:r>
+              <w:rPr>
+                <w:sz w:val="26"/>
+                <w:szCs w:val="26"/>
+                <w:rtl w:val="1"/>
+              </w:rPr>
+              <w:t xml:space="preserve">?</w:t>
+            </w:r>
+          </w:p>
+          <w:p>
+            <w:pPr>
+              <w:widowControl w:val="0"/>
+              <w:bidi w:val="1"/>
+              <w:spacing w:after="240" w:before="240" w:line="240" w:lineRule="auto"/>
+              <w:ind w:left="0" w:firstLine="0"/>
+              <w:rPr>
+                <w:sz w:val="26"/>
+                <w:szCs w:val="26"/>
+              </w:rPr>
+            </w:pPr>
+            <w:r>
+              <w:rPr>
+                <w:sz w:val="26"/>
+                <w:szCs w:val="26"/>
+                <w:rtl w:val="1"/>
+              </w:rPr>
+              <w:t xml:space="preserve">תמונה</w:t>
+            </w:r>
+            <w:r>
+              <w:rPr>
+                <w:sz w:val="26"/>
+                <w:szCs w:val="26"/>
+                <w:rtl w:val="1"/>
+              </w:rPr>
+              <w:t xml:space="preserve">: </w:t>
+            </w:r>
+            <w:r>
+              <w:rPr>
+                <w:sz w:val="26"/>
+                <w:szCs w:val="26"/>
+                <w:rtl w:val="0"/>
+              </w:rPr>
+              <w:t xml:space="preserve">likes</w:t>
+            </w:r>
+            <w:r>
+              <w:rPr>
+                <w:sz w:val="26"/>
+                <w:szCs w:val="26"/>
+                <w:rtl w:val="0"/>
+              </w:rPr>
+              <w:t xml:space="preserve">-</w:t>
+            </w:r>
+            <w:r>
+              <w:rPr>
+                <w:sz w:val="26"/>
+                <w:szCs w:val="26"/>
+                <w:rtl w:val="0"/>
+              </w:rPr>
+              <w:t xml:space="preserve">effect</w:t>
+            </w:r>
+            <w:r>
+              <w:rPr>
+                <w:sz w:val="26"/>
+                <w:szCs w:val="26"/>
+                <w:rtl w:val="0"/>
+              </w:rPr>
+              <w:t xml:space="preserve">.</w:t>
+            </w:r>
+            <w:r>
+              <w:rPr>
+                <w:sz w:val="26"/>
+                <w:szCs w:val="26"/>
+                <w:rtl w:val="0"/>
+              </w:rPr>
+              <w:t xml:space="preserve">jpg</w:t>
+            </w:r>
+          </w:p>
+          <w:p>
+            <w:pPr>
+              <w:widowControl w:val="0"/>
+              <w:bidi w:val="1"/>
+              <w:spacing w:after="240" w:before="240" w:line="240" w:lineRule="auto"/>
+              <w:rPr>
+                <w:sz w:val="26"/>
+                <w:szCs w:val="26"/>
+              </w:rPr>
+            </w:pPr>
+            <w:r>
+              <w:rPr>
+                <w:sz w:val="26"/>
+                <w:szCs w:val="26"/>
+                <w:rtl w:val="1"/>
+              </w:rPr>
+              <w:t xml:space="preserve">לייק</w:t>
+            </w:r>
+            <w:r>
+              <w:rPr>
+                <w:sz w:val="26"/>
+                <w:szCs w:val="26"/>
+                <w:rtl w:val="1"/>
+              </w:rPr>
+              <w:t xml:space="preserve"> </w:t>
+            </w:r>
+            <w:r>
+              <w:rPr>
+                <w:sz w:val="26"/>
+                <w:szCs w:val="26"/>
+                <w:rtl w:val="1"/>
+              </w:rPr>
+              <w:t xml:space="preserve">הוא</w:t>
+            </w:r>
+            <w:r>
+              <w:rPr>
+                <w:sz w:val="26"/>
+                <w:szCs w:val="26"/>
+                <w:rtl w:val="1"/>
+              </w:rPr>
+              <w:t xml:space="preserve"> </w:t>
+            </w:r>
+            <w:r>
+              <w:rPr>
+                <w:sz w:val="26"/>
+                <w:szCs w:val="26"/>
+                <w:rtl w:val="1"/>
+              </w:rPr>
+              <w:t xml:space="preserve">הרבה</w:t>
+            </w:r>
+            <w:r>
+              <w:rPr>
+                <w:sz w:val="26"/>
+                <w:szCs w:val="26"/>
+                <w:rtl w:val="1"/>
+              </w:rPr>
+              <w:t xml:space="preserve"> </w:t>
+            </w:r>
+            <w:r>
+              <w:rPr>
+                <w:sz w:val="26"/>
+                <w:szCs w:val="26"/>
+                <w:rtl w:val="1"/>
+              </w:rPr>
+              <w:t xml:space="preserve">יותר</w:t>
+            </w:r>
+            <w:r>
+              <w:rPr>
+                <w:sz w:val="26"/>
+                <w:szCs w:val="26"/>
+                <w:rtl w:val="1"/>
+              </w:rPr>
+              <w:t xml:space="preserve"> </w:t>
+            </w:r>
+            <w:r>
+              <w:rPr>
+                <w:sz w:val="26"/>
+                <w:szCs w:val="26"/>
+                <w:rtl w:val="1"/>
+              </w:rPr>
+              <w:t xml:space="preserve">מסתם</w:t>
+            </w:r>
+            <w:r>
+              <w:rPr>
+                <w:sz w:val="26"/>
+                <w:szCs w:val="26"/>
+                <w:rtl w:val="1"/>
+              </w:rPr>
+              <w:t xml:space="preserve"> </w:t>
+            </w:r>
+            <w:r>
+              <w:rPr>
+                <w:sz w:val="26"/>
+                <w:szCs w:val="26"/>
+                <w:rtl w:val="1"/>
+              </w:rPr>
+              <w:t xml:space="preserve">סימן</w:t>
+            </w:r>
+            <w:r>
+              <w:rPr>
+                <w:sz w:val="26"/>
+                <w:szCs w:val="26"/>
+                <w:rtl w:val="1"/>
+              </w:rPr>
+              <w:t xml:space="preserve"> </w:t>
+            </w:r>
+            <w:r>
+              <w:rPr>
+                <w:sz w:val="26"/>
+                <w:szCs w:val="26"/>
+                <w:rtl w:val="1"/>
+              </w:rPr>
+              <w:t xml:space="preserve">על</w:t>
+            </w:r>
+            <w:r>
+              <w:rPr>
+                <w:sz w:val="26"/>
+                <w:szCs w:val="26"/>
+                <w:rtl w:val="1"/>
+              </w:rPr>
+              <w:t xml:space="preserve"> </w:t>
+            </w:r>
+            <w:r>
+              <w:rPr>
+                <w:sz w:val="26"/>
+                <w:szCs w:val="26"/>
+                <w:rtl w:val="1"/>
+              </w:rPr>
+              <w:t xml:space="preserve">המסך</w:t>
+            </w:r>
+            <w:r>
+              <w:rPr>
+                <w:sz w:val="26"/>
+                <w:szCs w:val="26"/>
+                <w:rtl w:val="1"/>
+              </w:rPr>
+              <w:t xml:space="preserve">. </w:t>
+            </w:r>
+            <w:r>
+              <w:rPr>
+                <w:sz w:val="26"/>
+                <w:szCs w:val="26"/>
+                <w:rtl w:val="1"/>
+              </w:rPr>
+              <w:t xml:space="preserve">כשהמוח</w:t>
+            </w:r>
+            <w:r>
+              <w:rPr>
+                <w:sz w:val="26"/>
+                <w:szCs w:val="26"/>
+                <w:rtl w:val="1"/>
+              </w:rPr>
+              <w:t xml:space="preserve"> </w:t>
+            </w:r>
+            <w:r>
+              <w:rPr>
+                <w:sz w:val="26"/>
+                <w:szCs w:val="26"/>
+                <w:rtl w:val="1"/>
+              </w:rPr>
+              <w:t xml:space="preserve">שלנו</w:t>
+            </w:r>
+            <w:r>
+              <w:rPr>
+                <w:sz w:val="26"/>
+                <w:szCs w:val="26"/>
+                <w:rtl w:val="1"/>
+              </w:rPr>
+              <w:t xml:space="preserve"> </w:t>
+            </w:r>
+            <w:r>
+              <w:rPr>
+                <w:sz w:val="26"/>
+                <w:szCs w:val="26"/>
+                <w:rtl w:val="1"/>
+              </w:rPr>
+              <w:t xml:space="preserve">מקבל</w:t>
+            </w:r>
+            <w:r>
+              <w:rPr>
+                <w:sz w:val="26"/>
+                <w:szCs w:val="26"/>
+                <w:rtl w:val="1"/>
+              </w:rPr>
+              <w:t xml:space="preserve"> </w:t>
+            </w:r>
+            <w:r>
+              <w:rPr>
+                <w:sz w:val="26"/>
+                <w:szCs w:val="26"/>
+                <w:rtl w:val="1"/>
+              </w:rPr>
+              <w:t xml:space="preserve">לייק</w:t>
+            </w:r>
+            <w:r>
+              <w:rPr>
+                <w:sz w:val="26"/>
+                <w:szCs w:val="26"/>
+                <w:rtl w:val="1"/>
+              </w:rPr>
+              <w:t xml:space="preserve">, </w:t>
+            </w:r>
+            <w:r>
+              <w:rPr>
+                <w:sz w:val="26"/>
+                <w:szCs w:val="26"/>
+                <w:rtl w:val="1"/>
+              </w:rPr>
+              <w:t xml:space="preserve">הוא</w:t>
+            </w:r>
+            <w:r>
+              <w:rPr>
+                <w:sz w:val="26"/>
+                <w:szCs w:val="26"/>
+                <w:rtl w:val="1"/>
+              </w:rPr>
+              <w:t xml:space="preserve"> </w:t>
+            </w:r>
+            <w:r>
+              <w:rPr>
+                <w:sz w:val="26"/>
+                <w:szCs w:val="26"/>
+                <w:rtl w:val="1"/>
+              </w:rPr>
+              <w:t xml:space="preserve">משחרר</w:t>
+            </w:r>
+            <w:r>
+              <w:rPr>
+                <w:sz w:val="26"/>
+                <w:szCs w:val="26"/>
+                <w:rtl w:val="1"/>
+              </w:rPr>
+              <w:t xml:space="preserve"> </w:t>
+            </w:r>
+            <w:r>
+              <w:rPr>
+                <w:sz w:val="26"/>
+                <w:szCs w:val="26"/>
+                <w:rtl w:val="1"/>
+              </w:rPr>
+              <w:t xml:space="preserve">מעט</w:t>
+            </w:r>
+            <w:r>
+              <w:rPr>
+                <w:sz w:val="26"/>
+                <w:szCs w:val="26"/>
+                <w:rtl w:val="1"/>
+              </w:rPr>
+              <w:t xml:space="preserve"> </w:t>
+            </w:r>
+            <w:r>
+              <w:rPr>
+                <w:b w:val="1"/>
+                <w:bCs w:val="1"/>
+                <w:sz w:val="26"/>
+                <w:szCs w:val="26"/>
+                <w:rtl w:val="1"/>
+              </w:rPr>
+              <w:t xml:space="preserve">דופמין</w:t>
+            </w:r>
+            <w:r>
+              <w:rPr>
+                <w:rtl w:val="0"/>
+              </w:rPr>
+            </w:r>
+            <w:r>
+              <w:rPr>
+                <w:sz w:val="26"/>
+                <w:szCs w:val="26"/>
+                <w:rtl w:val="1"/>
+              </w:rPr>
+              <w:t xml:space="preserve"> – </w:t>
+            </w:r>
+            <w:r>
+              <w:rPr>
+                <w:sz w:val="26"/>
+                <w:szCs w:val="26"/>
+                <w:rtl w:val="1"/>
+              </w:rPr>
+              <w:t xml:space="preserve">חומר</w:t>
+            </w:r>
+            <w:r>
+              <w:rPr>
+                <w:sz w:val="26"/>
+                <w:szCs w:val="26"/>
+                <w:rtl w:val="1"/>
+              </w:rPr>
+              <w:t xml:space="preserve"> </w:t>
+            </w:r>
+            <w:r>
+              <w:rPr>
+                <w:sz w:val="26"/>
+                <w:szCs w:val="26"/>
+                <w:rtl w:val="1"/>
+              </w:rPr>
+              <w:t xml:space="preserve">שגורם</w:t>
+            </w:r>
+            <w:r>
+              <w:rPr>
+                <w:sz w:val="26"/>
+                <w:szCs w:val="26"/>
+                <w:rtl w:val="1"/>
+              </w:rPr>
+              <w:t xml:space="preserve"> </w:t>
+            </w:r>
+            <w:r>
+              <w:rPr>
+                <w:sz w:val="26"/>
+                <w:szCs w:val="26"/>
+                <w:rtl w:val="1"/>
+              </w:rPr>
+              <w:t xml:space="preserve">לנו</w:t>
+            </w:r>
+            <w:r>
+              <w:rPr>
+                <w:sz w:val="26"/>
+                <w:szCs w:val="26"/>
+                <w:rtl w:val="1"/>
+              </w:rPr>
+              <w:t xml:space="preserve"> </w:t>
+            </w:r>
+            <w:r>
+              <w:rPr>
+                <w:sz w:val="26"/>
+                <w:szCs w:val="26"/>
+                <w:rtl w:val="1"/>
+              </w:rPr>
+              <w:t xml:space="preserve">להרגיש</w:t>
+            </w:r>
+            <w:r>
+              <w:rPr>
+                <w:sz w:val="26"/>
+                <w:szCs w:val="26"/>
+                <w:rtl w:val="1"/>
+              </w:rPr>
+              <w:t xml:space="preserve"> </w:t>
+            </w:r>
+            <w:r>
+              <w:rPr>
+                <w:sz w:val="26"/>
+                <w:szCs w:val="26"/>
+                <w:rtl w:val="1"/>
+              </w:rPr>
+              <w:t xml:space="preserve">טוב</w:t>
+            </w:r>
+            <w:r>
+              <w:rPr>
+                <w:sz w:val="26"/>
+                <w:szCs w:val="26"/>
+                <w:rtl w:val="1"/>
+              </w:rPr>
+              <w:t xml:space="preserve">, </w:t>
+            </w:r>
+            <w:r>
+              <w:rPr>
+                <w:sz w:val="26"/>
+                <w:szCs w:val="26"/>
+                <w:rtl w:val="1"/>
+              </w:rPr>
+              <w:t xml:space="preserve">כמו</w:t>
+            </w:r>
+            <w:r>
+              <w:rPr>
+                <w:sz w:val="26"/>
+                <w:szCs w:val="26"/>
+                <w:rtl w:val="1"/>
+              </w:rPr>
+              <w:t xml:space="preserve"> </w:t>
+            </w:r>
+            <w:r>
+              <w:rPr>
+                <w:sz w:val="26"/>
+                <w:szCs w:val="26"/>
+                <w:rtl w:val="1"/>
+              </w:rPr>
+              <w:t xml:space="preserve">פרס</w:t>
+            </w:r>
+            <w:r>
+              <w:rPr>
+                <w:sz w:val="26"/>
+                <w:szCs w:val="26"/>
+                <w:rtl w:val="1"/>
+              </w:rPr>
+              <w:t xml:space="preserve"> </w:t>
+            </w:r>
+            <w:r>
+              <w:rPr>
+                <w:sz w:val="26"/>
+                <w:szCs w:val="26"/>
+                <w:rtl w:val="1"/>
+              </w:rPr>
+              <w:t xml:space="preserve">קטן</w:t>
+            </w:r>
+            <w:r>
+              <w:rPr>
+                <w:sz w:val="26"/>
+                <w:szCs w:val="26"/>
+                <w:rtl w:val="1"/>
+              </w:rPr>
+              <w:t xml:space="preserve">. </w:t>
+            </w:r>
+            <w:r>
+              <w:rPr>
+                <w:sz w:val="26"/>
+                <w:szCs w:val="26"/>
+                <w:rtl w:val="1"/>
+              </w:rPr>
+              <w:t xml:space="preserve">לכן</w:t>
+            </w:r>
+            <w:r>
+              <w:rPr>
+                <w:sz w:val="26"/>
+                <w:szCs w:val="26"/>
+                <w:rtl w:val="1"/>
+              </w:rPr>
+              <w:t xml:space="preserve"> </w:t>
+            </w:r>
+            <w:r>
+              <w:rPr>
+                <w:sz w:val="26"/>
+                <w:szCs w:val="26"/>
+                <w:rtl w:val="1"/>
+              </w:rPr>
+              <w:t xml:space="preserve">לפעמים</w:t>
+            </w:r>
+            <w:r>
+              <w:rPr>
+                <w:sz w:val="26"/>
+                <w:szCs w:val="26"/>
+                <w:rtl w:val="1"/>
+              </w:rPr>
+              <w:t xml:space="preserve"> </w:t>
+            </w:r>
+            <w:r>
+              <w:rPr>
+                <w:sz w:val="26"/>
+                <w:szCs w:val="26"/>
+                <w:rtl w:val="1"/>
+              </w:rPr>
+              <w:t xml:space="preserve">מתחשק</w:t>
+            </w:r>
+            <w:r>
+              <w:rPr>
+                <w:sz w:val="26"/>
+                <w:szCs w:val="26"/>
+                <w:rtl w:val="1"/>
+              </w:rPr>
+              <w:t xml:space="preserve"> </w:t>
+            </w:r>
+            <w:r>
+              <w:rPr>
+                <w:sz w:val="26"/>
+                <w:szCs w:val="26"/>
+                <w:rtl w:val="1"/>
+              </w:rPr>
+              <w:t xml:space="preserve">לנו</w:t>
+            </w:r>
+            <w:r>
+              <w:rPr>
+                <w:sz w:val="26"/>
+                <w:szCs w:val="26"/>
+                <w:rtl w:val="1"/>
+              </w:rPr>
+              <w:t xml:space="preserve"> </w:t>
+            </w:r>
+            <w:r>
+              <w:rPr>
+                <w:sz w:val="26"/>
+                <w:szCs w:val="26"/>
+                <w:rtl w:val="1"/>
+              </w:rPr>
+              <w:t xml:space="preserve">לבדוק</w:t>
+            </w:r>
+            <w:r>
+              <w:rPr>
+                <w:sz w:val="26"/>
+                <w:szCs w:val="26"/>
+                <w:rtl w:val="1"/>
+              </w:rPr>
+              <w:t xml:space="preserve"> </w:t>
+            </w:r>
+            <w:r>
+              <w:rPr>
+                <w:sz w:val="26"/>
+                <w:szCs w:val="26"/>
+                <w:rtl w:val="1"/>
+              </w:rPr>
+              <w:t xml:space="preserve">שוב</w:t>
+            </w:r>
+            <w:r>
+              <w:rPr>
+                <w:sz w:val="26"/>
+                <w:szCs w:val="26"/>
+                <w:rtl w:val="1"/>
+              </w:rPr>
+              <w:t xml:space="preserve"> </w:t>
+            </w:r>
+            <w:r>
+              <w:rPr>
+                <w:sz w:val="26"/>
+                <w:szCs w:val="26"/>
+                <w:rtl w:val="1"/>
+              </w:rPr>
+              <w:t xml:space="preserve">ושוב</w:t>
+            </w:r>
+            <w:r>
+              <w:rPr>
+                <w:sz w:val="26"/>
+                <w:szCs w:val="26"/>
+                <w:rtl w:val="1"/>
+              </w:rPr>
+              <w:t xml:space="preserve"> </w:t>
+            </w:r>
+            <w:r>
+              <w:rPr>
+                <w:sz w:val="26"/>
+                <w:szCs w:val="26"/>
+                <w:rtl w:val="1"/>
+              </w:rPr>
+              <w:t xml:space="preserve">אם</w:t>
+            </w:r>
+            <w:r>
+              <w:rPr>
+                <w:sz w:val="26"/>
+                <w:szCs w:val="26"/>
+                <w:rtl w:val="1"/>
+              </w:rPr>
+              <w:t xml:space="preserve"> </w:t>
+            </w:r>
+            <w:r>
+              <w:rPr>
+                <w:sz w:val="26"/>
+                <w:szCs w:val="26"/>
+                <w:rtl w:val="1"/>
+              </w:rPr>
+              <w:t xml:space="preserve">קיבלנו</w:t>
+            </w:r>
+            <w:r>
+              <w:rPr>
+                <w:sz w:val="26"/>
+                <w:szCs w:val="26"/>
+                <w:rtl w:val="1"/>
+              </w:rPr>
+              <w:t xml:space="preserve"> </w:t>
+            </w:r>
+            <w:r>
+              <w:rPr>
+                <w:sz w:val="26"/>
+                <w:szCs w:val="26"/>
+                <w:rtl w:val="1"/>
+              </w:rPr>
+              <w:t xml:space="preserve">עוד</w:t>
+            </w:r>
+            <w:r>
+              <w:rPr>
+                <w:sz w:val="26"/>
+                <w:szCs w:val="26"/>
+                <w:rtl w:val="1"/>
+              </w:rPr>
+              <w:t xml:space="preserve"> </w:t>
+            </w:r>
+            <w:r>
+              <w:rPr>
+                <w:sz w:val="26"/>
+                <w:szCs w:val="26"/>
+                <w:rtl w:val="1"/>
+              </w:rPr>
+              <w:t xml:space="preserve">לייקים</w:t>
+            </w:r>
+            <w:r>
+              <w:rPr>
+                <w:sz w:val="26"/>
+                <w:szCs w:val="26"/>
+                <w:rtl w:val="1"/>
+              </w:rPr>
+              <w:t xml:space="preserve"> </w:t>
+            </w:r>
+            <w:r>
+              <w:rPr>
+                <w:sz w:val="26"/>
+                <w:szCs w:val="26"/>
+                <w:rtl w:val="1"/>
+              </w:rPr>
+              <w:t xml:space="preserve">או</w:t>
+            </w:r>
+            <w:r>
+              <w:rPr>
+                <w:sz w:val="26"/>
+                <w:szCs w:val="26"/>
+                <w:rtl w:val="1"/>
+              </w:rPr>
+              <w:t xml:space="preserve"> </w:t>
+            </w:r>
+            <w:r>
+              <w:rPr>
+                <w:sz w:val="26"/>
+                <w:szCs w:val="26"/>
+                <w:rtl w:val="1"/>
+              </w:rPr>
+              <w:t xml:space="preserve">תגובות</w:t>
+            </w:r>
+            <w:r>
+              <w:rPr>
+                <w:sz w:val="26"/>
+                <w:szCs w:val="26"/>
+                <w:rtl w:val="1"/>
+              </w:rPr>
+              <w:t xml:space="preserve">.</w:t>
+            </w:r>
+          </w:p>
+          <w:p>
+            <w:pPr>
+              <w:widowControl w:val="0"/>
+              <w:bidi w:val="1"/>
+              <w:spacing w:after="240" w:before="240" w:line="240" w:lineRule="auto"/>
+              <w:rPr>
+                <w:b w:val="1"/>
+                <w:bCs w:val="1"/>
+                <w:sz w:val="26"/>
+                <w:szCs w:val="26"/>
+              </w:rPr>
+            </w:pPr>
+            <w:r>
+              <w:rPr>
+                <w:sz w:val="26"/>
+                <w:szCs w:val="26"/>
+                <w:rtl w:val="1"/>
+              </w:rPr>
+              <w:t xml:space="preserve">אבל</w:t>
+            </w:r>
+            <w:r>
+              <w:rPr>
+                <w:sz w:val="26"/>
+                <w:szCs w:val="26"/>
+                <w:rtl w:val="1"/>
+              </w:rPr>
+              <w:t xml:space="preserve"> </w:t>
+            </w:r>
+            <w:r>
+              <w:rPr>
+                <w:sz w:val="26"/>
+                <w:szCs w:val="26"/>
+                <w:rtl w:val="1"/>
+              </w:rPr>
+              <w:t xml:space="preserve">יש</w:t>
+            </w:r>
+            <w:r>
+              <w:rPr>
+                <w:sz w:val="26"/>
+                <w:szCs w:val="26"/>
+                <w:rtl w:val="1"/>
+              </w:rPr>
+              <w:t xml:space="preserve"> </w:t>
+            </w:r>
+            <w:r>
+              <w:rPr>
+                <w:sz w:val="26"/>
+                <w:szCs w:val="26"/>
+                <w:rtl w:val="1"/>
+              </w:rPr>
+              <w:t xml:space="preserve">כאן</w:t>
+            </w:r>
+            <w:r>
+              <w:rPr>
+                <w:sz w:val="26"/>
+                <w:szCs w:val="26"/>
+                <w:rtl w:val="1"/>
+              </w:rPr>
+              <w:t xml:space="preserve"> </w:t>
+            </w:r>
+            <w:r>
+              <w:rPr>
+                <w:sz w:val="26"/>
+                <w:szCs w:val="26"/>
+                <w:rtl w:val="1"/>
+              </w:rPr>
+              <w:t xml:space="preserve">מלכודת</w:t>
+            </w:r>
+            <w:r>
+              <w:rPr>
+                <w:sz w:val="26"/>
+                <w:szCs w:val="26"/>
+                <w:rtl w:val="1"/>
+              </w:rPr>
+              <w:t xml:space="preserve">: </w:t>
+            </w:r>
+            <w:r>
+              <w:rPr>
+                <w:sz w:val="26"/>
+                <w:szCs w:val="26"/>
+                <w:rtl w:val="1"/>
+              </w:rPr>
+              <w:t xml:space="preserve">אם</w:t>
+            </w:r>
+            <w:r>
+              <w:rPr>
+                <w:sz w:val="26"/>
+                <w:szCs w:val="26"/>
+                <w:rtl w:val="1"/>
+              </w:rPr>
+              <w:t xml:space="preserve"> </w:t>
+            </w:r>
+            <w:r>
+              <w:rPr>
+                <w:sz w:val="26"/>
+                <w:szCs w:val="26"/>
+                <w:rtl w:val="1"/>
+              </w:rPr>
+              <w:t xml:space="preserve">אנחנו</w:t>
+            </w:r>
+            <w:r>
+              <w:rPr>
+                <w:sz w:val="26"/>
+                <w:szCs w:val="26"/>
+                <w:rtl w:val="1"/>
+              </w:rPr>
+              <w:t xml:space="preserve"> </w:t>
+            </w:r>
+            <w:r>
+              <w:rPr>
+                <w:sz w:val="26"/>
+                <w:szCs w:val="26"/>
+                <w:rtl w:val="1"/>
+              </w:rPr>
+              <w:t xml:space="preserve">מתחילים</w:t>
+            </w:r>
+            <w:r>
+              <w:rPr>
+                <w:sz w:val="26"/>
+                <w:szCs w:val="26"/>
+                <w:rtl w:val="1"/>
+              </w:rPr>
+              <w:t xml:space="preserve"> </w:t>
+            </w:r>
+            <w:r>
+              <w:rPr>
+                <w:sz w:val="26"/>
+                <w:szCs w:val="26"/>
+                <w:rtl w:val="1"/>
+              </w:rPr>
+              <w:t xml:space="preserve">לחשוב</w:t>
+            </w:r>
+            <w:r>
+              <w:rPr>
+                <w:sz w:val="26"/>
+                <w:szCs w:val="26"/>
+                <w:rtl w:val="1"/>
+              </w:rPr>
+              <w:t xml:space="preserve"> </w:t>
+            </w:r>
+            <w:r>
+              <w:rPr>
+                <w:sz w:val="26"/>
+                <w:szCs w:val="26"/>
+                <w:rtl w:val="1"/>
+              </w:rPr>
+              <w:t xml:space="preserve">שהערך</w:t>
+            </w:r>
+            <w:r>
+              <w:rPr>
+                <w:sz w:val="26"/>
+                <w:szCs w:val="26"/>
+                <w:rtl w:val="1"/>
+              </w:rPr>
+              <w:t xml:space="preserve"> </w:t>
+            </w:r>
+            <w:r>
+              <w:rPr>
+                <w:sz w:val="26"/>
+                <w:szCs w:val="26"/>
+                <w:rtl w:val="1"/>
+              </w:rPr>
+              <w:t xml:space="preserve">שלנו</w:t>
+            </w:r>
+            <w:r>
+              <w:rPr>
+                <w:sz w:val="26"/>
+                <w:szCs w:val="26"/>
+                <w:rtl w:val="1"/>
+              </w:rPr>
+              <w:t xml:space="preserve"> </w:t>
+            </w:r>
+            <w:r>
+              <w:rPr>
+                <w:sz w:val="26"/>
+                <w:szCs w:val="26"/>
+                <w:rtl w:val="1"/>
+              </w:rPr>
+              <w:t xml:space="preserve">תלוי</w:t>
+            </w:r>
+            <w:r>
+              <w:rPr>
+                <w:sz w:val="26"/>
+                <w:szCs w:val="26"/>
+                <w:rtl w:val="1"/>
+              </w:rPr>
+              <w:t xml:space="preserve"> </w:t>
+            </w:r>
+            <w:r>
+              <w:rPr>
+                <w:sz w:val="26"/>
+                <w:szCs w:val="26"/>
+                <w:rtl w:val="1"/>
+              </w:rPr>
+              <w:t xml:space="preserve">במספר</w:t>
+            </w:r>
+            <w:r>
+              <w:rPr>
+                <w:sz w:val="26"/>
+                <w:szCs w:val="26"/>
+                <w:rtl w:val="1"/>
+              </w:rPr>
+              <w:t xml:space="preserve"> </w:t>
+            </w:r>
+            <w:r>
+              <w:rPr>
+                <w:sz w:val="26"/>
+                <w:szCs w:val="26"/>
+                <w:rtl w:val="1"/>
+              </w:rPr>
+              <w:t xml:space="preserve">הלייקים</w:t>
+            </w:r>
+            <w:r>
+              <w:rPr>
+                <w:sz w:val="26"/>
+                <w:szCs w:val="26"/>
+                <w:rtl w:val="1"/>
+              </w:rPr>
+              <w:t xml:space="preserve">, </w:t>
+            </w:r>
+            <w:r>
+              <w:rPr>
+                <w:sz w:val="26"/>
+                <w:szCs w:val="26"/>
+                <w:rtl w:val="1"/>
+              </w:rPr>
+              <w:t xml:space="preserve">אנחנו</w:t>
+            </w:r>
+            <w:r>
+              <w:rPr>
+                <w:sz w:val="26"/>
+                <w:szCs w:val="26"/>
+                <w:rtl w:val="1"/>
+              </w:rPr>
+              <w:t xml:space="preserve"> </w:t>
+            </w:r>
+            <w:r>
+              <w:rPr>
+                <w:sz w:val="26"/>
+                <w:szCs w:val="26"/>
+                <w:rtl w:val="1"/>
+              </w:rPr>
+              <w:t xml:space="preserve">עלולים</w:t>
+            </w:r>
+            <w:r>
+              <w:rPr>
+                <w:sz w:val="26"/>
+                <w:szCs w:val="26"/>
+                <w:rtl w:val="1"/>
+              </w:rPr>
+              <w:t xml:space="preserve"> </w:t>
+            </w:r>
+            <w:r>
+              <w:rPr>
+                <w:sz w:val="26"/>
+                <w:szCs w:val="26"/>
+                <w:rtl w:val="1"/>
+              </w:rPr>
+              <w:t xml:space="preserve">להרגיש</w:t>
+            </w:r>
+            <w:r>
+              <w:rPr>
+                <w:sz w:val="26"/>
+                <w:szCs w:val="26"/>
+                <w:rtl w:val="1"/>
+              </w:rPr>
+              <w:t xml:space="preserve"> </w:t>
+            </w:r>
+            <w:r>
+              <w:rPr>
+                <w:sz w:val="26"/>
+                <w:szCs w:val="26"/>
+                <w:rtl w:val="1"/>
+              </w:rPr>
+              <w:t xml:space="preserve">פחות</w:t>
+            </w:r>
+            <w:r>
+              <w:rPr>
+                <w:sz w:val="26"/>
+                <w:szCs w:val="26"/>
+                <w:rtl w:val="1"/>
+              </w:rPr>
+              <w:t xml:space="preserve"> </w:t>
+            </w:r>
+            <w:r>
+              <w:rPr>
+                <w:sz w:val="26"/>
+                <w:szCs w:val="26"/>
+                <w:rtl w:val="1"/>
+              </w:rPr>
+              <w:t xml:space="preserve">שווים</w:t>
+            </w:r>
+            <w:r>
+              <w:rPr>
+                <w:sz w:val="26"/>
+                <w:szCs w:val="26"/>
+                <w:rtl w:val="1"/>
+              </w:rPr>
+              <w:t xml:space="preserve"> </w:t>
+            </w:r>
+            <w:r>
+              <w:rPr>
+                <w:sz w:val="26"/>
+                <w:szCs w:val="26"/>
+                <w:rtl w:val="1"/>
+              </w:rPr>
+              <w:t xml:space="preserve">כשקיבלנו</w:t>
+            </w:r>
+            <w:r>
+              <w:rPr>
+                <w:sz w:val="26"/>
+                <w:szCs w:val="26"/>
+                <w:rtl w:val="1"/>
+              </w:rPr>
+              <w:t xml:space="preserve"> </w:t>
+            </w:r>
+            <w:r>
+              <w:rPr>
+                <w:sz w:val="26"/>
+                <w:szCs w:val="26"/>
+                <w:rtl w:val="1"/>
+              </w:rPr>
+              <w:t xml:space="preserve">מעט</w:t>
+            </w:r>
+            <w:r>
+              <w:rPr>
+                <w:sz w:val="26"/>
+                <w:szCs w:val="26"/>
+                <w:rtl w:val="1"/>
+              </w:rPr>
+              <w:t xml:space="preserve"> </w:t>
+            </w:r>
+            <w:r>
+              <w:rPr>
+                <w:sz w:val="26"/>
+                <w:szCs w:val="26"/>
+                <w:rtl w:val="1"/>
+              </w:rPr>
+              <w:t xml:space="preserve">לייקים</w:t>
+            </w:r>
+            <w:r>
+              <w:rPr>
+                <w:sz w:val="26"/>
+                <w:szCs w:val="26"/>
+                <w:rtl w:val="1"/>
+              </w:rPr>
+              <w:t xml:space="preserve">. </w:t>
+            </w:r>
+            <w:r>
+              <w:rPr>
+                <w:sz w:val="26"/>
+                <w:szCs w:val="26"/>
+                <w:rtl w:val="1"/>
+              </w:rPr>
+              <w:t xml:space="preserve">האמת</w:t>
+            </w:r>
+            <w:r>
+              <w:rPr>
+                <w:sz w:val="26"/>
+                <w:szCs w:val="26"/>
+                <w:rtl w:val="1"/>
+              </w:rPr>
+              <w:t xml:space="preserve"> </w:t>
+            </w:r>
+            <w:r>
+              <w:rPr>
+                <w:sz w:val="26"/>
+                <w:szCs w:val="26"/>
+                <w:rtl w:val="1"/>
+              </w:rPr>
+              <w:t xml:space="preserve">היא</w:t>
+            </w:r>
+            <w:r>
+              <w:rPr>
+                <w:sz w:val="26"/>
+                <w:szCs w:val="26"/>
+                <w:rtl w:val="1"/>
+              </w:rPr>
+              <w:t xml:space="preserve"> </w:t>
+            </w:r>
+            <w:r>
+              <w:rPr>
+                <w:sz w:val="26"/>
+                <w:szCs w:val="26"/>
+                <w:rtl w:val="1"/>
+              </w:rPr>
+              <w:t xml:space="preserve">שהלייקים</w:t>
+            </w:r>
+            <w:r>
+              <w:rPr>
+                <w:sz w:val="26"/>
+                <w:szCs w:val="26"/>
+                <w:rtl w:val="1"/>
+              </w:rPr>
+              <w:t xml:space="preserve"> </w:t>
+            </w:r>
+            <w:r>
+              <w:rPr>
+                <w:sz w:val="26"/>
+                <w:szCs w:val="26"/>
+                <w:rtl w:val="1"/>
+              </w:rPr>
+              <w:t xml:space="preserve">השתנו</w:t>
+            </w:r>
+            <w:r>
+              <w:rPr>
+                <w:sz w:val="26"/>
+                <w:szCs w:val="26"/>
+                <w:rtl w:val="1"/>
+              </w:rPr>
+              <w:t xml:space="preserve"> - </w:t>
+            </w:r>
+            <w:r>
+              <w:rPr>
+                <w:b w:val="1"/>
+                <w:bCs w:val="1"/>
+                <w:sz w:val="26"/>
+                <w:szCs w:val="26"/>
+                <w:rtl w:val="1"/>
+              </w:rPr>
+              <w:t xml:space="preserve">אבל</w:t>
+            </w:r>
+            <w:r>
+              <w:rPr>
+                <w:b w:val="1"/>
+                <w:bCs w:val="1"/>
+                <w:sz w:val="26"/>
+                <w:szCs w:val="26"/>
+                <w:rtl w:val="1"/>
+              </w:rPr>
+              <w:t xml:space="preserve"> </w:t>
+            </w:r>
+            <w:r>
+              <w:rPr>
+                <w:b w:val="1"/>
+                <w:bCs w:val="1"/>
+                <w:sz w:val="26"/>
+                <w:szCs w:val="26"/>
+                <w:rtl w:val="1"/>
+              </w:rPr>
+              <w:t xml:space="preserve">אנחנו</w:t>
+            </w:r>
+            <w:r>
+              <w:rPr>
+                <w:b w:val="1"/>
+                <w:bCs w:val="1"/>
+                <w:sz w:val="26"/>
+                <w:szCs w:val="26"/>
+                <w:rtl w:val="1"/>
+              </w:rPr>
+              <w:t xml:space="preserve"> </w:t>
+            </w:r>
+            <w:r>
+              <w:rPr>
+                <w:b w:val="1"/>
+                <w:bCs w:val="1"/>
+                <w:sz w:val="26"/>
+                <w:szCs w:val="26"/>
+                <w:rtl w:val="1"/>
+              </w:rPr>
+              <w:t xml:space="preserve">לא</w:t>
+            </w:r>
+            <w:r>
+              <w:rPr>
+                <w:b w:val="1"/>
+                <w:bCs w:val="1"/>
+                <w:sz w:val="26"/>
+                <w:szCs w:val="26"/>
+                <w:rtl w:val="1"/>
+              </w:rPr>
+              <w:t xml:space="preserve">.</w:t>
+            </w:r>
+          </w:p>
+          <w:p>
+            <w:pPr>
+              <w:widowControl w:val="0"/>
+              <w:bidi w:val="1"/>
+              <w:spacing w:after="240" w:before="240" w:line="240" w:lineRule="auto"/>
+              <w:rPr>
+                <w:b w:val="1"/>
+                <w:bCs w:val="1"/>
+                <w:sz w:val="26"/>
+                <w:szCs w:val="26"/>
+              </w:rPr>
+            </w:pPr>
+            <w:r>
+              <w:rPr>
+                <w:sz w:val="26"/>
+                <w:szCs w:val="26"/>
+                <w:rtl w:val="1"/>
+              </w:rPr>
+              <w:t xml:space="preserve">זה</w:t>
+            </w:r>
+            <w:r>
+              <w:rPr>
+                <w:sz w:val="26"/>
+                <w:szCs w:val="26"/>
+                <w:rtl w:val="1"/>
+              </w:rPr>
+              <w:t xml:space="preserve"> </w:t>
+            </w:r>
+            <w:r>
+              <w:rPr>
+                <w:sz w:val="26"/>
+                <w:szCs w:val="26"/>
+                <w:rtl w:val="1"/>
+              </w:rPr>
+              <w:t xml:space="preserve">בדיוק</w:t>
+            </w:r>
+            <w:r>
+              <w:rPr>
+                <w:sz w:val="26"/>
+                <w:szCs w:val="26"/>
+                <w:rtl w:val="1"/>
+              </w:rPr>
+              <w:t xml:space="preserve"> </w:t>
+            </w:r>
+            <w:r>
+              <w:rPr>
+                <w:sz w:val="26"/>
+                <w:szCs w:val="26"/>
+                <w:rtl w:val="1"/>
+              </w:rPr>
+              <w:t xml:space="preserve">מה</w:t>
+            </w:r>
+            <w:r>
+              <w:rPr>
+                <w:sz w:val="26"/>
+                <w:szCs w:val="26"/>
+                <w:rtl w:val="1"/>
+              </w:rPr>
+              <w:t xml:space="preserve"> </w:t>
+            </w:r>
+            <w:r>
+              <w:rPr>
+                <w:sz w:val="26"/>
+                <w:szCs w:val="26"/>
+                <w:rtl w:val="1"/>
+              </w:rPr>
+              <w:t xml:space="preserve">שמבקש</w:t>
+            </w:r>
+            <w:r>
+              <w:rPr>
+                <w:sz w:val="26"/>
+                <w:szCs w:val="26"/>
+                <w:rtl w:val="1"/>
+              </w:rPr>
+              <w:t xml:space="preserve"> </w:t>
+            </w:r>
+            <w:r>
+              <w:rPr>
+                <w:sz w:val="26"/>
+                <w:szCs w:val="26"/>
+                <w:rtl w:val="1"/>
+              </w:rPr>
+              <w:t xml:space="preserve">אנטואן</w:t>
+            </w:r>
+            <w:r>
+              <w:rPr>
+                <w:sz w:val="26"/>
+                <w:szCs w:val="26"/>
+                <w:rtl w:val="1"/>
+              </w:rPr>
+              <w:t xml:space="preserve"> </w:t>
+            </w:r>
+            <w:r>
+              <w:rPr>
+                <w:sz w:val="26"/>
+                <w:szCs w:val="26"/>
+                <w:rtl w:val="1"/>
+              </w:rPr>
+              <w:t xml:space="preserve">דה</w:t>
+            </w:r>
+            <w:r>
+              <w:rPr>
+                <w:sz w:val="26"/>
+                <w:szCs w:val="26"/>
+                <w:rtl w:val="1"/>
+              </w:rPr>
+              <w:t xml:space="preserve"> </w:t>
+            </w:r>
+            <w:r>
+              <w:rPr>
+                <w:sz w:val="26"/>
+                <w:szCs w:val="26"/>
+                <w:rtl w:val="1"/>
+              </w:rPr>
+              <w:t xml:space="preserve">סנט</w:t>
+            </w:r>
+            <w:r>
+              <w:rPr>
+                <w:sz w:val="26"/>
+                <w:szCs w:val="26"/>
+                <w:rtl w:val="1"/>
+              </w:rPr>
+              <w:t xml:space="preserve">־</w:t>
+            </w:r>
+            <w:r>
+              <w:rPr>
+                <w:sz w:val="26"/>
+                <w:szCs w:val="26"/>
+                <w:rtl w:val="1"/>
+              </w:rPr>
+              <w:t xml:space="preserve">אכזופרי</w:t>
+            </w:r>
+            <w:r>
+              <w:rPr>
+                <w:sz w:val="26"/>
+                <w:szCs w:val="26"/>
+                <w:rtl w:val="1"/>
+              </w:rPr>
+              <w:t xml:space="preserve"> </w:t>
+            </w:r>
+            <w:r>
+              <w:rPr>
+                <w:sz w:val="26"/>
+                <w:szCs w:val="26"/>
+                <w:rtl w:val="1"/>
+              </w:rPr>
+              <w:t xml:space="preserve">ללמד</w:t>
+            </w:r>
+            <w:r>
+              <w:rPr>
+                <w:sz w:val="26"/>
+                <w:szCs w:val="26"/>
+                <w:rtl w:val="1"/>
+              </w:rPr>
+              <w:t xml:space="preserve"> </w:t>
+            </w:r>
+            <w:r>
+              <w:rPr>
+                <w:sz w:val="26"/>
+                <w:szCs w:val="26"/>
+                <w:rtl w:val="1"/>
+              </w:rPr>
+              <w:t xml:space="preserve">אותנו</w:t>
+            </w:r>
+            <w:r>
+              <w:rPr>
+                <w:sz w:val="26"/>
+                <w:szCs w:val="26"/>
+                <w:rtl w:val="1"/>
+              </w:rPr>
+              <w:t xml:space="preserve"> </w:t>
+            </w:r>
+            <w:r>
+              <w:rPr>
+                <w:sz w:val="26"/>
+                <w:szCs w:val="26"/>
+                <w:rtl w:val="1"/>
+              </w:rPr>
+              <w:t xml:space="preserve">דרך</w:t>
+            </w:r>
+            <w:r>
+              <w:rPr>
+                <w:sz w:val="26"/>
+                <w:szCs w:val="26"/>
+                <w:rtl w:val="1"/>
+              </w:rPr>
+              <w:t xml:space="preserve"> </w:t>
+            </w:r>
+            <w:r>
+              <w:rPr>
+                <w:sz w:val="26"/>
+                <w:szCs w:val="26"/>
+                <w:rtl w:val="1"/>
+              </w:rPr>
+              <w:t xml:space="preserve">דמותו</w:t>
+            </w:r>
+            <w:r>
+              <w:rPr>
+                <w:sz w:val="26"/>
+                <w:szCs w:val="26"/>
+                <w:rtl w:val="1"/>
+              </w:rPr>
+              <w:t xml:space="preserve"> </w:t>
+            </w:r>
+            <w:r>
+              <w:rPr>
+                <w:sz w:val="26"/>
+                <w:szCs w:val="26"/>
+                <w:rtl w:val="1"/>
+              </w:rPr>
+              <w:t xml:space="preserve">של</w:t>
+            </w:r>
+            <w:r>
+              <w:rPr>
+                <w:sz w:val="26"/>
+                <w:szCs w:val="26"/>
+                <w:rtl w:val="1"/>
+              </w:rPr>
+              <w:t xml:space="preserve"> </w:t>
+            </w:r>
+            <w:r>
+              <w:rPr>
+                <w:sz w:val="26"/>
+                <w:szCs w:val="26"/>
+                <w:rtl w:val="1"/>
+              </w:rPr>
+              <w:t xml:space="preserve">השחצן</w:t>
+            </w:r>
+            <w:r>
+              <w:rPr>
+                <w:sz w:val="26"/>
+                <w:szCs w:val="26"/>
+                <w:rtl w:val="1"/>
+              </w:rPr>
+              <w:t xml:space="preserve">: </w:t>
+            </w:r>
+            <w:r>
+              <w:rPr>
+                <w:sz w:val="26"/>
+                <w:szCs w:val="26"/>
+                <w:rtl w:val="1"/>
+              </w:rPr>
+              <w:t xml:space="preserve">כשאנחנו</w:t>
+            </w:r>
+            <w:r>
+              <w:rPr>
+                <w:sz w:val="26"/>
+                <w:szCs w:val="26"/>
+                <w:rtl w:val="1"/>
+              </w:rPr>
+              <w:t xml:space="preserve"> </w:t>
+            </w:r>
+            <w:r>
+              <w:rPr>
+                <w:sz w:val="26"/>
+                <w:szCs w:val="26"/>
+                <w:rtl w:val="1"/>
+              </w:rPr>
+              <w:t xml:space="preserve">מחפשים</w:t>
+            </w:r>
+            <w:r>
+              <w:rPr>
+                <w:sz w:val="26"/>
+                <w:szCs w:val="26"/>
+                <w:rtl w:val="1"/>
+              </w:rPr>
+              <w:t xml:space="preserve"> </w:t>
+            </w:r>
+            <w:r>
+              <w:rPr>
+                <w:sz w:val="26"/>
+                <w:szCs w:val="26"/>
+                <w:rtl w:val="1"/>
+              </w:rPr>
+              <w:t xml:space="preserve">כל</w:t>
+            </w:r>
+            <w:r>
+              <w:rPr>
+                <w:sz w:val="26"/>
+                <w:szCs w:val="26"/>
+                <w:rtl w:val="1"/>
+              </w:rPr>
+              <w:t xml:space="preserve"> </w:t>
+            </w:r>
+            <w:r>
+              <w:rPr>
+                <w:sz w:val="26"/>
+                <w:szCs w:val="26"/>
+                <w:rtl w:val="1"/>
+              </w:rPr>
+              <w:t xml:space="preserve">הזמן</w:t>
+            </w:r>
+            <w:r>
+              <w:rPr>
+                <w:sz w:val="26"/>
+                <w:szCs w:val="26"/>
+                <w:rtl w:val="1"/>
+              </w:rPr>
+              <w:t xml:space="preserve"> </w:t>
+            </w:r>
+            <w:r>
+              <w:rPr>
+                <w:sz w:val="26"/>
+                <w:szCs w:val="26"/>
+                <w:rtl w:val="1"/>
+              </w:rPr>
+              <w:t xml:space="preserve">מחיאות</w:t>
+            </w:r>
+            <w:r>
+              <w:rPr>
+                <w:sz w:val="26"/>
+                <w:szCs w:val="26"/>
+                <w:rtl w:val="1"/>
+              </w:rPr>
+              <w:t xml:space="preserve"> </w:t>
+            </w:r>
+            <w:r>
+              <w:rPr>
+                <w:sz w:val="26"/>
+                <w:szCs w:val="26"/>
+                <w:rtl w:val="1"/>
+              </w:rPr>
+              <w:t xml:space="preserve">כפיים</w:t>
+            </w:r>
+            <w:r>
+              <w:rPr>
+                <w:sz w:val="26"/>
+                <w:szCs w:val="26"/>
+                <w:rtl w:val="1"/>
+              </w:rPr>
+              <w:t xml:space="preserve"> </w:t>
+            </w:r>
+            <w:r>
+              <w:rPr>
+                <w:sz w:val="26"/>
+                <w:szCs w:val="26"/>
+                <w:rtl w:val="1"/>
+              </w:rPr>
+              <w:t xml:space="preserve">ואישור</w:t>
+            </w:r>
+            <w:r>
+              <w:rPr>
+                <w:sz w:val="26"/>
+                <w:szCs w:val="26"/>
+                <w:rtl w:val="1"/>
+              </w:rPr>
+              <w:t xml:space="preserve"> </w:t>
+            </w:r>
+            <w:r>
+              <w:rPr>
+                <w:sz w:val="26"/>
+                <w:szCs w:val="26"/>
+                <w:rtl w:val="1"/>
+              </w:rPr>
+              <w:t xml:space="preserve">מהסביבה</w:t>
+            </w:r>
+            <w:r>
+              <w:rPr>
+                <w:sz w:val="26"/>
+                <w:szCs w:val="26"/>
+                <w:rtl w:val="1"/>
+              </w:rPr>
+              <w:t xml:space="preserve">, </w:t>
+            </w:r>
+            <w:r>
+              <w:rPr>
+                <w:sz w:val="26"/>
+                <w:szCs w:val="26"/>
+                <w:rtl w:val="1"/>
+              </w:rPr>
+              <w:t xml:space="preserve">אנחנו</w:t>
+            </w:r>
+            <w:r>
+              <w:rPr>
+                <w:sz w:val="26"/>
+                <w:szCs w:val="26"/>
+                <w:rtl w:val="1"/>
+              </w:rPr>
+              <w:t xml:space="preserve"> </w:t>
+            </w:r>
+            <w:r>
+              <w:rPr>
+                <w:sz w:val="26"/>
+                <w:szCs w:val="26"/>
+                <w:rtl w:val="1"/>
+              </w:rPr>
+              <w:t xml:space="preserve">נותנים</w:t>
+            </w:r>
+            <w:r>
+              <w:rPr>
+                <w:sz w:val="26"/>
+                <w:szCs w:val="26"/>
+                <w:rtl w:val="1"/>
+              </w:rPr>
+              <w:t xml:space="preserve"> </w:t>
+            </w:r>
+            <w:r>
+              <w:rPr>
+                <w:sz w:val="26"/>
+                <w:szCs w:val="26"/>
+                <w:rtl w:val="1"/>
+              </w:rPr>
+              <w:t xml:space="preserve">לאחרים</w:t>
+            </w:r>
+            <w:r>
+              <w:rPr>
+                <w:sz w:val="26"/>
+                <w:szCs w:val="26"/>
+                <w:rtl w:val="1"/>
+              </w:rPr>
+              <w:t xml:space="preserve"> </w:t>
+            </w:r>
+            <w:r>
+              <w:rPr>
+                <w:sz w:val="26"/>
+                <w:szCs w:val="26"/>
+                <w:rtl w:val="1"/>
+              </w:rPr>
+              <w:t xml:space="preserve">להחליט</w:t>
+            </w:r>
+            <w:r>
+              <w:rPr>
+                <w:sz w:val="26"/>
+                <w:szCs w:val="26"/>
+                <w:rtl w:val="1"/>
+              </w:rPr>
+              <w:t xml:space="preserve"> </w:t>
+            </w:r>
+            <w:r>
+              <w:rPr>
+                <w:sz w:val="26"/>
+                <w:szCs w:val="26"/>
+                <w:rtl w:val="1"/>
+              </w:rPr>
+              <w:t xml:space="preserve">כמה</w:t>
+            </w:r>
+            <w:r>
+              <w:rPr>
+                <w:sz w:val="26"/>
+                <w:szCs w:val="26"/>
+                <w:rtl w:val="1"/>
+              </w:rPr>
+              <w:t xml:space="preserve"> </w:t>
+            </w:r>
+            <w:r>
+              <w:rPr>
+                <w:sz w:val="26"/>
+                <w:szCs w:val="26"/>
+                <w:rtl w:val="1"/>
+              </w:rPr>
+              <w:t xml:space="preserve">אנחנו</w:t>
+            </w:r>
+            <w:r>
+              <w:rPr>
+                <w:sz w:val="26"/>
+                <w:szCs w:val="26"/>
+                <w:rtl w:val="1"/>
+              </w:rPr>
+              <w:t xml:space="preserve"> </w:t>
+            </w:r>
+            <w:r>
+              <w:rPr>
+                <w:sz w:val="26"/>
+                <w:szCs w:val="26"/>
+                <w:rtl w:val="1"/>
+              </w:rPr>
+              <w:t xml:space="preserve">שווים</w:t>
+            </w:r>
+            <w:r>
+              <w:rPr>
+                <w:sz w:val="26"/>
+                <w:szCs w:val="26"/>
+                <w:rtl w:val="1"/>
+              </w:rPr>
+              <w:t xml:space="preserve">. </w:t>
+            </w:r>
+            <w:r>
+              <w:rPr>
+                <w:sz w:val="26"/>
+                <w:szCs w:val="26"/>
+                <w:rtl w:val="1"/>
+              </w:rPr>
+              <w:t xml:space="preserve">הערך</w:t>
+            </w:r>
+            <w:r>
+              <w:rPr>
+                <w:sz w:val="26"/>
+                <w:szCs w:val="26"/>
+                <w:rtl w:val="1"/>
+              </w:rPr>
+              <w:t xml:space="preserve"> </w:t>
+            </w:r>
+            <w:r>
+              <w:rPr>
+                <w:sz w:val="26"/>
+                <w:szCs w:val="26"/>
+                <w:rtl w:val="1"/>
+              </w:rPr>
+              <w:t xml:space="preserve">האמיתי</w:t>
+            </w:r>
+            <w:r>
+              <w:rPr>
+                <w:sz w:val="26"/>
+                <w:szCs w:val="26"/>
+                <w:rtl w:val="1"/>
+              </w:rPr>
+              <w:t xml:space="preserve"> </w:t>
+            </w:r>
+            <w:r>
+              <w:rPr>
+                <w:sz w:val="26"/>
+                <w:szCs w:val="26"/>
+                <w:rtl w:val="1"/>
+              </w:rPr>
+              <w:t xml:space="preserve">שלנו</w:t>
+            </w:r>
+            <w:r>
+              <w:rPr>
+                <w:sz w:val="26"/>
+                <w:szCs w:val="26"/>
+                <w:rtl w:val="1"/>
+              </w:rPr>
+              <w:t xml:space="preserve"> </w:t>
+            </w:r>
+            <w:r>
+              <w:rPr>
+                <w:sz w:val="26"/>
+                <w:szCs w:val="26"/>
+                <w:rtl w:val="1"/>
+              </w:rPr>
+              <w:t xml:space="preserve">לא</w:t>
+            </w:r>
+            <w:r>
+              <w:rPr>
+                <w:sz w:val="26"/>
+                <w:szCs w:val="26"/>
+                <w:rtl w:val="1"/>
+              </w:rPr>
+              <w:t xml:space="preserve"> </w:t>
+            </w:r>
+            <w:r>
+              <w:rPr>
+                <w:sz w:val="26"/>
+                <w:szCs w:val="26"/>
+                <w:rtl w:val="1"/>
+              </w:rPr>
+              <w:t xml:space="preserve">נמדד</w:t>
+            </w:r>
+            <w:r>
+              <w:rPr>
+                <w:sz w:val="26"/>
+                <w:szCs w:val="26"/>
+                <w:rtl w:val="1"/>
+              </w:rPr>
+              <w:t xml:space="preserve"> </w:t>
+            </w:r>
+            <w:r>
+              <w:rPr>
+                <w:sz w:val="26"/>
+                <w:szCs w:val="26"/>
+                <w:rtl w:val="1"/>
+              </w:rPr>
+              <w:t xml:space="preserve">במספר</w:t>
+            </w:r>
+            <w:r>
+              <w:rPr>
+                <w:sz w:val="26"/>
+                <w:szCs w:val="26"/>
+                <w:rtl w:val="1"/>
+              </w:rPr>
+              <w:t xml:space="preserve"> </w:t>
+            </w:r>
+            <w:r>
+              <w:rPr>
+                <w:sz w:val="26"/>
+                <w:szCs w:val="26"/>
+                <w:rtl w:val="1"/>
+              </w:rPr>
+              <w:t xml:space="preserve">הלייקים</w:t>
+            </w:r>
+            <w:r>
+              <w:rPr>
+                <w:sz w:val="26"/>
+                <w:szCs w:val="26"/>
+                <w:rtl w:val="1"/>
+              </w:rPr>
+              <w:t xml:space="preserve">, </w:t>
+            </w:r>
+            <w:r>
+              <w:rPr>
+                <w:sz w:val="26"/>
+                <w:szCs w:val="26"/>
+                <w:rtl w:val="1"/>
+              </w:rPr>
+              <w:t xml:space="preserve">אלא</w:t>
+            </w:r>
+            <w:r>
+              <w:rPr>
+                <w:sz w:val="26"/>
+                <w:szCs w:val="26"/>
+                <w:rtl w:val="1"/>
+              </w:rPr>
+              <w:t xml:space="preserve"> </w:t>
+            </w:r>
+            <w:r>
+              <w:rPr>
+                <w:sz w:val="26"/>
+                <w:szCs w:val="26"/>
+                <w:rtl w:val="1"/>
+              </w:rPr>
+              <w:t xml:space="preserve">במי</w:t>
+            </w:r>
+            <w:r>
+              <w:rPr>
+                <w:sz w:val="26"/>
+                <w:szCs w:val="26"/>
+                <w:rtl w:val="1"/>
+              </w:rPr>
+              <w:t xml:space="preserve"> </w:t>
+            </w:r>
+            <w:r>
+              <w:rPr>
+                <w:sz w:val="26"/>
+                <w:szCs w:val="26"/>
+                <w:rtl w:val="1"/>
+              </w:rPr>
+              <w:t xml:space="preserve">שאנחנו</w:t>
+            </w:r>
+            <w:r>
+              <w:rPr>
+                <w:sz w:val="26"/>
+                <w:szCs w:val="26"/>
+                <w:rtl w:val="1"/>
+              </w:rPr>
+              <w:t xml:space="preserve"> </w:t>
+            </w:r>
+            <w:r>
+              <w:rPr>
+                <w:sz w:val="26"/>
+                <w:szCs w:val="26"/>
+                <w:rtl w:val="1"/>
+              </w:rPr>
+              <w:t xml:space="preserve">באמת</w:t>
+            </w:r>
+            <w:r>
+              <w:rPr>
+                <w:sz w:val="26"/>
+                <w:szCs w:val="26"/>
+                <w:rtl w:val="1"/>
+              </w:rPr>
+              <w:t xml:space="preserve">.</w:t>
+            </w:r>
+            <w:r>
+              <w:rPr>
+                <w:rtl w:val="0"/>
+              </w:rPr>
+            </w:r>
+          </w:p>
+          <w:p>
+            <w:pPr>
+              <w:pStyle w:val="Heading3"/>
+              <w:keepNext w:val="0"/>
+              <w:keepLines w:val="0"/>
+              <w:widowControl w:val="0"/>
+              <w:bidi w:val="1"/>
+              <w:spacing w:before="280" w:line="240" w:lineRule="auto"/>
+              <w:rPr>
+                <w:b w:val="1"/>
+                <w:bCs w:val="1"/>
+                <w:color w:val="000000"/>
+                <w:sz w:val="26"/>
+                <w:szCs w:val="26"/>
+              </w:rPr>
+            </w:pPr>
+            <w:bookmarkStart w:colFirst="0" w:colLast="0" w:name="_yp4cpzfj9ua" w:id="1"/>
+            <w:bookmarkEnd w:id="1"/>
+            <w:r>
+              <w:rPr>
+                <w:rtl w:val="0"/>
+              </w:rPr>
+            </w:r>
+            <w:r>
+              <w:rPr>
+                <w:b w:val="1"/>
+                <w:bCs w:val="1"/>
+                <w:color w:val="000000"/>
+                <w:sz w:val="26"/>
+                <w:szCs w:val="26"/>
+                <w:rtl w:val="1"/>
+              </w:rPr>
+              <w:t xml:space="preserve">🧠 </w:t>
+            </w:r>
+            <w:r>
+              <w:rPr>
+                <w:b w:val="1"/>
+                <w:bCs w:val="1"/>
+                <w:color w:val="000000"/>
+                <w:sz w:val="26"/>
+                <w:szCs w:val="26"/>
+                <w:rtl w:val="1"/>
+              </w:rPr>
+              <w:t xml:space="preserve">הידעתם</w:t>
+            </w:r>
+            <w:r>
+              <w:rPr>
+                <w:b w:val="1"/>
+                <w:bCs w:val="1"/>
+                <w:color w:val="000000"/>
+                <w:sz w:val="26"/>
+                <w:szCs w:val="26"/>
+                <w:rtl w:val="1"/>
+              </w:rPr>
+              <w:t xml:space="preserve">?</w:t>
+            </w:r>
+          </w:p>
+          <w:p>
+            <w:pPr>
+              <w:widowControl w:val="0"/>
+              <w:bidi w:val="1"/>
+              <w:spacing w:after="240" w:before="240" w:line="240" w:lineRule="auto"/>
+              <w:rPr>
+                <w:sz w:val="26"/>
+                <w:szCs w:val="26"/>
+              </w:rPr>
+            </w:pPr>
+            <w:r>
+              <w:rPr>
+                <w:sz w:val="26"/>
+                <w:szCs w:val="26"/>
+                <w:rtl w:val="1"/>
+              </w:rPr>
+              <w:t xml:space="preserve">חוקרים</w:t>
+            </w:r>
+            <w:r>
+              <w:rPr>
+                <w:sz w:val="26"/>
+                <w:szCs w:val="26"/>
+                <w:rtl w:val="1"/>
+              </w:rPr>
+              <w:t xml:space="preserve"> </w:t>
+            </w:r>
+            <w:r>
+              <w:rPr>
+                <w:sz w:val="26"/>
+                <w:szCs w:val="26"/>
+                <w:rtl w:val="1"/>
+              </w:rPr>
+              <w:t xml:space="preserve">מאוניברסיטת</w:t>
+            </w:r>
+            <w:r>
+              <w:rPr>
+                <w:sz w:val="26"/>
+                <w:szCs w:val="26"/>
+                <w:rtl w:val="1"/>
+              </w:rPr>
+              <w:t xml:space="preserve"> </w:t>
+            </w:r>
+            <w:r>
+              <w:rPr>
+                <w:sz w:val="26"/>
+                <w:szCs w:val="26"/>
+                <w:rtl w:val="0"/>
+              </w:rPr>
+              <w:t xml:space="preserve">UCLA</w:t>
+            </w:r>
+            <w:r>
+              <w:rPr>
+                <w:sz w:val="26"/>
+                <w:szCs w:val="26"/>
+                <w:rtl w:val="1"/>
+              </w:rPr>
+              <w:t xml:space="preserve"> </w:t>
+            </w:r>
+            <w:r>
+              <w:rPr>
+                <w:sz w:val="26"/>
+                <w:szCs w:val="26"/>
+                <w:rtl w:val="1"/>
+              </w:rPr>
+              <w:t xml:space="preserve">ערכו</w:t>
+            </w:r>
+            <w:r>
+              <w:rPr>
+                <w:sz w:val="26"/>
+                <w:szCs w:val="26"/>
+                <w:rtl w:val="1"/>
+              </w:rPr>
+              <w:t xml:space="preserve"> </w:t>
+            </w:r>
+            <w:r>
+              <w:rPr>
+                <w:sz w:val="26"/>
+                <w:szCs w:val="26"/>
+                <w:rtl w:val="1"/>
+              </w:rPr>
+              <w:t xml:space="preserve">ניסוי</w:t>
+            </w:r>
+            <w:r>
+              <w:rPr>
+                <w:sz w:val="26"/>
+                <w:szCs w:val="26"/>
+                <w:rtl w:val="1"/>
+              </w:rPr>
+              <w:t xml:space="preserve"> </w:t>
+            </w:r>
+            <w:r>
+              <w:rPr>
+                <w:sz w:val="26"/>
+                <w:szCs w:val="26"/>
+                <w:rtl w:val="1"/>
+              </w:rPr>
+              <w:t xml:space="preserve">שבו</w:t>
+            </w:r>
+            <w:r>
+              <w:rPr>
+                <w:sz w:val="26"/>
+                <w:szCs w:val="26"/>
+                <w:rtl w:val="1"/>
+              </w:rPr>
+              <w:t xml:space="preserve"> </w:t>
+            </w:r>
+            <w:r>
+              <w:rPr>
+                <w:sz w:val="26"/>
+                <w:szCs w:val="26"/>
+                <w:rtl w:val="1"/>
+              </w:rPr>
+              <w:t xml:space="preserve">בני</w:t>
+            </w:r>
+            <w:r>
+              <w:rPr>
+                <w:sz w:val="26"/>
+                <w:szCs w:val="26"/>
+                <w:rtl w:val="1"/>
+              </w:rPr>
+              <w:t xml:space="preserve"> </w:t>
+            </w:r>
+            <w:r>
+              <w:rPr>
+                <w:sz w:val="26"/>
+                <w:szCs w:val="26"/>
+                <w:rtl w:val="1"/>
+              </w:rPr>
+              <w:t xml:space="preserve">נוער</w:t>
+            </w:r>
+            <w:r>
+              <w:rPr>
+                <w:sz w:val="26"/>
+                <w:szCs w:val="26"/>
+                <w:rtl w:val="1"/>
+              </w:rPr>
+              <w:t xml:space="preserve"> </w:t>
+            </w:r>
+            <w:r>
+              <w:rPr>
+                <w:sz w:val="26"/>
+                <w:szCs w:val="26"/>
+                <w:rtl w:val="1"/>
+              </w:rPr>
+              <w:t xml:space="preserve">התבוננו</w:t>
+            </w:r>
+            <w:r>
+              <w:rPr>
+                <w:sz w:val="26"/>
+                <w:szCs w:val="26"/>
+                <w:rtl w:val="1"/>
+              </w:rPr>
+              <w:t xml:space="preserve"> </w:t>
+            </w:r>
+            <w:r>
+              <w:rPr>
+                <w:sz w:val="26"/>
+                <w:szCs w:val="26"/>
+                <w:rtl w:val="1"/>
+              </w:rPr>
+              <w:t xml:space="preserve">בתמונות</w:t>
+            </w:r>
+            <w:r>
+              <w:rPr>
+                <w:sz w:val="26"/>
+                <w:szCs w:val="26"/>
+                <w:rtl w:val="1"/>
+              </w:rPr>
+              <w:t xml:space="preserve"> </w:t>
+            </w:r>
+            <w:r>
+              <w:rPr>
+                <w:sz w:val="26"/>
+                <w:szCs w:val="26"/>
+                <w:rtl w:val="1"/>
+              </w:rPr>
+              <w:t xml:space="preserve">בסגנון</w:t>
+            </w:r>
+            <w:r>
+              <w:rPr>
+                <w:sz w:val="26"/>
+                <w:szCs w:val="26"/>
+                <w:rtl w:val="1"/>
+              </w:rPr>
+              <w:t xml:space="preserve"> </w:t>
+            </w:r>
+            <w:r>
+              <w:rPr>
+                <w:sz w:val="26"/>
+                <w:szCs w:val="26"/>
+                <w:rtl w:val="1"/>
+              </w:rPr>
+              <w:t xml:space="preserve">אינסטגרם</w:t>
+            </w:r>
+            <w:r>
+              <w:rPr>
+                <w:sz w:val="26"/>
+                <w:szCs w:val="26"/>
+                <w:rtl w:val="1"/>
+              </w:rPr>
+              <w:t xml:space="preserve"> </w:t>
+            </w:r>
+            <w:r>
+              <w:rPr>
+                <w:sz w:val="26"/>
+                <w:szCs w:val="26"/>
+                <w:rtl w:val="1"/>
+              </w:rPr>
+              <w:t xml:space="preserve">בזמן</w:t>
+            </w:r>
+            <w:r>
+              <w:rPr>
+                <w:sz w:val="26"/>
+                <w:szCs w:val="26"/>
+                <w:rtl w:val="1"/>
+              </w:rPr>
+              <w:t xml:space="preserve"> </w:t>
+            </w:r>
+            <w:r>
+              <w:rPr>
+                <w:sz w:val="26"/>
+                <w:szCs w:val="26"/>
+                <w:rtl w:val="1"/>
+              </w:rPr>
+              <w:t xml:space="preserve">שסרקו</w:t>
+            </w:r>
+            <w:r>
+              <w:rPr>
+                <w:sz w:val="26"/>
+                <w:szCs w:val="26"/>
+                <w:rtl w:val="1"/>
+              </w:rPr>
+              <w:t xml:space="preserve"> </w:t>
+            </w:r>
+            <w:r>
+              <w:rPr>
+                <w:sz w:val="26"/>
+                <w:szCs w:val="26"/>
+                <w:rtl w:val="1"/>
+              </w:rPr>
+              <w:t xml:space="preserve">את</w:t>
+            </w:r>
+            <w:r>
+              <w:rPr>
+                <w:sz w:val="26"/>
+                <w:szCs w:val="26"/>
+                <w:rtl w:val="1"/>
+              </w:rPr>
+              <w:t xml:space="preserve"> </w:t>
+            </w:r>
+            <w:r>
+              <w:rPr>
+                <w:sz w:val="26"/>
+                <w:szCs w:val="26"/>
+                <w:rtl w:val="1"/>
+              </w:rPr>
+              <w:t xml:space="preserve">פעילות</w:t>
+            </w:r>
+            <w:r>
+              <w:rPr>
+                <w:sz w:val="26"/>
+                <w:szCs w:val="26"/>
+                <w:rtl w:val="1"/>
+              </w:rPr>
+              <w:t xml:space="preserve"> </w:t>
+            </w:r>
+            <w:r>
+              <w:rPr>
+                <w:sz w:val="26"/>
+                <w:szCs w:val="26"/>
+                <w:rtl w:val="1"/>
+              </w:rPr>
+              <w:t xml:space="preserve">המוח</w:t>
+            </w:r>
+            <w:r>
+              <w:rPr>
+                <w:sz w:val="26"/>
+                <w:szCs w:val="26"/>
+                <w:rtl w:val="1"/>
+              </w:rPr>
+              <w:t xml:space="preserve"> </w:t>
+            </w:r>
+            <w:r>
+              <w:rPr>
+                <w:sz w:val="26"/>
+                <w:szCs w:val="26"/>
+                <w:rtl w:val="1"/>
+              </w:rPr>
+              <w:t xml:space="preserve">שלהם</w:t>
+            </w:r>
+            <w:r>
+              <w:rPr>
+                <w:sz w:val="26"/>
+                <w:szCs w:val="26"/>
+                <w:rtl w:val="1"/>
+              </w:rPr>
+              <w:t xml:space="preserve">. </w:t>
+            </w:r>
+            <w:r>
+              <w:rPr>
+                <w:sz w:val="26"/>
+                <w:szCs w:val="26"/>
+                <w:rtl w:val="1"/>
+              </w:rPr>
+              <w:t xml:space="preserve">הם</w:t>
+            </w:r>
+            <w:r>
+              <w:rPr>
+                <w:sz w:val="26"/>
+                <w:szCs w:val="26"/>
+                <w:rtl w:val="1"/>
+              </w:rPr>
+              <w:t xml:space="preserve"> </w:t>
+            </w:r>
+            <w:r>
+              <w:rPr>
+                <w:sz w:val="26"/>
+                <w:szCs w:val="26"/>
+                <w:rtl w:val="1"/>
+              </w:rPr>
+              <w:t xml:space="preserve">גילו</w:t>
+            </w:r>
+            <w:r>
+              <w:rPr>
+                <w:sz w:val="26"/>
+                <w:szCs w:val="26"/>
+                <w:rtl w:val="1"/>
+              </w:rPr>
+              <w:t xml:space="preserve"> </w:t>
+            </w:r>
+            <w:r>
+              <w:rPr>
+                <w:sz w:val="26"/>
+                <w:szCs w:val="26"/>
+                <w:rtl w:val="1"/>
+              </w:rPr>
+              <w:t xml:space="preserve">שכאשר</w:t>
+            </w:r>
+            <w:r>
+              <w:rPr>
+                <w:sz w:val="26"/>
+                <w:szCs w:val="26"/>
+                <w:rtl w:val="1"/>
+              </w:rPr>
+              <w:t xml:space="preserve"> </w:t>
+            </w:r>
+            <w:r>
+              <w:rPr>
+                <w:sz w:val="26"/>
+                <w:szCs w:val="26"/>
+                <w:rtl w:val="1"/>
+              </w:rPr>
+              <w:t xml:space="preserve">לתמונה</w:t>
+            </w:r>
+            <w:r>
+              <w:rPr>
+                <w:sz w:val="26"/>
+                <w:szCs w:val="26"/>
+                <w:rtl w:val="1"/>
+              </w:rPr>
+              <w:t xml:space="preserve"> </w:t>
+            </w:r>
+            <w:r>
+              <w:rPr>
+                <w:sz w:val="26"/>
+                <w:szCs w:val="26"/>
+                <w:rtl w:val="1"/>
+              </w:rPr>
+              <w:t xml:space="preserve">היו</w:t>
+            </w:r>
+            <w:r>
+              <w:rPr>
+                <w:sz w:val="26"/>
+                <w:szCs w:val="26"/>
+                <w:rtl w:val="1"/>
+              </w:rPr>
+              <w:t xml:space="preserve"> </w:t>
+            </w:r>
+            <w:r>
+              <w:rPr>
+                <w:sz w:val="26"/>
+                <w:szCs w:val="26"/>
+                <w:rtl w:val="1"/>
+              </w:rPr>
+              <w:t xml:space="preserve">הרבה</w:t>
+            </w:r>
+            <w:r>
+              <w:rPr>
+                <w:sz w:val="26"/>
+                <w:szCs w:val="26"/>
+                <w:rtl w:val="1"/>
+              </w:rPr>
+              <w:t xml:space="preserve"> </w:t>
+            </w:r>
+            <w:r>
+              <w:rPr>
+                <w:sz w:val="26"/>
+                <w:szCs w:val="26"/>
+                <w:rtl w:val="1"/>
+              </w:rPr>
+              <w:t xml:space="preserve">לייקים</w:t>
+            </w:r>
+            <w:r>
+              <w:rPr>
+                <w:sz w:val="26"/>
+                <w:szCs w:val="26"/>
+                <w:rtl w:val="1"/>
+              </w:rPr>
+              <w:t xml:space="preserve">, </w:t>
+            </w:r>
+            <w:r>
+              <w:rPr>
+                <w:sz w:val="26"/>
+                <w:szCs w:val="26"/>
+                <w:rtl w:val="1"/>
+              </w:rPr>
+              <w:t xml:space="preserve">אזורי</w:t>
+            </w:r>
+            <w:r>
+              <w:rPr>
+                <w:sz w:val="26"/>
+                <w:szCs w:val="26"/>
+                <w:rtl w:val="1"/>
+              </w:rPr>
+              <w:t xml:space="preserve"> </w:t>
+            </w:r>
+            <w:r>
+              <w:rPr>
+                <w:sz w:val="26"/>
+                <w:szCs w:val="26"/>
+                <w:rtl w:val="1"/>
+              </w:rPr>
+              <w:t xml:space="preserve">התגמול</w:t>
+            </w:r>
+            <w:r>
+              <w:rPr>
+                <w:sz w:val="26"/>
+                <w:szCs w:val="26"/>
+                <w:rtl w:val="1"/>
+              </w:rPr>
+              <w:t xml:space="preserve"> </w:t>
+            </w:r>
+            <w:r>
+              <w:rPr>
+                <w:sz w:val="26"/>
+                <w:szCs w:val="26"/>
+                <w:rtl w:val="1"/>
+              </w:rPr>
+              <w:t xml:space="preserve">במוח</w:t>
+            </w:r>
+            <w:r>
+              <w:rPr>
+                <w:sz w:val="26"/>
+                <w:szCs w:val="26"/>
+                <w:rtl w:val="1"/>
+              </w:rPr>
+              <w:t xml:space="preserve"> </w:t>
+            </w:r>
+            <w:r>
+              <w:rPr>
+                <w:sz w:val="26"/>
+                <w:szCs w:val="26"/>
+                <w:rtl w:val="1"/>
+              </w:rPr>
+              <w:t xml:space="preserve">פעלו</w:t>
+            </w:r>
+            <w:r>
+              <w:rPr>
+                <w:sz w:val="26"/>
+                <w:szCs w:val="26"/>
+                <w:rtl w:val="1"/>
+              </w:rPr>
+              <w:t xml:space="preserve"> </w:t>
+            </w:r>
+            <w:r>
+              <w:rPr>
+                <w:sz w:val="26"/>
+                <w:szCs w:val="26"/>
+                <w:rtl w:val="1"/>
+              </w:rPr>
+              <w:t xml:space="preserve">בעוצמה</w:t>
+            </w:r>
+            <w:r>
+              <w:rPr>
+                <w:sz w:val="26"/>
+                <w:szCs w:val="26"/>
+                <w:rtl w:val="1"/>
+              </w:rPr>
+              <w:t xml:space="preserve"> </w:t>
+            </w:r>
+            <w:r>
+              <w:rPr>
+                <w:sz w:val="26"/>
+                <w:szCs w:val="26"/>
+                <w:rtl w:val="1"/>
+              </w:rPr>
+              <w:t xml:space="preserve">רבה</w:t>
+            </w:r>
+            <w:r>
+              <w:rPr>
+                <w:sz w:val="26"/>
+                <w:szCs w:val="26"/>
+                <w:rtl w:val="1"/>
+              </w:rPr>
+              <w:t xml:space="preserve"> </w:t>
+            </w:r>
+            <w:r>
+              <w:rPr>
+                <w:sz w:val="26"/>
+                <w:szCs w:val="26"/>
+                <w:rtl w:val="1"/>
+              </w:rPr>
+              <w:t xml:space="preserve">יותר</w:t>
+            </w:r>
+            <w:r>
+              <w:rPr>
+                <w:sz w:val="26"/>
+                <w:szCs w:val="26"/>
+                <w:rtl w:val="1"/>
+              </w:rPr>
+              <w:t xml:space="preserve">. </w:t>
+            </w:r>
+            <w:r>
+              <w:rPr>
+                <w:sz w:val="26"/>
+                <w:szCs w:val="26"/>
+                <w:rtl w:val="1"/>
+              </w:rPr>
+              <w:t xml:space="preserve">הם</w:t>
+            </w:r>
+            <w:r>
+              <w:rPr>
+                <w:sz w:val="26"/>
+                <w:szCs w:val="26"/>
+                <w:rtl w:val="1"/>
+              </w:rPr>
+              <w:t xml:space="preserve"> </w:t>
+            </w:r>
+            <w:r>
+              <w:rPr>
+                <w:sz w:val="26"/>
+                <w:szCs w:val="26"/>
+                <w:rtl w:val="1"/>
+              </w:rPr>
+              <w:t xml:space="preserve">גם</w:t>
+            </w:r>
+            <w:r>
+              <w:rPr>
+                <w:sz w:val="26"/>
+                <w:szCs w:val="26"/>
+                <w:rtl w:val="1"/>
+              </w:rPr>
+              <w:t xml:space="preserve"> </w:t>
+            </w:r>
+            <w:r>
+              <w:rPr>
+                <w:sz w:val="26"/>
+                <w:szCs w:val="26"/>
+                <w:rtl w:val="1"/>
+              </w:rPr>
+              <w:t xml:space="preserve">נטו</w:t>
+            </w:r>
+            <w:r>
+              <w:rPr>
+                <w:sz w:val="26"/>
+                <w:szCs w:val="26"/>
+                <w:rtl w:val="1"/>
+              </w:rPr>
+              <w:t xml:space="preserve"> </w:t>
+            </w:r>
+            <w:r>
+              <w:rPr>
+                <w:sz w:val="26"/>
+                <w:szCs w:val="26"/>
+                <w:rtl w:val="1"/>
+              </w:rPr>
+              <w:t xml:space="preserve">יותר</w:t>
+            </w:r>
+            <w:r>
+              <w:rPr>
+                <w:sz w:val="26"/>
+                <w:szCs w:val="26"/>
+                <w:rtl w:val="1"/>
+              </w:rPr>
+              <w:t xml:space="preserve"> </w:t>
+            </w:r>
+            <w:r>
+              <w:rPr>
+                <w:sz w:val="26"/>
+                <w:szCs w:val="26"/>
+                <w:rtl w:val="1"/>
+              </w:rPr>
+              <w:t xml:space="preserve">לעשות</w:t>
+            </w:r>
+            <w:r>
+              <w:rPr>
+                <w:sz w:val="26"/>
+                <w:szCs w:val="26"/>
+                <w:rtl w:val="1"/>
+              </w:rPr>
+              <w:t xml:space="preserve"> </w:t>
+            </w:r>
+            <w:r>
+              <w:rPr>
+                <w:sz w:val="26"/>
+                <w:szCs w:val="26"/>
+                <w:rtl w:val="1"/>
+              </w:rPr>
+              <w:t xml:space="preserve">לייק</w:t>
+            </w:r>
+            <w:r>
+              <w:rPr>
+                <w:sz w:val="26"/>
+                <w:szCs w:val="26"/>
+                <w:rtl w:val="1"/>
+              </w:rPr>
+              <w:t xml:space="preserve"> </w:t>
+            </w:r>
+            <w:r>
+              <w:rPr>
+                <w:sz w:val="26"/>
+                <w:szCs w:val="26"/>
+                <w:rtl w:val="1"/>
+              </w:rPr>
+              <w:t xml:space="preserve">לתמונה</w:t>
+            </w:r>
+            <w:r>
+              <w:rPr>
+                <w:sz w:val="26"/>
+                <w:szCs w:val="26"/>
+                <w:rtl w:val="1"/>
+              </w:rPr>
+              <w:t xml:space="preserve"> </w:t>
+            </w:r>
+            <w:r>
+              <w:rPr>
+                <w:sz w:val="26"/>
+                <w:szCs w:val="26"/>
+                <w:rtl w:val="1"/>
+              </w:rPr>
+              <w:t xml:space="preserve">שכבר</w:t>
+            </w:r>
+            <w:r>
+              <w:rPr>
+                <w:sz w:val="26"/>
+                <w:szCs w:val="26"/>
+                <w:rtl w:val="1"/>
+              </w:rPr>
+              <w:t xml:space="preserve"> </w:t>
+            </w:r>
+            <w:r>
+              <w:rPr>
+                <w:sz w:val="26"/>
+                <w:szCs w:val="26"/>
+                <w:rtl w:val="1"/>
+              </w:rPr>
+              <w:t xml:space="preserve">קיבלה</w:t>
+            </w:r>
+            <w:r>
+              <w:rPr>
+                <w:sz w:val="26"/>
+                <w:szCs w:val="26"/>
+                <w:rtl w:val="1"/>
+              </w:rPr>
+              <w:t xml:space="preserve"> </w:t>
+            </w:r>
+            <w:r>
+              <w:rPr>
+                <w:sz w:val="26"/>
+                <w:szCs w:val="26"/>
+                <w:rtl w:val="1"/>
+              </w:rPr>
+              <w:t xml:space="preserve">הרבה</w:t>
+            </w:r>
+            <w:r>
+              <w:rPr>
+                <w:sz w:val="26"/>
+                <w:szCs w:val="26"/>
+                <w:rtl w:val="1"/>
+              </w:rPr>
+              <w:t xml:space="preserve"> </w:t>
+            </w:r>
+            <w:r>
+              <w:rPr>
+                <w:sz w:val="26"/>
+                <w:szCs w:val="26"/>
+                <w:rtl w:val="1"/>
+              </w:rPr>
+              <w:t xml:space="preserve">לייקים</w:t>
+            </w:r>
+            <w:r>
+              <w:rPr>
+                <w:sz w:val="26"/>
+                <w:szCs w:val="26"/>
+                <w:rtl w:val="1"/>
+              </w:rPr>
+              <w:t xml:space="preserve">. </w:t>
+            </w:r>
+            <w:r>
+              <w:rPr>
+                <w:sz w:val="26"/>
+                <w:szCs w:val="26"/>
+                <w:rtl w:val="1"/>
+              </w:rPr>
+              <w:t xml:space="preserve">כלומר</w:t>
+            </w:r>
+            <w:r>
+              <w:rPr>
+                <w:sz w:val="26"/>
+                <w:szCs w:val="26"/>
+                <w:rtl w:val="1"/>
+              </w:rPr>
+              <w:t xml:space="preserve">, </w:t>
+            </w:r>
+            <w:r>
+              <w:rPr>
+                <w:sz w:val="26"/>
+                <w:szCs w:val="26"/>
+                <w:rtl w:val="1"/>
+              </w:rPr>
+              <w:t xml:space="preserve">לפעמים</w:t>
+            </w:r>
+            <w:r>
+              <w:rPr>
+                <w:sz w:val="26"/>
+                <w:szCs w:val="26"/>
+                <w:rtl w:val="1"/>
+              </w:rPr>
+              <w:t xml:space="preserve"> </w:t>
+            </w:r>
+            <w:r>
+              <w:rPr>
+                <w:sz w:val="26"/>
+                <w:szCs w:val="26"/>
+                <w:rtl w:val="1"/>
+              </w:rPr>
+              <w:t xml:space="preserve">המספר</w:t>
+            </w:r>
+            <w:r>
+              <w:rPr>
+                <w:sz w:val="26"/>
+                <w:szCs w:val="26"/>
+                <w:rtl w:val="1"/>
+              </w:rPr>
+              <w:t xml:space="preserve"> </w:t>
+            </w:r>
+            <w:r>
+              <w:rPr>
+                <w:sz w:val="26"/>
+                <w:szCs w:val="26"/>
+                <w:rtl w:val="1"/>
+              </w:rPr>
+              <w:t xml:space="preserve">שמופיע</w:t>
+            </w:r>
+            <w:r>
+              <w:rPr>
+                <w:sz w:val="26"/>
+                <w:szCs w:val="26"/>
+                <w:rtl w:val="1"/>
+              </w:rPr>
+              <w:t xml:space="preserve"> </w:t>
+            </w:r>
+            <w:r>
+              <w:rPr>
+                <w:sz w:val="26"/>
+                <w:szCs w:val="26"/>
+                <w:rtl w:val="1"/>
+              </w:rPr>
+              <w:t xml:space="preserve">ליד</w:t>
+            </w:r>
+            <w:r>
+              <w:rPr>
+                <w:sz w:val="26"/>
+                <w:szCs w:val="26"/>
+                <w:rtl w:val="1"/>
+              </w:rPr>
+              <w:t xml:space="preserve"> </w:t>
+            </w:r>
+            <w:r>
+              <w:rPr>
+                <w:sz w:val="26"/>
+                <w:szCs w:val="26"/>
+                <w:rtl w:val="1"/>
+              </w:rPr>
+              <w:t xml:space="preserve">התמונה</w:t>
+            </w:r>
+            <w:r>
+              <w:rPr>
+                <w:sz w:val="26"/>
+                <w:szCs w:val="26"/>
+                <w:rtl w:val="1"/>
+              </w:rPr>
+              <w:t xml:space="preserve"> </w:t>
+            </w:r>
+            <w:r>
+              <w:rPr>
+                <w:sz w:val="26"/>
+                <w:szCs w:val="26"/>
+                <w:rtl w:val="1"/>
+              </w:rPr>
+              <w:t xml:space="preserve">משפיע</w:t>
+            </w:r>
+            <w:r>
+              <w:rPr>
+                <w:sz w:val="26"/>
+                <w:szCs w:val="26"/>
+                <w:rtl w:val="1"/>
+              </w:rPr>
+              <w:t xml:space="preserve"> </w:t>
+            </w:r>
+            <w:r>
+              <w:rPr>
+                <w:sz w:val="26"/>
+                <w:szCs w:val="26"/>
+                <w:rtl w:val="1"/>
+              </w:rPr>
+              <w:t xml:space="preserve">עלינו</w:t>
+            </w:r>
+            <w:r>
+              <w:rPr>
+                <w:sz w:val="26"/>
+                <w:szCs w:val="26"/>
+                <w:rtl w:val="1"/>
+              </w:rPr>
+              <w:t xml:space="preserve"> </w:t>
+            </w:r>
+            <w:r>
+              <w:rPr>
+                <w:sz w:val="26"/>
+                <w:szCs w:val="26"/>
+                <w:rtl w:val="1"/>
+              </w:rPr>
+              <w:t xml:space="preserve">עוד</w:t>
+            </w:r>
+            <w:r>
+              <w:rPr>
+                <w:sz w:val="26"/>
+                <w:szCs w:val="26"/>
+                <w:rtl w:val="1"/>
+              </w:rPr>
+              <w:t xml:space="preserve"> </w:t>
+            </w:r>
+            <w:r>
+              <w:rPr>
+                <w:sz w:val="26"/>
+                <w:szCs w:val="26"/>
+                <w:rtl w:val="1"/>
+              </w:rPr>
+              <w:t xml:space="preserve">לפני</w:t>
+            </w:r>
+            <w:r>
+              <w:rPr>
+                <w:sz w:val="26"/>
+                <w:szCs w:val="26"/>
+                <w:rtl w:val="1"/>
+              </w:rPr>
+              <w:t xml:space="preserve"> </w:t>
+            </w:r>
+            <w:r>
+              <w:rPr>
+                <w:sz w:val="26"/>
+                <w:szCs w:val="26"/>
+                <w:rtl w:val="1"/>
+              </w:rPr>
+              <w:t xml:space="preserve">שבאמת</w:t>
+            </w:r>
+            <w:r>
+              <w:rPr>
+                <w:sz w:val="26"/>
+                <w:szCs w:val="26"/>
+                <w:rtl w:val="1"/>
+              </w:rPr>
+              <w:t xml:space="preserve"> </w:t>
+            </w:r>
+            <w:r>
+              <w:rPr>
+                <w:sz w:val="26"/>
+                <w:szCs w:val="26"/>
+                <w:rtl w:val="1"/>
+              </w:rPr>
+              <w:t xml:space="preserve">הסתכלנו</w:t>
+            </w:r>
+            <w:r>
+              <w:rPr>
+                <w:sz w:val="26"/>
+                <w:szCs w:val="26"/>
+                <w:rtl w:val="1"/>
+              </w:rPr>
+              <w:t xml:space="preserve"> </w:t>
+            </w:r>
+            <w:r>
+              <w:rPr>
+                <w:sz w:val="26"/>
+                <w:szCs w:val="26"/>
+                <w:rtl w:val="1"/>
+              </w:rPr>
+              <w:t xml:space="preserve">עליה</w:t>
+            </w:r>
+            <w:r>
+              <w:rPr>
+                <w:sz w:val="26"/>
+                <w:szCs w:val="26"/>
+                <w:rtl w:val="1"/>
+              </w:rPr>
+              <w:t xml:space="preserve">.</w:t>
+            </w:r>
+          </w:p>
+          <w:p>
+            <w:pPr>
+              <w:keepNext w:val="0"/>
+              <w:keepLines w:val="0"/>
+              <w:pageBreakBefore w:val="0"/>
+              <w:widowControl w:val="0"/>
+              <w:pBdr>
+                <w:top w:space="0" w:sz="0" w:val="nil"/>
+                <w:left w:space="0" w:sz="0" w:val="nil"/>
+                <w:bottom w:space="0" w:sz="0" w:val="nil"/>
+                <w:right w:space="0" w:sz="0" w:val="nil"/>
+                <w:between w:space="0" w:sz="0" w:val="nil"/>
+              </w:pBdr>
+              <w:shd w:fill="auto" w:val="clear"/>
+              <w:bidi w:val="1"/>
+              <w:spacing w:after="0" w:before="0" w:line="240" w:lineRule="auto"/>
+              <w:ind w:left="0" w:right="0" w:firstLine="0"/>
+              <w:jc w:val="left"/>
+              <w:rPr>
+                <w:sz w:val="26"/>
+                <w:szCs w:val="26"/>
+              </w:rPr>
+            </w:pPr>
+            <w:r>
+              <w:rPr>
+                <w:rtl w:val="0"/>
+              </w:rPr>
+            </w:r>
+          </w:p>
+        </w:tc>
+        <w:tc>
+          <w:tcPr>
+            <w:shd w:fill="auto" w:val="clear"/>
+            <w:tcMar>
+              <w:top w:w="100.0" w:type="dxa"/>
+              <w:left w:w="100.0" w:type="dxa"/>
+              <w:bottom w:w="100.0" w:type="dxa"/>
+              <w:right w:w="100.0" w:type="dxa"/>
+            </w:tcMar>
+            <w:vAlign w:val="top"/>
+          </w:tcPr>
+          <w:p>
+            <w:pPr>
+              <w:keepNext w:val="0"/>
+              <w:keepLines w:val="0"/>
+              <w:pageBreakBefore w:val="0"/>
+              <w:widowControl w:val="0"/>
+              <w:pBdr>
+                <w:top w:space="0" w:sz="0" w:val="nil"/>
+                <w:left w:space="0" w:sz="0" w:val="nil"/>
+                <w:bottom w:space="0" w:sz="0" w:val="nil"/>
+                <w:right w:space="0" w:sz="0" w:val="nil"/>
+                <w:between w:space="0" w:sz="0" w:val="nil"/>
+              </w:pBdr>
+              <w:shd w:fill="auto" w:val="clear"/>
+              <w:bidi w:val="1"/>
               <w:spacing w:after="0" w:before="0" w:line="240" w:lineRule="auto"/>
               <w:ind w:left="0" w:right="0" w:firstLine="0"/>
               <w:jc w:val="center"/>
@@ -50170,8 +56987,675 @@
             </w:pPr>
             <w:r>
               <w:rPr>
-                <w:rtl w:val="0"/>
-              </w:rPr>
+                <w:sz w:val="26"/>
+                <w:szCs w:val="26"/>
+                <w:rtl w:val="1"/>
+              </w:rPr>
+              <w:t xml:space="preserve">בפרק</w:t>
+            </w:r>
+            <w:r>
+              <w:rPr>
+                <w:sz w:val="26"/>
+                <w:szCs w:val="26"/>
+                <w:rtl w:val="1"/>
+              </w:rPr>
+              <w:t xml:space="preserve"> </w:t>
+            </w:r>
+            <w:r>
+              <w:rPr>
+                <w:sz w:val="26"/>
+                <w:szCs w:val="26"/>
+                <w:rtl w:val="1"/>
+              </w:rPr>
+              <w:t xml:space="preserve">האחד</w:t>
+            </w:r>
+            <w:r>
+              <w:rPr>
+                <w:sz w:val="26"/>
+                <w:szCs w:val="26"/>
+                <w:rtl w:val="1"/>
+              </w:rPr>
+              <w:t xml:space="preserve">־</w:t>
+            </w:r>
+            <w:r>
+              <w:rPr>
+                <w:sz w:val="26"/>
+                <w:szCs w:val="26"/>
+                <w:rtl w:val="1"/>
+              </w:rPr>
+              <w:t xml:space="preserve">עשר</w:t>
+            </w:r>
+            <w:r>
+              <w:rPr>
+                <w:sz w:val="26"/>
+                <w:szCs w:val="26"/>
+                <w:rtl w:val="1"/>
+              </w:rPr>
+              <w:t xml:space="preserve"> </w:t>
+            </w:r>
+            <w:r>
+              <w:rPr>
+                <w:sz w:val="26"/>
+                <w:szCs w:val="26"/>
+                <w:rtl w:val="1"/>
+              </w:rPr>
+              <w:t xml:space="preserve">מגיע</w:t>
+            </w:r>
+            <w:r>
+              <w:rPr>
+                <w:sz w:val="26"/>
+                <w:szCs w:val="26"/>
+                <w:rtl w:val="1"/>
+              </w:rPr>
+              <w:t xml:space="preserve"> </w:t>
+            </w:r>
+            <w:r>
+              <w:rPr>
+                <w:sz w:val="26"/>
+                <w:szCs w:val="26"/>
+                <w:rtl w:val="1"/>
+              </w:rPr>
+              <w:t xml:space="preserve">הנסיך</w:t>
+            </w:r>
+            <w:r>
+              <w:rPr>
+                <w:sz w:val="26"/>
+                <w:szCs w:val="26"/>
+                <w:rtl w:val="1"/>
+              </w:rPr>
+              <w:t xml:space="preserve"> </w:t>
+            </w:r>
+            <w:r>
+              <w:rPr>
+                <w:sz w:val="26"/>
+                <w:szCs w:val="26"/>
+                <w:rtl w:val="1"/>
+              </w:rPr>
+              <w:t xml:space="preserve">הקטן</w:t>
+            </w:r>
+            <w:r>
+              <w:rPr>
+                <w:sz w:val="26"/>
+                <w:szCs w:val="26"/>
+                <w:rtl w:val="1"/>
+              </w:rPr>
+              <w:t xml:space="preserve"> </w:t>
+            </w:r>
+            <w:r>
+              <w:rPr>
+                <w:sz w:val="26"/>
+                <w:szCs w:val="26"/>
+                <w:rtl w:val="1"/>
+              </w:rPr>
+              <w:t xml:space="preserve">לכוכבו</w:t>
+            </w:r>
+            <w:r>
+              <w:rPr>
+                <w:sz w:val="26"/>
+                <w:szCs w:val="26"/>
+                <w:rtl w:val="1"/>
+              </w:rPr>
+              <w:t xml:space="preserve"> </w:t>
+            </w:r>
+            <w:r>
+              <w:rPr>
+                <w:sz w:val="26"/>
+                <w:szCs w:val="26"/>
+                <w:rtl w:val="1"/>
+              </w:rPr>
+              <w:t xml:space="preserve">של</w:t>
+            </w:r>
+            <w:r>
+              <w:rPr>
+                <w:sz w:val="26"/>
+                <w:szCs w:val="26"/>
+                <w:rtl w:val="1"/>
+              </w:rPr>
+              <w:t xml:space="preserve"> </w:t>
+            </w:r>
+            <w:r>
+              <w:rPr>
+                <w:sz w:val="26"/>
+                <w:szCs w:val="26"/>
+                <w:rtl w:val="1"/>
+              </w:rPr>
+              <w:t xml:space="preserve">אדם</w:t>
+            </w:r>
+            <w:r>
+              <w:rPr>
+                <w:sz w:val="26"/>
+                <w:szCs w:val="26"/>
+                <w:rtl w:val="1"/>
+              </w:rPr>
+              <w:t xml:space="preserve"> </w:t>
+            </w:r>
+            <w:r>
+              <w:rPr>
+                <w:sz w:val="26"/>
+                <w:szCs w:val="26"/>
+                <w:rtl w:val="1"/>
+              </w:rPr>
+              <w:t xml:space="preserve">יהיר</w:t>
+            </w:r>
+            <w:r>
+              <w:rPr>
+                <w:sz w:val="26"/>
+                <w:szCs w:val="26"/>
+                <w:rtl w:val="1"/>
+              </w:rPr>
+              <w:t xml:space="preserve">, </w:t>
+            </w:r>
+            <w:r>
+              <w:rPr>
+                <w:sz w:val="26"/>
+                <w:szCs w:val="26"/>
+                <w:rtl w:val="1"/>
+              </w:rPr>
+              <w:t xml:space="preserve">שכל</w:t>
+            </w:r>
+            <w:r>
+              <w:rPr>
+                <w:sz w:val="26"/>
+                <w:szCs w:val="26"/>
+                <w:rtl w:val="1"/>
+              </w:rPr>
+              <w:t xml:space="preserve"> </w:t>
+            </w:r>
+            <w:r>
+              <w:rPr>
+                <w:sz w:val="26"/>
+                <w:szCs w:val="26"/>
+                <w:rtl w:val="1"/>
+              </w:rPr>
+              <w:t xml:space="preserve">רצונו</w:t>
+            </w:r>
+            <w:r>
+              <w:rPr>
+                <w:sz w:val="26"/>
+                <w:szCs w:val="26"/>
+                <w:rtl w:val="1"/>
+              </w:rPr>
+              <w:t xml:space="preserve"> </w:t>
+            </w:r>
+            <w:r>
+              <w:rPr>
+                <w:sz w:val="26"/>
+                <w:szCs w:val="26"/>
+                <w:rtl w:val="1"/>
+              </w:rPr>
+              <w:t xml:space="preserve">הוא</w:t>
+            </w:r>
+            <w:r>
+              <w:rPr>
+                <w:sz w:val="26"/>
+                <w:szCs w:val="26"/>
+                <w:rtl w:val="1"/>
+              </w:rPr>
+              <w:t xml:space="preserve"> </w:t>
+            </w:r>
+            <w:r>
+              <w:rPr>
+                <w:sz w:val="26"/>
+                <w:szCs w:val="26"/>
+                <w:rtl w:val="1"/>
+              </w:rPr>
+              <w:t xml:space="preserve">לזכות</w:t>
+            </w:r>
+            <w:r>
+              <w:rPr>
+                <w:sz w:val="26"/>
+                <w:szCs w:val="26"/>
+                <w:rtl w:val="1"/>
+              </w:rPr>
+              <w:t xml:space="preserve"> </w:t>
+            </w:r>
+            <w:r>
+              <w:rPr>
+                <w:sz w:val="26"/>
+                <w:szCs w:val="26"/>
+                <w:rtl w:val="1"/>
+              </w:rPr>
+              <w:t xml:space="preserve">בהערצה</w:t>
+            </w:r>
+            <w:r>
+              <w:rPr>
+                <w:sz w:val="26"/>
+                <w:szCs w:val="26"/>
+                <w:rtl w:val="1"/>
+              </w:rPr>
+              <w:t xml:space="preserve"> </w:t>
+            </w:r>
+            <w:r>
+              <w:rPr>
+                <w:sz w:val="26"/>
+                <w:szCs w:val="26"/>
+                <w:rtl w:val="1"/>
+              </w:rPr>
+              <w:t xml:space="preserve">ובמחיאות</w:t>
+            </w:r>
+            <w:r>
+              <w:rPr>
+                <w:sz w:val="26"/>
+                <w:szCs w:val="26"/>
+                <w:rtl w:val="1"/>
+              </w:rPr>
+              <w:t xml:space="preserve"> </w:t>
+            </w:r>
+            <w:r>
+              <w:rPr>
+                <w:sz w:val="26"/>
+                <w:szCs w:val="26"/>
+                <w:rtl w:val="1"/>
+              </w:rPr>
+              <w:t xml:space="preserve">כפיים</w:t>
+            </w:r>
+            <w:r>
+              <w:rPr>
+                <w:sz w:val="26"/>
+                <w:szCs w:val="26"/>
+                <w:rtl w:val="1"/>
+              </w:rPr>
+              <w:t xml:space="preserve">. </w:t>
+            </w:r>
+            <w:r>
+              <w:rPr>
+                <w:sz w:val="26"/>
+                <w:szCs w:val="26"/>
+                <w:rtl w:val="1"/>
+              </w:rPr>
+              <w:t xml:space="preserve">הוא</w:t>
+            </w:r>
+            <w:r>
+              <w:rPr>
+                <w:sz w:val="26"/>
+                <w:szCs w:val="26"/>
+                <w:rtl w:val="1"/>
+              </w:rPr>
+              <w:t xml:space="preserve"> </w:t>
+            </w:r>
+            <w:r>
+              <w:rPr>
+                <w:sz w:val="26"/>
+                <w:szCs w:val="26"/>
+                <w:rtl w:val="1"/>
+              </w:rPr>
+              <w:t xml:space="preserve">מפרש</w:t>
+            </w:r>
+            <w:r>
+              <w:rPr>
+                <w:sz w:val="26"/>
+                <w:szCs w:val="26"/>
+                <w:rtl w:val="1"/>
+              </w:rPr>
+              <w:t xml:space="preserve"> </w:t>
+            </w:r>
+            <w:r>
+              <w:rPr>
+                <w:sz w:val="26"/>
+                <w:szCs w:val="26"/>
+                <w:rtl w:val="1"/>
+              </w:rPr>
+              <w:t xml:space="preserve">כל</w:t>
+            </w:r>
+            <w:r>
+              <w:rPr>
+                <w:sz w:val="26"/>
+                <w:szCs w:val="26"/>
+                <w:rtl w:val="1"/>
+              </w:rPr>
+              <w:t xml:space="preserve"> </w:t>
+            </w:r>
+            <w:r>
+              <w:rPr>
+                <w:sz w:val="26"/>
+                <w:szCs w:val="26"/>
+                <w:rtl w:val="1"/>
+              </w:rPr>
+              <w:t xml:space="preserve">מילה</w:t>
+            </w:r>
+            <w:r>
+              <w:rPr>
+                <w:sz w:val="26"/>
+                <w:szCs w:val="26"/>
+                <w:rtl w:val="1"/>
+              </w:rPr>
+              <w:t xml:space="preserve"> </w:t>
+            </w:r>
+            <w:r>
+              <w:rPr>
+                <w:sz w:val="26"/>
+                <w:szCs w:val="26"/>
+                <w:rtl w:val="1"/>
+              </w:rPr>
+              <w:t xml:space="preserve">כמחמאה</w:t>
+            </w:r>
+            <w:r>
+              <w:rPr>
+                <w:sz w:val="26"/>
+                <w:szCs w:val="26"/>
+                <w:rtl w:val="1"/>
+              </w:rPr>
+              <w:t xml:space="preserve"> </w:t>
+            </w:r>
+            <w:r>
+              <w:rPr>
+                <w:sz w:val="26"/>
+                <w:szCs w:val="26"/>
+                <w:rtl w:val="1"/>
+              </w:rPr>
+              <w:t xml:space="preserve">ואינו</w:t>
+            </w:r>
+            <w:r>
+              <w:rPr>
+                <w:sz w:val="26"/>
+                <w:szCs w:val="26"/>
+                <w:rtl w:val="1"/>
+              </w:rPr>
+              <w:t xml:space="preserve"> </w:t>
+            </w:r>
+            <w:r>
+              <w:rPr>
+                <w:sz w:val="26"/>
+                <w:szCs w:val="26"/>
+                <w:rtl w:val="1"/>
+              </w:rPr>
+              <w:t xml:space="preserve">מתעניין</w:t>
+            </w:r>
+            <w:r>
+              <w:rPr>
+                <w:sz w:val="26"/>
+                <w:szCs w:val="26"/>
+                <w:rtl w:val="1"/>
+              </w:rPr>
+              <w:t xml:space="preserve"> </w:t>
+            </w:r>
+            <w:r>
+              <w:rPr>
+                <w:sz w:val="26"/>
+                <w:szCs w:val="26"/>
+                <w:rtl w:val="1"/>
+              </w:rPr>
+              <w:t xml:space="preserve">באמת</w:t>
+            </w:r>
+            <w:r>
+              <w:rPr>
+                <w:sz w:val="26"/>
+                <w:szCs w:val="26"/>
+                <w:rtl w:val="1"/>
+              </w:rPr>
+              <w:t xml:space="preserve"> </w:t>
+            </w:r>
+            <w:r>
+              <w:rPr>
+                <w:sz w:val="26"/>
+                <w:szCs w:val="26"/>
+                <w:rtl w:val="1"/>
+              </w:rPr>
+              <w:t xml:space="preserve">באדם</w:t>
+            </w:r>
+            <w:r>
+              <w:rPr>
+                <w:sz w:val="26"/>
+                <w:szCs w:val="26"/>
+                <w:rtl w:val="1"/>
+              </w:rPr>
+              <w:t xml:space="preserve"> </w:t>
+            </w:r>
+            <w:r>
+              <w:rPr>
+                <w:sz w:val="26"/>
+                <w:szCs w:val="26"/>
+                <w:rtl w:val="1"/>
+              </w:rPr>
+              <w:t xml:space="preserve">שמולו</w:t>
+            </w:r>
+            <w:r>
+              <w:rPr>
+                <w:sz w:val="26"/>
+                <w:szCs w:val="26"/>
+                <w:rtl w:val="1"/>
+              </w:rPr>
+              <w:t xml:space="preserve">. </w:t>
+            </w:r>
+            <w:r>
+              <w:rPr>
+                <w:sz w:val="26"/>
+                <w:szCs w:val="26"/>
+                <w:rtl w:val="1"/>
+              </w:rPr>
+              <w:t xml:space="preserve">דרך</w:t>
+            </w:r>
+            <w:r>
+              <w:rPr>
+                <w:sz w:val="26"/>
+                <w:szCs w:val="26"/>
+                <w:rtl w:val="1"/>
+              </w:rPr>
+              <w:t xml:space="preserve"> </w:t>
+            </w:r>
+            <w:r>
+              <w:rPr>
+                <w:sz w:val="26"/>
+                <w:szCs w:val="26"/>
+                <w:rtl w:val="1"/>
+              </w:rPr>
+              <w:t xml:space="preserve">המפגש</w:t>
+            </w:r>
+            <w:r>
+              <w:rPr>
+                <w:sz w:val="26"/>
+                <w:szCs w:val="26"/>
+                <w:rtl w:val="1"/>
+              </w:rPr>
+              <w:t xml:space="preserve"> </w:t>
+            </w:r>
+            <w:r>
+              <w:rPr>
+                <w:sz w:val="26"/>
+                <w:szCs w:val="26"/>
+                <w:rtl w:val="1"/>
+              </w:rPr>
+              <w:t xml:space="preserve">הקצר</w:t>
+            </w:r>
+            <w:r>
+              <w:rPr>
+                <w:sz w:val="26"/>
+                <w:szCs w:val="26"/>
+                <w:rtl w:val="1"/>
+              </w:rPr>
+              <w:t xml:space="preserve"> </w:t>
+            </w:r>
+            <w:r>
+              <w:rPr>
+                <w:sz w:val="26"/>
+                <w:szCs w:val="26"/>
+                <w:rtl w:val="1"/>
+              </w:rPr>
+              <w:t xml:space="preserve">והמשעשע</w:t>
+            </w:r>
+            <w:r>
+              <w:rPr>
+                <w:sz w:val="26"/>
+                <w:szCs w:val="26"/>
+                <w:rtl w:val="1"/>
+              </w:rPr>
+              <w:t xml:space="preserve"> </w:t>
+            </w:r>
+            <w:r>
+              <w:rPr>
+                <w:sz w:val="26"/>
+                <w:szCs w:val="26"/>
+                <w:rtl w:val="1"/>
+              </w:rPr>
+              <w:t xml:space="preserve">חושף</w:t>
+            </w:r>
+            <w:r>
+              <w:rPr>
+                <w:sz w:val="26"/>
+                <w:szCs w:val="26"/>
+                <w:rtl w:val="1"/>
+              </w:rPr>
+              <w:t xml:space="preserve"> </w:t>
+            </w:r>
+            <w:r>
+              <w:rPr>
+                <w:sz w:val="26"/>
+                <w:szCs w:val="26"/>
+                <w:rtl w:val="1"/>
+              </w:rPr>
+              <w:t xml:space="preserve">הפרק</w:t>
+            </w:r>
+            <w:r>
+              <w:rPr>
+                <w:sz w:val="26"/>
+                <w:szCs w:val="26"/>
+                <w:rtl w:val="1"/>
+              </w:rPr>
+              <w:t xml:space="preserve"> </w:t>
+            </w:r>
+            <w:r>
+              <w:rPr>
+                <w:sz w:val="26"/>
+                <w:szCs w:val="26"/>
+                <w:rtl w:val="1"/>
+              </w:rPr>
+              <w:t xml:space="preserve">את</w:t>
+            </w:r>
+            <w:r>
+              <w:rPr>
+                <w:sz w:val="26"/>
+                <w:szCs w:val="26"/>
+                <w:rtl w:val="1"/>
+              </w:rPr>
+              <w:t xml:space="preserve"> </w:t>
+            </w:r>
+            <w:r>
+              <w:rPr>
+                <w:sz w:val="26"/>
+                <w:szCs w:val="26"/>
+                <w:rtl w:val="1"/>
+              </w:rPr>
+              <w:t xml:space="preserve">הבדידות</w:t>
+            </w:r>
+            <w:r>
+              <w:rPr>
+                <w:sz w:val="26"/>
+                <w:szCs w:val="26"/>
+                <w:rtl w:val="1"/>
+              </w:rPr>
+              <w:t xml:space="preserve"> </w:t>
+            </w:r>
+            <w:r>
+              <w:rPr>
+                <w:sz w:val="26"/>
+                <w:szCs w:val="26"/>
+                <w:rtl w:val="1"/>
+              </w:rPr>
+              <w:t xml:space="preserve">שמסתתרת</w:t>
+            </w:r>
+            <w:r>
+              <w:rPr>
+                <w:sz w:val="26"/>
+                <w:szCs w:val="26"/>
+                <w:rtl w:val="1"/>
+              </w:rPr>
+              <w:t xml:space="preserve"> </w:t>
+            </w:r>
+            <w:r>
+              <w:rPr>
+                <w:sz w:val="26"/>
+                <w:szCs w:val="26"/>
+                <w:rtl w:val="1"/>
+              </w:rPr>
+              <w:t xml:space="preserve">מאחורי</w:t>
+            </w:r>
+            <w:r>
+              <w:rPr>
+                <w:sz w:val="26"/>
+                <w:szCs w:val="26"/>
+                <w:rtl w:val="1"/>
+              </w:rPr>
+              <w:t xml:space="preserve"> </w:t>
+            </w:r>
+            <w:r>
+              <w:rPr>
+                <w:sz w:val="26"/>
+                <w:szCs w:val="26"/>
+                <w:rtl w:val="1"/>
+              </w:rPr>
+              <w:t xml:space="preserve">הצורך</w:t>
+            </w:r>
+            <w:r>
+              <w:rPr>
+                <w:sz w:val="26"/>
+                <w:szCs w:val="26"/>
+                <w:rtl w:val="1"/>
+              </w:rPr>
+              <w:t xml:space="preserve"> </w:t>
+            </w:r>
+            <w:r>
+              <w:rPr>
+                <w:sz w:val="26"/>
+                <w:szCs w:val="26"/>
+                <w:rtl w:val="1"/>
+              </w:rPr>
+              <w:t xml:space="preserve">המתמיד</w:t>
+            </w:r>
+            <w:r>
+              <w:rPr>
+                <w:sz w:val="26"/>
+                <w:szCs w:val="26"/>
+                <w:rtl w:val="1"/>
+              </w:rPr>
+              <w:t xml:space="preserve"> </w:t>
+            </w:r>
+            <w:r>
+              <w:rPr>
+                <w:sz w:val="26"/>
+                <w:szCs w:val="26"/>
+                <w:rtl w:val="1"/>
+              </w:rPr>
+              <w:t xml:space="preserve">בתשומת</w:t>
+            </w:r>
+            <w:r>
+              <w:rPr>
+                <w:sz w:val="26"/>
+                <w:szCs w:val="26"/>
+                <w:rtl w:val="1"/>
+              </w:rPr>
+              <w:t xml:space="preserve"> </w:t>
+            </w:r>
+            <w:r>
+              <w:rPr>
+                <w:sz w:val="26"/>
+                <w:szCs w:val="26"/>
+                <w:rtl w:val="1"/>
+              </w:rPr>
+              <w:t xml:space="preserve">לב</w:t>
+            </w:r>
+            <w:r>
+              <w:rPr>
+                <w:sz w:val="26"/>
+                <w:szCs w:val="26"/>
+                <w:rtl w:val="1"/>
+              </w:rPr>
+              <w:t xml:space="preserve"> </w:t>
+            </w:r>
+            <w:r>
+              <w:rPr>
+                <w:sz w:val="26"/>
+                <w:szCs w:val="26"/>
+                <w:rtl w:val="1"/>
+              </w:rPr>
+              <w:t xml:space="preserve">ובהכרה</w:t>
+            </w:r>
+            <w:r>
+              <w:rPr>
+                <w:sz w:val="26"/>
+                <w:szCs w:val="26"/>
+                <w:rtl w:val="1"/>
+              </w:rPr>
+              <w:t xml:space="preserve">.</w:t>
             </w:r>
           </w:p>
         </w:tc>
@@ -50210,180 +57694,11 @@
             </w:pPr>
             <w:r>
               <w:rPr>
+                <w:sz w:val="26"/>
+                <w:szCs w:val="26"/>
                 <w:rtl w:val="0"/>
               </w:rPr>
-            </w:r>
-          </w:p>
-        </w:tc>
-        <w:tc>
-          <w:tcPr>
-            <w:shd w:fill="auto" w:val="clear"/>
-            <w:tcMar>
-              <w:top w:w="100.0" w:type="dxa"/>
-              <w:left w:w="100.0" w:type="dxa"/>
-              <w:bottom w:w="100.0" w:type="dxa"/>
-              <w:right w:w="100.0" w:type="dxa"/>
-            </w:tcMar>
-            <w:vAlign w:val="top"/>
-          </w:tcPr>
-          <w:p>
-            <w:pPr>
-              <w:keepNext w:val="0"/>
-              <w:keepLines w:val="0"/>
-              <w:pageBreakBefore w:val="0"/>
-              <w:widowControl w:val="0"/>
-              <w:pBdr>
-                <w:top w:space="0" w:sz="0" w:val="nil"/>
-                <w:left w:space="0" w:sz="0" w:val="nil"/>
-                <w:bottom w:space="0" w:sz="0" w:val="nil"/>
-                <w:right w:space="0" w:sz="0" w:val="nil"/>
-                <w:between w:space="0" w:sz="0" w:val="nil"/>
-              </w:pBdr>
-              <w:shd w:fill="auto" w:val="clear"/>
-              <w:spacing w:after="0" w:before="0" w:line="240" w:lineRule="auto"/>
-              <w:ind w:left="0" w:right="0" w:firstLine="0"/>
-              <w:jc w:val="center"/>
-              <w:rPr>
-                <w:sz w:val="26"/>
-                <w:szCs w:val="26"/>
-              </w:rPr>
-            </w:pPr>
-            <w:r>
-              <w:rPr>
-                <w:sz w:val="26"/>
-                <w:szCs w:val="26"/>
-                <w:rtl w:val="0"/>
-              </w:rPr>
               <w:t xml:space="preserve">11</w:t>
-            </w:r>
-          </w:p>
-        </w:tc>
-      </w:tr>
-      <w:tr>
-        <w:trPr>
-          <w:cantSplit w:val="0"/>
-          <w:tblHeader w:val="0"/>
-        </w:trPr>
-        <w:tc>
-          <w:tcPr>
-            <w:shd w:fill="auto" w:val="clear"/>
-            <w:tcMar>
-              <w:top w:w="100.0" w:type="dxa"/>
-              <w:left w:w="100.0" w:type="dxa"/>
-              <w:bottom w:w="100.0" w:type="dxa"/>
-              <w:right w:w="100.0" w:type="dxa"/>
-            </w:tcMar>
-            <w:vAlign w:val="top"/>
-          </w:tcPr>
-          <w:p>
-            <w:pPr>
-              <w:keepNext w:val="0"/>
-              <w:keepLines w:val="0"/>
-              <w:pageBreakBefore w:val="0"/>
-              <w:widowControl w:val="0"/>
-              <w:pBdr>
-                <w:top w:space="0" w:sz="0" w:val="nil"/>
-                <w:left w:space="0" w:sz="0" w:val="nil"/>
-                <w:bottom w:space="0" w:sz="0" w:val="nil"/>
-                <w:right w:space="0" w:sz="0" w:val="nil"/>
-                <w:between w:space="0" w:sz="0" w:val="nil"/>
-              </w:pBdr>
-              <w:shd w:fill="auto" w:val="clear"/>
-              <w:spacing w:after="0" w:before="0" w:line="240" w:lineRule="auto"/>
-              <w:ind w:left="0" w:right="0" w:firstLine="0"/>
-              <w:jc w:val="center"/>
-              <w:rPr>
-                <w:sz w:val="26"/>
-                <w:szCs w:val="26"/>
-              </w:rPr>
-            </w:pPr>
-            <w:r>
-              <w:rPr>
-                <w:rtl w:val="0"/>
-              </w:rPr>
-            </w:r>
-          </w:p>
-        </w:tc>
-        <w:tc>
-          <w:tcPr>
-            <w:shd w:fill="auto" w:val="clear"/>
-            <w:tcMar>
-              <w:top w:w="100.0" w:type="dxa"/>
-              <w:left w:w="100.0" w:type="dxa"/>
-              <w:bottom w:w="100.0" w:type="dxa"/>
-              <w:right w:w="100.0" w:type="dxa"/>
-            </w:tcMar>
-            <w:vAlign w:val="top"/>
-          </w:tcPr>
-          <w:p>
-            <w:pPr>
-              <w:keepNext w:val="0"/>
-              <w:keepLines w:val="0"/>
-              <w:pageBreakBefore w:val="0"/>
-              <w:widowControl w:val="0"/>
-              <w:pBdr>
-                <w:top w:space="0" w:sz="0" w:val="nil"/>
-                <w:left w:space="0" w:sz="0" w:val="nil"/>
-                <w:bottom w:space="0" w:sz="0" w:val="nil"/>
-                <w:right w:space="0" w:sz="0" w:val="nil"/>
-                <w:between w:space="0" w:sz="0" w:val="nil"/>
-              </w:pBdr>
-              <w:shd w:fill="auto" w:val="clear"/>
-              <w:spacing w:after="0" w:before="0" w:line="240" w:lineRule="auto"/>
-              <w:ind w:left="0" w:right="0" w:firstLine="0"/>
-              <w:jc w:val="center"/>
-              <w:rPr>
-                <w:sz w:val="26"/>
-                <w:szCs w:val="26"/>
-              </w:rPr>
-            </w:pPr>
-            <w:r>
-              <w:rPr>
-                <w:rtl w:val="0"/>
-              </w:rPr>
-            </w:r>
-          </w:p>
-        </w:tc>
-        <w:tc>
-          <w:tcPr>
-            <w:shd w:fill="auto" w:val="clear"/>
-            <w:tcMar>
-              <w:top w:w="100.0" w:type="dxa"/>
-              <w:left w:w="100.0" w:type="dxa"/>
-              <w:bottom w:w="100.0" w:type="dxa"/>
-              <w:right w:w="100.0" w:type="dxa"/>
-            </w:tcMar>
-            <w:vAlign w:val="top"/>
-          </w:tcPr>
-          <w:p>
-            <w:pPr>
-              <w:keepNext w:val="0"/>
-              <w:keepLines w:val="0"/>
-              <w:pageBreakBefore w:val="0"/>
-              <w:widowControl w:val="0"/>
-              <w:pBdr>
-                <w:top w:space="0" w:sz="0" w:val="nil"/>
-                <w:left w:space="0" w:sz="0" w:val="nil"/>
-                <w:bottom w:space="0" w:sz="0" w:val="nil"/>
-                <w:right w:space="0" w:sz="0" w:val="nil"/>
-                <w:between w:space="0" w:sz="0" w:val="nil"/>
-              </w:pBdr>
-              <w:shd w:fill="auto" w:val="clear"/>
-              <w:spacing w:after="0" w:before="0" w:line="240" w:lineRule="auto"/>
-              <w:ind w:left="0" w:right="0" w:firstLine="0"/>
-              <w:jc w:val="center"/>
-              <w:rPr>
-                <w:sz w:val="26"/>
-                <w:szCs w:val="26"/>
-              </w:rPr>
-            </w:pPr>
-            <w:r>
-              <w:rPr>
-                <w:sz w:val="26"/>
-                <w:szCs w:val="26"/>
-                <w:rtl w:val="0"/>
-              </w:rPr>
-              <w:t xml:space="preserve">12</w:t>
             </w:r>
           </w:p>
         </w:tc>
@@ -52679,6 +59994,226 @@
       </w:rPr>
     </w:lvl>
   </w:abstractNum>
+  <w:abstractNum w:abstractNumId="4">
+    <w:lvl w:ilvl="0">
+      <w:start w:val="1"/>
+      <w:numFmt w:val="bullet"/>
+      <w:lvlText w:val="●"/>
+      <w:lvlJc w:val="left"/>
+      <w:pPr>
+        <w:ind w:left="720" w:hanging="360"/>
+      </w:pPr>
+      <w:rPr>
+        <w:u w:val="none"/>
+      </w:rPr>
+    </w:lvl>
+    <w:lvl w:ilvl="1">
+      <w:start w:val="1"/>
+      <w:numFmt w:val="bullet"/>
+      <w:lvlText w:val="○"/>
+      <w:lvlJc w:val="left"/>
+      <w:pPr>
+        <w:ind w:left="1440" w:hanging="360"/>
+      </w:pPr>
+      <w:rPr>
+        <w:u w:val="none"/>
+      </w:rPr>
+    </w:lvl>
+    <w:lvl w:ilvl="2">
+      <w:start w:val="1"/>
+      <w:numFmt w:val="bullet"/>
+      <w:lvlText w:val="■"/>
+      <w:lvlJc w:val="left"/>
+      <w:pPr>
+        <w:ind w:left="2160" w:hanging="360"/>
+      </w:pPr>
+      <w:rPr>
+        <w:u w:val="none"/>
+      </w:rPr>
+    </w:lvl>
+    <w:lvl w:ilvl="3">
+      <w:start w:val="1"/>
+      <w:numFmt w:val="bullet"/>
+      <w:lvlText w:val="●"/>
+      <w:lvlJc w:val="left"/>
+      <w:pPr>
+        <w:ind w:left="2880" w:hanging="360"/>
+      </w:pPr>
+      <w:rPr>
+        <w:u w:val="none"/>
+      </w:rPr>
+    </w:lvl>
+    <w:lvl w:ilvl="4">
+      <w:start w:val="1"/>
+      <w:numFmt w:val="bullet"/>
+      <w:lvlText w:val="○"/>
+      <w:lvlJc w:val="left"/>
+      <w:pPr>
+        <w:ind w:left="3600" w:hanging="360"/>
+      </w:pPr>
+      <w:rPr>
+        <w:u w:val="none"/>
+      </w:rPr>
+    </w:lvl>
+    <w:lvl w:ilvl="5">
+      <w:start w:val="1"/>
+      <w:numFmt w:val="bullet"/>
+      <w:lvlText w:val="■"/>
+      <w:lvlJc w:val="left"/>
+      <w:pPr>
+        <w:ind w:left="4320" w:hanging="360"/>
+      </w:pPr>
+      <w:rPr>
+        <w:u w:val="none"/>
+      </w:rPr>
+    </w:lvl>
+    <w:lvl w:ilvl="6">
+      <w:start w:val="1"/>
+      <w:numFmt w:val="bullet"/>
+      <w:lvlText w:val="●"/>
+      <w:lvlJc w:val="left"/>
+      <w:pPr>
+        <w:ind w:left="5040" w:hanging="360"/>
+      </w:pPr>
+      <w:rPr>
+        <w:u w:val="none"/>
+      </w:rPr>
+    </w:lvl>
+    <w:lvl w:ilvl="7">
+      <w:start w:val="1"/>
+      <w:numFmt w:val="bullet"/>
+      <w:lvlText w:val="○"/>
+      <w:lvlJc w:val="left"/>
+      <w:pPr>
+        <w:ind w:left="5760" w:hanging="360"/>
+      </w:pPr>
+      <w:rPr>
+        <w:u w:val="none"/>
+      </w:rPr>
+    </w:lvl>
+    <w:lvl w:ilvl="8">
+      <w:start w:val="1"/>
+      <w:numFmt w:val="bullet"/>
+      <w:lvlText w:val="■"/>
+      <w:lvlJc w:val="left"/>
+      <w:pPr>
+        <w:ind w:left="6480" w:hanging="360"/>
+      </w:pPr>
+      <w:rPr>
+        <w:u w:val="none"/>
+      </w:rPr>
+    </w:lvl>
+  </w:abstractNum>
+  <w:abstractNum w:abstractNumId="5">
+    <w:lvl w:ilvl="0">
+      <w:start w:val="1"/>
+      <w:numFmt w:val="bullet"/>
+      <w:lvlText w:val="●"/>
+      <w:lvlJc w:val="left"/>
+      <w:pPr>
+        <w:ind w:left="720" w:hanging="360"/>
+      </w:pPr>
+      <w:rPr>
+        <w:u w:val="none"/>
+      </w:rPr>
+    </w:lvl>
+    <w:lvl w:ilvl="1">
+      <w:start w:val="1"/>
+      <w:numFmt w:val="bullet"/>
+      <w:lvlText w:val="○"/>
+      <w:lvlJc w:val="left"/>
+      <w:pPr>
+        <w:ind w:left="1440" w:hanging="360"/>
+      </w:pPr>
+      <w:rPr>
+        <w:u w:val="none"/>
+      </w:rPr>
+    </w:lvl>
+    <w:lvl w:ilvl="2">
+      <w:start w:val="1"/>
+      <w:numFmt w:val="bullet"/>
+      <w:lvlText w:val="■"/>
+      <w:lvlJc w:val="left"/>
+      <w:pPr>
+        <w:ind w:left="2160" w:hanging="360"/>
+      </w:pPr>
+      <w:rPr>
+        <w:u w:val="none"/>
+      </w:rPr>
+    </w:lvl>
+    <w:lvl w:ilvl="3">
+      <w:start w:val="1"/>
+      <w:numFmt w:val="bullet"/>
+      <w:lvlText w:val="●"/>
+      <w:lvlJc w:val="left"/>
+      <w:pPr>
+        <w:ind w:left="2880" w:hanging="360"/>
+      </w:pPr>
+      <w:rPr>
+        <w:u w:val="none"/>
+      </w:rPr>
+    </w:lvl>
+    <w:lvl w:ilvl="4">
+      <w:start w:val="1"/>
+      <w:numFmt w:val="bullet"/>
+      <w:lvlText w:val="○"/>
+      <w:lvlJc w:val="left"/>
+      <w:pPr>
+        <w:ind w:left="3600" w:hanging="360"/>
+      </w:pPr>
+      <w:rPr>
+        <w:u w:val="none"/>
+      </w:rPr>
+    </w:lvl>
+    <w:lvl w:ilvl="5">
+      <w:start w:val="1"/>
+      <w:numFmt w:val="bullet"/>
+      <w:lvlText w:val="■"/>
+      <w:lvlJc w:val="left"/>
+      <w:pPr>
+        <w:ind w:left="4320" w:hanging="360"/>
+      </w:pPr>
+      <w:rPr>
+        <w:u w:val="none"/>
+      </w:rPr>
+    </w:lvl>
+    <w:lvl w:ilvl="6">
+      <w:start w:val="1"/>
+      <w:numFmt w:val="bullet"/>
+      <w:lvlText w:val="●"/>
+      <w:lvlJc w:val="left"/>
+      <w:pPr>
+        <w:ind w:left="5040" w:hanging="360"/>
+      </w:pPr>
+      <w:rPr>
+        <w:u w:val="none"/>
+      </w:rPr>
+    </w:lvl>
+    <w:lvl w:ilvl="7">
+      <w:start w:val="1"/>
+      <w:numFmt w:val="bullet"/>
+      <w:lvlText w:val="○"/>
+      <w:lvlJc w:val="left"/>
+      <w:pPr>
+        <w:ind w:left="5760" w:hanging="360"/>
+      </w:pPr>
+      <w:rPr>
+        <w:u w:val="none"/>
+      </w:rPr>
+    </w:lvl>
+    <w:lvl w:ilvl="8">
+      <w:start w:val="1"/>
+      <w:numFmt w:val="bullet"/>
+      <w:lvlText w:val="■"/>
+      <w:lvlJc w:val="left"/>
+      <w:pPr>
+        <w:ind w:left="6480" w:hanging="360"/>
+      </w:pPr>
+      <w:rPr>
+        <w:u w:val="none"/>
+      </w:rPr>
+    </w:lvl>
+  </w:abstractNum>
   <w:num w:numId="1">
     <w:abstractNumId w:val="1"/>
   </w:num>
@@ -52687,6 +60222,12 @@
   </w:num>
   <w:num w:numId="3">
     <w:abstractNumId w:val="3"/>
+  </w:num>
+  <w:num w:numId="4">
+    <w:abstractNumId w:val="4"/>
+  </w:num>
+  <w:num w:numId="5">
+    <w:abstractNumId w:val="5"/>
   </w:num>
 </w:numbering>
 </file>
